--- a/07/ЛР7_Методы_объектов_и_контекст_вызова(2ч).docx
+++ b/07/ЛР7_Методы_объектов_и_контекст_вызова(2ч).docx
@@ -1,6 +1,6 @@
 
 <file path=word/document.xml><?xml version="1.0" encoding="utf-8"?>
-<w:document xmlns:wpc="http://schemas.microsoft.com/office/word/2010/wordprocessingCanvas" xmlns:cx="http://schemas.microsoft.com/office/drawing/2014/chartex" xmlns:cx1="http://schemas.microsoft.com/office/drawing/2015/9/8/chartex" xmlns:cx2="http://schemas.microsoft.com/office/drawing/2015/10/21/chartex" xmlns:cx3="http://schemas.microsoft.com/office/drawing/2016/5/9/chartex" xmlns:cx4="http://schemas.microsoft.com/office/drawing/2016/5/10/chartex" xmlns:cx5="http://schemas.microsoft.com/office/drawing/2016/5/11/chartex" xmlns:cx6="http://schemas.microsoft.com/office/drawing/2016/5/12/chartex" xmlns:cx7="http://schemas.microsoft.com/office/drawing/2016/5/13/chartex" xmlns:cx8="http://schemas.microsoft.com/office/drawing/2016/5/14/chartex" xmlns:mc="http://schemas.openxmlformats.org/markup-compatibility/2006" xmlns:aink="http://schemas.microsoft.com/office/drawing/2016/ink" xmlns:am3d="http://schemas.microsoft.com/office/drawing/2017/model3d" xmlns:o="urn:schemas-microsoft-com:office:office" xmlns:r="http://schemas.openxmlformats.org/officeDocument/2006/relationships" xmlns:m="http://schemas.openxmlformats.org/officeDocument/2006/math" xmlns:v="urn:schemas-microsoft-com:vml" xmlns:wp14="http://schemas.microsoft.com/office/word/2010/wordprocessingDrawing" xmlns:wp="http://schemas.openxmlformats.org/drawingml/2006/wordprocessingDrawing" xmlns:w10="urn:schemas-microsoft-com:office:word" xmlns:w="http://schemas.openxmlformats.org/wordprocessingml/2006/main" xmlns:w14="http://schemas.microsoft.com/office/word/2010/wordml" xmlns:w15="http://schemas.microsoft.com/office/word/2012/wordml" xmlns:w16cex="http://schemas.microsoft.com/office/word/2018/wordml/cex" xmlns:w16cid="http://schemas.microsoft.com/office/word/2016/wordml/cid" xmlns:w16="http://schemas.microsoft.com/office/word/2018/wordml" xmlns:w16se="http://schemas.microsoft.com/office/word/2015/wordml/symex" xmlns:wpg="http://schemas.microsoft.com/office/word/2010/wordprocessingGroup" xmlns:wpi="http://schemas.microsoft.com/office/word/2010/wordprocessingInk" xmlns:wne="http://schemas.microsoft.com/office/word/2006/wordml" xmlns:wps="http://schemas.microsoft.com/office/word/2010/wordprocessingShape" mc:Ignorable="w14 w15 w16se w16cid w16 w16cex wp14">
+<w:document xmlns:wpc="http://schemas.microsoft.com/office/word/2010/wordprocessingCanvas" xmlns:cx="http://schemas.microsoft.com/office/drawing/2014/chartex" xmlns:cx1="http://schemas.microsoft.com/office/drawing/2015/9/8/chartex" xmlns:cx2="http://schemas.microsoft.com/office/drawing/2015/10/21/chartex" xmlns:cx3="http://schemas.microsoft.com/office/drawing/2016/5/9/chartex" xmlns:cx4="http://schemas.microsoft.com/office/drawing/2016/5/10/chartex" xmlns:cx5="http://schemas.microsoft.com/office/drawing/2016/5/11/chartex" xmlns:cx6="http://schemas.microsoft.com/office/drawing/2016/5/12/chartex" xmlns:cx7="http://schemas.microsoft.com/office/drawing/2016/5/13/chartex" xmlns:cx8="http://schemas.microsoft.com/office/drawing/2016/5/14/chartex" xmlns:mc="http://schemas.openxmlformats.org/markup-compatibility/2006" xmlns:aink="http://schemas.microsoft.com/office/drawing/2016/ink" xmlns:am3d="http://schemas.microsoft.com/office/drawing/2017/model3d" xmlns:o="urn:schemas-microsoft-com:office:office" xmlns:oel="http://schemas.microsoft.com/office/2019/extlst" xmlns:r="http://schemas.openxmlformats.org/officeDocument/2006/relationships" xmlns:m="http://schemas.openxmlformats.org/officeDocument/2006/math" xmlns:v="urn:schemas-microsoft-com:vml" xmlns:wp14="http://schemas.microsoft.com/office/word/2010/wordprocessingDrawing" xmlns:wp="http://schemas.openxmlformats.org/drawingml/2006/wordprocessingDrawing" xmlns:w10="urn:schemas-microsoft-com:office:word" xmlns:w="http://schemas.openxmlformats.org/wordprocessingml/2006/main" xmlns:w14="http://schemas.microsoft.com/office/word/2010/wordml" xmlns:w15="http://schemas.microsoft.com/office/word/2012/wordml" xmlns:w16cex="http://schemas.microsoft.com/office/word/2018/wordml/cex" xmlns:w16cid="http://schemas.microsoft.com/office/word/2016/wordml/cid" xmlns:w16="http://schemas.microsoft.com/office/word/2018/wordml" xmlns:w16du="http://schemas.microsoft.com/office/word/2023/wordml/word16du" xmlns:w16sdtdh="http://schemas.microsoft.com/office/word/2020/wordml/sdtdatahash" xmlns:w16sdtfl="http://schemas.microsoft.com/office/word/2024/wordml/sdtformatlock" xmlns:w16se="http://schemas.microsoft.com/office/word/2015/wordml/symex" xmlns:wpg="http://schemas.microsoft.com/office/word/2010/wordprocessingGroup" xmlns:wpi="http://schemas.microsoft.com/office/word/2010/wordprocessingInk" xmlns:wne="http://schemas.microsoft.com/office/word/2006/wordml" xmlns:wps="http://schemas.microsoft.com/office/word/2010/wordprocessingShape" mc:Ignorable="w14 w15 w16se w16cid w16 w16cex w16sdtdh w16sdtfl w16du wp14">
   <w:body>
     <w:p>
       <w:pPr>
@@ -129,7 +129,7 @@
           <w:sz w:val="26"/>
           <w:szCs w:val="26"/>
         </w:rPr>
-        <w:t>". Флаги и дескрипторы свойств</w:t>
+        <w:t>.</w:t>
       </w:r>
       <w:r>
         <w:rPr>
@@ -138,7 +138,7 @@
           <w:sz w:val="26"/>
           <w:szCs w:val="26"/>
         </w:rPr>
-        <w:t>.</w:t>
+        <w:t xml:space="preserve"> </w:t>
       </w:r>
       <w:r>
         <w:rPr>
@@ -147,7 +147,7 @@
           <w:sz w:val="26"/>
           <w:szCs w:val="26"/>
         </w:rPr>
-        <w:t xml:space="preserve"> </w:t>
+        <w:t>Геттеры и сеттеры</w:t>
       </w:r>
       <w:r>
         <w:rPr>
@@ -156,15 +156,6 @@
           <w:sz w:val="26"/>
           <w:szCs w:val="26"/>
         </w:rPr>
-        <w:t>Геттеры и сеттеры</w:t>
-      </w:r>
-      <w:r>
-        <w:rPr>
-          <w:rFonts w:ascii="Times New Roman" w:hAnsi="Times New Roman" w:cs="Times New Roman"/>
-          <w:i/>
-          <w:sz w:val="26"/>
-          <w:szCs w:val="26"/>
-        </w:rPr>
         <w:t xml:space="preserve">. </w:t>
       </w:r>
     </w:p>
@@ -184,7 +175,6 @@
     <w:p>
       <w:pPr>
         <w:spacing w:after="0" w:line="240" w:lineRule="auto"/>
-        <w:ind w:firstLine="709"/>
         <w:jc w:val="both"/>
         <w:rPr>
           <w:rFonts w:ascii="Times New Roman" w:hAnsi="Times New Roman" w:cs="Times New Roman"/>
@@ -213,187 +203,1351 @@
     </w:p>
     <w:p>
       <w:pPr>
-        <w:spacing w:after="0" w:line="240" w:lineRule="auto"/>
-        <w:ind w:firstLine="709"/>
-        <w:jc w:val="both"/>
-        <w:rPr>
-          <w:rFonts w:ascii="Times New Roman" w:hAnsi="Times New Roman" w:cs="Times New Roman"/>
+        <w:spacing w:before="100" w:beforeAutospacing="1" w:after="100" w:afterAutospacing="1" w:line="240" w:lineRule="auto"/>
+        <w:outlineLvl w:val="1"/>
+        <w:rPr>
+          <w:rFonts w:ascii="Times New Roman" w:eastAsia="Times New Roman" w:hAnsi="Times New Roman" w:cs="Times New Roman"/>
           <w:b/>
-          <w:sz w:val="28"/>
-          <w:szCs w:val="28"/>
-        </w:rPr>
-      </w:pPr>
-    </w:p>
-    <w:p>
-      <w:pPr>
-        <w:spacing w:after="0" w:line="240" w:lineRule="auto"/>
-        <w:ind w:firstLine="709"/>
-        <w:jc w:val="both"/>
-        <w:rPr>
-          <w:rFonts w:ascii="Times New Roman" w:hAnsi="Times New Roman" w:cs="Times New Roman"/>
+          <w:bCs/>
+          <w:sz w:val="36"/>
+          <w:szCs w:val="36"/>
+          <w:lang w:eastAsia="ru-RU"/>
+        </w:rPr>
+      </w:pPr>
+      <w:r>
+        <w:rPr>
+          <w:rFonts w:ascii="Times New Roman" w:eastAsia="Times New Roman" w:hAnsi="Times New Roman" w:cs="Times New Roman"/>
           <w:b/>
-          <w:sz w:val="28"/>
-          <w:szCs w:val="28"/>
-        </w:rPr>
-      </w:pPr>
-      <w:r>
-        <w:rPr>
-          <w:rFonts w:ascii="Times New Roman" w:hAnsi="Times New Roman" w:cs="Times New Roman"/>
+          <w:bCs/>
+          <w:sz w:val="36"/>
+          <w:szCs w:val="36"/>
+          <w:lang w:eastAsia="ru-RU"/>
+        </w:rPr>
+        <w:t xml:space="preserve">Задача </w:t>
+      </w:r>
+      <w:r>
+        <w:rPr>
+          <w:rFonts w:ascii="Times New Roman" w:eastAsia="Times New Roman" w:hAnsi="Times New Roman" w:cs="Times New Roman"/>
           <w:b/>
-          <w:sz w:val="28"/>
-          <w:szCs w:val="28"/>
-        </w:rPr>
-        <w:t>Зада</w:t>
-      </w:r>
-      <w:r>
-        <w:rPr>
-          <w:rFonts w:ascii="Times New Roman" w:hAnsi="Times New Roman" w:cs="Times New Roman"/>
+          <w:bCs/>
+          <w:sz w:val="36"/>
+          <w:szCs w:val="36"/>
+          <w:lang w:eastAsia="ru-RU"/>
+        </w:rPr>
+        <w:t>1</w:t>
+      </w:r>
+      <w:r>
+        <w:rPr>
+          <w:rFonts w:ascii="Times New Roman" w:eastAsia="Times New Roman" w:hAnsi="Times New Roman" w:cs="Times New Roman"/>
           <w:b/>
-          <w:sz w:val="28"/>
-          <w:szCs w:val="28"/>
-        </w:rPr>
-        <w:t>чи</w:t>
-      </w:r>
-      <w:r>
-        <w:rPr>
-          <w:rFonts w:ascii="Times New Roman" w:hAnsi="Times New Roman" w:cs="Times New Roman"/>
-          <w:b/>
-          <w:sz w:val="28"/>
-          <w:szCs w:val="28"/>
-        </w:rPr>
-        <w:t xml:space="preserve">: </w:t>
-      </w:r>
-    </w:p>
-    <w:p>
-      <w:pPr>
-        <w:pStyle w:val="a3"/>
+          <w:bCs/>
+          <w:sz w:val="36"/>
+          <w:szCs w:val="36"/>
+          <w:lang w:eastAsia="ru-RU"/>
+        </w:rPr>
+        <w:t>. Создание товаров</w:t>
+      </w:r>
+    </w:p>
+    <w:p>
+      <w:pPr>
+        <w:spacing w:before="100" w:beforeAutospacing="1" w:after="100" w:afterAutospacing="1" w:line="240" w:lineRule="auto"/>
+        <w:rPr>
+          <w:rFonts w:ascii="Times New Roman" w:eastAsia="Times New Roman" w:hAnsi="Times New Roman" w:cs="Times New Roman"/>
+          <w:sz w:val="24"/>
+          <w:szCs w:val="24"/>
+          <w:lang w:eastAsia="ru-RU"/>
+        </w:rPr>
+      </w:pPr>
+      <w:r>
+        <w:rPr>
+          <w:rFonts w:ascii="Times New Roman" w:eastAsia="Times New Roman" w:hAnsi="Times New Roman" w:cs="Times New Roman"/>
+          <w:sz w:val="24"/>
+          <w:szCs w:val="24"/>
+          <w:lang w:eastAsia="ru-RU"/>
+        </w:rPr>
+        <w:t>В каталоге интернет-магазина все товары должны иметь одинаковую структуру.</w:t>
+      </w:r>
+    </w:p>
+    <w:p>
+      <w:pPr>
+        <w:spacing w:before="100" w:beforeAutospacing="1" w:after="100" w:afterAutospacing="1" w:line="240" w:lineRule="auto"/>
+        <w:rPr>
+          <w:rFonts w:ascii="Times New Roman" w:eastAsia="Times New Roman" w:hAnsi="Times New Roman" w:cs="Times New Roman"/>
+          <w:sz w:val="24"/>
+          <w:szCs w:val="24"/>
+          <w:lang w:eastAsia="ru-RU"/>
+        </w:rPr>
+      </w:pPr>
+      <w:r>
+        <w:rPr>
+          <w:rFonts w:ascii="Times New Roman" w:eastAsia="Times New Roman" w:hAnsi="Times New Roman" w:cs="Times New Roman"/>
+          <w:sz w:val="24"/>
+          <w:szCs w:val="24"/>
+          <w:lang w:eastAsia="ru-RU"/>
+        </w:rPr>
+        <w:t>Создайте</w:t>
+      </w:r>
+      <w:r>
+        <w:rPr>
+          <w:rFonts w:ascii="Times New Roman" w:eastAsia="Times New Roman" w:hAnsi="Times New Roman" w:cs="Times New Roman"/>
+          <w:sz w:val="24"/>
+          <w:szCs w:val="24"/>
+          <w:lang w:val="en-US" w:eastAsia="ru-RU"/>
+        </w:rPr>
+        <w:t xml:space="preserve"> </w:t>
+      </w:r>
+      <w:r>
+        <w:rPr>
+          <w:rFonts w:ascii="Times New Roman" w:eastAsia="Times New Roman" w:hAnsi="Times New Roman" w:cs="Times New Roman"/>
+          <w:sz w:val="24"/>
+          <w:szCs w:val="24"/>
+          <w:lang w:eastAsia="ru-RU"/>
+        </w:rPr>
+        <w:t>функцию</w:t>
+      </w:r>
+      <w:r>
+        <w:rPr>
+          <w:rFonts w:ascii="Times New Roman" w:eastAsia="Times New Roman" w:hAnsi="Times New Roman" w:cs="Times New Roman"/>
+          <w:sz w:val="24"/>
+          <w:szCs w:val="24"/>
+          <w:lang w:val="en-US" w:eastAsia="ru-RU"/>
+        </w:rPr>
+        <w:t>-</w:t>
+      </w:r>
+      <w:r>
+        <w:rPr>
+          <w:rFonts w:ascii="Times New Roman" w:eastAsia="Times New Roman" w:hAnsi="Times New Roman" w:cs="Times New Roman"/>
+          <w:sz w:val="24"/>
+          <w:szCs w:val="24"/>
+          <w:lang w:eastAsia="ru-RU"/>
+        </w:rPr>
+        <w:t>конструктор</w:t>
+      </w:r>
+      <w:r>
+        <w:rPr>
+          <w:rFonts w:ascii="Times New Roman" w:eastAsia="Times New Roman" w:hAnsi="Times New Roman" w:cs="Times New Roman"/>
+          <w:sz w:val="24"/>
+          <w:szCs w:val="24"/>
+          <w:lang w:eastAsia="ru-RU"/>
+        </w:rPr>
+        <w:t xml:space="preserve"> </w:t>
+      </w:r>
+      <w:r>
+        <w:rPr>
+          <w:rFonts w:ascii="Courier New" w:eastAsia="Times New Roman" w:hAnsi="Courier New" w:cs="Courier New"/>
+          <w:sz w:val="20"/>
+          <w:szCs w:val="20"/>
+          <w:lang w:val="en-US" w:eastAsia="ru-RU"/>
+        </w:rPr>
+        <w:t>Product</w:t>
+      </w:r>
+      <w:r>
+        <w:rPr>
+          <w:rFonts w:ascii="Courier New" w:eastAsia="Times New Roman" w:hAnsi="Courier New" w:cs="Courier New"/>
+          <w:sz w:val="20"/>
+          <w:szCs w:val="20"/>
+          <w:lang w:eastAsia="ru-RU"/>
+        </w:rPr>
+        <w:t>.</w:t>
+      </w:r>
+    </w:p>
+    <w:p>
+      <w:pPr>
+        <w:spacing w:before="100" w:beforeAutospacing="1" w:after="100" w:afterAutospacing="1" w:line="240" w:lineRule="auto"/>
+        <w:rPr>
+          <w:rFonts w:ascii="Times New Roman" w:eastAsia="Times New Roman" w:hAnsi="Times New Roman" w:cs="Times New Roman"/>
+          <w:sz w:val="24"/>
+          <w:szCs w:val="24"/>
+          <w:lang w:eastAsia="ru-RU"/>
+        </w:rPr>
+      </w:pPr>
+      <w:r>
+        <w:rPr>
+          <w:rFonts w:ascii="Times New Roman" w:eastAsia="Times New Roman" w:hAnsi="Times New Roman" w:cs="Times New Roman"/>
+          <w:sz w:val="24"/>
+          <w:szCs w:val="24"/>
+          <w:lang w:eastAsia="ru-RU"/>
+        </w:rPr>
+        <w:t>Объект товара должен содержать:</w:t>
+      </w:r>
+    </w:p>
+    <w:p>
+      <w:pPr>
         <w:numPr>
           <w:ilvl w:val="0"/>
-          <w:numId w:val="15"/>
+          <w:numId w:val="16"/>
         </w:numPr>
-        <w:tabs>
-          <w:tab w:val="left" w:pos="851"/>
-        </w:tabs>
         <w:spacing w:before="100" w:beforeAutospacing="1" w:after="100" w:afterAutospacing="1" w:line="240" w:lineRule="auto"/>
-        <w:ind w:left="567" w:firstLine="0"/>
-        <w:jc w:val="both"/>
-        <w:rPr>
-          <w:rFonts w:ascii="Times New Roman" w:eastAsia="Times New Roman" w:hAnsi="Times New Roman" w:cs="Times New Roman"/>
-          <w:sz w:val="26"/>
-          <w:szCs w:val="26"/>
-          <w:lang w:eastAsia="ru-RU"/>
-        </w:rPr>
-      </w:pPr>
-      <w:r>
-        <w:rPr>
-          <w:rFonts w:ascii="Times New Roman" w:eastAsia="Times New Roman" w:hAnsi="Times New Roman" w:cs="Times New Roman"/>
-          <w:sz w:val="26"/>
-          <w:szCs w:val="26"/>
-          <w:lang w:eastAsia="ru-RU"/>
-        </w:rPr>
-        <w:t xml:space="preserve">Создайте объект </w:t>
-      </w:r>
+        <w:rPr>
+          <w:rFonts w:ascii="Times New Roman" w:eastAsia="Times New Roman" w:hAnsi="Times New Roman" w:cs="Times New Roman"/>
+          <w:sz w:val="24"/>
+          <w:szCs w:val="24"/>
+          <w:lang w:eastAsia="ru-RU"/>
+        </w:rPr>
+      </w:pPr>
       <w:proofErr w:type="spellStart"/>
       <w:r>
         <w:rPr>
           <w:rFonts w:ascii="Courier New" w:eastAsia="Times New Roman" w:hAnsi="Courier New" w:cs="Courier New"/>
-          <w:sz w:val="26"/>
-          <w:szCs w:val="26"/>
-          <w:lang w:eastAsia="ru-RU"/>
-        </w:rPr>
-        <w:t>person</w:t>
+          <w:sz w:val="20"/>
+          <w:szCs w:val="20"/>
+          <w:lang w:eastAsia="ru-RU"/>
+        </w:rPr>
+        <w:t>id</w:t>
       </w:r>
       <w:proofErr w:type="spellEnd"/>
       <w:r>
         <w:rPr>
           <w:rFonts w:ascii="Times New Roman" w:eastAsia="Times New Roman" w:hAnsi="Times New Roman" w:cs="Times New Roman"/>
-          <w:sz w:val="26"/>
-          <w:szCs w:val="26"/>
-          <w:lang w:eastAsia="ru-RU"/>
-        </w:rPr>
-        <w:t xml:space="preserve"> с методами </w:t>
-      </w:r>
+          <w:sz w:val="24"/>
+          <w:szCs w:val="24"/>
+          <w:lang w:eastAsia="ru-RU"/>
+        </w:rPr>
+        <w:t xml:space="preserve"> — идентификатор;</w:t>
+      </w:r>
+    </w:p>
+    <w:p>
+      <w:pPr>
+        <w:numPr>
+          <w:ilvl w:val="0"/>
+          <w:numId w:val="16"/>
+        </w:numPr>
+        <w:spacing w:before="100" w:beforeAutospacing="1" w:after="100" w:afterAutospacing="1" w:line="240" w:lineRule="auto"/>
+        <w:rPr>
+          <w:rFonts w:ascii="Times New Roman" w:eastAsia="Times New Roman" w:hAnsi="Times New Roman" w:cs="Times New Roman"/>
+          <w:sz w:val="24"/>
+          <w:szCs w:val="24"/>
+          <w:lang w:eastAsia="ru-RU"/>
+        </w:rPr>
+      </w:pPr>
       <w:proofErr w:type="spellStart"/>
       <w:r>
         <w:rPr>
           <w:rFonts w:ascii="Courier New" w:eastAsia="Times New Roman" w:hAnsi="Courier New" w:cs="Courier New"/>
-          <w:sz w:val="26"/>
-          <w:szCs w:val="26"/>
-          <w:lang w:eastAsia="ru-RU"/>
-        </w:rPr>
-        <w:t>greet</w:t>
+          <w:sz w:val="20"/>
+          <w:szCs w:val="20"/>
+          <w:lang w:eastAsia="ru-RU"/>
+        </w:rPr>
+        <w:t>title</w:t>
       </w:r>
       <w:proofErr w:type="spellEnd"/>
       <w:r>
         <w:rPr>
-          <w:rFonts w:ascii="Courier New" w:eastAsia="Times New Roman" w:hAnsi="Courier New" w:cs="Courier New"/>
-          <w:sz w:val="26"/>
-          <w:szCs w:val="26"/>
-          <w:lang w:eastAsia="ru-RU"/>
-        </w:rPr>
-        <w:t xml:space="preserve"> (сообщение с приветствием пользователя)</w:t>
-      </w:r>
-      <w:r>
-        <w:rPr>
-          <w:rFonts w:ascii="Times New Roman" w:eastAsia="Times New Roman" w:hAnsi="Times New Roman" w:cs="Times New Roman"/>
-          <w:sz w:val="26"/>
-          <w:szCs w:val="26"/>
-          <w:lang w:eastAsia="ru-RU"/>
-        </w:rPr>
-        <w:t xml:space="preserve"> и </w:t>
-      </w:r>
+          <w:rFonts w:ascii="Times New Roman" w:eastAsia="Times New Roman" w:hAnsi="Times New Roman" w:cs="Times New Roman"/>
+          <w:sz w:val="24"/>
+          <w:szCs w:val="24"/>
+          <w:lang w:eastAsia="ru-RU"/>
+        </w:rPr>
+        <w:t xml:space="preserve"> — название;</w:t>
+      </w:r>
+    </w:p>
+    <w:p>
+      <w:pPr>
+        <w:numPr>
+          <w:ilvl w:val="0"/>
+          <w:numId w:val="16"/>
+        </w:numPr>
+        <w:spacing w:before="100" w:beforeAutospacing="1" w:after="100" w:afterAutospacing="1" w:line="240" w:lineRule="auto"/>
+        <w:rPr>
+          <w:rFonts w:ascii="Times New Roman" w:eastAsia="Times New Roman" w:hAnsi="Times New Roman" w:cs="Times New Roman"/>
+          <w:sz w:val="24"/>
+          <w:szCs w:val="24"/>
+          <w:lang w:eastAsia="ru-RU"/>
+        </w:rPr>
+      </w:pPr>
       <w:proofErr w:type="spellStart"/>
       <w:r>
         <w:rPr>
           <w:rFonts w:ascii="Courier New" w:eastAsia="Times New Roman" w:hAnsi="Courier New" w:cs="Courier New"/>
-          <w:sz w:val="26"/>
-          <w:szCs w:val="26"/>
-          <w:lang w:eastAsia="ru-RU"/>
-        </w:rPr>
-        <w:t>ageAfterYears</w:t>
+          <w:sz w:val="20"/>
+          <w:szCs w:val="20"/>
+          <w:lang w:eastAsia="ru-RU"/>
+        </w:rPr>
+        <w:t>price</w:t>
       </w:r>
       <w:proofErr w:type="spellEnd"/>
       <w:r>
         <w:rPr>
-          <w:rFonts w:ascii="Courier New" w:eastAsia="Times New Roman" w:hAnsi="Courier New" w:cs="Courier New"/>
-          <w:sz w:val="26"/>
-          <w:szCs w:val="26"/>
-          <w:lang w:eastAsia="ru-RU"/>
-        </w:rPr>
-        <w:t xml:space="preserve"> (принимает </w:t>
-      </w:r>
-      <w:r>
-        <w:rPr>
-          <w:rFonts w:ascii="Courier New" w:eastAsia="Times New Roman" w:hAnsi="Courier New" w:cs="Courier New"/>
-          <w:sz w:val="26"/>
-          <w:szCs w:val="26"/>
+          <w:rFonts w:ascii="Times New Roman" w:eastAsia="Times New Roman" w:hAnsi="Times New Roman" w:cs="Times New Roman"/>
+          <w:sz w:val="24"/>
+          <w:szCs w:val="24"/>
+          <w:lang w:eastAsia="ru-RU"/>
+        </w:rPr>
+        <w:t xml:space="preserve"> — стоимость;</w:t>
+      </w:r>
+    </w:p>
+    <w:p>
+      <w:pPr>
+        <w:numPr>
+          <w:ilvl w:val="0"/>
+          <w:numId w:val="16"/>
+        </w:numPr>
+        <w:spacing w:before="100" w:beforeAutospacing="1" w:after="100" w:afterAutospacing="1" w:line="240" w:lineRule="auto"/>
+        <w:rPr>
+          <w:rFonts w:ascii="Times New Roman" w:eastAsia="Times New Roman" w:hAnsi="Times New Roman" w:cs="Times New Roman"/>
+          <w:sz w:val="24"/>
+          <w:szCs w:val="24"/>
+          <w:lang w:eastAsia="ru-RU"/>
+        </w:rPr>
+      </w:pPr>
+      <w:proofErr w:type="spellStart"/>
+      <w:r>
+        <w:rPr>
+          <w:rFonts w:ascii="Courier New" w:eastAsia="Times New Roman" w:hAnsi="Courier New" w:cs="Courier New"/>
+          <w:sz w:val="20"/>
+          <w:szCs w:val="20"/>
+          <w:lang w:eastAsia="ru-RU"/>
+        </w:rPr>
+        <w:t>category</w:t>
+      </w:r>
+      <w:proofErr w:type="spellEnd"/>
+      <w:r>
+        <w:rPr>
+          <w:rFonts w:ascii="Times New Roman" w:eastAsia="Times New Roman" w:hAnsi="Times New Roman" w:cs="Times New Roman"/>
+          <w:sz w:val="24"/>
+          <w:szCs w:val="24"/>
+          <w:lang w:eastAsia="ru-RU"/>
+        </w:rPr>
+        <w:t xml:space="preserve"> — категория;</w:t>
+      </w:r>
+    </w:p>
+    <w:p>
+      <w:pPr>
+        <w:numPr>
+          <w:ilvl w:val="0"/>
+          <w:numId w:val="16"/>
+        </w:numPr>
+        <w:spacing w:before="100" w:beforeAutospacing="1" w:after="100" w:afterAutospacing="1" w:line="240" w:lineRule="auto"/>
+        <w:rPr>
+          <w:rFonts w:ascii="Times New Roman" w:eastAsia="Times New Roman" w:hAnsi="Times New Roman" w:cs="Times New Roman"/>
+          <w:sz w:val="24"/>
+          <w:szCs w:val="24"/>
+          <w:lang w:eastAsia="ru-RU"/>
+        </w:rPr>
+      </w:pPr>
+      <w:proofErr w:type="spellStart"/>
+      <w:r>
+        <w:rPr>
+          <w:rFonts w:ascii="Courier New" w:eastAsia="Times New Roman" w:hAnsi="Courier New" w:cs="Courier New"/>
+          <w:sz w:val="20"/>
+          <w:szCs w:val="20"/>
+          <w:lang w:eastAsia="ru-RU"/>
+        </w:rPr>
+        <w:t>isAvailable</w:t>
+      </w:r>
+      <w:proofErr w:type="spellEnd"/>
+      <w:r>
+        <w:rPr>
+          <w:rFonts w:ascii="Times New Roman" w:eastAsia="Times New Roman" w:hAnsi="Times New Roman" w:cs="Times New Roman"/>
+          <w:sz w:val="24"/>
+          <w:szCs w:val="24"/>
+          <w:lang w:eastAsia="ru-RU"/>
+        </w:rPr>
+        <w:t xml:space="preserve"> — доступность товара, первоначально </w:t>
+      </w:r>
+      <w:proofErr w:type="spellStart"/>
+      <w:r>
+        <w:rPr>
+          <w:rFonts w:ascii="Courier New" w:eastAsia="Times New Roman" w:hAnsi="Courier New" w:cs="Courier New"/>
+          <w:sz w:val="20"/>
+          <w:szCs w:val="20"/>
+          <w:lang w:eastAsia="ru-RU"/>
+        </w:rPr>
+        <w:t>true</w:t>
+      </w:r>
+      <w:proofErr w:type="spellEnd"/>
+      <w:r>
+        <w:rPr>
+          <w:rFonts w:ascii="Times New Roman" w:eastAsia="Times New Roman" w:hAnsi="Times New Roman" w:cs="Times New Roman"/>
+          <w:sz w:val="24"/>
+          <w:szCs w:val="24"/>
+          <w:lang w:eastAsia="ru-RU"/>
+        </w:rPr>
+        <w:t>.</w:t>
+      </w:r>
+    </w:p>
+    <w:p>
+      <w:pPr>
+        <w:spacing w:before="100" w:beforeAutospacing="1" w:after="100" w:afterAutospacing="1" w:line="240" w:lineRule="auto"/>
+        <w:rPr>
+          <w:rFonts w:ascii="Times New Roman" w:eastAsia="Times New Roman" w:hAnsi="Times New Roman" w:cs="Times New Roman"/>
+          <w:sz w:val="24"/>
+          <w:szCs w:val="24"/>
+          <w:lang w:eastAsia="ru-RU"/>
+        </w:rPr>
+      </w:pPr>
+      <w:r>
+        <w:rPr>
+          <w:rFonts w:ascii="Times New Roman" w:eastAsia="Times New Roman" w:hAnsi="Times New Roman" w:cs="Times New Roman"/>
+          <w:sz w:val="24"/>
+          <w:szCs w:val="24"/>
+          <w:lang w:eastAsia="ru-RU"/>
+        </w:rPr>
+        <w:t>Добавьте создаваемым объектам методы:</w:t>
+      </w:r>
+    </w:p>
+    <w:p>
+      <w:pPr>
+        <w:numPr>
+          <w:ilvl w:val="0"/>
+          <w:numId w:val="17"/>
+        </w:numPr>
+        <w:spacing w:before="100" w:beforeAutospacing="1" w:after="100" w:afterAutospacing="1" w:line="240" w:lineRule="auto"/>
+        <w:rPr>
+          <w:rFonts w:ascii="Times New Roman" w:eastAsia="Times New Roman" w:hAnsi="Times New Roman" w:cs="Times New Roman"/>
+          <w:sz w:val="24"/>
+          <w:szCs w:val="24"/>
+          <w:lang w:eastAsia="ru-RU"/>
+        </w:rPr>
+      </w:pPr>
+      <w:proofErr w:type="spellStart"/>
+      <w:proofErr w:type="gramStart"/>
+      <w:r>
+        <w:rPr>
+          <w:rFonts w:ascii="Courier New" w:eastAsia="Times New Roman" w:hAnsi="Courier New" w:cs="Courier New"/>
+          <w:sz w:val="20"/>
+          <w:szCs w:val="20"/>
+          <w:lang w:eastAsia="ru-RU"/>
+        </w:rPr>
+        <w:t>getInfo</w:t>
+      </w:r>
+      <w:proofErr w:type="spellEnd"/>
+      <w:r>
+        <w:rPr>
+          <w:rFonts w:ascii="Courier New" w:eastAsia="Times New Roman" w:hAnsi="Courier New" w:cs="Courier New"/>
+          <w:sz w:val="20"/>
+          <w:szCs w:val="20"/>
+          <w:lang w:eastAsia="ru-RU"/>
+        </w:rPr>
+        <w:t>(</w:t>
+      </w:r>
+      <w:proofErr w:type="gramEnd"/>
+      <w:r>
+        <w:rPr>
+          <w:rFonts w:ascii="Courier New" w:eastAsia="Times New Roman" w:hAnsi="Courier New" w:cs="Courier New"/>
+          <w:sz w:val="20"/>
+          <w:szCs w:val="20"/>
+          <w:lang w:eastAsia="ru-RU"/>
+        </w:rPr>
+        <w:t>)</w:t>
+      </w:r>
+      <w:r>
+        <w:rPr>
+          <w:rFonts w:ascii="Times New Roman" w:eastAsia="Times New Roman" w:hAnsi="Times New Roman" w:cs="Times New Roman"/>
+          <w:sz w:val="24"/>
+          <w:szCs w:val="24"/>
+          <w:lang w:eastAsia="ru-RU"/>
+        </w:rPr>
+        <w:t xml:space="preserve"> — возвращает информацию о товаре;</w:t>
+      </w:r>
+    </w:p>
+    <w:p>
+      <w:pPr>
+        <w:numPr>
+          <w:ilvl w:val="0"/>
+          <w:numId w:val="17"/>
+        </w:numPr>
+        <w:spacing w:before="100" w:beforeAutospacing="1" w:after="100" w:afterAutospacing="1" w:line="240" w:lineRule="auto"/>
+        <w:rPr>
+          <w:rFonts w:ascii="Times New Roman" w:eastAsia="Times New Roman" w:hAnsi="Times New Roman" w:cs="Times New Roman"/>
+          <w:sz w:val="24"/>
+          <w:szCs w:val="24"/>
+          <w:lang w:eastAsia="ru-RU"/>
+        </w:rPr>
+      </w:pPr>
+      <w:proofErr w:type="spellStart"/>
+      <w:r>
+        <w:rPr>
+          <w:rFonts w:ascii="Courier New" w:eastAsia="Times New Roman" w:hAnsi="Courier New" w:cs="Courier New"/>
+          <w:sz w:val="20"/>
+          <w:szCs w:val="20"/>
+          <w:lang w:eastAsia="ru-RU"/>
+        </w:rPr>
+        <w:t>changePrice</w:t>
+      </w:r>
+      <w:proofErr w:type="spellEnd"/>
+      <w:r>
+        <w:rPr>
+          <w:rFonts w:ascii="Courier New" w:eastAsia="Times New Roman" w:hAnsi="Courier New" w:cs="Courier New"/>
+          <w:sz w:val="20"/>
+          <w:szCs w:val="20"/>
+          <w:lang w:eastAsia="ru-RU"/>
+        </w:rPr>
+        <w:t>(</w:t>
+      </w:r>
+      <w:proofErr w:type="spellStart"/>
+      <w:r>
+        <w:rPr>
+          <w:rFonts w:ascii="Courier New" w:eastAsia="Times New Roman" w:hAnsi="Courier New" w:cs="Courier New"/>
+          <w:sz w:val="20"/>
+          <w:szCs w:val="20"/>
+          <w:lang w:eastAsia="ru-RU"/>
+        </w:rPr>
+        <w:t>newPrice</w:t>
+      </w:r>
+      <w:proofErr w:type="spellEnd"/>
+      <w:r>
+        <w:rPr>
+          <w:rFonts w:ascii="Courier New" w:eastAsia="Times New Roman" w:hAnsi="Courier New" w:cs="Courier New"/>
+          <w:sz w:val="20"/>
+          <w:szCs w:val="20"/>
+          <w:lang w:eastAsia="ru-RU"/>
+        </w:rPr>
+        <w:t>)</w:t>
+      </w:r>
+      <w:r>
+        <w:rPr>
+          <w:rFonts w:ascii="Times New Roman" w:eastAsia="Times New Roman" w:hAnsi="Times New Roman" w:cs="Times New Roman"/>
+          <w:sz w:val="24"/>
+          <w:szCs w:val="24"/>
+          <w:lang w:eastAsia="ru-RU"/>
+        </w:rPr>
+        <w:t xml:space="preserve"> — изменяет стоимость;</w:t>
+      </w:r>
+    </w:p>
+    <w:p>
+      <w:pPr>
+        <w:numPr>
+          <w:ilvl w:val="0"/>
+          <w:numId w:val="17"/>
+        </w:numPr>
+        <w:spacing w:before="100" w:beforeAutospacing="1" w:after="100" w:afterAutospacing="1" w:line="240" w:lineRule="auto"/>
+        <w:rPr>
+          <w:rFonts w:ascii="Times New Roman" w:eastAsia="Times New Roman" w:hAnsi="Times New Roman" w:cs="Times New Roman"/>
+          <w:sz w:val="24"/>
+          <w:szCs w:val="24"/>
+          <w:lang w:eastAsia="ru-RU"/>
+        </w:rPr>
+      </w:pPr>
+      <w:proofErr w:type="spellStart"/>
+      <w:r>
+        <w:rPr>
+          <w:rFonts w:ascii="Courier New" w:eastAsia="Times New Roman" w:hAnsi="Courier New" w:cs="Courier New"/>
+          <w:sz w:val="20"/>
+          <w:szCs w:val="20"/>
+          <w:lang w:eastAsia="ru-RU"/>
+        </w:rPr>
+        <w:t>applyDiscount</w:t>
+      </w:r>
+      <w:proofErr w:type="spellEnd"/>
+      <w:r>
+        <w:rPr>
+          <w:rFonts w:ascii="Courier New" w:eastAsia="Times New Roman" w:hAnsi="Courier New" w:cs="Courier New"/>
+          <w:sz w:val="20"/>
+          <w:szCs w:val="20"/>
+          <w:lang w:eastAsia="ru-RU"/>
+        </w:rPr>
+        <w:t>(</w:t>
+      </w:r>
+      <w:proofErr w:type="spellStart"/>
+      <w:r>
+        <w:rPr>
+          <w:rFonts w:ascii="Courier New" w:eastAsia="Times New Roman" w:hAnsi="Courier New" w:cs="Courier New"/>
+          <w:sz w:val="20"/>
+          <w:szCs w:val="20"/>
+          <w:lang w:eastAsia="ru-RU"/>
+        </w:rPr>
+        <w:t>percent</w:t>
+      </w:r>
+      <w:proofErr w:type="spellEnd"/>
+      <w:r>
+        <w:rPr>
+          <w:rFonts w:ascii="Courier New" w:eastAsia="Times New Roman" w:hAnsi="Courier New" w:cs="Courier New"/>
+          <w:sz w:val="20"/>
+          <w:szCs w:val="20"/>
+          <w:lang w:eastAsia="ru-RU"/>
+        </w:rPr>
+        <w:t>)</w:t>
+      </w:r>
+      <w:r>
+        <w:rPr>
+          <w:rFonts w:ascii="Times New Roman" w:eastAsia="Times New Roman" w:hAnsi="Times New Roman" w:cs="Times New Roman"/>
+          <w:sz w:val="24"/>
+          <w:szCs w:val="24"/>
+          <w:lang w:eastAsia="ru-RU"/>
+        </w:rPr>
+        <w:t xml:space="preserve"> — уменьшает стоимость на указанный процент;</w:t>
+      </w:r>
+    </w:p>
+    <w:p>
+      <w:pPr>
+        <w:numPr>
+          <w:ilvl w:val="0"/>
+          <w:numId w:val="17"/>
+        </w:numPr>
+        <w:spacing w:before="100" w:beforeAutospacing="1" w:after="100" w:afterAutospacing="1" w:line="240" w:lineRule="auto"/>
+        <w:rPr>
+          <w:rFonts w:ascii="Times New Roman" w:eastAsia="Times New Roman" w:hAnsi="Times New Roman" w:cs="Times New Roman"/>
+          <w:sz w:val="24"/>
+          <w:szCs w:val="24"/>
+          <w:lang w:eastAsia="ru-RU"/>
+        </w:rPr>
+      </w:pPr>
+      <w:proofErr w:type="spellStart"/>
+      <w:proofErr w:type="gramStart"/>
+      <w:r>
+        <w:rPr>
+          <w:rFonts w:ascii="Courier New" w:eastAsia="Times New Roman" w:hAnsi="Courier New" w:cs="Courier New"/>
+          <w:sz w:val="20"/>
+          <w:szCs w:val="20"/>
+          <w:lang w:eastAsia="ru-RU"/>
+        </w:rPr>
+        <w:t>disable</w:t>
+      </w:r>
+      <w:proofErr w:type="spellEnd"/>
+      <w:r>
+        <w:rPr>
+          <w:rFonts w:ascii="Courier New" w:eastAsia="Times New Roman" w:hAnsi="Courier New" w:cs="Courier New"/>
+          <w:sz w:val="20"/>
+          <w:szCs w:val="20"/>
+          <w:lang w:eastAsia="ru-RU"/>
+        </w:rPr>
+        <w:t>(</w:t>
+      </w:r>
+      <w:proofErr w:type="gramEnd"/>
+      <w:r>
+        <w:rPr>
+          <w:rFonts w:ascii="Courier New" w:eastAsia="Times New Roman" w:hAnsi="Courier New" w:cs="Courier New"/>
+          <w:sz w:val="20"/>
+          <w:szCs w:val="20"/>
+          <w:lang w:eastAsia="ru-RU"/>
+        </w:rPr>
+        <w:t>)</w:t>
+      </w:r>
+      <w:r>
+        <w:rPr>
+          <w:rFonts w:ascii="Times New Roman" w:eastAsia="Times New Roman" w:hAnsi="Times New Roman" w:cs="Times New Roman"/>
+          <w:sz w:val="24"/>
+          <w:szCs w:val="24"/>
+          <w:lang w:eastAsia="ru-RU"/>
+        </w:rPr>
+        <w:t xml:space="preserve"> — делает товар недоступным;</w:t>
+      </w:r>
+    </w:p>
+    <w:p>
+      <w:pPr>
+        <w:numPr>
+          <w:ilvl w:val="0"/>
+          <w:numId w:val="17"/>
+        </w:numPr>
+        <w:spacing w:before="100" w:beforeAutospacing="1" w:after="100" w:afterAutospacing="1" w:line="240" w:lineRule="auto"/>
+        <w:rPr>
+          <w:rFonts w:ascii="Times New Roman" w:eastAsia="Times New Roman" w:hAnsi="Times New Roman" w:cs="Times New Roman"/>
+          <w:sz w:val="24"/>
+          <w:szCs w:val="24"/>
+          <w:lang w:eastAsia="ru-RU"/>
+        </w:rPr>
+      </w:pPr>
+      <w:proofErr w:type="spellStart"/>
+      <w:proofErr w:type="gramStart"/>
+      <w:r>
+        <w:rPr>
+          <w:rFonts w:ascii="Courier New" w:eastAsia="Times New Roman" w:hAnsi="Courier New" w:cs="Courier New"/>
+          <w:sz w:val="20"/>
+          <w:szCs w:val="20"/>
+          <w:lang w:eastAsia="ru-RU"/>
+        </w:rPr>
+        <w:t>enable</w:t>
+      </w:r>
+      <w:proofErr w:type="spellEnd"/>
+      <w:r>
+        <w:rPr>
+          <w:rFonts w:ascii="Courier New" w:eastAsia="Times New Roman" w:hAnsi="Courier New" w:cs="Courier New"/>
+          <w:sz w:val="20"/>
+          <w:szCs w:val="20"/>
+          <w:lang w:eastAsia="ru-RU"/>
+        </w:rPr>
+        <w:t>(</w:t>
+      </w:r>
+      <w:proofErr w:type="gramEnd"/>
+      <w:r>
+        <w:rPr>
+          <w:rFonts w:ascii="Courier New" w:eastAsia="Times New Roman" w:hAnsi="Courier New" w:cs="Courier New"/>
+          <w:sz w:val="20"/>
+          <w:szCs w:val="20"/>
+          <w:lang w:eastAsia="ru-RU"/>
+        </w:rPr>
+        <w:t>)</w:t>
+      </w:r>
+      <w:r>
+        <w:rPr>
+          <w:rFonts w:ascii="Times New Roman" w:eastAsia="Times New Roman" w:hAnsi="Times New Roman" w:cs="Times New Roman"/>
+          <w:sz w:val="24"/>
+          <w:szCs w:val="24"/>
+          <w:lang w:eastAsia="ru-RU"/>
+        </w:rPr>
+        <w:t xml:space="preserve"> — делает товар доступным.</w:t>
+      </w:r>
+    </w:p>
+    <w:p>
+      <w:pPr>
+        <w:spacing w:before="100" w:beforeAutospacing="1" w:after="100" w:afterAutospacing="1" w:line="240" w:lineRule="auto"/>
+        <w:rPr>
+          <w:rFonts w:ascii="Times New Roman" w:eastAsia="Times New Roman" w:hAnsi="Times New Roman" w:cs="Times New Roman"/>
+          <w:sz w:val="24"/>
+          <w:szCs w:val="24"/>
+          <w:lang w:eastAsia="ru-RU"/>
+        </w:rPr>
+      </w:pPr>
+      <w:r>
+        <w:rPr>
+          <w:rFonts w:ascii="Times New Roman" w:eastAsia="Times New Roman" w:hAnsi="Times New Roman" w:cs="Times New Roman"/>
+          <w:sz w:val="24"/>
+          <w:szCs w:val="24"/>
+          <w:lang w:eastAsia="ru-RU"/>
+        </w:rPr>
+        <w:t>Требования:</w:t>
+      </w:r>
+    </w:p>
+    <w:p>
+      <w:pPr>
+        <w:numPr>
+          <w:ilvl w:val="0"/>
+          <w:numId w:val="18"/>
+        </w:numPr>
+        <w:spacing w:before="100" w:beforeAutospacing="1" w:after="100" w:afterAutospacing="1" w:line="240" w:lineRule="auto"/>
+        <w:rPr>
+          <w:rFonts w:ascii="Times New Roman" w:eastAsia="Times New Roman" w:hAnsi="Times New Roman" w:cs="Times New Roman"/>
+          <w:sz w:val="24"/>
+          <w:szCs w:val="24"/>
+          <w:lang w:eastAsia="ru-RU"/>
+        </w:rPr>
+      </w:pPr>
+      <w:r>
+        <w:rPr>
+          <w:rFonts w:ascii="Times New Roman" w:eastAsia="Times New Roman" w:hAnsi="Times New Roman" w:cs="Times New Roman"/>
+          <w:sz w:val="24"/>
+          <w:szCs w:val="24"/>
+          <w:lang w:eastAsia="ru-RU"/>
+        </w:rPr>
+        <w:t xml:space="preserve">создавайте товары только с помощью </w:t>
+      </w:r>
+      <w:proofErr w:type="spellStart"/>
+      <w:r>
+        <w:rPr>
+          <w:rFonts w:ascii="Courier New" w:eastAsia="Times New Roman" w:hAnsi="Courier New" w:cs="Courier New"/>
+          <w:sz w:val="20"/>
+          <w:szCs w:val="20"/>
+          <w:lang w:eastAsia="ru-RU"/>
+        </w:rPr>
+        <w:t>new</w:t>
+      </w:r>
+      <w:proofErr w:type="spellEnd"/>
+      <w:r>
+        <w:rPr>
+          <w:rFonts w:ascii="Courier New" w:eastAsia="Times New Roman" w:hAnsi="Courier New" w:cs="Courier New"/>
+          <w:sz w:val="20"/>
+          <w:szCs w:val="20"/>
+          <w:lang w:eastAsia="ru-RU"/>
+        </w:rPr>
+        <w:t xml:space="preserve"> </w:t>
+      </w:r>
+      <w:proofErr w:type="gramStart"/>
+      <w:r>
+        <w:rPr>
+          <w:rFonts w:ascii="Courier New" w:eastAsia="Times New Roman" w:hAnsi="Courier New" w:cs="Courier New"/>
+          <w:sz w:val="20"/>
+          <w:szCs w:val="20"/>
+          <w:lang w:eastAsia="ru-RU"/>
+        </w:rPr>
+        <w:t>Product(</w:t>
+      </w:r>
+      <w:proofErr w:type="gramEnd"/>
+      <w:r>
+        <w:rPr>
+          <w:rFonts w:ascii="Courier New" w:eastAsia="Times New Roman" w:hAnsi="Courier New" w:cs="Courier New"/>
+          <w:sz w:val="20"/>
+          <w:szCs w:val="20"/>
+          <w:lang w:eastAsia="ru-RU"/>
+        </w:rPr>
+        <w:t>)</w:t>
+      </w:r>
+      <w:r>
+        <w:rPr>
+          <w:rFonts w:ascii="Times New Roman" w:eastAsia="Times New Roman" w:hAnsi="Times New Roman" w:cs="Times New Roman"/>
+          <w:sz w:val="24"/>
+          <w:szCs w:val="24"/>
+          <w:lang w:eastAsia="ru-RU"/>
+        </w:rPr>
+        <w:t>;</w:t>
+      </w:r>
+    </w:p>
+    <w:p>
+      <w:pPr>
+        <w:numPr>
+          <w:ilvl w:val="0"/>
+          <w:numId w:val="18"/>
+        </w:numPr>
+        <w:spacing w:before="100" w:beforeAutospacing="1" w:after="100" w:afterAutospacing="1" w:line="240" w:lineRule="auto"/>
+        <w:rPr>
+          <w:rFonts w:ascii="Times New Roman" w:eastAsia="Times New Roman" w:hAnsi="Times New Roman" w:cs="Times New Roman"/>
+          <w:sz w:val="24"/>
+          <w:szCs w:val="24"/>
+          <w:lang w:eastAsia="ru-RU"/>
+        </w:rPr>
+      </w:pPr>
+      <w:r>
+        <w:rPr>
+          <w:rFonts w:ascii="Times New Roman" w:eastAsia="Times New Roman" w:hAnsi="Times New Roman" w:cs="Times New Roman"/>
+          <w:sz w:val="24"/>
+          <w:szCs w:val="24"/>
+          <w:lang w:eastAsia="ru-RU"/>
+        </w:rPr>
+        <w:t xml:space="preserve">методы должны обращаться к свойствам через </w:t>
+      </w:r>
+      <w:proofErr w:type="spellStart"/>
+      <w:r>
+        <w:rPr>
+          <w:rFonts w:ascii="Courier New" w:eastAsia="Times New Roman" w:hAnsi="Courier New" w:cs="Courier New"/>
+          <w:sz w:val="20"/>
+          <w:szCs w:val="20"/>
+          <w:lang w:eastAsia="ru-RU"/>
+        </w:rPr>
+        <w:t>this</w:t>
+      </w:r>
+      <w:proofErr w:type="spellEnd"/>
+      <w:r>
+        <w:rPr>
+          <w:rFonts w:ascii="Times New Roman" w:eastAsia="Times New Roman" w:hAnsi="Times New Roman" w:cs="Times New Roman"/>
+          <w:sz w:val="24"/>
+          <w:szCs w:val="24"/>
+          <w:lang w:eastAsia="ru-RU"/>
+        </w:rPr>
+        <w:t>;</w:t>
+      </w:r>
+    </w:p>
+    <w:p>
+      <w:pPr>
+        <w:numPr>
+          <w:ilvl w:val="0"/>
+          <w:numId w:val="18"/>
+        </w:numPr>
+        <w:spacing w:before="100" w:beforeAutospacing="1" w:after="100" w:afterAutospacing="1" w:line="240" w:lineRule="auto"/>
+        <w:rPr>
+          <w:rFonts w:ascii="Times New Roman" w:eastAsia="Times New Roman" w:hAnsi="Times New Roman" w:cs="Times New Roman"/>
+          <w:sz w:val="24"/>
+          <w:szCs w:val="24"/>
+          <w:lang w:eastAsia="ru-RU"/>
+        </w:rPr>
+      </w:pPr>
+      <w:r>
+        <w:rPr>
+          <w:rFonts w:ascii="Times New Roman" w:eastAsia="Times New Roman" w:hAnsi="Times New Roman" w:cs="Times New Roman"/>
+          <w:sz w:val="24"/>
+          <w:szCs w:val="24"/>
+          <w:lang w:eastAsia="ru-RU"/>
+        </w:rPr>
+        <w:t>цена должна быть положительным числом;</w:t>
+      </w:r>
+    </w:p>
+    <w:p>
+      <w:pPr>
+        <w:numPr>
+          <w:ilvl w:val="0"/>
+          <w:numId w:val="18"/>
+        </w:numPr>
+        <w:spacing w:before="100" w:beforeAutospacing="1" w:after="100" w:afterAutospacing="1" w:line="240" w:lineRule="auto"/>
+        <w:rPr>
+          <w:rFonts w:ascii="Times New Roman" w:eastAsia="Times New Roman" w:hAnsi="Times New Roman" w:cs="Times New Roman"/>
+          <w:sz w:val="24"/>
+          <w:szCs w:val="24"/>
+          <w:lang w:eastAsia="ru-RU"/>
+        </w:rPr>
+      </w:pPr>
+      <w:r>
+        <w:rPr>
+          <w:rFonts w:ascii="Times New Roman" w:eastAsia="Times New Roman" w:hAnsi="Times New Roman" w:cs="Times New Roman"/>
+          <w:sz w:val="24"/>
+          <w:szCs w:val="24"/>
+          <w:lang w:eastAsia="ru-RU"/>
+        </w:rPr>
+        <w:t>скидка должна находиться в диапазоне от 0 до 100;</w:t>
+      </w:r>
+    </w:p>
+    <w:p>
+      <w:pPr>
+        <w:numPr>
+          <w:ilvl w:val="0"/>
+          <w:numId w:val="18"/>
+        </w:numPr>
+        <w:spacing w:before="100" w:beforeAutospacing="1" w:after="100" w:afterAutospacing="1" w:line="240" w:lineRule="auto"/>
+        <w:rPr>
+          <w:rFonts w:ascii="Times New Roman" w:eastAsia="Times New Roman" w:hAnsi="Times New Roman" w:cs="Times New Roman"/>
+          <w:sz w:val="24"/>
+          <w:szCs w:val="24"/>
+          <w:lang w:eastAsia="ru-RU"/>
+        </w:rPr>
+      </w:pPr>
+      <w:r>
+        <w:rPr>
+          <w:rFonts w:ascii="Times New Roman" w:eastAsia="Times New Roman" w:hAnsi="Times New Roman" w:cs="Times New Roman"/>
+          <w:sz w:val="24"/>
+          <w:szCs w:val="24"/>
+          <w:lang w:eastAsia="ru-RU"/>
+        </w:rPr>
+        <w:t>при некорректном значении цена не должна изменяться;</w:t>
+      </w:r>
+    </w:p>
+    <w:p>
+      <w:pPr>
+        <w:numPr>
+          <w:ilvl w:val="0"/>
+          <w:numId w:val="18"/>
+        </w:numPr>
+        <w:spacing w:before="100" w:beforeAutospacing="1" w:after="100" w:afterAutospacing="1" w:line="240" w:lineRule="auto"/>
+        <w:rPr>
+          <w:rFonts w:ascii="Times New Roman" w:eastAsia="Times New Roman" w:hAnsi="Times New Roman" w:cs="Times New Roman"/>
+          <w:sz w:val="24"/>
+          <w:szCs w:val="24"/>
+          <w:lang w:eastAsia="ru-RU"/>
+        </w:rPr>
+      </w:pPr>
+      <w:r>
+        <w:rPr>
+          <w:rFonts w:ascii="Times New Roman" w:eastAsia="Times New Roman" w:hAnsi="Times New Roman" w:cs="Times New Roman"/>
+          <w:sz w:val="24"/>
+          <w:szCs w:val="24"/>
+          <w:lang w:eastAsia="ru-RU"/>
+        </w:rPr>
+        <w:t>объекты товаров должны хранить независимые данные.</w:t>
+      </w:r>
+    </w:p>
+    <w:p>
+      <w:pPr>
+        <w:spacing w:before="100" w:beforeAutospacing="1" w:after="100" w:afterAutospacing="1" w:line="240" w:lineRule="auto"/>
+        <w:outlineLvl w:val="1"/>
+        <w:rPr>
+          <w:rFonts w:ascii="Times New Roman" w:eastAsia="Times New Roman" w:hAnsi="Times New Roman" w:cs="Times New Roman"/>
+          <w:b/>
+          <w:bCs/>
+          <w:sz w:val="36"/>
+          <w:szCs w:val="36"/>
+          <w:lang w:eastAsia="ru-RU"/>
+        </w:rPr>
+      </w:pPr>
+      <w:r>
+        <w:rPr>
+          <w:rFonts w:ascii="Times New Roman" w:eastAsia="Times New Roman" w:hAnsi="Times New Roman" w:cs="Times New Roman"/>
+          <w:b/>
+          <w:bCs/>
+          <w:sz w:val="36"/>
+          <w:szCs w:val="36"/>
+          <w:lang w:eastAsia="ru-RU"/>
+        </w:rPr>
+        <w:t xml:space="preserve">Задача </w:t>
+      </w:r>
+      <w:r>
+        <w:rPr>
+          <w:rFonts w:ascii="Times New Roman" w:eastAsia="Times New Roman" w:hAnsi="Times New Roman" w:cs="Times New Roman"/>
+          <w:b/>
+          <w:bCs/>
+          <w:sz w:val="36"/>
+          <w:szCs w:val="36"/>
+          <w:lang w:eastAsia="ru-RU"/>
+        </w:rPr>
+        <w:t>2</w:t>
+      </w:r>
+      <w:r>
+        <w:rPr>
+          <w:rFonts w:ascii="Times New Roman" w:eastAsia="Times New Roman" w:hAnsi="Times New Roman" w:cs="Times New Roman"/>
+          <w:b/>
+          <w:bCs/>
+          <w:sz w:val="36"/>
+          <w:szCs w:val="36"/>
+          <w:lang w:eastAsia="ru-RU"/>
+        </w:rPr>
+        <w:t>. Корзины покупателей</w:t>
+      </w:r>
+    </w:p>
+    <w:p>
+      <w:pPr>
+        <w:spacing w:before="100" w:beforeAutospacing="1" w:after="100" w:afterAutospacing="1" w:line="240" w:lineRule="auto"/>
+        <w:rPr>
+          <w:rFonts w:ascii="Times New Roman" w:eastAsia="Times New Roman" w:hAnsi="Times New Roman" w:cs="Times New Roman"/>
+          <w:sz w:val="24"/>
+          <w:szCs w:val="24"/>
+          <w:lang w:eastAsia="ru-RU"/>
+        </w:rPr>
+      </w:pPr>
+      <w:r>
+        <w:rPr>
+          <w:rFonts w:ascii="Times New Roman" w:eastAsia="Times New Roman" w:hAnsi="Times New Roman" w:cs="Times New Roman"/>
+          <w:sz w:val="24"/>
+          <w:szCs w:val="24"/>
+          <w:lang w:eastAsia="ru-RU"/>
+        </w:rPr>
+        <w:t>У каждого пользователя интернет-магазина должна быть собственная корзина.</w:t>
+      </w:r>
+    </w:p>
+    <w:p>
+      <w:pPr>
+        <w:spacing w:before="100" w:beforeAutospacing="1" w:after="100" w:afterAutospacing="1" w:line="240" w:lineRule="auto"/>
+        <w:rPr>
+          <w:rFonts w:ascii="Times New Roman" w:eastAsia="Times New Roman" w:hAnsi="Times New Roman" w:cs="Times New Roman"/>
+          <w:sz w:val="24"/>
+          <w:szCs w:val="24"/>
+          <w:lang w:eastAsia="ru-RU"/>
+        </w:rPr>
+      </w:pPr>
+      <w:r>
+        <w:rPr>
+          <w:rFonts w:ascii="Times New Roman" w:eastAsia="Times New Roman" w:hAnsi="Times New Roman" w:cs="Times New Roman"/>
+          <w:sz w:val="24"/>
+          <w:szCs w:val="24"/>
+          <w:lang w:eastAsia="ru-RU"/>
+        </w:rPr>
+        <w:t>Создайте</w:t>
+      </w:r>
+      <w:r>
+        <w:rPr>
+          <w:rFonts w:ascii="Times New Roman" w:eastAsia="Times New Roman" w:hAnsi="Times New Roman" w:cs="Times New Roman"/>
+          <w:sz w:val="24"/>
+          <w:szCs w:val="24"/>
           <w:lang w:val="en-US" w:eastAsia="ru-RU"/>
         </w:rPr>
-        <w:t>years</w:t>
-      </w:r>
-      <w:r>
-        <w:rPr>
-          <w:rFonts w:ascii="Courier New" w:eastAsia="Times New Roman" w:hAnsi="Courier New" w:cs="Courier New"/>
-          <w:sz w:val="26"/>
-          <w:szCs w:val="26"/>
-          <w:lang w:eastAsia="ru-RU"/>
-        </w:rPr>
-        <w:t xml:space="preserve"> и возвращает “текущий возраст” + </w:t>
-      </w:r>
-      <w:r>
-        <w:rPr>
-          <w:rFonts w:ascii="Courier New" w:eastAsia="Times New Roman" w:hAnsi="Courier New" w:cs="Courier New"/>
-          <w:sz w:val="26"/>
-          <w:szCs w:val="26"/>
+        <w:t xml:space="preserve"> </w:t>
+      </w:r>
+      <w:r>
+        <w:rPr>
+          <w:rFonts w:ascii="Times New Roman" w:eastAsia="Times New Roman" w:hAnsi="Times New Roman" w:cs="Times New Roman"/>
+          <w:sz w:val="24"/>
+          <w:szCs w:val="24"/>
+          <w:lang w:eastAsia="ru-RU"/>
+        </w:rPr>
+        <w:t>функцию</w:t>
+      </w:r>
+      <w:r>
+        <w:rPr>
+          <w:rFonts w:ascii="Times New Roman" w:eastAsia="Times New Roman" w:hAnsi="Times New Roman" w:cs="Times New Roman"/>
+          <w:sz w:val="24"/>
+          <w:szCs w:val="24"/>
           <w:lang w:val="en-US" w:eastAsia="ru-RU"/>
         </w:rPr>
-        <w:t>years</w:t>
-      </w:r>
-      <w:r>
-        <w:rPr>
-          <w:rFonts w:ascii="Courier New" w:eastAsia="Times New Roman" w:hAnsi="Courier New" w:cs="Courier New"/>
-          <w:sz w:val="26"/>
-          <w:szCs w:val="26"/>
+        <w:t>-</w:t>
+      </w:r>
+      <w:r>
+        <w:rPr>
+          <w:rFonts w:ascii="Times New Roman" w:eastAsia="Times New Roman" w:hAnsi="Times New Roman" w:cs="Times New Roman"/>
+          <w:sz w:val="24"/>
+          <w:szCs w:val="24"/>
+          <w:lang w:eastAsia="ru-RU"/>
+        </w:rPr>
+        <w:t>конструктор</w:t>
+      </w:r>
+      <w:r>
+        <w:rPr>
+          <w:rFonts w:ascii="Times New Roman" w:eastAsia="Times New Roman" w:hAnsi="Times New Roman" w:cs="Times New Roman"/>
+          <w:sz w:val="24"/>
+          <w:szCs w:val="24"/>
+          <w:lang w:val="en-US" w:eastAsia="ru-RU"/>
+        </w:rPr>
+        <w:t xml:space="preserve"> </w:t>
+      </w:r>
+      <w:proofErr w:type="spellStart"/>
+      <w:r>
+        <w:rPr>
+          <w:rFonts w:ascii="Courier New" w:eastAsia="Times New Roman" w:hAnsi="Courier New" w:cs="Courier New"/>
+          <w:sz w:val="20"/>
+          <w:szCs w:val="20"/>
+          <w:lang w:val="en-US" w:eastAsia="ru-RU"/>
+        </w:rPr>
+        <w:t>ShoppingCart</w:t>
+      </w:r>
+      <w:proofErr w:type="spellEnd"/>
+      <w:r>
+        <w:rPr>
+          <w:rFonts w:ascii="Times New Roman" w:eastAsia="Times New Roman" w:hAnsi="Times New Roman" w:cs="Times New Roman"/>
+          <w:sz w:val="24"/>
+          <w:szCs w:val="24"/>
+          <w:lang w:val="en-US" w:eastAsia="ru-RU"/>
+        </w:rPr>
+        <w:t>.</w:t>
+      </w:r>
+    </w:p>
+    <w:p>
+      <w:pPr>
+        <w:spacing w:before="100" w:beforeAutospacing="1" w:after="100" w:afterAutospacing="1" w:line="240" w:lineRule="auto"/>
+        <w:rPr>
+          <w:rFonts w:ascii="Times New Roman" w:eastAsia="Times New Roman" w:hAnsi="Times New Roman" w:cs="Times New Roman"/>
+          <w:sz w:val="24"/>
+          <w:szCs w:val="24"/>
+          <w:lang w:val="en-US" w:eastAsia="ru-RU"/>
+        </w:rPr>
+      </w:pPr>
+      <w:r>
+        <w:rPr>
+          <w:rFonts w:ascii="Times New Roman" w:eastAsia="Times New Roman" w:hAnsi="Times New Roman" w:cs="Times New Roman"/>
+          <w:sz w:val="24"/>
+          <w:szCs w:val="24"/>
+          <w:lang w:eastAsia="ru-RU"/>
+        </w:rPr>
+        <w:t>Каждая корзина должна содержать:</w:t>
+      </w:r>
+    </w:p>
+    <w:p>
+      <w:pPr>
+        <w:numPr>
+          <w:ilvl w:val="0"/>
+          <w:numId w:val="19"/>
+        </w:numPr>
+        <w:spacing w:before="100" w:beforeAutospacing="1" w:after="100" w:afterAutospacing="1" w:line="240" w:lineRule="auto"/>
+        <w:rPr>
+          <w:rFonts w:ascii="Times New Roman" w:eastAsia="Times New Roman" w:hAnsi="Times New Roman" w:cs="Times New Roman"/>
+          <w:sz w:val="24"/>
+          <w:szCs w:val="24"/>
+          <w:lang w:eastAsia="ru-RU"/>
+        </w:rPr>
+      </w:pPr>
+      <w:proofErr w:type="spellStart"/>
+      <w:r>
+        <w:rPr>
+          <w:rFonts w:ascii="Courier New" w:eastAsia="Times New Roman" w:hAnsi="Courier New" w:cs="Courier New"/>
+          <w:sz w:val="20"/>
+          <w:szCs w:val="20"/>
+          <w:lang w:eastAsia="ru-RU"/>
+        </w:rPr>
+        <w:t>customerName</w:t>
+      </w:r>
+      <w:proofErr w:type="spellEnd"/>
+      <w:r>
+        <w:rPr>
+          <w:rFonts w:ascii="Times New Roman" w:eastAsia="Times New Roman" w:hAnsi="Times New Roman" w:cs="Times New Roman"/>
+          <w:sz w:val="24"/>
+          <w:szCs w:val="24"/>
+          <w:lang w:eastAsia="ru-RU"/>
+        </w:rPr>
+        <w:t xml:space="preserve"> — имя покупателя;</w:t>
+      </w:r>
+    </w:p>
+    <w:p>
+      <w:pPr>
+        <w:numPr>
+          <w:ilvl w:val="0"/>
+          <w:numId w:val="19"/>
+        </w:numPr>
+        <w:spacing w:before="100" w:beforeAutospacing="1" w:after="100" w:afterAutospacing="1" w:line="240" w:lineRule="auto"/>
+        <w:rPr>
+          <w:rFonts w:ascii="Times New Roman" w:eastAsia="Times New Roman" w:hAnsi="Times New Roman" w:cs="Times New Roman"/>
+          <w:sz w:val="24"/>
+          <w:szCs w:val="24"/>
+          <w:lang w:eastAsia="ru-RU"/>
+        </w:rPr>
+      </w:pPr>
+      <w:proofErr w:type="spellStart"/>
+      <w:r>
+        <w:rPr>
+          <w:rFonts w:ascii="Courier New" w:eastAsia="Times New Roman" w:hAnsi="Courier New" w:cs="Courier New"/>
+          <w:sz w:val="20"/>
+          <w:szCs w:val="20"/>
+          <w:lang w:eastAsia="ru-RU"/>
+        </w:rPr>
+        <w:t>currency</w:t>
+      </w:r>
+      <w:proofErr w:type="spellEnd"/>
+      <w:r>
+        <w:rPr>
+          <w:rFonts w:ascii="Times New Roman" w:eastAsia="Times New Roman" w:hAnsi="Times New Roman" w:cs="Times New Roman"/>
+          <w:sz w:val="24"/>
+          <w:szCs w:val="24"/>
+          <w:lang w:eastAsia="ru-RU"/>
+        </w:rPr>
+        <w:t xml:space="preserve"> — валюта, равная </w:t>
+      </w:r>
+      <w:r>
+        <w:rPr>
+          <w:rFonts w:ascii="Courier New" w:eastAsia="Times New Roman" w:hAnsi="Courier New" w:cs="Courier New"/>
+          <w:sz w:val="20"/>
+          <w:szCs w:val="20"/>
+          <w:lang w:eastAsia="ru-RU"/>
+        </w:rPr>
+        <w:t>'BYN'</w:t>
+      </w:r>
+      <w:r>
+        <w:rPr>
+          <w:rFonts w:ascii="Times New Roman" w:eastAsia="Times New Roman" w:hAnsi="Times New Roman" w:cs="Times New Roman"/>
+          <w:sz w:val="24"/>
+          <w:szCs w:val="24"/>
+          <w:lang w:eastAsia="ru-RU"/>
+        </w:rPr>
+        <w:t>;</w:t>
+      </w:r>
+    </w:p>
+    <w:p>
+      <w:pPr>
+        <w:numPr>
+          <w:ilvl w:val="0"/>
+          <w:numId w:val="19"/>
+        </w:numPr>
+        <w:spacing w:before="100" w:beforeAutospacing="1" w:after="100" w:afterAutospacing="1" w:line="240" w:lineRule="auto"/>
+        <w:rPr>
+          <w:rFonts w:ascii="Times New Roman" w:eastAsia="Times New Roman" w:hAnsi="Times New Roman" w:cs="Times New Roman"/>
+          <w:sz w:val="24"/>
+          <w:szCs w:val="24"/>
+          <w:lang w:eastAsia="ru-RU"/>
+        </w:rPr>
+      </w:pPr>
+      <w:proofErr w:type="spellStart"/>
+      <w:r>
+        <w:rPr>
+          <w:rFonts w:ascii="Courier New" w:eastAsia="Times New Roman" w:hAnsi="Courier New" w:cs="Courier New"/>
+          <w:sz w:val="20"/>
+          <w:szCs w:val="20"/>
+          <w:lang w:eastAsia="ru-RU"/>
+        </w:rPr>
+        <w:t>items</w:t>
+      </w:r>
+      <w:proofErr w:type="spellEnd"/>
+      <w:r>
+        <w:rPr>
+          <w:rFonts w:ascii="Times New Roman" w:eastAsia="Times New Roman" w:hAnsi="Times New Roman" w:cs="Times New Roman"/>
+          <w:sz w:val="24"/>
+          <w:szCs w:val="24"/>
+          <w:lang w:eastAsia="ru-RU"/>
+        </w:rPr>
+        <w:t xml:space="preserve"> — массив добавленных товаров;</w:t>
+      </w:r>
+    </w:p>
+    <w:p>
+      <w:pPr>
+        <w:numPr>
+          <w:ilvl w:val="0"/>
+          <w:numId w:val="19"/>
+        </w:numPr>
+        <w:spacing w:before="100" w:beforeAutospacing="1" w:after="100" w:afterAutospacing="1" w:line="240" w:lineRule="auto"/>
+        <w:rPr>
+          <w:rFonts w:ascii="Times New Roman" w:eastAsia="Times New Roman" w:hAnsi="Times New Roman" w:cs="Times New Roman"/>
+          <w:sz w:val="24"/>
+          <w:szCs w:val="24"/>
+          <w:lang w:eastAsia="ru-RU"/>
+        </w:rPr>
+      </w:pPr>
+      <w:proofErr w:type="spellStart"/>
+      <w:r>
+        <w:rPr>
+          <w:rFonts w:ascii="Courier New" w:eastAsia="Times New Roman" w:hAnsi="Courier New" w:cs="Courier New"/>
+          <w:sz w:val="20"/>
+          <w:szCs w:val="20"/>
+          <w:lang w:eastAsia="ru-RU"/>
+        </w:rPr>
+        <w:t>discount</w:t>
+      </w:r>
+      <w:proofErr w:type="spellEnd"/>
+      <w:r>
+        <w:rPr>
+          <w:rFonts w:ascii="Times New Roman" w:eastAsia="Times New Roman" w:hAnsi="Times New Roman" w:cs="Times New Roman"/>
+          <w:sz w:val="24"/>
+          <w:szCs w:val="24"/>
+          <w:lang w:eastAsia="ru-RU"/>
+        </w:rPr>
+        <w:t xml:space="preserve"> — скидка покупателя, первоначально </w:t>
+      </w:r>
+      <w:r>
+        <w:rPr>
+          <w:rFonts w:ascii="Courier New" w:eastAsia="Times New Roman" w:hAnsi="Courier New" w:cs="Courier New"/>
+          <w:sz w:val="20"/>
+          <w:szCs w:val="20"/>
+          <w:lang w:eastAsia="ru-RU"/>
+        </w:rPr>
+        <w:t>0</w:t>
+      </w:r>
+      <w:r>
+        <w:rPr>
+          <w:rFonts w:ascii="Times New Roman" w:eastAsia="Times New Roman" w:hAnsi="Times New Roman" w:cs="Times New Roman"/>
+          <w:sz w:val="24"/>
+          <w:szCs w:val="24"/>
+          <w:lang w:eastAsia="ru-RU"/>
+        </w:rPr>
+        <w:t>.</w:t>
+      </w:r>
+    </w:p>
+    <w:p>
+      <w:pPr>
+        <w:spacing w:before="100" w:beforeAutospacing="1" w:after="100" w:afterAutospacing="1" w:line="240" w:lineRule="auto"/>
+        <w:rPr>
+          <w:rFonts w:ascii="Times New Roman" w:eastAsia="Times New Roman" w:hAnsi="Times New Roman" w:cs="Times New Roman"/>
+          <w:sz w:val="24"/>
+          <w:szCs w:val="24"/>
+          <w:lang w:eastAsia="ru-RU"/>
+        </w:rPr>
+      </w:pPr>
+      <w:r>
+        <w:rPr>
+          <w:rFonts w:ascii="Times New Roman" w:eastAsia="Times New Roman" w:hAnsi="Times New Roman" w:cs="Times New Roman"/>
+          <w:sz w:val="24"/>
+          <w:szCs w:val="24"/>
+          <w:lang w:eastAsia="ru-RU"/>
+        </w:rPr>
+        <w:t>Добавьте методы:</w:t>
+      </w:r>
+    </w:p>
+    <w:p>
+      <w:pPr>
+        <w:numPr>
+          <w:ilvl w:val="0"/>
+          <w:numId w:val="20"/>
+        </w:numPr>
+        <w:spacing w:before="100" w:beforeAutospacing="1" w:after="100" w:afterAutospacing="1" w:line="240" w:lineRule="auto"/>
+        <w:rPr>
+          <w:rFonts w:ascii="Times New Roman" w:eastAsia="Times New Roman" w:hAnsi="Times New Roman" w:cs="Times New Roman"/>
+          <w:sz w:val="24"/>
+          <w:szCs w:val="24"/>
+          <w:lang w:eastAsia="ru-RU"/>
+        </w:rPr>
+      </w:pPr>
+      <w:proofErr w:type="spellStart"/>
+      <w:proofErr w:type="gramStart"/>
+      <w:r>
+        <w:rPr>
+          <w:rFonts w:ascii="Courier New" w:eastAsia="Times New Roman" w:hAnsi="Courier New" w:cs="Courier New"/>
+          <w:sz w:val="20"/>
+          <w:szCs w:val="20"/>
+          <w:lang w:val="en-US" w:eastAsia="ru-RU"/>
+        </w:rPr>
+        <w:t>addItem</w:t>
+      </w:r>
+      <w:proofErr w:type="spellEnd"/>
+      <w:r>
+        <w:rPr>
+          <w:rFonts w:ascii="Courier New" w:eastAsia="Times New Roman" w:hAnsi="Courier New" w:cs="Courier New"/>
+          <w:sz w:val="20"/>
+          <w:szCs w:val="20"/>
+          <w:lang w:eastAsia="ru-RU"/>
+        </w:rPr>
+        <w:t>(</w:t>
+      </w:r>
+      <w:proofErr w:type="gramEnd"/>
+      <w:r>
+        <w:rPr>
+          <w:rFonts w:ascii="Courier New" w:eastAsia="Times New Roman" w:hAnsi="Courier New" w:cs="Courier New"/>
+          <w:sz w:val="20"/>
+          <w:szCs w:val="20"/>
+          <w:lang w:val="en-US" w:eastAsia="ru-RU"/>
+        </w:rPr>
+        <w:t>product</w:t>
+      </w:r>
+      <w:r>
+        <w:rPr>
+          <w:rFonts w:ascii="Courier New" w:eastAsia="Times New Roman" w:hAnsi="Courier New" w:cs="Courier New"/>
+          <w:sz w:val="20"/>
+          <w:szCs w:val="20"/>
+          <w:lang w:eastAsia="ru-RU"/>
+        </w:rPr>
+        <w:t xml:space="preserve">, </w:t>
+      </w:r>
+      <w:r>
+        <w:rPr>
+          <w:rFonts w:ascii="Courier New" w:eastAsia="Times New Roman" w:hAnsi="Courier New" w:cs="Courier New"/>
+          <w:sz w:val="20"/>
+          <w:szCs w:val="20"/>
+          <w:lang w:val="en-US" w:eastAsia="ru-RU"/>
+        </w:rPr>
+        <w:t>quantity</w:t>
+      </w:r>
+      <w:r>
+        <w:rPr>
+          <w:rFonts w:ascii="Courier New" w:eastAsia="Times New Roman" w:hAnsi="Courier New" w:cs="Courier New"/>
+          <w:sz w:val="20"/>
+          <w:szCs w:val="20"/>
           <w:lang w:eastAsia="ru-RU"/>
         </w:rPr>
         <w:t>)</w:t>
@@ -401,18 +1555,657 @@
       <w:r>
         <w:rPr>
           <w:rFonts w:ascii="Times New Roman" w:eastAsia="Times New Roman" w:hAnsi="Times New Roman" w:cs="Times New Roman"/>
-          <w:sz w:val="26"/>
-          <w:szCs w:val="26"/>
-          <w:lang w:eastAsia="ru-RU"/>
-        </w:rPr>
-        <w:t xml:space="preserve">, которые используют </w:t>
+          <w:sz w:val="24"/>
+          <w:szCs w:val="24"/>
+          <w:lang w:eastAsia="ru-RU"/>
+        </w:rPr>
+        <w:t xml:space="preserve"> — добавляет товар</w:t>
+      </w:r>
+      <w:r>
+        <w:rPr>
+          <w:rFonts w:ascii="Times New Roman" w:eastAsia="Times New Roman" w:hAnsi="Times New Roman" w:cs="Times New Roman"/>
+          <w:sz w:val="24"/>
+          <w:szCs w:val="24"/>
+          <w:lang w:eastAsia="ru-RU"/>
+        </w:rPr>
+        <w:t>, е</w:t>
+      </w:r>
+      <w:r>
+        <w:rPr>
+          <w:rFonts w:ascii="Times New Roman" w:eastAsia="Times New Roman" w:hAnsi="Times New Roman" w:cs="Times New Roman"/>
+          <w:sz w:val="24"/>
+          <w:szCs w:val="24"/>
+          <w:lang w:eastAsia="ru-RU"/>
+        </w:rPr>
+        <w:t xml:space="preserve">сли товар с таким </w:t>
       </w:r>
       <w:proofErr w:type="spellStart"/>
       <w:r>
         <w:rPr>
           <w:rFonts w:ascii="Courier New" w:eastAsia="Times New Roman" w:hAnsi="Courier New" w:cs="Courier New"/>
-          <w:sz w:val="26"/>
-          <w:szCs w:val="26"/>
+          <w:sz w:val="20"/>
+          <w:szCs w:val="20"/>
+          <w:lang w:eastAsia="ru-RU"/>
+        </w:rPr>
+        <w:t>id</w:t>
+      </w:r>
+      <w:proofErr w:type="spellEnd"/>
+      <w:r>
+        <w:rPr>
+          <w:rFonts w:ascii="Times New Roman" w:eastAsia="Times New Roman" w:hAnsi="Times New Roman" w:cs="Times New Roman"/>
+          <w:sz w:val="24"/>
+          <w:szCs w:val="24"/>
+          <w:lang w:eastAsia="ru-RU"/>
+        </w:rPr>
+        <w:t xml:space="preserve"> уже находится в корзине, метод должен увеличить его количество</w:t>
+      </w:r>
+      <w:r>
+        <w:rPr>
+          <w:rFonts w:ascii="Times New Roman" w:eastAsia="Times New Roman" w:hAnsi="Times New Roman" w:cs="Times New Roman"/>
+          <w:sz w:val="24"/>
+          <w:szCs w:val="24"/>
+          <w:lang w:eastAsia="ru-RU"/>
+        </w:rPr>
+        <w:t>;</w:t>
+      </w:r>
+    </w:p>
+    <w:p>
+      <w:pPr>
+        <w:numPr>
+          <w:ilvl w:val="0"/>
+          <w:numId w:val="20"/>
+        </w:numPr>
+        <w:spacing w:before="100" w:beforeAutospacing="1" w:after="100" w:afterAutospacing="1" w:line="240" w:lineRule="auto"/>
+        <w:rPr>
+          <w:rFonts w:ascii="Times New Roman" w:eastAsia="Times New Roman" w:hAnsi="Times New Roman" w:cs="Times New Roman"/>
+          <w:sz w:val="24"/>
+          <w:szCs w:val="24"/>
+          <w:lang w:eastAsia="ru-RU"/>
+        </w:rPr>
+      </w:pPr>
+      <w:proofErr w:type="spellStart"/>
+      <w:r>
+        <w:rPr>
+          <w:rFonts w:ascii="Courier New" w:eastAsia="Times New Roman" w:hAnsi="Courier New" w:cs="Courier New"/>
+          <w:sz w:val="20"/>
+          <w:szCs w:val="20"/>
+          <w:lang w:eastAsia="ru-RU"/>
+        </w:rPr>
+        <w:t>removeItem</w:t>
+      </w:r>
+      <w:proofErr w:type="spellEnd"/>
+      <w:r>
+        <w:rPr>
+          <w:rFonts w:ascii="Courier New" w:eastAsia="Times New Roman" w:hAnsi="Courier New" w:cs="Courier New"/>
+          <w:sz w:val="20"/>
+          <w:szCs w:val="20"/>
+          <w:lang w:eastAsia="ru-RU"/>
+        </w:rPr>
+        <w:t>(</w:t>
+      </w:r>
+      <w:proofErr w:type="spellStart"/>
+      <w:r>
+        <w:rPr>
+          <w:rFonts w:ascii="Courier New" w:eastAsia="Times New Roman" w:hAnsi="Courier New" w:cs="Courier New"/>
+          <w:sz w:val="20"/>
+          <w:szCs w:val="20"/>
+          <w:lang w:eastAsia="ru-RU"/>
+        </w:rPr>
+        <w:t>productId</w:t>
+      </w:r>
+      <w:proofErr w:type="spellEnd"/>
+      <w:r>
+        <w:rPr>
+          <w:rFonts w:ascii="Courier New" w:eastAsia="Times New Roman" w:hAnsi="Courier New" w:cs="Courier New"/>
+          <w:sz w:val="20"/>
+          <w:szCs w:val="20"/>
+          <w:lang w:eastAsia="ru-RU"/>
+        </w:rPr>
+        <w:t>)</w:t>
+      </w:r>
+      <w:r>
+        <w:rPr>
+          <w:rFonts w:ascii="Times New Roman" w:eastAsia="Times New Roman" w:hAnsi="Times New Roman" w:cs="Times New Roman"/>
+          <w:sz w:val="24"/>
+          <w:szCs w:val="24"/>
+          <w:lang w:eastAsia="ru-RU"/>
+        </w:rPr>
+        <w:t xml:space="preserve"> — удаляет товар;</w:t>
+      </w:r>
+    </w:p>
+    <w:p>
+      <w:pPr>
+        <w:numPr>
+          <w:ilvl w:val="0"/>
+          <w:numId w:val="20"/>
+        </w:numPr>
+        <w:spacing w:before="100" w:beforeAutospacing="1" w:after="100" w:afterAutospacing="1" w:line="240" w:lineRule="auto"/>
+        <w:rPr>
+          <w:rFonts w:ascii="Times New Roman" w:eastAsia="Times New Roman" w:hAnsi="Times New Roman" w:cs="Times New Roman"/>
+          <w:sz w:val="24"/>
+          <w:szCs w:val="24"/>
+          <w:lang w:val="en-US" w:eastAsia="ru-RU"/>
+        </w:rPr>
+      </w:pPr>
+      <w:proofErr w:type="spellStart"/>
+      <w:proofErr w:type="gramStart"/>
+      <w:r>
+        <w:rPr>
+          <w:rFonts w:ascii="Courier New" w:eastAsia="Times New Roman" w:hAnsi="Courier New" w:cs="Courier New"/>
+          <w:sz w:val="20"/>
+          <w:szCs w:val="20"/>
+          <w:lang w:val="en-US" w:eastAsia="ru-RU"/>
+        </w:rPr>
+        <w:lastRenderedPageBreak/>
+        <w:t>changeQuantity</w:t>
+      </w:r>
+      <w:proofErr w:type="spellEnd"/>
+      <w:r>
+        <w:rPr>
+          <w:rFonts w:ascii="Courier New" w:eastAsia="Times New Roman" w:hAnsi="Courier New" w:cs="Courier New"/>
+          <w:sz w:val="20"/>
+          <w:szCs w:val="20"/>
+          <w:lang w:val="en-US" w:eastAsia="ru-RU"/>
+        </w:rPr>
+        <w:t>(</w:t>
+      </w:r>
+      <w:proofErr w:type="spellStart"/>
+      <w:proofErr w:type="gramEnd"/>
+      <w:r>
+        <w:rPr>
+          <w:rFonts w:ascii="Courier New" w:eastAsia="Times New Roman" w:hAnsi="Courier New" w:cs="Courier New"/>
+          <w:sz w:val="20"/>
+          <w:szCs w:val="20"/>
+          <w:lang w:val="en-US" w:eastAsia="ru-RU"/>
+        </w:rPr>
+        <w:t>productId</w:t>
+      </w:r>
+      <w:proofErr w:type="spellEnd"/>
+      <w:r>
+        <w:rPr>
+          <w:rFonts w:ascii="Courier New" w:eastAsia="Times New Roman" w:hAnsi="Courier New" w:cs="Courier New"/>
+          <w:sz w:val="20"/>
+          <w:szCs w:val="20"/>
+          <w:lang w:val="en-US" w:eastAsia="ru-RU"/>
+        </w:rPr>
+        <w:t>, quantity)</w:t>
+      </w:r>
+      <w:r>
+        <w:rPr>
+          <w:rFonts w:ascii="Times New Roman" w:eastAsia="Times New Roman" w:hAnsi="Times New Roman" w:cs="Times New Roman"/>
+          <w:sz w:val="24"/>
+          <w:szCs w:val="24"/>
+          <w:lang w:val="en-US" w:eastAsia="ru-RU"/>
+        </w:rPr>
+        <w:t xml:space="preserve"> — </w:t>
+      </w:r>
+      <w:r>
+        <w:rPr>
+          <w:rFonts w:ascii="Times New Roman" w:eastAsia="Times New Roman" w:hAnsi="Times New Roman" w:cs="Times New Roman"/>
+          <w:sz w:val="24"/>
+          <w:szCs w:val="24"/>
+          <w:lang w:eastAsia="ru-RU"/>
+        </w:rPr>
+        <w:t>изменяет</w:t>
+      </w:r>
+      <w:r>
+        <w:rPr>
+          <w:rFonts w:ascii="Times New Roman" w:eastAsia="Times New Roman" w:hAnsi="Times New Roman" w:cs="Times New Roman"/>
+          <w:sz w:val="24"/>
+          <w:szCs w:val="24"/>
+          <w:lang w:val="en-US" w:eastAsia="ru-RU"/>
+        </w:rPr>
+        <w:t xml:space="preserve"> </w:t>
+      </w:r>
+      <w:r>
+        <w:rPr>
+          <w:rFonts w:ascii="Times New Roman" w:eastAsia="Times New Roman" w:hAnsi="Times New Roman" w:cs="Times New Roman"/>
+          <w:sz w:val="24"/>
+          <w:szCs w:val="24"/>
+          <w:lang w:eastAsia="ru-RU"/>
+        </w:rPr>
+        <w:t>количество</w:t>
+      </w:r>
+      <w:r>
+        <w:rPr>
+          <w:rFonts w:ascii="Times New Roman" w:eastAsia="Times New Roman" w:hAnsi="Times New Roman" w:cs="Times New Roman"/>
+          <w:sz w:val="24"/>
+          <w:szCs w:val="24"/>
+          <w:lang w:val="en-US" w:eastAsia="ru-RU"/>
+        </w:rPr>
+        <w:t>;</w:t>
+      </w:r>
+    </w:p>
+    <w:p>
+      <w:pPr>
+        <w:numPr>
+          <w:ilvl w:val="0"/>
+          <w:numId w:val="20"/>
+        </w:numPr>
+        <w:spacing w:before="100" w:beforeAutospacing="1" w:after="100" w:afterAutospacing="1" w:line="240" w:lineRule="auto"/>
+        <w:rPr>
+          <w:rFonts w:ascii="Times New Roman" w:eastAsia="Times New Roman" w:hAnsi="Times New Roman" w:cs="Times New Roman"/>
+          <w:sz w:val="24"/>
+          <w:szCs w:val="24"/>
+          <w:lang w:eastAsia="ru-RU"/>
+        </w:rPr>
+      </w:pPr>
+      <w:proofErr w:type="spellStart"/>
+      <w:r>
+        <w:rPr>
+          <w:rFonts w:ascii="Courier New" w:eastAsia="Times New Roman" w:hAnsi="Courier New" w:cs="Courier New"/>
+          <w:sz w:val="20"/>
+          <w:szCs w:val="20"/>
+          <w:lang w:eastAsia="ru-RU"/>
+        </w:rPr>
+        <w:t>setDiscount</w:t>
+      </w:r>
+      <w:proofErr w:type="spellEnd"/>
+      <w:r>
+        <w:rPr>
+          <w:rFonts w:ascii="Courier New" w:eastAsia="Times New Roman" w:hAnsi="Courier New" w:cs="Courier New"/>
+          <w:sz w:val="20"/>
+          <w:szCs w:val="20"/>
+          <w:lang w:eastAsia="ru-RU"/>
+        </w:rPr>
+        <w:t>(</w:t>
+      </w:r>
+      <w:proofErr w:type="spellStart"/>
+      <w:r>
+        <w:rPr>
+          <w:rFonts w:ascii="Courier New" w:eastAsia="Times New Roman" w:hAnsi="Courier New" w:cs="Courier New"/>
+          <w:sz w:val="20"/>
+          <w:szCs w:val="20"/>
+          <w:lang w:eastAsia="ru-RU"/>
+        </w:rPr>
+        <w:t>percent</w:t>
+      </w:r>
+      <w:proofErr w:type="spellEnd"/>
+      <w:r>
+        <w:rPr>
+          <w:rFonts w:ascii="Courier New" w:eastAsia="Times New Roman" w:hAnsi="Courier New" w:cs="Courier New"/>
+          <w:sz w:val="20"/>
+          <w:szCs w:val="20"/>
+          <w:lang w:eastAsia="ru-RU"/>
+        </w:rPr>
+        <w:t>)</w:t>
+      </w:r>
+      <w:r>
+        <w:rPr>
+          <w:rFonts w:ascii="Times New Roman" w:eastAsia="Times New Roman" w:hAnsi="Times New Roman" w:cs="Times New Roman"/>
+          <w:sz w:val="24"/>
+          <w:szCs w:val="24"/>
+          <w:lang w:eastAsia="ru-RU"/>
+        </w:rPr>
+        <w:t xml:space="preserve"> — устанавливает скидку;</w:t>
+      </w:r>
+    </w:p>
+    <w:p>
+      <w:pPr>
+        <w:numPr>
+          <w:ilvl w:val="0"/>
+          <w:numId w:val="20"/>
+        </w:numPr>
+        <w:spacing w:before="100" w:beforeAutospacing="1" w:after="100" w:afterAutospacing="1" w:line="240" w:lineRule="auto"/>
+        <w:rPr>
+          <w:rFonts w:ascii="Times New Roman" w:eastAsia="Times New Roman" w:hAnsi="Times New Roman" w:cs="Times New Roman"/>
+          <w:sz w:val="24"/>
+          <w:szCs w:val="24"/>
+          <w:lang w:eastAsia="ru-RU"/>
+        </w:rPr>
+      </w:pPr>
+      <w:proofErr w:type="spellStart"/>
+      <w:proofErr w:type="gramStart"/>
+      <w:r>
+        <w:rPr>
+          <w:rFonts w:ascii="Courier New" w:eastAsia="Times New Roman" w:hAnsi="Courier New" w:cs="Courier New"/>
+          <w:sz w:val="20"/>
+          <w:szCs w:val="20"/>
+          <w:lang w:eastAsia="ru-RU"/>
+        </w:rPr>
+        <w:t>getTotalBeforeDiscount</w:t>
+      </w:r>
+      <w:proofErr w:type="spellEnd"/>
+      <w:r>
+        <w:rPr>
+          <w:rFonts w:ascii="Courier New" w:eastAsia="Times New Roman" w:hAnsi="Courier New" w:cs="Courier New"/>
+          <w:sz w:val="20"/>
+          <w:szCs w:val="20"/>
+          <w:lang w:eastAsia="ru-RU"/>
+        </w:rPr>
+        <w:t>(</w:t>
+      </w:r>
+      <w:proofErr w:type="gramEnd"/>
+      <w:r>
+        <w:rPr>
+          <w:rFonts w:ascii="Courier New" w:eastAsia="Times New Roman" w:hAnsi="Courier New" w:cs="Courier New"/>
+          <w:sz w:val="20"/>
+          <w:szCs w:val="20"/>
+          <w:lang w:eastAsia="ru-RU"/>
+        </w:rPr>
+        <w:t>)</w:t>
+      </w:r>
+      <w:r>
+        <w:rPr>
+          <w:rFonts w:ascii="Times New Roman" w:eastAsia="Times New Roman" w:hAnsi="Times New Roman" w:cs="Times New Roman"/>
+          <w:sz w:val="24"/>
+          <w:szCs w:val="24"/>
+          <w:lang w:eastAsia="ru-RU"/>
+        </w:rPr>
+        <w:t xml:space="preserve"> — рассчитывает стоимость без скидки;</w:t>
+      </w:r>
+    </w:p>
+    <w:p>
+      <w:pPr>
+        <w:numPr>
+          <w:ilvl w:val="0"/>
+          <w:numId w:val="20"/>
+        </w:numPr>
+        <w:spacing w:before="100" w:beforeAutospacing="1" w:after="100" w:afterAutospacing="1" w:line="240" w:lineRule="auto"/>
+        <w:rPr>
+          <w:rFonts w:ascii="Times New Roman" w:eastAsia="Times New Roman" w:hAnsi="Times New Roman" w:cs="Times New Roman"/>
+          <w:sz w:val="24"/>
+          <w:szCs w:val="24"/>
+          <w:lang w:eastAsia="ru-RU"/>
+        </w:rPr>
+      </w:pPr>
+      <w:proofErr w:type="spellStart"/>
+      <w:proofErr w:type="gramStart"/>
+      <w:r>
+        <w:rPr>
+          <w:rFonts w:ascii="Courier New" w:eastAsia="Times New Roman" w:hAnsi="Courier New" w:cs="Courier New"/>
+          <w:sz w:val="20"/>
+          <w:szCs w:val="20"/>
+          <w:lang w:eastAsia="ru-RU"/>
+        </w:rPr>
+        <w:t>getTotal</w:t>
+      </w:r>
+      <w:proofErr w:type="spellEnd"/>
+      <w:r>
+        <w:rPr>
+          <w:rFonts w:ascii="Courier New" w:eastAsia="Times New Roman" w:hAnsi="Courier New" w:cs="Courier New"/>
+          <w:sz w:val="20"/>
+          <w:szCs w:val="20"/>
+          <w:lang w:eastAsia="ru-RU"/>
+        </w:rPr>
+        <w:t>(</w:t>
+      </w:r>
+      <w:proofErr w:type="gramEnd"/>
+      <w:r>
+        <w:rPr>
+          <w:rFonts w:ascii="Courier New" w:eastAsia="Times New Roman" w:hAnsi="Courier New" w:cs="Courier New"/>
+          <w:sz w:val="20"/>
+          <w:szCs w:val="20"/>
+          <w:lang w:eastAsia="ru-RU"/>
+        </w:rPr>
+        <w:t>)</w:t>
+      </w:r>
+      <w:r>
+        <w:rPr>
+          <w:rFonts w:ascii="Times New Roman" w:eastAsia="Times New Roman" w:hAnsi="Times New Roman" w:cs="Times New Roman"/>
+          <w:sz w:val="24"/>
+          <w:szCs w:val="24"/>
+          <w:lang w:eastAsia="ru-RU"/>
+        </w:rPr>
+        <w:t xml:space="preserve"> — рассчитывает стоимость с учётом скидки;</w:t>
+      </w:r>
+    </w:p>
+    <w:p>
+      <w:pPr>
+        <w:numPr>
+          <w:ilvl w:val="0"/>
+          <w:numId w:val="20"/>
+        </w:numPr>
+        <w:spacing w:before="100" w:beforeAutospacing="1" w:after="100" w:afterAutospacing="1" w:line="240" w:lineRule="auto"/>
+        <w:rPr>
+          <w:rFonts w:ascii="Times New Roman" w:eastAsia="Times New Roman" w:hAnsi="Times New Roman" w:cs="Times New Roman"/>
+          <w:sz w:val="24"/>
+          <w:szCs w:val="24"/>
+          <w:lang w:eastAsia="ru-RU"/>
+        </w:rPr>
+      </w:pPr>
+      <w:proofErr w:type="spellStart"/>
+      <w:proofErr w:type="gramStart"/>
+      <w:r>
+        <w:rPr>
+          <w:rFonts w:ascii="Courier New" w:eastAsia="Times New Roman" w:hAnsi="Courier New" w:cs="Courier New"/>
+          <w:sz w:val="20"/>
+          <w:szCs w:val="20"/>
+          <w:lang w:eastAsia="ru-RU"/>
+        </w:rPr>
+        <w:t>getSummary</w:t>
+      </w:r>
+      <w:proofErr w:type="spellEnd"/>
+      <w:r>
+        <w:rPr>
+          <w:rFonts w:ascii="Courier New" w:eastAsia="Times New Roman" w:hAnsi="Courier New" w:cs="Courier New"/>
+          <w:sz w:val="20"/>
+          <w:szCs w:val="20"/>
+          <w:lang w:eastAsia="ru-RU"/>
+        </w:rPr>
+        <w:t>(</w:t>
+      </w:r>
+      <w:proofErr w:type="gramEnd"/>
+      <w:r>
+        <w:rPr>
+          <w:rFonts w:ascii="Courier New" w:eastAsia="Times New Roman" w:hAnsi="Courier New" w:cs="Courier New"/>
+          <w:sz w:val="20"/>
+          <w:szCs w:val="20"/>
+          <w:lang w:eastAsia="ru-RU"/>
+        </w:rPr>
+        <w:t>)</w:t>
+      </w:r>
+      <w:r>
+        <w:rPr>
+          <w:rFonts w:ascii="Times New Roman" w:eastAsia="Times New Roman" w:hAnsi="Times New Roman" w:cs="Times New Roman"/>
+          <w:sz w:val="24"/>
+          <w:szCs w:val="24"/>
+          <w:lang w:eastAsia="ru-RU"/>
+        </w:rPr>
+        <w:t xml:space="preserve"> — возвращает массив строк с описанием товаров.</w:t>
+      </w:r>
+    </w:p>
+    <w:p>
+      <w:pPr>
+        <w:spacing w:before="100" w:beforeAutospacing="1" w:after="100" w:afterAutospacing="1" w:line="240" w:lineRule="auto"/>
+        <w:rPr>
+          <w:rFonts w:ascii="Times New Roman" w:eastAsia="Times New Roman" w:hAnsi="Times New Roman" w:cs="Times New Roman"/>
+          <w:sz w:val="24"/>
+          <w:szCs w:val="24"/>
+          <w:lang w:eastAsia="ru-RU"/>
+        </w:rPr>
+      </w:pPr>
+      <w:r>
+        <w:rPr>
+          <w:rFonts w:ascii="Times New Roman" w:eastAsia="Times New Roman" w:hAnsi="Times New Roman" w:cs="Times New Roman"/>
+          <w:sz w:val="24"/>
+          <w:szCs w:val="24"/>
+          <w:lang w:eastAsia="ru-RU"/>
+        </w:rPr>
+        <w:t>Требования:</w:t>
+      </w:r>
+    </w:p>
+    <w:p>
+      <w:pPr>
+        <w:numPr>
+          <w:ilvl w:val="0"/>
+          <w:numId w:val="21"/>
+        </w:numPr>
+        <w:spacing w:before="100" w:beforeAutospacing="1" w:after="100" w:afterAutospacing="1" w:line="240" w:lineRule="auto"/>
+        <w:rPr>
+          <w:rFonts w:ascii="Times New Roman" w:eastAsia="Times New Roman" w:hAnsi="Times New Roman" w:cs="Times New Roman"/>
+          <w:sz w:val="24"/>
+          <w:szCs w:val="24"/>
+          <w:lang w:eastAsia="ru-RU"/>
+        </w:rPr>
+      </w:pPr>
+      <w:r>
+        <w:rPr>
+          <w:rFonts w:ascii="Times New Roman" w:eastAsia="Times New Roman" w:hAnsi="Times New Roman" w:cs="Times New Roman"/>
+          <w:sz w:val="24"/>
+          <w:szCs w:val="24"/>
+          <w:lang w:eastAsia="ru-RU"/>
+        </w:rPr>
+        <w:t xml:space="preserve">корзины создавайте с помощью </w:t>
+      </w:r>
+      <w:proofErr w:type="spellStart"/>
+      <w:r>
+        <w:rPr>
+          <w:rFonts w:ascii="Courier New" w:eastAsia="Times New Roman" w:hAnsi="Courier New" w:cs="Courier New"/>
+          <w:sz w:val="20"/>
+          <w:szCs w:val="20"/>
+          <w:lang w:eastAsia="ru-RU"/>
+        </w:rPr>
+        <w:t>new</w:t>
+      </w:r>
+      <w:proofErr w:type="spellEnd"/>
+      <w:r>
+        <w:rPr>
+          <w:rFonts w:ascii="Courier New" w:eastAsia="Times New Roman" w:hAnsi="Courier New" w:cs="Courier New"/>
+          <w:sz w:val="20"/>
+          <w:szCs w:val="20"/>
+          <w:lang w:eastAsia="ru-RU"/>
+        </w:rPr>
+        <w:t xml:space="preserve"> </w:t>
+      </w:r>
+      <w:proofErr w:type="spellStart"/>
+      <w:proofErr w:type="gramStart"/>
+      <w:r>
+        <w:rPr>
+          <w:rFonts w:ascii="Courier New" w:eastAsia="Times New Roman" w:hAnsi="Courier New" w:cs="Courier New"/>
+          <w:sz w:val="20"/>
+          <w:szCs w:val="20"/>
+          <w:lang w:eastAsia="ru-RU"/>
+        </w:rPr>
+        <w:t>ShoppingCart</w:t>
+      </w:r>
+      <w:proofErr w:type="spellEnd"/>
+      <w:r>
+        <w:rPr>
+          <w:rFonts w:ascii="Courier New" w:eastAsia="Times New Roman" w:hAnsi="Courier New" w:cs="Courier New"/>
+          <w:sz w:val="20"/>
+          <w:szCs w:val="20"/>
+          <w:lang w:eastAsia="ru-RU"/>
+        </w:rPr>
+        <w:t>(</w:t>
+      </w:r>
+      <w:proofErr w:type="gramEnd"/>
+      <w:r>
+        <w:rPr>
+          <w:rFonts w:ascii="Courier New" w:eastAsia="Times New Roman" w:hAnsi="Courier New" w:cs="Courier New"/>
+          <w:sz w:val="20"/>
+          <w:szCs w:val="20"/>
+          <w:lang w:eastAsia="ru-RU"/>
+        </w:rPr>
+        <w:t>)</w:t>
+      </w:r>
+      <w:r>
+        <w:rPr>
+          <w:rFonts w:ascii="Times New Roman" w:eastAsia="Times New Roman" w:hAnsi="Times New Roman" w:cs="Times New Roman"/>
+          <w:sz w:val="24"/>
+          <w:szCs w:val="24"/>
+          <w:lang w:eastAsia="ru-RU"/>
+        </w:rPr>
+        <w:t>;</w:t>
+      </w:r>
+    </w:p>
+    <w:p>
+      <w:pPr>
+        <w:numPr>
+          <w:ilvl w:val="0"/>
+          <w:numId w:val="21"/>
+        </w:numPr>
+        <w:spacing w:before="100" w:beforeAutospacing="1" w:after="100" w:afterAutospacing="1" w:line="240" w:lineRule="auto"/>
+        <w:rPr>
+          <w:rFonts w:ascii="Times New Roman" w:eastAsia="Times New Roman" w:hAnsi="Times New Roman" w:cs="Times New Roman"/>
+          <w:sz w:val="24"/>
+          <w:szCs w:val="24"/>
+          <w:lang w:eastAsia="ru-RU"/>
+        </w:rPr>
+      </w:pPr>
+      <w:r>
+        <w:rPr>
+          <w:rFonts w:ascii="Times New Roman" w:eastAsia="Times New Roman" w:hAnsi="Times New Roman" w:cs="Times New Roman"/>
+          <w:sz w:val="24"/>
+          <w:szCs w:val="24"/>
+          <w:lang w:eastAsia="ru-RU"/>
+        </w:rPr>
+        <w:t xml:space="preserve">каждая корзина должна иметь собственный массив </w:t>
+      </w:r>
+      <w:proofErr w:type="spellStart"/>
+      <w:r>
+        <w:rPr>
+          <w:rFonts w:ascii="Courier New" w:eastAsia="Times New Roman" w:hAnsi="Courier New" w:cs="Courier New"/>
+          <w:sz w:val="20"/>
+          <w:szCs w:val="20"/>
+          <w:lang w:eastAsia="ru-RU"/>
+        </w:rPr>
+        <w:t>items</w:t>
+      </w:r>
+      <w:proofErr w:type="spellEnd"/>
+      <w:r>
+        <w:rPr>
+          <w:rFonts w:ascii="Times New Roman" w:eastAsia="Times New Roman" w:hAnsi="Times New Roman" w:cs="Times New Roman"/>
+          <w:sz w:val="24"/>
+          <w:szCs w:val="24"/>
+          <w:lang w:eastAsia="ru-RU"/>
+        </w:rPr>
+        <w:t>;</w:t>
+      </w:r>
+    </w:p>
+    <w:p>
+      <w:pPr>
+        <w:numPr>
+          <w:ilvl w:val="0"/>
+          <w:numId w:val="21"/>
+        </w:numPr>
+        <w:spacing w:before="100" w:beforeAutospacing="1" w:after="100" w:afterAutospacing="1" w:line="240" w:lineRule="auto"/>
+        <w:rPr>
+          <w:rFonts w:ascii="Times New Roman" w:eastAsia="Times New Roman" w:hAnsi="Times New Roman" w:cs="Times New Roman"/>
+          <w:sz w:val="24"/>
+          <w:szCs w:val="24"/>
+          <w:lang w:eastAsia="ru-RU"/>
+        </w:rPr>
+      </w:pPr>
+      <w:r>
+        <w:rPr>
+          <w:rFonts w:ascii="Times New Roman" w:eastAsia="Times New Roman" w:hAnsi="Times New Roman" w:cs="Times New Roman"/>
+          <w:sz w:val="24"/>
+          <w:szCs w:val="24"/>
+          <w:lang w:eastAsia="ru-RU"/>
+        </w:rPr>
+        <w:t>изменение одной корзины не должно влиять на другую;</w:t>
+      </w:r>
+    </w:p>
+    <w:p>
+      <w:pPr>
+        <w:numPr>
+          <w:ilvl w:val="0"/>
+          <w:numId w:val="21"/>
+        </w:numPr>
+        <w:spacing w:before="100" w:beforeAutospacing="1" w:after="100" w:afterAutospacing="1" w:line="240" w:lineRule="auto"/>
+        <w:rPr>
+          <w:rFonts w:ascii="Times New Roman" w:eastAsia="Times New Roman" w:hAnsi="Times New Roman" w:cs="Times New Roman"/>
+          <w:sz w:val="24"/>
+          <w:szCs w:val="24"/>
+          <w:lang w:eastAsia="ru-RU"/>
+        </w:rPr>
+      </w:pPr>
+      <w:r>
+        <w:rPr>
+          <w:rFonts w:ascii="Times New Roman" w:eastAsia="Times New Roman" w:hAnsi="Times New Roman" w:cs="Times New Roman"/>
+          <w:sz w:val="24"/>
+          <w:szCs w:val="24"/>
+          <w:lang w:eastAsia="ru-RU"/>
+        </w:rPr>
+        <w:t xml:space="preserve">методы должны обращаться к свойствам через </w:t>
+      </w:r>
+      <w:proofErr w:type="spellStart"/>
+      <w:r>
+        <w:rPr>
+          <w:rFonts w:ascii="Courier New" w:eastAsia="Times New Roman" w:hAnsi="Courier New" w:cs="Courier New"/>
+          <w:sz w:val="20"/>
+          <w:szCs w:val="20"/>
           <w:lang w:eastAsia="ru-RU"/>
         </w:rPr>
         <w:t>this</w:t>
@@ -421,476 +2214,1258 @@
       <w:r>
         <w:rPr>
           <w:rFonts w:ascii="Times New Roman" w:eastAsia="Times New Roman" w:hAnsi="Times New Roman" w:cs="Times New Roman"/>
-          <w:sz w:val="26"/>
-          <w:szCs w:val="26"/>
-          <w:lang w:eastAsia="ru-RU"/>
-        </w:rPr>
-        <w:t xml:space="preserve"> для доступа к свойствам объекта.</w:t>
-      </w:r>
-    </w:p>
-    <w:p>
-      <w:pPr>
-        <w:pStyle w:val="a4"/>
-        <w:tabs>
-          <w:tab w:val="left" w:pos="851"/>
-        </w:tabs>
-        <w:ind w:left="567"/>
-        <w:jc w:val="both"/>
-        <w:rPr>
+          <w:sz w:val="24"/>
+          <w:szCs w:val="24"/>
+          <w:lang w:eastAsia="ru-RU"/>
+        </w:rPr>
+        <w:t>;</w:t>
+      </w:r>
+    </w:p>
+    <w:p>
+      <w:pPr>
+        <w:numPr>
+          <w:ilvl w:val="0"/>
+          <w:numId w:val="21"/>
+        </w:numPr>
+        <w:spacing w:before="100" w:beforeAutospacing="1" w:after="100" w:afterAutospacing="1" w:line="240" w:lineRule="auto"/>
+        <w:rPr>
+          <w:rFonts w:ascii="Times New Roman" w:eastAsia="Times New Roman" w:hAnsi="Times New Roman" w:cs="Times New Roman"/>
+          <w:sz w:val="24"/>
+          <w:szCs w:val="24"/>
+          <w:lang w:eastAsia="ru-RU"/>
+        </w:rPr>
+      </w:pPr>
+      <w:r>
+        <w:rPr>
+          <w:rFonts w:ascii="Times New Roman" w:eastAsia="Times New Roman" w:hAnsi="Times New Roman" w:cs="Times New Roman"/>
+          <w:sz w:val="24"/>
+          <w:szCs w:val="24"/>
+          <w:lang w:eastAsia="ru-RU"/>
+        </w:rPr>
+        <w:t xml:space="preserve">нельзя добавить товар с </w:t>
+      </w:r>
+      <w:proofErr w:type="spellStart"/>
+      <w:r>
+        <w:rPr>
+          <w:rFonts w:ascii="Courier New" w:eastAsia="Times New Roman" w:hAnsi="Courier New" w:cs="Courier New"/>
+          <w:sz w:val="20"/>
+          <w:szCs w:val="20"/>
+          <w:lang w:eastAsia="ru-RU"/>
+        </w:rPr>
+        <w:t>isAvailable</w:t>
+      </w:r>
+      <w:proofErr w:type="spellEnd"/>
+      <w:r>
+        <w:rPr>
+          <w:rFonts w:ascii="Courier New" w:eastAsia="Times New Roman" w:hAnsi="Courier New" w:cs="Courier New"/>
+          <w:sz w:val="20"/>
+          <w:szCs w:val="20"/>
+          <w:lang w:eastAsia="ru-RU"/>
+        </w:rPr>
+        <w:t xml:space="preserve">: </w:t>
+      </w:r>
+      <w:proofErr w:type="spellStart"/>
+      <w:r>
+        <w:rPr>
+          <w:rFonts w:ascii="Courier New" w:eastAsia="Times New Roman" w:hAnsi="Courier New" w:cs="Courier New"/>
+          <w:sz w:val="20"/>
+          <w:szCs w:val="20"/>
+          <w:lang w:eastAsia="ru-RU"/>
+        </w:rPr>
+        <w:t>false</w:t>
+      </w:r>
+      <w:proofErr w:type="spellEnd"/>
+      <w:r>
+        <w:rPr>
+          <w:rFonts w:ascii="Times New Roman" w:eastAsia="Times New Roman" w:hAnsi="Times New Roman" w:cs="Times New Roman"/>
+          <w:sz w:val="24"/>
+          <w:szCs w:val="24"/>
+          <w:lang w:eastAsia="ru-RU"/>
+        </w:rPr>
+        <w:t>;</w:t>
+      </w:r>
+    </w:p>
+    <w:p>
+      <w:pPr>
+        <w:numPr>
+          <w:ilvl w:val="0"/>
+          <w:numId w:val="21"/>
+        </w:numPr>
+        <w:spacing w:before="100" w:beforeAutospacing="1" w:after="100" w:afterAutospacing="1" w:line="240" w:lineRule="auto"/>
+        <w:rPr>
+          <w:rFonts w:ascii="Times New Roman" w:eastAsia="Times New Roman" w:hAnsi="Times New Roman" w:cs="Times New Roman"/>
+          <w:sz w:val="24"/>
+          <w:szCs w:val="24"/>
+          <w:lang w:eastAsia="ru-RU"/>
+        </w:rPr>
+      </w:pPr>
+      <w:r>
+        <w:rPr>
+          <w:rFonts w:ascii="Times New Roman" w:eastAsia="Times New Roman" w:hAnsi="Times New Roman" w:cs="Times New Roman"/>
+          <w:sz w:val="24"/>
+          <w:szCs w:val="24"/>
+          <w:lang w:eastAsia="ru-RU"/>
+        </w:rPr>
+        <w:t>количество должно быть положительным целым числом;</w:t>
+      </w:r>
+    </w:p>
+    <w:p>
+      <w:pPr>
+        <w:numPr>
+          <w:ilvl w:val="0"/>
+          <w:numId w:val="21"/>
+        </w:numPr>
+        <w:spacing w:before="100" w:beforeAutospacing="1" w:after="100" w:afterAutospacing="1" w:line="240" w:lineRule="auto"/>
+        <w:rPr>
+          <w:rFonts w:ascii="Times New Roman" w:eastAsia="Times New Roman" w:hAnsi="Times New Roman" w:cs="Times New Roman"/>
+          <w:sz w:val="24"/>
+          <w:szCs w:val="24"/>
+          <w:lang w:eastAsia="ru-RU"/>
+        </w:rPr>
+      </w:pPr>
+      <w:r>
+        <w:rPr>
+          <w:rFonts w:ascii="Times New Roman" w:eastAsia="Times New Roman" w:hAnsi="Times New Roman" w:cs="Times New Roman"/>
+          <w:sz w:val="24"/>
+          <w:szCs w:val="24"/>
+          <w:lang w:eastAsia="ru-RU"/>
+        </w:rPr>
+        <w:t>скидка должна находиться в диапазоне от 0 до 100;</w:t>
+      </w:r>
+    </w:p>
+    <w:p>
+      <w:pPr>
+        <w:numPr>
+          <w:ilvl w:val="0"/>
+          <w:numId w:val="21"/>
+        </w:numPr>
+        <w:spacing w:before="100" w:beforeAutospacing="1" w:after="100" w:afterAutospacing="1" w:line="240" w:lineRule="auto"/>
+        <w:rPr>
+          <w:rFonts w:ascii="Times New Roman" w:eastAsia="Times New Roman" w:hAnsi="Times New Roman" w:cs="Times New Roman"/>
+          <w:sz w:val="24"/>
+          <w:szCs w:val="24"/>
+          <w:lang w:eastAsia="ru-RU"/>
+        </w:rPr>
+      </w:pPr>
+      <w:r>
+        <w:rPr>
+          <w:rFonts w:ascii="Times New Roman" w:eastAsia="Times New Roman" w:hAnsi="Times New Roman" w:cs="Times New Roman"/>
+          <w:sz w:val="24"/>
+          <w:szCs w:val="24"/>
+          <w:lang w:eastAsia="ru-RU"/>
+        </w:rPr>
+        <w:t xml:space="preserve">для поиска товара используйте </w:t>
+      </w:r>
+      <w:proofErr w:type="spellStart"/>
+      <w:proofErr w:type="gramStart"/>
+      <w:r>
+        <w:rPr>
+          <w:rFonts w:ascii="Courier New" w:eastAsia="Times New Roman" w:hAnsi="Courier New" w:cs="Courier New"/>
+          <w:sz w:val="20"/>
+          <w:szCs w:val="20"/>
+          <w:lang w:eastAsia="ru-RU"/>
+        </w:rPr>
+        <w:t>find</w:t>
+      </w:r>
+      <w:proofErr w:type="spellEnd"/>
+      <w:r>
+        <w:rPr>
+          <w:rFonts w:ascii="Courier New" w:eastAsia="Times New Roman" w:hAnsi="Courier New" w:cs="Courier New"/>
+          <w:sz w:val="20"/>
+          <w:szCs w:val="20"/>
+          <w:lang w:eastAsia="ru-RU"/>
+        </w:rPr>
+        <w:t>(</w:t>
+      </w:r>
+      <w:proofErr w:type="gramEnd"/>
+      <w:r>
+        <w:rPr>
+          <w:rFonts w:ascii="Courier New" w:eastAsia="Times New Roman" w:hAnsi="Courier New" w:cs="Courier New"/>
+          <w:sz w:val="20"/>
+          <w:szCs w:val="20"/>
+          <w:lang w:eastAsia="ru-RU"/>
+        </w:rPr>
+        <w:t>)</w:t>
+      </w:r>
+      <w:r>
+        <w:rPr>
+          <w:rFonts w:ascii="Times New Roman" w:eastAsia="Times New Roman" w:hAnsi="Times New Roman" w:cs="Times New Roman"/>
+          <w:sz w:val="24"/>
+          <w:szCs w:val="24"/>
+          <w:lang w:eastAsia="ru-RU"/>
+        </w:rPr>
+        <w:t>;</w:t>
+      </w:r>
+    </w:p>
+    <w:p>
+      <w:pPr>
+        <w:numPr>
+          <w:ilvl w:val="0"/>
+          <w:numId w:val="21"/>
+        </w:numPr>
+        <w:spacing w:before="100" w:beforeAutospacing="1" w:after="100" w:afterAutospacing="1" w:line="240" w:lineRule="auto"/>
+        <w:rPr>
+          <w:rFonts w:ascii="Times New Roman" w:eastAsia="Times New Roman" w:hAnsi="Times New Roman" w:cs="Times New Roman"/>
+          <w:sz w:val="24"/>
+          <w:szCs w:val="24"/>
+          <w:lang w:eastAsia="ru-RU"/>
+        </w:rPr>
+      </w:pPr>
+      <w:r>
+        <w:rPr>
+          <w:rFonts w:ascii="Times New Roman" w:eastAsia="Times New Roman" w:hAnsi="Times New Roman" w:cs="Times New Roman"/>
+          <w:sz w:val="24"/>
+          <w:szCs w:val="24"/>
+          <w:lang w:eastAsia="ru-RU"/>
+        </w:rPr>
+        <w:t xml:space="preserve">для удаления используйте </w:t>
+      </w:r>
+      <w:proofErr w:type="spellStart"/>
+      <w:proofErr w:type="gramStart"/>
+      <w:r>
+        <w:rPr>
+          <w:rFonts w:ascii="Courier New" w:eastAsia="Times New Roman" w:hAnsi="Courier New" w:cs="Courier New"/>
+          <w:sz w:val="20"/>
+          <w:szCs w:val="20"/>
+          <w:lang w:eastAsia="ru-RU"/>
+        </w:rPr>
+        <w:t>filter</w:t>
+      </w:r>
+      <w:proofErr w:type="spellEnd"/>
+      <w:r>
+        <w:rPr>
+          <w:rFonts w:ascii="Courier New" w:eastAsia="Times New Roman" w:hAnsi="Courier New" w:cs="Courier New"/>
+          <w:sz w:val="20"/>
+          <w:szCs w:val="20"/>
+          <w:lang w:eastAsia="ru-RU"/>
+        </w:rPr>
+        <w:t>(</w:t>
+      </w:r>
+      <w:proofErr w:type="gramEnd"/>
+      <w:r>
+        <w:rPr>
+          <w:rFonts w:ascii="Courier New" w:eastAsia="Times New Roman" w:hAnsi="Courier New" w:cs="Courier New"/>
+          <w:sz w:val="20"/>
+          <w:szCs w:val="20"/>
+          <w:lang w:eastAsia="ru-RU"/>
+        </w:rPr>
+        <w:t>)</w:t>
+      </w:r>
+      <w:r>
+        <w:rPr>
+          <w:rFonts w:ascii="Times New Roman" w:eastAsia="Times New Roman" w:hAnsi="Times New Roman" w:cs="Times New Roman"/>
+          <w:sz w:val="24"/>
+          <w:szCs w:val="24"/>
+          <w:lang w:eastAsia="ru-RU"/>
+        </w:rPr>
+        <w:t>;</w:t>
+      </w:r>
+    </w:p>
+    <w:p>
+      <w:pPr>
+        <w:numPr>
+          <w:ilvl w:val="0"/>
+          <w:numId w:val="21"/>
+        </w:numPr>
+        <w:spacing w:before="100" w:beforeAutospacing="1" w:after="100" w:afterAutospacing="1" w:line="240" w:lineRule="auto"/>
+        <w:rPr>
+          <w:rFonts w:ascii="Times New Roman" w:eastAsia="Times New Roman" w:hAnsi="Times New Roman" w:cs="Times New Roman"/>
+          <w:sz w:val="24"/>
+          <w:szCs w:val="24"/>
+          <w:lang w:eastAsia="ru-RU"/>
+        </w:rPr>
+      </w:pPr>
+      <w:r>
+        <w:rPr>
+          <w:rFonts w:ascii="Times New Roman" w:eastAsia="Times New Roman" w:hAnsi="Times New Roman" w:cs="Times New Roman"/>
+          <w:sz w:val="24"/>
+          <w:szCs w:val="24"/>
+          <w:lang w:eastAsia="ru-RU"/>
+        </w:rPr>
+        <w:t xml:space="preserve">для расчёта стоимости используйте </w:t>
+      </w:r>
+      <w:proofErr w:type="spellStart"/>
+      <w:proofErr w:type="gramStart"/>
+      <w:r>
+        <w:rPr>
+          <w:rFonts w:ascii="Courier New" w:eastAsia="Times New Roman" w:hAnsi="Courier New" w:cs="Courier New"/>
+          <w:sz w:val="20"/>
+          <w:szCs w:val="20"/>
+          <w:lang w:eastAsia="ru-RU"/>
+        </w:rPr>
+        <w:t>reduce</w:t>
+      </w:r>
+      <w:proofErr w:type="spellEnd"/>
+      <w:r>
+        <w:rPr>
+          <w:rFonts w:ascii="Courier New" w:eastAsia="Times New Roman" w:hAnsi="Courier New" w:cs="Courier New"/>
+          <w:sz w:val="20"/>
+          <w:szCs w:val="20"/>
+          <w:lang w:eastAsia="ru-RU"/>
+        </w:rPr>
+        <w:t>(</w:t>
+      </w:r>
+      <w:proofErr w:type="gramEnd"/>
+      <w:r>
+        <w:rPr>
+          <w:rFonts w:ascii="Courier New" w:eastAsia="Times New Roman" w:hAnsi="Courier New" w:cs="Courier New"/>
+          <w:sz w:val="20"/>
+          <w:szCs w:val="20"/>
+          <w:lang w:eastAsia="ru-RU"/>
+        </w:rPr>
+        <w:t>)</w:t>
+      </w:r>
+      <w:r>
+        <w:rPr>
+          <w:rFonts w:ascii="Times New Roman" w:eastAsia="Times New Roman" w:hAnsi="Times New Roman" w:cs="Times New Roman"/>
+          <w:sz w:val="24"/>
+          <w:szCs w:val="24"/>
+          <w:lang w:eastAsia="ru-RU"/>
+        </w:rPr>
+        <w:t>;</w:t>
+      </w:r>
+    </w:p>
+    <w:p>
+      <w:pPr>
+        <w:numPr>
+          <w:ilvl w:val="0"/>
+          <w:numId w:val="21"/>
+        </w:numPr>
+        <w:spacing w:before="100" w:beforeAutospacing="1" w:after="100" w:afterAutospacing="1" w:line="240" w:lineRule="auto"/>
+        <w:rPr>
+          <w:rFonts w:ascii="Times New Roman" w:eastAsia="Times New Roman" w:hAnsi="Times New Roman" w:cs="Times New Roman"/>
+          <w:sz w:val="24"/>
+          <w:szCs w:val="24"/>
+          <w:lang w:eastAsia="ru-RU"/>
+        </w:rPr>
+      </w:pPr>
+      <w:r>
+        <w:rPr>
+          <w:rFonts w:ascii="Times New Roman" w:eastAsia="Times New Roman" w:hAnsi="Times New Roman" w:cs="Times New Roman"/>
+          <w:sz w:val="24"/>
+          <w:szCs w:val="24"/>
+          <w:lang w:eastAsia="ru-RU"/>
+        </w:rPr>
+        <w:t xml:space="preserve">для формирования описаний используйте </w:t>
+      </w:r>
+      <w:proofErr w:type="spellStart"/>
+      <w:proofErr w:type="gramStart"/>
+      <w:r>
+        <w:rPr>
+          <w:rFonts w:ascii="Courier New" w:eastAsia="Times New Roman" w:hAnsi="Courier New" w:cs="Courier New"/>
+          <w:sz w:val="20"/>
+          <w:szCs w:val="20"/>
+          <w:lang w:eastAsia="ru-RU"/>
+        </w:rPr>
+        <w:t>map</w:t>
+      </w:r>
+      <w:proofErr w:type="spellEnd"/>
+      <w:r>
+        <w:rPr>
+          <w:rFonts w:ascii="Courier New" w:eastAsia="Times New Roman" w:hAnsi="Courier New" w:cs="Courier New"/>
+          <w:sz w:val="20"/>
+          <w:szCs w:val="20"/>
+          <w:lang w:eastAsia="ru-RU"/>
+        </w:rPr>
+        <w:t>(</w:t>
+      </w:r>
+      <w:proofErr w:type="gramEnd"/>
+      <w:r>
+        <w:rPr>
+          <w:rFonts w:ascii="Courier New" w:eastAsia="Times New Roman" w:hAnsi="Courier New" w:cs="Courier New"/>
+          <w:sz w:val="20"/>
+          <w:szCs w:val="20"/>
+          <w:lang w:eastAsia="ru-RU"/>
+        </w:rPr>
+        <w:t>)</w:t>
+      </w:r>
+      <w:r>
+        <w:rPr>
+          <w:rFonts w:ascii="Times New Roman" w:eastAsia="Times New Roman" w:hAnsi="Times New Roman" w:cs="Times New Roman"/>
+          <w:sz w:val="24"/>
+          <w:szCs w:val="24"/>
+          <w:lang w:eastAsia="ru-RU"/>
+        </w:rPr>
+        <w:t>;</w:t>
+      </w:r>
+    </w:p>
+    <w:p>
+      <w:pPr>
+        <w:numPr>
+          <w:ilvl w:val="0"/>
+          <w:numId w:val="21"/>
+        </w:numPr>
+        <w:spacing w:before="100" w:beforeAutospacing="1" w:after="100" w:afterAutospacing="1" w:line="240" w:lineRule="auto"/>
+        <w:rPr>
+          <w:rFonts w:ascii="Times New Roman" w:eastAsia="Times New Roman" w:hAnsi="Times New Roman" w:cs="Times New Roman"/>
+          <w:sz w:val="24"/>
+          <w:szCs w:val="24"/>
+          <w:lang w:eastAsia="ru-RU"/>
+        </w:rPr>
+      </w:pPr>
+      <w:r>
+        <w:rPr>
+          <w:rFonts w:ascii="Times New Roman" w:eastAsia="Times New Roman" w:hAnsi="Times New Roman" w:cs="Times New Roman"/>
+          <w:sz w:val="24"/>
+          <w:szCs w:val="24"/>
+          <w:lang w:eastAsia="ru-RU"/>
+        </w:rPr>
+        <w:t>исходный объект товара не должен изменяться.</w:t>
+      </w:r>
+    </w:p>
+    <w:p>
+      <w:pPr>
+        <w:spacing w:before="100" w:beforeAutospacing="1" w:after="100" w:afterAutospacing="1" w:line="240" w:lineRule="auto"/>
+        <w:outlineLvl w:val="1"/>
+        <w:rPr>
+          <w:rFonts w:ascii="Times New Roman" w:eastAsia="Times New Roman" w:hAnsi="Times New Roman" w:cs="Times New Roman"/>
+          <w:b/>
           <w:bCs/>
-          <w:sz w:val="26"/>
-          <w:szCs w:val="26"/>
-        </w:rPr>
-      </w:pPr>
-      <w:r>
-        <w:rPr>
+          <w:sz w:val="36"/>
+          <w:szCs w:val="36"/>
+          <w:lang w:eastAsia="ru-RU"/>
+        </w:rPr>
+      </w:pPr>
+      <w:r>
+        <w:rPr>
+          <w:rFonts w:ascii="Times New Roman" w:eastAsia="Times New Roman" w:hAnsi="Times New Roman" w:cs="Times New Roman"/>
+          <w:b/>
           <w:bCs/>
-          <w:sz w:val="26"/>
-          <w:szCs w:val="26"/>
-        </w:rPr>
-        <w:t xml:space="preserve">2. Создайте объект </w:t>
+          <w:sz w:val="36"/>
+          <w:szCs w:val="36"/>
+          <w:lang w:eastAsia="ru-RU"/>
+        </w:rPr>
+        <w:t xml:space="preserve">Задача </w:t>
+      </w:r>
+      <w:r>
+        <w:rPr>
+          <w:rFonts w:ascii="Times New Roman" w:eastAsia="Times New Roman" w:hAnsi="Times New Roman" w:cs="Times New Roman"/>
+          <w:b/>
+          <w:bCs/>
+          <w:sz w:val="36"/>
+          <w:szCs w:val="36"/>
+          <w:lang w:eastAsia="ru-RU"/>
+        </w:rPr>
+        <w:t>3</w:t>
+      </w:r>
+      <w:r>
+        <w:rPr>
+          <w:rFonts w:ascii="Times New Roman" w:eastAsia="Times New Roman" w:hAnsi="Times New Roman" w:cs="Times New Roman"/>
+          <w:b/>
+          <w:bCs/>
+          <w:sz w:val="36"/>
+          <w:szCs w:val="36"/>
+          <w:lang w:eastAsia="ru-RU"/>
+        </w:rPr>
+        <w:t>. Тарифы доставки</w:t>
+      </w:r>
+    </w:p>
+    <w:p>
+      <w:pPr>
+        <w:spacing w:before="100" w:beforeAutospacing="1" w:after="100" w:afterAutospacing="1" w:line="240" w:lineRule="auto"/>
+        <w:rPr>
+          <w:rFonts w:ascii="Times New Roman" w:eastAsia="Times New Roman" w:hAnsi="Times New Roman" w:cs="Times New Roman"/>
+          <w:sz w:val="24"/>
+          <w:szCs w:val="24"/>
+          <w:lang w:eastAsia="ru-RU"/>
+        </w:rPr>
+      </w:pPr>
+      <w:r>
+        <w:rPr>
+          <w:rFonts w:ascii="Times New Roman" w:eastAsia="Times New Roman" w:hAnsi="Times New Roman" w:cs="Times New Roman"/>
+          <w:sz w:val="24"/>
+          <w:szCs w:val="24"/>
+          <w:lang w:eastAsia="ru-RU"/>
+        </w:rPr>
+        <w:t>Интернет-магазин предлагает несколько способов доставки с разными правилами расчёта стоимости.</w:t>
+      </w:r>
+    </w:p>
+    <w:p>
+      <w:pPr>
+        <w:spacing w:before="100" w:beforeAutospacing="1" w:after="100" w:afterAutospacing="1" w:line="240" w:lineRule="auto"/>
+        <w:rPr>
+          <w:rFonts w:ascii="Times New Roman" w:eastAsia="Times New Roman" w:hAnsi="Times New Roman" w:cs="Times New Roman"/>
+          <w:sz w:val="24"/>
+          <w:szCs w:val="24"/>
+          <w:lang w:eastAsia="ru-RU"/>
+        </w:rPr>
+      </w:pPr>
+      <w:r>
+        <w:rPr>
+          <w:rFonts w:ascii="Times New Roman" w:eastAsia="Times New Roman" w:hAnsi="Times New Roman" w:cs="Times New Roman"/>
+          <w:sz w:val="24"/>
+          <w:szCs w:val="24"/>
+          <w:lang w:eastAsia="ru-RU"/>
+        </w:rPr>
+        <w:t>Создайте функцию-конструктор</w:t>
+      </w:r>
+      <w:r>
+        <w:rPr>
+          <w:rFonts w:ascii="Times New Roman" w:eastAsia="Times New Roman" w:hAnsi="Times New Roman" w:cs="Times New Roman"/>
+          <w:sz w:val="24"/>
+          <w:szCs w:val="24"/>
+          <w:lang w:eastAsia="ru-RU"/>
+        </w:rPr>
+        <w:t xml:space="preserve"> </w:t>
       </w:r>
       <w:proofErr w:type="spellStart"/>
       <w:r>
         <w:rPr>
-          <w:rFonts w:ascii="Courier New" w:hAnsi="Courier New" w:cs="Courier New"/>
+          <w:rFonts w:ascii="Courier New" w:eastAsia="Times New Roman" w:hAnsi="Courier New" w:cs="Courier New"/>
+          <w:sz w:val="20"/>
+          <w:szCs w:val="20"/>
+          <w:lang w:eastAsia="ru-RU"/>
+        </w:rPr>
+        <w:t>DeliveryTariff</w:t>
+      </w:r>
+      <w:proofErr w:type="spellEnd"/>
+      <w:r>
+        <w:rPr>
+          <w:rFonts w:ascii="Courier New" w:eastAsia="Times New Roman" w:hAnsi="Courier New" w:cs="Courier New"/>
+          <w:sz w:val="20"/>
+          <w:szCs w:val="20"/>
+          <w:lang w:eastAsia="ru-RU"/>
+        </w:rPr>
+        <w:t>.</w:t>
+      </w:r>
+    </w:p>
+    <w:p>
+      <w:pPr>
+        <w:spacing w:before="100" w:beforeAutospacing="1" w:after="100" w:afterAutospacing="1" w:line="240" w:lineRule="auto"/>
+        <w:rPr>
+          <w:rFonts w:ascii="Times New Roman" w:eastAsia="Times New Roman" w:hAnsi="Times New Roman" w:cs="Times New Roman"/>
+          <w:sz w:val="24"/>
+          <w:szCs w:val="24"/>
+          <w:lang w:eastAsia="ru-RU"/>
+        </w:rPr>
+      </w:pPr>
+      <w:r>
+        <w:rPr>
+          <w:rFonts w:ascii="Times New Roman" w:eastAsia="Times New Roman" w:hAnsi="Times New Roman" w:cs="Times New Roman"/>
+          <w:sz w:val="24"/>
+          <w:szCs w:val="24"/>
+          <w:lang w:eastAsia="ru-RU"/>
+        </w:rPr>
+        <w:t>Объект тарифа должен содержать:</w:t>
+      </w:r>
+    </w:p>
+    <w:p>
+      <w:pPr>
+        <w:numPr>
+          <w:ilvl w:val="0"/>
+          <w:numId w:val="22"/>
+        </w:numPr>
+        <w:spacing w:before="100" w:beforeAutospacing="1" w:after="100" w:afterAutospacing="1" w:line="240" w:lineRule="auto"/>
+        <w:rPr>
+          <w:rFonts w:ascii="Times New Roman" w:eastAsia="Times New Roman" w:hAnsi="Times New Roman" w:cs="Times New Roman"/>
+          <w:sz w:val="24"/>
+          <w:szCs w:val="24"/>
+          <w:lang w:eastAsia="ru-RU"/>
+        </w:rPr>
+      </w:pPr>
+      <w:proofErr w:type="spellStart"/>
+      <w:r>
+        <w:rPr>
+          <w:rFonts w:ascii="Courier New" w:eastAsia="Times New Roman" w:hAnsi="Courier New" w:cs="Courier New"/>
+          <w:sz w:val="20"/>
+          <w:szCs w:val="20"/>
+          <w:lang w:eastAsia="ru-RU"/>
+        </w:rPr>
+        <w:t>title</w:t>
+      </w:r>
+      <w:proofErr w:type="spellEnd"/>
+      <w:r>
+        <w:rPr>
+          <w:rFonts w:ascii="Times New Roman" w:eastAsia="Times New Roman" w:hAnsi="Times New Roman" w:cs="Times New Roman"/>
+          <w:sz w:val="24"/>
+          <w:szCs w:val="24"/>
+          <w:lang w:eastAsia="ru-RU"/>
+        </w:rPr>
+        <w:t xml:space="preserve"> — название;</w:t>
+      </w:r>
+    </w:p>
+    <w:p>
+      <w:pPr>
+        <w:numPr>
+          <w:ilvl w:val="0"/>
+          <w:numId w:val="22"/>
+        </w:numPr>
+        <w:spacing w:before="100" w:beforeAutospacing="1" w:after="100" w:afterAutospacing="1" w:line="240" w:lineRule="auto"/>
+        <w:rPr>
+          <w:rFonts w:ascii="Times New Roman" w:eastAsia="Times New Roman" w:hAnsi="Times New Roman" w:cs="Times New Roman"/>
+          <w:sz w:val="24"/>
+          <w:szCs w:val="24"/>
+          <w:lang w:eastAsia="ru-RU"/>
+        </w:rPr>
+      </w:pPr>
+      <w:proofErr w:type="spellStart"/>
+      <w:r>
+        <w:rPr>
+          <w:rFonts w:ascii="Courier New" w:eastAsia="Times New Roman" w:hAnsi="Courier New" w:cs="Courier New"/>
+          <w:sz w:val="20"/>
+          <w:szCs w:val="20"/>
+          <w:lang w:eastAsia="ru-RU"/>
+        </w:rPr>
+        <w:t>basePrice</w:t>
+      </w:r>
+      <w:proofErr w:type="spellEnd"/>
+      <w:r>
+        <w:rPr>
+          <w:rFonts w:ascii="Times New Roman" w:eastAsia="Times New Roman" w:hAnsi="Times New Roman" w:cs="Times New Roman"/>
+          <w:sz w:val="24"/>
+          <w:szCs w:val="24"/>
+          <w:lang w:eastAsia="ru-RU"/>
+        </w:rPr>
+        <w:t xml:space="preserve"> — базовая стоимость;</w:t>
+      </w:r>
+    </w:p>
+    <w:p>
+      <w:pPr>
+        <w:numPr>
+          <w:ilvl w:val="0"/>
+          <w:numId w:val="22"/>
+        </w:numPr>
+        <w:spacing w:before="100" w:beforeAutospacing="1" w:after="100" w:afterAutospacing="1" w:line="240" w:lineRule="auto"/>
+        <w:rPr>
+          <w:rFonts w:ascii="Times New Roman" w:eastAsia="Times New Roman" w:hAnsi="Times New Roman" w:cs="Times New Roman"/>
+          <w:sz w:val="24"/>
+          <w:szCs w:val="24"/>
+          <w:lang w:eastAsia="ru-RU"/>
+        </w:rPr>
+      </w:pPr>
+      <w:proofErr w:type="spellStart"/>
+      <w:r>
+        <w:rPr>
+          <w:rFonts w:ascii="Courier New" w:eastAsia="Times New Roman" w:hAnsi="Courier New" w:cs="Courier New"/>
+          <w:sz w:val="20"/>
+          <w:szCs w:val="20"/>
+          <w:lang w:eastAsia="ru-RU"/>
+        </w:rPr>
+        <w:t>pricePerKilogram</w:t>
+      </w:r>
+      <w:proofErr w:type="spellEnd"/>
+      <w:r>
+        <w:rPr>
+          <w:rFonts w:ascii="Times New Roman" w:eastAsia="Times New Roman" w:hAnsi="Times New Roman" w:cs="Times New Roman"/>
+          <w:sz w:val="24"/>
+          <w:szCs w:val="24"/>
+          <w:lang w:eastAsia="ru-RU"/>
+        </w:rPr>
+        <w:t xml:space="preserve"> — стоимость одного килограмма;</w:t>
+      </w:r>
+    </w:p>
+    <w:p>
+      <w:pPr>
+        <w:numPr>
+          <w:ilvl w:val="0"/>
+          <w:numId w:val="22"/>
+        </w:numPr>
+        <w:spacing w:before="100" w:beforeAutospacing="1" w:after="100" w:afterAutospacing="1" w:line="240" w:lineRule="auto"/>
+        <w:rPr>
+          <w:rFonts w:ascii="Times New Roman" w:eastAsia="Times New Roman" w:hAnsi="Times New Roman" w:cs="Times New Roman"/>
+          <w:sz w:val="24"/>
+          <w:szCs w:val="24"/>
+          <w:lang w:eastAsia="ru-RU"/>
+        </w:rPr>
+      </w:pPr>
+      <w:proofErr w:type="spellStart"/>
+      <w:r>
+        <w:rPr>
+          <w:rFonts w:ascii="Courier New" w:eastAsia="Times New Roman" w:hAnsi="Courier New" w:cs="Courier New"/>
+          <w:sz w:val="20"/>
+          <w:szCs w:val="20"/>
+          <w:lang w:eastAsia="ru-RU"/>
+        </w:rPr>
+        <w:t>maxWeight</w:t>
+      </w:r>
+      <w:proofErr w:type="spellEnd"/>
+      <w:r>
+        <w:rPr>
+          <w:rFonts w:ascii="Times New Roman" w:eastAsia="Times New Roman" w:hAnsi="Times New Roman" w:cs="Times New Roman"/>
+          <w:sz w:val="24"/>
+          <w:szCs w:val="24"/>
+          <w:lang w:eastAsia="ru-RU"/>
+        </w:rPr>
+        <w:t xml:space="preserve"> — максимально допустимый вес.</w:t>
+      </w:r>
+    </w:p>
+    <w:p>
+      <w:pPr>
+        <w:spacing w:before="100" w:beforeAutospacing="1" w:after="100" w:afterAutospacing="1" w:line="240" w:lineRule="auto"/>
+        <w:rPr>
+          <w:rFonts w:ascii="Times New Roman" w:eastAsia="Times New Roman" w:hAnsi="Times New Roman" w:cs="Times New Roman"/>
+          <w:sz w:val="24"/>
+          <w:szCs w:val="24"/>
+          <w:lang w:eastAsia="ru-RU"/>
+        </w:rPr>
+      </w:pPr>
+      <w:r>
+        <w:rPr>
+          <w:rFonts w:ascii="Times New Roman" w:eastAsia="Times New Roman" w:hAnsi="Times New Roman" w:cs="Times New Roman"/>
+          <w:sz w:val="24"/>
+          <w:szCs w:val="24"/>
+          <w:lang w:eastAsia="ru-RU"/>
+        </w:rPr>
+        <w:t>Добавьте методы:</w:t>
+      </w:r>
+    </w:p>
+    <w:p>
+      <w:pPr>
+        <w:numPr>
+          <w:ilvl w:val="0"/>
+          <w:numId w:val="23"/>
+        </w:numPr>
+        <w:spacing w:before="100" w:beforeAutospacing="1" w:after="100" w:afterAutospacing="1" w:line="240" w:lineRule="auto"/>
+        <w:rPr>
+          <w:rFonts w:ascii="Times New Roman" w:eastAsia="Times New Roman" w:hAnsi="Times New Roman" w:cs="Times New Roman"/>
+          <w:sz w:val="24"/>
+          <w:szCs w:val="24"/>
+          <w:lang w:eastAsia="ru-RU"/>
+        </w:rPr>
+      </w:pPr>
+      <w:proofErr w:type="spellStart"/>
+      <w:r>
+        <w:rPr>
+          <w:rFonts w:ascii="Courier New" w:eastAsia="Times New Roman" w:hAnsi="Courier New" w:cs="Courier New"/>
+          <w:sz w:val="20"/>
+          <w:szCs w:val="20"/>
+          <w:lang w:eastAsia="ru-RU"/>
+        </w:rPr>
+        <w:t>canDeliver</w:t>
+      </w:r>
+      <w:proofErr w:type="spellEnd"/>
+      <w:r>
+        <w:rPr>
+          <w:rFonts w:ascii="Courier New" w:eastAsia="Times New Roman" w:hAnsi="Courier New" w:cs="Courier New"/>
+          <w:sz w:val="20"/>
+          <w:szCs w:val="20"/>
+          <w:lang w:eastAsia="ru-RU"/>
+        </w:rPr>
+        <w:t>(</w:t>
+      </w:r>
+      <w:proofErr w:type="spellStart"/>
+      <w:r>
+        <w:rPr>
+          <w:rFonts w:ascii="Courier New" w:eastAsia="Times New Roman" w:hAnsi="Courier New" w:cs="Courier New"/>
+          <w:sz w:val="20"/>
+          <w:szCs w:val="20"/>
+          <w:lang w:eastAsia="ru-RU"/>
+        </w:rPr>
+        <w:t>weight</w:t>
+      </w:r>
+      <w:proofErr w:type="spellEnd"/>
+      <w:r>
+        <w:rPr>
+          <w:rFonts w:ascii="Courier New" w:eastAsia="Times New Roman" w:hAnsi="Courier New" w:cs="Courier New"/>
+          <w:sz w:val="20"/>
+          <w:szCs w:val="20"/>
+          <w:lang w:eastAsia="ru-RU"/>
+        </w:rPr>
+        <w:t>)</w:t>
+      </w:r>
+      <w:r>
+        <w:rPr>
+          <w:rFonts w:ascii="Times New Roman" w:eastAsia="Times New Roman" w:hAnsi="Times New Roman" w:cs="Times New Roman"/>
+          <w:sz w:val="24"/>
+          <w:szCs w:val="24"/>
+          <w:lang w:eastAsia="ru-RU"/>
+        </w:rPr>
+        <w:t xml:space="preserve"> — проверяет допустимость веса;</w:t>
+      </w:r>
+    </w:p>
+    <w:p>
+      <w:pPr>
+        <w:numPr>
+          <w:ilvl w:val="0"/>
+          <w:numId w:val="23"/>
+        </w:numPr>
+        <w:spacing w:before="100" w:beforeAutospacing="1" w:after="100" w:afterAutospacing="1" w:line="240" w:lineRule="auto"/>
+        <w:rPr>
+          <w:rFonts w:ascii="Times New Roman" w:eastAsia="Times New Roman" w:hAnsi="Times New Roman" w:cs="Times New Roman"/>
+          <w:sz w:val="24"/>
+          <w:szCs w:val="24"/>
+          <w:lang w:eastAsia="ru-RU"/>
+        </w:rPr>
+      </w:pPr>
+      <w:proofErr w:type="spellStart"/>
+      <w:r>
+        <w:rPr>
+          <w:rFonts w:ascii="Courier New" w:eastAsia="Times New Roman" w:hAnsi="Courier New" w:cs="Courier New"/>
+          <w:sz w:val="20"/>
+          <w:szCs w:val="20"/>
+          <w:lang w:eastAsia="ru-RU"/>
+        </w:rPr>
+        <w:t>calculate</w:t>
+      </w:r>
+      <w:proofErr w:type="spellEnd"/>
+      <w:r>
+        <w:rPr>
+          <w:rFonts w:ascii="Courier New" w:eastAsia="Times New Roman" w:hAnsi="Courier New" w:cs="Courier New"/>
+          <w:sz w:val="20"/>
+          <w:szCs w:val="20"/>
+          <w:lang w:eastAsia="ru-RU"/>
+        </w:rPr>
+        <w:t>(</w:t>
+      </w:r>
+      <w:proofErr w:type="spellStart"/>
+      <w:r>
+        <w:rPr>
+          <w:rFonts w:ascii="Courier New" w:eastAsia="Times New Roman" w:hAnsi="Courier New" w:cs="Courier New"/>
+          <w:sz w:val="20"/>
+          <w:szCs w:val="20"/>
+          <w:lang w:eastAsia="ru-RU"/>
+        </w:rPr>
+        <w:t>weight</w:t>
+      </w:r>
+      <w:proofErr w:type="spellEnd"/>
+      <w:r>
+        <w:rPr>
+          <w:rFonts w:ascii="Courier New" w:eastAsia="Times New Roman" w:hAnsi="Courier New" w:cs="Courier New"/>
+          <w:sz w:val="20"/>
+          <w:szCs w:val="20"/>
+          <w:lang w:eastAsia="ru-RU"/>
+        </w:rPr>
+        <w:t>)</w:t>
+      </w:r>
+      <w:r>
+        <w:rPr>
+          <w:rFonts w:ascii="Times New Roman" w:eastAsia="Times New Roman" w:hAnsi="Times New Roman" w:cs="Times New Roman"/>
+          <w:sz w:val="24"/>
+          <w:szCs w:val="24"/>
+          <w:lang w:eastAsia="ru-RU"/>
+        </w:rPr>
+        <w:t xml:space="preserve"> — рассчитывает стоимость;</w:t>
+      </w:r>
+    </w:p>
+    <w:p>
+      <w:pPr>
+        <w:numPr>
+          <w:ilvl w:val="0"/>
+          <w:numId w:val="23"/>
+        </w:numPr>
+        <w:spacing w:before="100" w:beforeAutospacing="1" w:after="100" w:afterAutospacing="1" w:line="240" w:lineRule="auto"/>
+        <w:rPr>
+          <w:rFonts w:ascii="Times New Roman" w:eastAsia="Times New Roman" w:hAnsi="Times New Roman" w:cs="Times New Roman"/>
+          <w:sz w:val="24"/>
+          <w:szCs w:val="24"/>
+          <w:lang w:eastAsia="ru-RU"/>
+        </w:rPr>
+      </w:pPr>
+      <w:proofErr w:type="spellStart"/>
+      <w:r>
+        <w:rPr>
+          <w:rFonts w:ascii="Courier New" w:eastAsia="Times New Roman" w:hAnsi="Courier New" w:cs="Courier New"/>
+          <w:sz w:val="20"/>
+          <w:szCs w:val="20"/>
+          <w:lang w:eastAsia="ru-RU"/>
+        </w:rPr>
+        <w:t>getInfo</w:t>
+      </w:r>
+      <w:proofErr w:type="spellEnd"/>
+      <w:r>
+        <w:rPr>
+          <w:rFonts w:ascii="Courier New" w:eastAsia="Times New Roman" w:hAnsi="Courier New" w:cs="Courier New"/>
+          <w:sz w:val="20"/>
+          <w:szCs w:val="20"/>
+          <w:lang w:eastAsia="ru-RU"/>
+        </w:rPr>
+        <w:t>(</w:t>
+      </w:r>
+      <w:proofErr w:type="spellStart"/>
+      <w:r>
+        <w:rPr>
+          <w:rFonts w:ascii="Courier New" w:eastAsia="Times New Roman" w:hAnsi="Courier New" w:cs="Courier New"/>
+          <w:sz w:val="20"/>
+          <w:szCs w:val="20"/>
+          <w:lang w:eastAsia="ru-RU"/>
+        </w:rPr>
+        <w:t>weight</w:t>
+      </w:r>
+      <w:proofErr w:type="spellEnd"/>
+      <w:r>
+        <w:rPr>
+          <w:rFonts w:ascii="Courier New" w:eastAsia="Times New Roman" w:hAnsi="Courier New" w:cs="Courier New"/>
+          <w:sz w:val="20"/>
+          <w:szCs w:val="20"/>
+          <w:lang w:eastAsia="ru-RU"/>
+        </w:rPr>
+        <w:t>)</w:t>
+      </w:r>
+      <w:r>
+        <w:rPr>
+          <w:rFonts w:ascii="Times New Roman" w:eastAsia="Times New Roman" w:hAnsi="Times New Roman" w:cs="Times New Roman"/>
+          <w:sz w:val="24"/>
+          <w:szCs w:val="24"/>
+          <w:lang w:eastAsia="ru-RU"/>
+        </w:rPr>
+        <w:t xml:space="preserve"> — возвращает описание доставки.</w:t>
+      </w:r>
+    </w:p>
+    <w:p>
+      <w:pPr>
+        <w:spacing w:before="100" w:beforeAutospacing="1" w:after="100" w:afterAutospacing="1" w:line="240" w:lineRule="auto"/>
+        <w:rPr>
+          <w:rFonts w:ascii="Times New Roman" w:eastAsia="Times New Roman" w:hAnsi="Times New Roman" w:cs="Times New Roman"/>
+          <w:sz w:val="24"/>
+          <w:szCs w:val="24"/>
+          <w:lang w:eastAsia="ru-RU"/>
+        </w:rPr>
+      </w:pPr>
+      <w:r>
+        <w:rPr>
+          <w:rFonts w:ascii="Times New Roman" w:eastAsia="Times New Roman" w:hAnsi="Times New Roman" w:cs="Times New Roman"/>
+          <w:sz w:val="24"/>
+          <w:szCs w:val="24"/>
+          <w:lang w:eastAsia="ru-RU"/>
+        </w:rPr>
+        <w:t>Требования:</w:t>
+      </w:r>
+    </w:p>
+    <w:p>
+      <w:pPr>
+        <w:numPr>
+          <w:ilvl w:val="0"/>
+          <w:numId w:val="24"/>
+        </w:numPr>
+        <w:spacing w:before="100" w:beforeAutospacing="1" w:after="100" w:afterAutospacing="1" w:line="240" w:lineRule="auto"/>
+        <w:rPr>
+          <w:rFonts w:ascii="Times New Roman" w:eastAsia="Times New Roman" w:hAnsi="Times New Roman" w:cs="Times New Roman"/>
+          <w:sz w:val="24"/>
+          <w:szCs w:val="24"/>
+          <w:lang w:eastAsia="ru-RU"/>
+        </w:rPr>
+      </w:pPr>
+      <w:r>
+        <w:rPr>
+          <w:rFonts w:ascii="Times New Roman" w:eastAsia="Times New Roman" w:hAnsi="Times New Roman" w:cs="Times New Roman"/>
+          <w:sz w:val="24"/>
+          <w:szCs w:val="24"/>
+          <w:lang w:eastAsia="ru-RU"/>
+        </w:rPr>
+        <w:t xml:space="preserve">тарифы создавайте через </w:t>
+      </w:r>
+      <w:proofErr w:type="spellStart"/>
+      <w:r>
+        <w:rPr>
+          <w:rFonts w:ascii="Courier New" w:eastAsia="Times New Roman" w:hAnsi="Courier New" w:cs="Courier New"/>
+          <w:sz w:val="20"/>
+          <w:szCs w:val="20"/>
+          <w:lang w:eastAsia="ru-RU"/>
+        </w:rPr>
+        <w:t>new</w:t>
+      </w:r>
+      <w:proofErr w:type="spellEnd"/>
+      <w:r>
+        <w:rPr>
+          <w:rFonts w:ascii="Courier New" w:eastAsia="Times New Roman" w:hAnsi="Courier New" w:cs="Courier New"/>
+          <w:sz w:val="20"/>
+          <w:szCs w:val="20"/>
+          <w:lang w:eastAsia="ru-RU"/>
+        </w:rPr>
+        <w:t xml:space="preserve"> </w:t>
+      </w:r>
+      <w:proofErr w:type="spellStart"/>
+      <w:proofErr w:type="gramStart"/>
+      <w:r>
+        <w:rPr>
+          <w:rFonts w:ascii="Courier New" w:eastAsia="Times New Roman" w:hAnsi="Courier New" w:cs="Courier New"/>
+          <w:sz w:val="20"/>
+          <w:szCs w:val="20"/>
+          <w:lang w:eastAsia="ru-RU"/>
+        </w:rPr>
+        <w:t>DeliveryTariff</w:t>
+      </w:r>
+      <w:proofErr w:type="spellEnd"/>
+      <w:r>
+        <w:rPr>
+          <w:rFonts w:ascii="Courier New" w:eastAsia="Times New Roman" w:hAnsi="Courier New" w:cs="Courier New"/>
+          <w:sz w:val="20"/>
+          <w:szCs w:val="20"/>
+          <w:lang w:eastAsia="ru-RU"/>
+        </w:rPr>
+        <w:t>(</w:t>
+      </w:r>
+      <w:proofErr w:type="gramEnd"/>
+      <w:r>
+        <w:rPr>
+          <w:rFonts w:ascii="Courier New" w:eastAsia="Times New Roman" w:hAnsi="Courier New" w:cs="Courier New"/>
+          <w:sz w:val="20"/>
+          <w:szCs w:val="20"/>
+          <w:lang w:eastAsia="ru-RU"/>
+        </w:rPr>
+        <w:t>)</w:t>
+      </w:r>
+      <w:r>
+        <w:rPr>
+          <w:rFonts w:ascii="Times New Roman" w:eastAsia="Times New Roman" w:hAnsi="Times New Roman" w:cs="Times New Roman"/>
+          <w:sz w:val="24"/>
+          <w:szCs w:val="24"/>
+          <w:lang w:eastAsia="ru-RU"/>
+        </w:rPr>
+        <w:t>;</w:t>
+      </w:r>
+    </w:p>
+    <w:p>
+      <w:pPr>
+        <w:numPr>
+          <w:ilvl w:val="0"/>
+          <w:numId w:val="24"/>
+        </w:numPr>
+        <w:spacing w:before="100" w:beforeAutospacing="1" w:after="100" w:afterAutospacing="1" w:line="240" w:lineRule="auto"/>
+        <w:rPr>
+          <w:rFonts w:ascii="Times New Roman" w:eastAsia="Times New Roman" w:hAnsi="Times New Roman" w:cs="Times New Roman"/>
+          <w:sz w:val="24"/>
+          <w:szCs w:val="24"/>
+          <w:lang w:eastAsia="ru-RU"/>
+        </w:rPr>
+      </w:pPr>
+      <w:r>
+        <w:rPr>
+          <w:rFonts w:ascii="Times New Roman" w:eastAsia="Times New Roman" w:hAnsi="Times New Roman" w:cs="Times New Roman"/>
+          <w:sz w:val="24"/>
+          <w:szCs w:val="24"/>
+          <w:lang w:eastAsia="ru-RU"/>
+        </w:rPr>
+        <w:t xml:space="preserve">методы должны использовать </w:t>
+      </w:r>
+      <w:proofErr w:type="spellStart"/>
+      <w:r>
+        <w:rPr>
+          <w:rFonts w:ascii="Courier New" w:eastAsia="Times New Roman" w:hAnsi="Courier New" w:cs="Courier New"/>
+          <w:sz w:val="20"/>
+          <w:szCs w:val="20"/>
+          <w:lang w:eastAsia="ru-RU"/>
+        </w:rPr>
+        <w:t>this</w:t>
+      </w:r>
+      <w:proofErr w:type="spellEnd"/>
+      <w:r>
+        <w:rPr>
+          <w:rFonts w:ascii="Times New Roman" w:eastAsia="Times New Roman" w:hAnsi="Times New Roman" w:cs="Times New Roman"/>
+          <w:sz w:val="24"/>
+          <w:szCs w:val="24"/>
+          <w:lang w:eastAsia="ru-RU"/>
+        </w:rPr>
+        <w:t>;</w:t>
+      </w:r>
+    </w:p>
+    <w:p>
+      <w:pPr>
+        <w:numPr>
+          <w:ilvl w:val="0"/>
+          <w:numId w:val="24"/>
+        </w:numPr>
+        <w:spacing w:before="100" w:beforeAutospacing="1" w:after="100" w:afterAutospacing="1" w:line="240" w:lineRule="auto"/>
+        <w:rPr>
+          <w:rFonts w:ascii="Times New Roman" w:eastAsia="Times New Roman" w:hAnsi="Times New Roman" w:cs="Times New Roman"/>
+          <w:sz w:val="24"/>
+          <w:szCs w:val="24"/>
+          <w:lang w:eastAsia="ru-RU"/>
+        </w:rPr>
+      </w:pPr>
+      <w:r>
+        <w:rPr>
+          <w:rFonts w:ascii="Times New Roman" w:eastAsia="Times New Roman" w:hAnsi="Times New Roman" w:cs="Times New Roman"/>
+          <w:sz w:val="24"/>
+          <w:szCs w:val="24"/>
+          <w:lang w:eastAsia="ru-RU"/>
+        </w:rPr>
+        <w:t>вес должен быть положительным числом;</w:t>
+      </w:r>
+    </w:p>
+    <w:p>
+      <w:pPr>
+        <w:numPr>
+          <w:ilvl w:val="0"/>
+          <w:numId w:val="24"/>
+        </w:numPr>
+        <w:spacing w:before="100" w:beforeAutospacing="1" w:after="100" w:afterAutospacing="1" w:line="240" w:lineRule="auto"/>
+        <w:rPr>
+          <w:rFonts w:ascii="Times New Roman" w:eastAsia="Times New Roman" w:hAnsi="Times New Roman" w:cs="Times New Roman"/>
+          <w:sz w:val="24"/>
+          <w:szCs w:val="24"/>
+          <w:lang w:eastAsia="ru-RU"/>
+        </w:rPr>
+      </w:pPr>
+      <w:r>
+        <w:rPr>
+          <w:rFonts w:ascii="Times New Roman" w:eastAsia="Times New Roman" w:hAnsi="Times New Roman" w:cs="Times New Roman"/>
+          <w:sz w:val="24"/>
+          <w:szCs w:val="24"/>
+          <w:lang w:eastAsia="ru-RU"/>
+        </w:rPr>
+        <w:t>стоимость не может быть отрицательной;</w:t>
+      </w:r>
+    </w:p>
+    <w:p>
+      <w:pPr>
+        <w:numPr>
+          <w:ilvl w:val="0"/>
+          <w:numId w:val="24"/>
+        </w:numPr>
+        <w:spacing w:before="100" w:beforeAutospacing="1" w:after="100" w:afterAutospacing="1" w:line="240" w:lineRule="auto"/>
+        <w:rPr>
+          <w:rFonts w:ascii="Times New Roman" w:eastAsia="Times New Roman" w:hAnsi="Times New Roman" w:cs="Times New Roman"/>
+          <w:sz w:val="24"/>
+          <w:szCs w:val="24"/>
+          <w:lang w:eastAsia="ru-RU"/>
+        </w:rPr>
+      </w:pPr>
+      <w:proofErr w:type="spellStart"/>
+      <w:proofErr w:type="gramStart"/>
+      <w:r>
+        <w:rPr>
+          <w:rFonts w:ascii="Courier New" w:eastAsia="Times New Roman" w:hAnsi="Courier New" w:cs="Courier New"/>
+          <w:sz w:val="20"/>
+          <w:szCs w:val="20"/>
+          <w:lang w:eastAsia="ru-RU"/>
+        </w:rPr>
+        <w:t>calculate</w:t>
+      </w:r>
+      <w:proofErr w:type="spellEnd"/>
+      <w:r>
+        <w:rPr>
+          <w:rFonts w:ascii="Courier New" w:eastAsia="Times New Roman" w:hAnsi="Courier New" w:cs="Courier New"/>
+          <w:sz w:val="20"/>
+          <w:szCs w:val="20"/>
+          <w:lang w:eastAsia="ru-RU"/>
+        </w:rPr>
+        <w:t>(</w:t>
+      </w:r>
+      <w:proofErr w:type="gramEnd"/>
+      <w:r>
+        <w:rPr>
+          <w:rFonts w:ascii="Courier New" w:eastAsia="Times New Roman" w:hAnsi="Courier New" w:cs="Courier New"/>
+          <w:sz w:val="20"/>
+          <w:szCs w:val="20"/>
+          <w:lang w:eastAsia="ru-RU"/>
+        </w:rPr>
+        <w:t>)</w:t>
+      </w:r>
+      <w:r>
+        <w:rPr>
+          <w:rFonts w:ascii="Times New Roman" w:eastAsia="Times New Roman" w:hAnsi="Times New Roman" w:cs="Times New Roman"/>
+          <w:sz w:val="24"/>
+          <w:szCs w:val="24"/>
+          <w:lang w:eastAsia="ru-RU"/>
+        </w:rPr>
+        <w:t xml:space="preserve"> должен возвращать </w:t>
+      </w:r>
+      <w:proofErr w:type="spellStart"/>
+      <w:r>
+        <w:rPr>
+          <w:rFonts w:ascii="Courier New" w:eastAsia="Times New Roman" w:hAnsi="Courier New" w:cs="Courier New"/>
+          <w:sz w:val="20"/>
+          <w:szCs w:val="20"/>
+          <w:lang w:eastAsia="ru-RU"/>
+        </w:rPr>
+        <w:t>null</w:t>
+      </w:r>
+      <w:proofErr w:type="spellEnd"/>
+      <w:r>
+        <w:rPr>
+          <w:rFonts w:ascii="Times New Roman" w:eastAsia="Times New Roman" w:hAnsi="Times New Roman" w:cs="Times New Roman"/>
+          <w:sz w:val="24"/>
+          <w:szCs w:val="24"/>
+          <w:lang w:eastAsia="ru-RU"/>
+        </w:rPr>
+        <w:t>, если вес некорректен или доставка недоступна;</w:t>
+      </w:r>
+    </w:p>
+    <w:p>
+      <w:pPr>
+        <w:numPr>
+          <w:ilvl w:val="0"/>
+          <w:numId w:val="24"/>
+        </w:numPr>
+        <w:spacing w:before="100" w:beforeAutospacing="1" w:after="100" w:afterAutospacing="1" w:line="240" w:lineRule="auto"/>
+        <w:rPr>
+          <w:rFonts w:ascii="Times New Roman" w:eastAsia="Times New Roman" w:hAnsi="Times New Roman" w:cs="Times New Roman"/>
+          <w:sz w:val="24"/>
+          <w:szCs w:val="24"/>
+          <w:lang w:eastAsia="ru-RU"/>
+        </w:rPr>
+      </w:pPr>
+      <w:r>
+        <w:rPr>
+          <w:rFonts w:ascii="Times New Roman" w:eastAsia="Times New Roman" w:hAnsi="Times New Roman" w:cs="Times New Roman"/>
+          <w:sz w:val="24"/>
+          <w:szCs w:val="24"/>
+          <w:lang w:eastAsia="ru-RU"/>
+        </w:rPr>
+        <w:t>каждый тариф должен выполнять расчёт на основании собственных свойств.</w:t>
+      </w:r>
+    </w:p>
+    <w:p>
+      <w:pPr>
+        <w:spacing w:before="100" w:beforeAutospacing="1" w:after="100" w:afterAutospacing="1" w:line="240" w:lineRule="auto"/>
+        <w:outlineLvl w:val="1"/>
+        <w:rPr>
+          <w:rFonts w:ascii="Times New Roman" w:eastAsia="Times New Roman" w:hAnsi="Times New Roman" w:cs="Times New Roman"/>
+          <w:b/>
           <w:bCs/>
-          <w:sz w:val="26"/>
-          <w:szCs w:val="26"/>
-        </w:rPr>
-        <w:t>car</w:t>
-      </w:r>
-      <w:proofErr w:type="spellEnd"/>
-      <w:r>
-        <w:rPr>
+          <w:sz w:val="36"/>
+          <w:szCs w:val="36"/>
+          <w:lang w:eastAsia="ru-RU"/>
+        </w:rPr>
+      </w:pPr>
+      <w:r>
+        <w:rPr>
+          <w:rFonts w:ascii="Times New Roman" w:eastAsia="Times New Roman" w:hAnsi="Times New Roman" w:cs="Times New Roman"/>
+          <w:b/>
           <w:bCs/>
-          <w:sz w:val="26"/>
-          <w:szCs w:val="26"/>
-        </w:rPr>
-        <w:t xml:space="preserve">, который имеет свойства </w:t>
-      </w:r>
-      <w:proofErr w:type="spellStart"/>
-      <w:r>
-        <w:rPr>
-          <w:rFonts w:ascii="Courier New" w:hAnsi="Courier New" w:cs="Courier New"/>
+          <w:sz w:val="36"/>
+          <w:szCs w:val="36"/>
+          <w:lang w:eastAsia="ru-RU"/>
+        </w:rPr>
+        <w:t xml:space="preserve">Задача </w:t>
+      </w:r>
+      <w:r>
+        <w:rPr>
+          <w:rFonts w:ascii="Times New Roman" w:eastAsia="Times New Roman" w:hAnsi="Times New Roman" w:cs="Times New Roman"/>
+          <w:b/>
           <w:bCs/>
-          <w:sz w:val="26"/>
-          <w:szCs w:val="26"/>
-        </w:rPr>
-        <w:t>model</w:t>
-      </w:r>
-      <w:proofErr w:type="spellEnd"/>
-      <w:r>
-        <w:rPr>
+          <w:sz w:val="36"/>
+          <w:szCs w:val="36"/>
+          <w:lang w:eastAsia="ru-RU"/>
+        </w:rPr>
+        <w:t>4</w:t>
+      </w:r>
+      <w:r>
+        <w:rPr>
+          <w:rFonts w:ascii="Times New Roman" w:eastAsia="Times New Roman" w:hAnsi="Times New Roman" w:cs="Times New Roman"/>
+          <w:b/>
           <w:bCs/>
-          <w:sz w:val="26"/>
-          <w:szCs w:val="26"/>
-        </w:rPr>
-        <w:t xml:space="preserve"> и </w:t>
-      </w:r>
-      <w:proofErr w:type="spellStart"/>
-      <w:r>
-        <w:rPr>
-          <w:rFonts w:ascii="Courier New" w:hAnsi="Courier New" w:cs="Courier New"/>
-          <w:bCs/>
-          <w:sz w:val="26"/>
-          <w:szCs w:val="26"/>
-        </w:rPr>
-        <w:t>year</w:t>
-      </w:r>
-      <w:proofErr w:type="spellEnd"/>
-      <w:r>
-        <w:rPr>
-          <w:bCs/>
-          <w:sz w:val="26"/>
-          <w:szCs w:val="26"/>
-        </w:rPr>
-        <w:t xml:space="preserve">, а также метод </w:t>
-      </w:r>
-      <w:proofErr w:type="spellStart"/>
-      <w:r>
-        <w:rPr>
-          <w:rFonts w:ascii="Courier New" w:hAnsi="Courier New" w:cs="Courier New"/>
-          <w:bCs/>
-          <w:sz w:val="26"/>
-          <w:szCs w:val="26"/>
-        </w:rPr>
-        <w:t>getInfo</w:t>
-      </w:r>
-      <w:proofErr w:type="spellEnd"/>
-      <w:r>
-        <w:rPr>
-          <w:bCs/>
-          <w:sz w:val="26"/>
-          <w:szCs w:val="26"/>
-        </w:rPr>
-        <w:t>, который выводит информацию о машине.</w:t>
-      </w:r>
-    </w:p>
-    <w:p>
-      <w:pPr>
-        <w:pStyle w:val="a4"/>
-        <w:tabs>
-          <w:tab w:val="left" w:pos="851"/>
-        </w:tabs>
-        <w:ind w:left="567"/>
-        <w:jc w:val="both"/>
-        <w:rPr>
-          <w:bCs/>
-          <w:sz w:val="26"/>
-          <w:szCs w:val="26"/>
-        </w:rPr>
-      </w:pPr>
-      <w:r>
-        <w:rPr>
-          <w:bCs/>
-          <w:sz w:val="26"/>
-          <w:szCs w:val="26"/>
-        </w:rPr>
-        <w:t xml:space="preserve">3. Создайте функцию-конструктор </w:t>
-      </w:r>
-      <w:proofErr w:type="spellStart"/>
-      <w:r>
-        <w:rPr>
-          <w:rFonts w:ascii="Courier New" w:hAnsi="Courier New" w:cs="Courier New"/>
-          <w:bCs/>
-          <w:sz w:val="26"/>
-          <w:szCs w:val="26"/>
-        </w:rPr>
-        <w:t>Book</w:t>
-      </w:r>
-      <w:proofErr w:type="spellEnd"/>
-      <w:r>
-        <w:rPr>
-          <w:bCs/>
-          <w:sz w:val="26"/>
-          <w:szCs w:val="26"/>
-        </w:rPr>
-        <w:t xml:space="preserve">, которая создает объекты с методами </w:t>
-      </w:r>
-      <w:proofErr w:type="spellStart"/>
-      <w:r>
-        <w:rPr>
-          <w:rFonts w:ascii="Courier New" w:hAnsi="Courier New" w:cs="Courier New"/>
-          <w:bCs/>
-          <w:sz w:val="26"/>
-          <w:szCs w:val="26"/>
-        </w:rPr>
-        <w:t>getTitle</w:t>
-      </w:r>
-      <w:proofErr w:type="spellEnd"/>
-      <w:r>
-        <w:rPr>
-          <w:bCs/>
-          <w:sz w:val="26"/>
-          <w:szCs w:val="26"/>
-        </w:rPr>
-        <w:t xml:space="preserve"> и </w:t>
-      </w:r>
-      <w:proofErr w:type="spellStart"/>
-      <w:r>
-        <w:rPr>
-          <w:rFonts w:ascii="Courier New" w:hAnsi="Courier New" w:cs="Courier New"/>
-          <w:bCs/>
-          <w:sz w:val="26"/>
-          <w:szCs w:val="26"/>
-        </w:rPr>
-        <w:t>getAuthor</w:t>
-      </w:r>
-      <w:proofErr w:type="spellEnd"/>
-      <w:r>
-        <w:rPr>
-          <w:bCs/>
-          <w:sz w:val="26"/>
-          <w:szCs w:val="26"/>
-        </w:rPr>
-        <w:t>.</w:t>
-      </w:r>
-    </w:p>
-    <w:p>
-      <w:pPr>
-        <w:pStyle w:val="a4"/>
-        <w:tabs>
-          <w:tab w:val="left" w:pos="851"/>
-        </w:tabs>
-        <w:ind w:left="567"/>
-        <w:jc w:val="both"/>
-        <w:rPr>
-          <w:bCs/>
-          <w:sz w:val="26"/>
-          <w:szCs w:val="26"/>
-          <w:lang w:val="en-US"/>
-        </w:rPr>
-      </w:pPr>
-      <w:r>
-        <w:rPr>
-          <w:bCs/>
-          <w:sz w:val="26"/>
-          <w:szCs w:val="26"/>
-        </w:rPr>
-        <w:t xml:space="preserve">4. Создайте объект </w:t>
-      </w:r>
-      <w:proofErr w:type="spellStart"/>
-      <w:r>
-        <w:rPr>
-          <w:rFonts w:ascii="Courier New" w:hAnsi="Courier New" w:cs="Courier New"/>
-          <w:bCs/>
-          <w:sz w:val="26"/>
-          <w:szCs w:val="26"/>
-        </w:rPr>
-        <w:t>team</w:t>
-      </w:r>
-      <w:proofErr w:type="spellEnd"/>
-      <w:r>
-        <w:rPr>
-          <w:bCs/>
-          <w:sz w:val="26"/>
-          <w:szCs w:val="26"/>
-        </w:rPr>
-        <w:t>, который содержит массив игроков и метод для вывода информации о каждом игроке. Используйте</w:t>
-      </w:r>
-      <w:r>
-        <w:rPr>
-          <w:bCs/>
-          <w:sz w:val="26"/>
-          <w:szCs w:val="26"/>
-          <w:lang w:val="en-US"/>
-        </w:rPr>
-        <w:t xml:space="preserve"> </w:t>
-      </w:r>
-      <w:r>
-        <w:rPr>
-          <w:rFonts w:ascii="Courier New" w:hAnsi="Courier New" w:cs="Courier New"/>
-          <w:bCs/>
-          <w:sz w:val="26"/>
-          <w:szCs w:val="26"/>
-          <w:lang w:val="en-US"/>
-        </w:rPr>
-        <w:t>this</w:t>
-      </w:r>
-      <w:r>
-        <w:rPr>
-          <w:bCs/>
-          <w:sz w:val="26"/>
-          <w:szCs w:val="26"/>
-          <w:lang w:val="en-US"/>
-        </w:rPr>
-        <w:t xml:space="preserve"> </w:t>
-      </w:r>
-      <w:r>
-        <w:rPr>
-          <w:bCs/>
-          <w:sz w:val="26"/>
-          <w:szCs w:val="26"/>
-        </w:rPr>
-        <w:t>в</w:t>
-      </w:r>
-      <w:r>
-        <w:rPr>
-          <w:bCs/>
-          <w:sz w:val="26"/>
-          <w:szCs w:val="26"/>
-          <w:lang w:val="en-US"/>
-        </w:rPr>
-        <w:t xml:space="preserve"> </w:t>
-      </w:r>
-      <w:r>
-        <w:rPr>
-          <w:bCs/>
-          <w:sz w:val="26"/>
-          <w:szCs w:val="26"/>
-        </w:rPr>
-        <w:t>вложенной</w:t>
-      </w:r>
-      <w:r>
-        <w:rPr>
-          <w:bCs/>
-          <w:sz w:val="26"/>
-          <w:szCs w:val="26"/>
-          <w:lang w:val="en-US"/>
-        </w:rPr>
-        <w:t xml:space="preserve"> </w:t>
-      </w:r>
-      <w:r>
-        <w:rPr>
-          <w:bCs/>
-          <w:sz w:val="26"/>
-          <w:szCs w:val="26"/>
-        </w:rPr>
-        <w:t>функции</w:t>
-      </w:r>
-      <w:r>
-        <w:rPr>
-          <w:bCs/>
-          <w:sz w:val="26"/>
-          <w:szCs w:val="26"/>
-          <w:lang w:val="en-US"/>
-        </w:rPr>
-        <w:t>.</w:t>
-      </w:r>
-    </w:p>
-    <w:p>
-      <w:pPr>
-        <w:pStyle w:val="a4"/>
-        <w:tabs>
-          <w:tab w:val="left" w:pos="851"/>
-        </w:tabs>
-        <w:ind w:left="567"/>
-        <w:jc w:val="both"/>
-        <w:rPr>
-          <w:sz w:val="26"/>
-          <w:szCs w:val="26"/>
-          <w:lang w:val="en-US"/>
-        </w:rPr>
-      </w:pPr>
-      <w:r>
-        <w:rPr>
-          <w:bCs/>
-          <w:sz w:val="26"/>
-          <w:szCs w:val="26"/>
-        </w:rPr>
-        <w:t>5.</w:t>
-      </w:r>
-      <w:r>
-        <w:rPr>
-          <w:b/>
-          <w:sz w:val="26"/>
-          <w:szCs w:val="26"/>
-        </w:rPr>
-        <w:t xml:space="preserve"> </w:t>
-      </w:r>
-      <w:r>
-        <w:rPr>
-          <w:sz w:val="26"/>
-          <w:szCs w:val="26"/>
-        </w:rPr>
-        <w:t xml:space="preserve">Создайте модуль </w:t>
-      </w:r>
-      <w:proofErr w:type="spellStart"/>
-      <w:r>
-        <w:rPr>
-          <w:rFonts w:ascii="Courier New" w:hAnsi="Courier New" w:cs="Courier New"/>
-          <w:sz w:val="26"/>
-          <w:szCs w:val="26"/>
-        </w:rPr>
-        <w:t>counter</w:t>
-      </w:r>
-      <w:proofErr w:type="spellEnd"/>
-      <w:r>
-        <w:rPr>
-          <w:sz w:val="26"/>
-          <w:szCs w:val="26"/>
-        </w:rPr>
-        <w:t xml:space="preserve">, который инкапсулирует переменную </w:t>
-      </w:r>
-      <w:proofErr w:type="spellStart"/>
-      <w:r>
-        <w:rPr>
-          <w:rFonts w:ascii="Courier New" w:hAnsi="Courier New" w:cs="Courier New"/>
-          <w:sz w:val="26"/>
-          <w:szCs w:val="26"/>
-        </w:rPr>
-        <w:t>count</w:t>
-      </w:r>
-      <w:proofErr w:type="spellEnd"/>
-      <w:r>
-        <w:rPr>
-          <w:sz w:val="26"/>
-          <w:szCs w:val="26"/>
-        </w:rPr>
-        <w:t xml:space="preserve"> и предоставляет методы для инкрементации, декрементации и получения текущего значения. Используйте</w:t>
-      </w:r>
-      <w:r>
-        <w:rPr>
-          <w:sz w:val="26"/>
-          <w:szCs w:val="26"/>
-          <w:lang w:val="en-US"/>
-        </w:rPr>
-        <w:t xml:space="preserve"> </w:t>
-      </w:r>
-      <w:r>
-        <w:rPr>
-          <w:rFonts w:ascii="Courier New" w:hAnsi="Courier New" w:cs="Courier New"/>
-          <w:sz w:val="26"/>
-          <w:szCs w:val="26"/>
-          <w:lang w:val="en-US"/>
-        </w:rPr>
-        <w:t>this</w:t>
-      </w:r>
-      <w:r>
-        <w:rPr>
-          <w:sz w:val="26"/>
-          <w:szCs w:val="26"/>
-          <w:lang w:val="en-US"/>
-        </w:rPr>
-        <w:t xml:space="preserve"> </w:t>
-      </w:r>
-      <w:r>
-        <w:rPr>
-          <w:sz w:val="26"/>
-          <w:szCs w:val="26"/>
-        </w:rPr>
-        <w:t>для</w:t>
-      </w:r>
-      <w:r>
-        <w:rPr>
-          <w:sz w:val="26"/>
-          <w:szCs w:val="26"/>
-          <w:lang w:val="en-US"/>
-        </w:rPr>
-        <w:t xml:space="preserve"> </w:t>
-      </w:r>
-      <w:r>
-        <w:rPr>
-          <w:sz w:val="26"/>
-          <w:szCs w:val="26"/>
-        </w:rPr>
-        <w:t>доступа</w:t>
-      </w:r>
-      <w:r>
-        <w:rPr>
-          <w:sz w:val="26"/>
-          <w:szCs w:val="26"/>
-          <w:lang w:val="en-US"/>
-        </w:rPr>
-        <w:t xml:space="preserve"> </w:t>
-      </w:r>
-      <w:r>
-        <w:rPr>
-          <w:sz w:val="26"/>
-          <w:szCs w:val="26"/>
-        </w:rPr>
-        <w:t>к</w:t>
-      </w:r>
-      <w:r>
-        <w:rPr>
-          <w:sz w:val="26"/>
-          <w:szCs w:val="26"/>
-          <w:lang w:val="en-US"/>
-        </w:rPr>
-        <w:t xml:space="preserve"> </w:t>
-      </w:r>
-      <w:r>
-        <w:rPr>
-          <w:sz w:val="26"/>
-          <w:szCs w:val="26"/>
-        </w:rPr>
-        <w:t>свойствам</w:t>
-      </w:r>
-      <w:r>
-        <w:rPr>
-          <w:sz w:val="26"/>
-          <w:szCs w:val="26"/>
-          <w:lang w:val="en-US"/>
-        </w:rPr>
-        <w:t>.</w:t>
-      </w:r>
-    </w:p>
-    <w:p>
-      <w:pPr>
-        <w:shd w:val="clear" w:color="auto" w:fill="2B2B2B"/>
-        <w:tabs>
-          <w:tab w:val="left" w:pos="851"/>
+          <w:sz w:val="36"/>
+          <w:szCs w:val="36"/>
+          <w:lang w:eastAsia="ru-RU"/>
+        </w:rPr>
+        <w:t>. Настройки интерфейса</w:t>
+      </w:r>
+    </w:p>
+    <w:p>
+      <w:pPr>
+        <w:spacing w:before="100" w:beforeAutospacing="1" w:after="100" w:afterAutospacing="1" w:line="240" w:lineRule="auto"/>
+        <w:rPr>
+          <w:rFonts w:ascii="Times New Roman" w:eastAsia="Times New Roman" w:hAnsi="Times New Roman" w:cs="Times New Roman"/>
+          <w:sz w:val="24"/>
+          <w:szCs w:val="24"/>
+          <w:lang w:eastAsia="ru-RU"/>
+        </w:rPr>
+      </w:pPr>
+      <w:r>
+        <w:rPr>
+          <w:rFonts w:ascii="Times New Roman" w:eastAsia="Times New Roman" w:hAnsi="Times New Roman" w:cs="Times New Roman"/>
+          <w:sz w:val="24"/>
+          <w:szCs w:val="24"/>
+          <w:lang w:eastAsia="ru-RU"/>
+        </w:rPr>
+        <w:t>Создайте объект настроек пользовательского интерфейса:</w:t>
+      </w:r>
+    </w:p>
+    <w:p>
+      <w:pPr>
+        <w:tabs>
           <w:tab w:val="left" w:pos="916"/>
           <w:tab w:val="left" w:pos="1832"/>
           <w:tab w:val="left" w:pos="2748"/>
@@ -909,10 +3484,8 @@
           <w:tab w:val="left" w:pos="14656"/>
         </w:tabs>
         <w:spacing w:after="0" w:line="240" w:lineRule="auto"/>
-        <w:ind w:left="567"/>
-        <w:rPr>
-          <w:rFonts w:ascii="Courier New" w:eastAsia="Times New Roman" w:hAnsi="Courier New" w:cs="Courier New"/>
-          <w:color w:val="F8F8F2"/>
+        <w:rPr>
+          <w:rFonts w:ascii="Courier New" w:eastAsia="Times New Roman" w:hAnsi="Courier New" w:cs="Courier New"/>
           <w:sz w:val="20"/>
           <w:szCs w:val="20"/>
           <w:lang w:val="en-US" w:eastAsia="ru-RU"/>
@@ -921,61 +3494,36 @@
       <w:r>
         <w:rPr>
           <w:rFonts w:ascii="Courier New" w:eastAsia="Times New Roman" w:hAnsi="Courier New" w:cs="Courier New"/>
-          <w:color w:val="DCC6E0"/>
           <w:sz w:val="20"/>
           <w:szCs w:val="20"/>
           <w:lang w:val="en-US" w:eastAsia="ru-RU"/>
         </w:rPr>
-        <w:t>const</w:t>
-      </w:r>
-      <w:r>
-        <w:rPr>
-          <w:rFonts w:ascii="Courier New" w:eastAsia="Times New Roman" w:hAnsi="Courier New" w:cs="Courier New"/>
-          <w:color w:val="F8F8F2"/>
+        <w:t xml:space="preserve">const </w:t>
+      </w:r>
+      <w:proofErr w:type="spellStart"/>
+      <w:r>
+        <w:rPr>
+          <w:rFonts w:ascii="Courier New" w:eastAsia="Times New Roman" w:hAnsi="Courier New" w:cs="Courier New"/>
           <w:sz w:val="20"/>
           <w:szCs w:val="20"/>
           <w:lang w:val="en-US" w:eastAsia="ru-RU"/>
         </w:rPr>
-        <w:t xml:space="preserve"> counter = (</w:t>
-      </w:r>
-      <w:proofErr w:type="gramStart"/>
-      <w:r>
-        <w:rPr>
-          <w:rFonts w:ascii="Courier New" w:eastAsia="Times New Roman" w:hAnsi="Courier New" w:cs="Courier New"/>
-          <w:color w:val="DCC6E0"/>
+        <w:t>interfaceSettings</w:t>
+      </w:r>
+      <w:proofErr w:type="spellEnd"/>
+      <w:r>
+        <w:rPr>
+          <w:rFonts w:ascii="Courier New" w:eastAsia="Times New Roman" w:hAnsi="Courier New" w:cs="Courier New"/>
           <w:sz w:val="20"/>
           <w:szCs w:val="20"/>
           <w:lang w:val="en-US" w:eastAsia="ru-RU"/>
         </w:rPr>
-        <w:t>function</w:t>
-      </w:r>
-      <w:r>
-        <w:rPr>
-          <w:rFonts w:ascii="Courier New" w:eastAsia="Times New Roman" w:hAnsi="Courier New" w:cs="Courier New"/>
-          <w:color w:val="F8F8F2"/>
-          <w:sz w:val="20"/>
-          <w:szCs w:val="20"/>
-          <w:lang w:val="en-US" w:eastAsia="ru-RU"/>
-        </w:rPr>
-        <w:t>(</w:t>
-      </w:r>
-      <w:proofErr w:type="gramEnd"/>
-      <w:r>
-        <w:rPr>
-          <w:rFonts w:ascii="Courier New" w:eastAsia="Times New Roman" w:hAnsi="Courier New" w:cs="Courier New"/>
-          <w:color w:val="F8F8F2"/>
-          <w:sz w:val="20"/>
-          <w:szCs w:val="20"/>
-          <w:lang w:val="en-US" w:eastAsia="ru-RU"/>
-        </w:rPr>
-        <w:t>) {</w:t>
-      </w:r>
-    </w:p>
-    <w:p>
-      <w:pPr>
-        <w:shd w:val="clear" w:color="auto" w:fill="2B2B2B"/>
-        <w:tabs>
-          <w:tab w:val="left" w:pos="851"/>
+        <w:t xml:space="preserve"> = {</w:t>
+      </w:r>
+    </w:p>
+    <w:p>
+      <w:pPr>
+        <w:tabs>
           <w:tab w:val="left" w:pos="916"/>
           <w:tab w:val="left" w:pos="1832"/>
           <w:tab w:val="left" w:pos="2748"/>
@@ -994,31 +3542,27 @@
           <w:tab w:val="left" w:pos="14656"/>
         </w:tabs>
         <w:spacing w:after="0" w:line="240" w:lineRule="auto"/>
-        <w:ind w:left="567"/>
-        <w:rPr>
-          <w:rFonts w:ascii="Courier New" w:eastAsia="Times New Roman" w:hAnsi="Courier New" w:cs="Courier New"/>
-          <w:color w:val="F8F8F2"/>
-          <w:sz w:val="20"/>
-          <w:szCs w:val="20"/>
-          <w:lang w:eastAsia="ru-RU"/>
-        </w:rPr>
-      </w:pPr>
-      <w:r>
-        <w:rPr>
-          <w:rFonts w:ascii="Courier New" w:eastAsia="Times New Roman" w:hAnsi="Courier New" w:cs="Courier New"/>
-          <w:color w:val="F8F8F2"/>
-          <w:sz w:val="20"/>
-          <w:szCs w:val="20"/>
-          <w:lang w:eastAsia="ru-RU"/>
-        </w:rPr>
-        <w:t xml:space="preserve">// . . . </w:t>
-      </w:r>
-    </w:p>
-    <w:p>
-      <w:pPr>
-        <w:shd w:val="clear" w:color="auto" w:fill="2B2B2B"/>
-        <w:tabs>
-          <w:tab w:val="left" w:pos="851"/>
+        <w:rPr>
+          <w:rFonts w:ascii="Courier New" w:eastAsia="Times New Roman" w:hAnsi="Courier New" w:cs="Courier New"/>
+          <w:sz w:val="20"/>
+          <w:szCs w:val="20"/>
+          <w:lang w:val="en-US" w:eastAsia="ru-RU"/>
+        </w:rPr>
+      </w:pPr>
+      <w:r>
+        <w:rPr>
+          <w:rFonts w:ascii="Courier New" w:eastAsia="Times New Roman" w:hAnsi="Courier New" w:cs="Courier New"/>
+          <w:sz w:val="20"/>
+          <w:szCs w:val="20"/>
+          <w:lang w:val="en-US" w:eastAsia="ru-RU"/>
+        </w:rPr>
+        <w:lastRenderedPageBreak/>
+        <w:t xml:space="preserve">  _theme: 'light',</w:t>
+      </w:r>
+    </w:p>
+    <w:p>
+      <w:pPr>
+        <w:tabs>
           <w:tab w:val="left" w:pos="916"/>
           <w:tab w:val="left" w:pos="1832"/>
           <w:tab w:val="left" w:pos="2748"/>
@@ -1037,10 +3581,8 @@
           <w:tab w:val="left" w:pos="14656"/>
         </w:tabs>
         <w:spacing w:after="0" w:line="240" w:lineRule="auto"/>
-        <w:ind w:left="567"/>
-        <w:rPr>
-          <w:rFonts w:ascii="Courier New" w:eastAsia="Times New Roman" w:hAnsi="Courier New" w:cs="Courier New"/>
-          <w:color w:val="F8F8F2"/>
+        <w:rPr>
+          <w:rFonts w:ascii="Courier New" w:eastAsia="Times New Roman" w:hAnsi="Courier New" w:cs="Courier New"/>
           <w:sz w:val="20"/>
           <w:szCs w:val="20"/>
           <w:lang w:val="en-US" w:eastAsia="ru-RU"/>
@@ -1049,19 +3591,36 @@
       <w:r>
         <w:rPr>
           <w:rFonts w:ascii="Courier New" w:eastAsia="Times New Roman" w:hAnsi="Courier New" w:cs="Courier New"/>
-          <w:color w:val="F8F8F2"/>
           <w:sz w:val="20"/>
           <w:szCs w:val="20"/>
           <w:lang w:val="en-US" w:eastAsia="ru-RU"/>
         </w:rPr>
-        <w:t>})();</w:t>
-      </w:r>
-    </w:p>
-    <w:p>
-      <w:pPr>
-        <w:shd w:val="clear" w:color="auto" w:fill="2B2B2B"/>
-        <w:tabs>
-          <w:tab w:val="left" w:pos="851"/>
+        <w:t xml:space="preserve">  _</w:t>
+      </w:r>
+      <w:proofErr w:type="spellStart"/>
+      <w:r>
+        <w:rPr>
+          <w:rFonts w:ascii="Courier New" w:eastAsia="Times New Roman" w:hAnsi="Courier New" w:cs="Courier New"/>
+          <w:sz w:val="20"/>
+          <w:szCs w:val="20"/>
+          <w:lang w:val="en-US" w:eastAsia="ru-RU"/>
+        </w:rPr>
+        <w:t>fontSize</w:t>
+      </w:r>
+      <w:proofErr w:type="spellEnd"/>
+      <w:r>
+        <w:rPr>
+          <w:rFonts w:ascii="Courier New" w:eastAsia="Times New Roman" w:hAnsi="Courier New" w:cs="Courier New"/>
+          <w:sz w:val="20"/>
+          <w:szCs w:val="20"/>
+          <w:lang w:val="en-US" w:eastAsia="ru-RU"/>
+        </w:rPr>
+        <w:t>: 16,</w:t>
+      </w:r>
+    </w:p>
+    <w:p>
+      <w:pPr>
+        <w:tabs>
           <w:tab w:val="left" w:pos="916"/>
           <w:tab w:val="left" w:pos="1832"/>
           <w:tab w:val="left" w:pos="2748"/>
@@ -1080,21 +3639,75 @@
           <w:tab w:val="left" w:pos="14656"/>
         </w:tabs>
         <w:spacing w:after="0" w:line="240" w:lineRule="auto"/>
-        <w:ind w:left="567"/>
-        <w:rPr>
-          <w:rFonts w:ascii="Courier New" w:eastAsia="Times New Roman" w:hAnsi="Courier New" w:cs="Courier New"/>
-          <w:color w:val="F8F8F2"/>
+        <w:rPr>
+          <w:rFonts w:ascii="Courier New" w:eastAsia="Times New Roman" w:hAnsi="Courier New" w:cs="Courier New"/>
+          <w:sz w:val="20"/>
+          <w:szCs w:val="20"/>
+          <w:lang w:eastAsia="ru-RU"/>
+        </w:rPr>
+      </w:pPr>
+      <w:r>
+        <w:rPr>
+          <w:rFonts w:ascii="Courier New" w:eastAsia="Times New Roman" w:hAnsi="Courier New" w:cs="Courier New"/>
           <w:sz w:val="20"/>
           <w:szCs w:val="20"/>
           <w:lang w:val="en-US" w:eastAsia="ru-RU"/>
         </w:rPr>
-      </w:pPr>
-    </w:p>
-    <w:p>
-      <w:pPr>
-        <w:shd w:val="clear" w:color="auto" w:fill="2B2B2B"/>
-        <w:tabs>
-          <w:tab w:val="left" w:pos="851"/>
+        <w:t xml:space="preserve">  </w:t>
+      </w:r>
+      <w:r>
+        <w:rPr>
+          <w:rFonts w:ascii="Courier New" w:eastAsia="Times New Roman" w:hAnsi="Courier New" w:cs="Courier New"/>
+          <w:sz w:val="20"/>
+          <w:szCs w:val="20"/>
+          <w:lang w:eastAsia="ru-RU"/>
+        </w:rPr>
+        <w:t>_</w:t>
+      </w:r>
+      <w:proofErr w:type="spellStart"/>
+      <w:r>
+        <w:rPr>
+          <w:rFonts w:ascii="Courier New" w:eastAsia="Times New Roman" w:hAnsi="Courier New" w:cs="Courier New"/>
+          <w:sz w:val="20"/>
+          <w:szCs w:val="20"/>
+          <w:lang w:eastAsia="ru-RU"/>
+        </w:rPr>
+        <w:t>language</w:t>
+      </w:r>
+      <w:proofErr w:type="spellEnd"/>
+      <w:r>
+        <w:rPr>
+          <w:rFonts w:ascii="Courier New" w:eastAsia="Times New Roman" w:hAnsi="Courier New" w:cs="Courier New"/>
+          <w:sz w:val="20"/>
+          <w:szCs w:val="20"/>
+          <w:lang w:eastAsia="ru-RU"/>
+        </w:rPr>
+        <w:t>: '</w:t>
+      </w:r>
+      <w:proofErr w:type="spellStart"/>
+      <w:r>
+        <w:rPr>
+          <w:rFonts w:ascii="Courier New" w:eastAsia="Times New Roman" w:hAnsi="Courier New" w:cs="Courier New"/>
+          <w:sz w:val="20"/>
+          <w:szCs w:val="20"/>
+          <w:lang w:eastAsia="ru-RU"/>
+        </w:rPr>
+        <w:t>ru</w:t>
+      </w:r>
+      <w:proofErr w:type="spellEnd"/>
+      <w:r>
+        <w:rPr>
+          <w:rFonts w:ascii="Courier New" w:eastAsia="Times New Roman" w:hAnsi="Courier New" w:cs="Courier New"/>
+          <w:sz w:val="20"/>
+          <w:szCs w:val="20"/>
+          <w:lang w:eastAsia="ru-RU"/>
+        </w:rPr>
+        <w:t>',</w:t>
+      </w:r>
+    </w:p>
+    <w:p>
+      <w:pPr>
+        <w:tabs>
           <w:tab w:val="left" w:pos="916"/>
           <w:tab w:val="left" w:pos="1832"/>
           <w:tab w:val="left" w:pos="2748"/>
@@ -1113,75 +3726,597 @@
           <w:tab w:val="left" w:pos="14656"/>
         </w:tabs>
         <w:spacing w:after="0" w:line="240" w:lineRule="auto"/>
-        <w:ind w:left="567"/>
-        <w:rPr>
-          <w:rFonts w:ascii="Courier New" w:eastAsia="Times New Roman" w:hAnsi="Courier New" w:cs="Courier New"/>
-          <w:color w:val="F8F8F2"/>
-          <w:sz w:val="20"/>
-          <w:szCs w:val="20"/>
-          <w:lang w:val="en-US" w:eastAsia="ru-RU"/>
-        </w:rPr>
-      </w:pPr>
-      <w:r>
-        <w:rPr>
-          <w:rFonts w:ascii="Courier New" w:eastAsia="Times New Roman" w:hAnsi="Courier New" w:cs="Courier New"/>
-          <w:color w:val="F5AB35"/>
-          <w:sz w:val="20"/>
-          <w:szCs w:val="20"/>
-          <w:lang w:val="en-US" w:eastAsia="ru-RU"/>
-        </w:rPr>
-        <w:t>console</w:t>
-      </w:r>
-      <w:r>
-        <w:rPr>
-          <w:rFonts w:ascii="Courier New" w:eastAsia="Times New Roman" w:hAnsi="Courier New" w:cs="Courier New"/>
-          <w:color w:val="F8F8F2"/>
-          <w:sz w:val="20"/>
-          <w:szCs w:val="20"/>
-          <w:lang w:val="en-US" w:eastAsia="ru-RU"/>
-        </w:rPr>
-        <w:t>.log(</w:t>
+        <w:rPr>
+          <w:rFonts w:ascii="Courier New" w:eastAsia="Times New Roman" w:hAnsi="Courier New" w:cs="Courier New"/>
+          <w:sz w:val="20"/>
+          <w:szCs w:val="20"/>
+          <w:lang w:eastAsia="ru-RU"/>
+        </w:rPr>
+      </w:pPr>
+      <w:r>
+        <w:rPr>
+          <w:rFonts w:ascii="Courier New" w:eastAsia="Times New Roman" w:hAnsi="Courier New" w:cs="Courier New"/>
+          <w:sz w:val="20"/>
+          <w:szCs w:val="20"/>
+          <w:lang w:eastAsia="ru-RU"/>
+        </w:rPr>
+        <w:t>};</w:t>
+      </w:r>
+    </w:p>
+    <w:p>
+      <w:pPr>
+        <w:spacing w:before="100" w:beforeAutospacing="1" w:after="100" w:afterAutospacing="1" w:line="240" w:lineRule="auto"/>
+        <w:rPr>
+          <w:rFonts w:ascii="Times New Roman" w:eastAsia="Times New Roman" w:hAnsi="Times New Roman" w:cs="Times New Roman"/>
+          <w:sz w:val="24"/>
+          <w:szCs w:val="24"/>
+          <w:lang w:eastAsia="ru-RU"/>
+        </w:rPr>
+      </w:pPr>
+      <w:r>
+        <w:rPr>
+          <w:rFonts w:ascii="Times New Roman" w:eastAsia="Times New Roman" w:hAnsi="Times New Roman" w:cs="Times New Roman"/>
+          <w:sz w:val="24"/>
+          <w:szCs w:val="24"/>
+          <w:lang w:eastAsia="ru-RU"/>
+        </w:rPr>
+        <w:t>Добавьте:</w:t>
+      </w:r>
+    </w:p>
+    <w:p>
+      <w:pPr>
+        <w:numPr>
+          <w:ilvl w:val="0"/>
+          <w:numId w:val="25"/>
+        </w:numPr>
+        <w:spacing w:before="100" w:beforeAutospacing="1" w:after="100" w:afterAutospacing="1" w:line="240" w:lineRule="auto"/>
+        <w:rPr>
+          <w:rFonts w:ascii="Times New Roman" w:eastAsia="Times New Roman" w:hAnsi="Times New Roman" w:cs="Times New Roman"/>
+          <w:sz w:val="24"/>
+          <w:szCs w:val="24"/>
+          <w:lang w:eastAsia="ru-RU"/>
+        </w:rPr>
+      </w:pPr>
+      <w:r>
+        <w:rPr>
+          <w:rFonts w:ascii="Times New Roman" w:eastAsia="Times New Roman" w:hAnsi="Times New Roman" w:cs="Times New Roman"/>
+          <w:sz w:val="24"/>
+          <w:szCs w:val="24"/>
+          <w:lang w:eastAsia="ru-RU"/>
+        </w:rPr>
+        <w:t xml:space="preserve">геттер и сеттер </w:t>
+      </w:r>
+      <w:proofErr w:type="spellStart"/>
+      <w:r>
+        <w:rPr>
+          <w:rFonts w:ascii="Courier New" w:eastAsia="Times New Roman" w:hAnsi="Courier New" w:cs="Courier New"/>
+          <w:sz w:val="20"/>
+          <w:szCs w:val="20"/>
+          <w:lang w:eastAsia="ru-RU"/>
+        </w:rPr>
+        <w:t>theme</w:t>
+      </w:r>
+      <w:proofErr w:type="spellEnd"/>
+      <w:r>
+        <w:rPr>
+          <w:rFonts w:ascii="Times New Roman" w:eastAsia="Times New Roman" w:hAnsi="Times New Roman" w:cs="Times New Roman"/>
+          <w:sz w:val="24"/>
+          <w:szCs w:val="24"/>
+          <w:lang w:eastAsia="ru-RU"/>
+        </w:rPr>
+        <w:t>;</w:t>
+      </w:r>
+    </w:p>
+    <w:p>
+      <w:pPr>
+        <w:numPr>
+          <w:ilvl w:val="0"/>
+          <w:numId w:val="25"/>
+        </w:numPr>
+        <w:spacing w:before="100" w:beforeAutospacing="1" w:after="100" w:afterAutospacing="1" w:line="240" w:lineRule="auto"/>
+        <w:rPr>
+          <w:rFonts w:ascii="Times New Roman" w:eastAsia="Times New Roman" w:hAnsi="Times New Roman" w:cs="Times New Roman"/>
+          <w:sz w:val="24"/>
+          <w:szCs w:val="24"/>
+          <w:lang w:eastAsia="ru-RU"/>
+        </w:rPr>
+      </w:pPr>
+      <w:r>
+        <w:rPr>
+          <w:rFonts w:ascii="Times New Roman" w:eastAsia="Times New Roman" w:hAnsi="Times New Roman" w:cs="Times New Roman"/>
+          <w:sz w:val="24"/>
+          <w:szCs w:val="24"/>
+          <w:lang w:eastAsia="ru-RU"/>
+        </w:rPr>
+        <w:t xml:space="preserve">геттер и сеттер </w:t>
+      </w:r>
+      <w:proofErr w:type="spellStart"/>
+      <w:r>
+        <w:rPr>
+          <w:rFonts w:ascii="Courier New" w:eastAsia="Times New Roman" w:hAnsi="Courier New" w:cs="Courier New"/>
+          <w:sz w:val="20"/>
+          <w:szCs w:val="20"/>
+          <w:lang w:eastAsia="ru-RU"/>
+        </w:rPr>
+        <w:t>fontSize</w:t>
+      </w:r>
+      <w:proofErr w:type="spellEnd"/>
+      <w:r>
+        <w:rPr>
+          <w:rFonts w:ascii="Times New Roman" w:eastAsia="Times New Roman" w:hAnsi="Times New Roman" w:cs="Times New Roman"/>
+          <w:sz w:val="24"/>
+          <w:szCs w:val="24"/>
+          <w:lang w:eastAsia="ru-RU"/>
+        </w:rPr>
+        <w:t>;</w:t>
+      </w:r>
+    </w:p>
+    <w:p>
+      <w:pPr>
+        <w:numPr>
+          <w:ilvl w:val="0"/>
+          <w:numId w:val="25"/>
+        </w:numPr>
+        <w:spacing w:before="100" w:beforeAutospacing="1" w:after="100" w:afterAutospacing="1" w:line="240" w:lineRule="auto"/>
+        <w:rPr>
+          <w:rFonts w:ascii="Times New Roman" w:eastAsia="Times New Roman" w:hAnsi="Times New Roman" w:cs="Times New Roman"/>
+          <w:sz w:val="24"/>
+          <w:szCs w:val="24"/>
+          <w:lang w:eastAsia="ru-RU"/>
+        </w:rPr>
+      </w:pPr>
+      <w:r>
+        <w:rPr>
+          <w:rFonts w:ascii="Times New Roman" w:eastAsia="Times New Roman" w:hAnsi="Times New Roman" w:cs="Times New Roman"/>
+          <w:sz w:val="24"/>
+          <w:szCs w:val="24"/>
+          <w:lang w:eastAsia="ru-RU"/>
+        </w:rPr>
+        <w:t xml:space="preserve">геттер и сеттер </w:t>
+      </w:r>
+      <w:proofErr w:type="spellStart"/>
+      <w:r>
+        <w:rPr>
+          <w:rFonts w:ascii="Courier New" w:eastAsia="Times New Roman" w:hAnsi="Courier New" w:cs="Courier New"/>
+          <w:sz w:val="20"/>
+          <w:szCs w:val="20"/>
+          <w:lang w:eastAsia="ru-RU"/>
+        </w:rPr>
+        <w:t>language</w:t>
+      </w:r>
+      <w:proofErr w:type="spellEnd"/>
+      <w:r>
+        <w:rPr>
+          <w:rFonts w:ascii="Times New Roman" w:eastAsia="Times New Roman" w:hAnsi="Times New Roman" w:cs="Times New Roman"/>
+          <w:sz w:val="24"/>
+          <w:szCs w:val="24"/>
+          <w:lang w:eastAsia="ru-RU"/>
+        </w:rPr>
+        <w:t>;</w:t>
+      </w:r>
+    </w:p>
+    <w:p>
+      <w:pPr>
+        <w:numPr>
+          <w:ilvl w:val="0"/>
+          <w:numId w:val="25"/>
+        </w:numPr>
+        <w:spacing w:before="100" w:beforeAutospacing="1" w:after="100" w:afterAutospacing="1" w:line="240" w:lineRule="auto"/>
+        <w:rPr>
+          <w:rFonts w:ascii="Times New Roman" w:eastAsia="Times New Roman" w:hAnsi="Times New Roman" w:cs="Times New Roman"/>
+          <w:sz w:val="24"/>
+          <w:szCs w:val="24"/>
+          <w:lang w:eastAsia="ru-RU"/>
+        </w:rPr>
+      </w:pPr>
+      <w:r>
+        <w:rPr>
+          <w:rFonts w:ascii="Times New Roman" w:eastAsia="Times New Roman" w:hAnsi="Times New Roman" w:cs="Times New Roman"/>
+          <w:sz w:val="24"/>
+          <w:szCs w:val="24"/>
+          <w:lang w:eastAsia="ru-RU"/>
+        </w:rPr>
+        <w:t xml:space="preserve">геттер </w:t>
+      </w:r>
+      <w:proofErr w:type="spellStart"/>
+      <w:r>
+        <w:rPr>
+          <w:rFonts w:ascii="Courier New" w:eastAsia="Times New Roman" w:hAnsi="Courier New" w:cs="Courier New"/>
+          <w:sz w:val="20"/>
+          <w:szCs w:val="20"/>
+          <w:lang w:eastAsia="ru-RU"/>
+        </w:rPr>
+        <w:t>cssClasses</w:t>
+      </w:r>
+      <w:proofErr w:type="spellEnd"/>
+      <w:r>
+        <w:rPr>
+          <w:rFonts w:ascii="Times New Roman" w:eastAsia="Times New Roman" w:hAnsi="Times New Roman" w:cs="Times New Roman"/>
+          <w:sz w:val="24"/>
+          <w:szCs w:val="24"/>
+          <w:lang w:eastAsia="ru-RU"/>
+        </w:rPr>
+        <w:t>;</w:t>
+      </w:r>
+    </w:p>
+    <w:p>
+      <w:pPr>
+        <w:numPr>
+          <w:ilvl w:val="0"/>
+          <w:numId w:val="25"/>
+        </w:numPr>
+        <w:spacing w:before="100" w:beforeAutospacing="1" w:after="100" w:afterAutospacing="1" w:line="240" w:lineRule="auto"/>
+        <w:rPr>
+          <w:rFonts w:ascii="Times New Roman" w:eastAsia="Times New Roman" w:hAnsi="Times New Roman" w:cs="Times New Roman"/>
+          <w:sz w:val="24"/>
+          <w:szCs w:val="24"/>
+          <w:lang w:eastAsia="ru-RU"/>
+        </w:rPr>
+      </w:pPr>
+      <w:r>
+        <w:rPr>
+          <w:rFonts w:ascii="Times New Roman" w:eastAsia="Times New Roman" w:hAnsi="Times New Roman" w:cs="Times New Roman"/>
+          <w:sz w:val="24"/>
+          <w:szCs w:val="24"/>
+          <w:lang w:eastAsia="ru-RU"/>
+        </w:rPr>
+        <w:t xml:space="preserve">геттер </w:t>
+      </w:r>
+      <w:proofErr w:type="spellStart"/>
+      <w:r>
+        <w:rPr>
+          <w:rFonts w:ascii="Courier New" w:eastAsia="Times New Roman" w:hAnsi="Courier New" w:cs="Courier New"/>
+          <w:sz w:val="20"/>
+          <w:szCs w:val="20"/>
+          <w:lang w:eastAsia="ru-RU"/>
+        </w:rPr>
+        <w:t>summary</w:t>
+      </w:r>
+      <w:proofErr w:type="spellEnd"/>
+      <w:r>
+        <w:rPr>
+          <w:rFonts w:ascii="Times New Roman" w:eastAsia="Times New Roman" w:hAnsi="Times New Roman" w:cs="Times New Roman"/>
+          <w:sz w:val="24"/>
+          <w:szCs w:val="24"/>
+          <w:lang w:eastAsia="ru-RU"/>
+        </w:rPr>
+        <w:t>;</w:t>
+      </w:r>
+    </w:p>
+    <w:p>
+      <w:pPr>
+        <w:numPr>
+          <w:ilvl w:val="0"/>
+          <w:numId w:val="25"/>
+        </w:numPr>
+        <w:spacing w:before="100" w:beforeAutospacing="1" w:after="100" w:afterAutospacing="1" w:line="240" w:lineRule="auto"/>
+        <w:rPr>
+          <w:rFonts w:ascii="Times New Roman" w:eastAsia="Times New Roman" w:hAnsi="Times New Roman" w:cs="Times New Roman"/>
+          <w:sz w:val="24"/>
+          <w:szCs w:val="24"/>
+          <w:lang w:eastAsia="ru-RU"/>
+        </w:rPr>
+      </w:pPr>
+      <w:r>
+        <w:rPr>
+          <w:rFonts w:ascii="Times New Roman" w:eastAsia="Times New Roman" w:hAnsi="Times New Roman" w:cs="Times New Roman"/>
+          <w:sz w:val="24"/>
+          <w:szCs w:val="24"/>
+          <w:lang w:eastAsia="ru-RU"/>
+        </w:rPr>
+        <w:t xml:space="preserve">метод </w:t>
       </w:r>
       <w:proofErr w:type="spellStart"/>
       <w:proofErr w:type="gramStart"/>
       <w:r>
         <w:rPr>
           <w:rFonts w:ascii="Courier New" w:eastAsia="Times New Roman" w:hAnsi="Courier New" w:cs="Courier New"/>
-          <w:color w:val="F8F8F2"/>
-          <w:sz w:val="20"/>
-          <w:szCs w:val="20"/>
-          <w:lang w:val="en-US" w:eastAsia="ru-RU"/>
-        </w:rPr>
-        <w:t>counter.increment</w:t>
+          <w:sz w:val="20"/>
+          <w:szCs w:val="20"/>
+          <w:lang w:eastAsia="ru-RU"/>
+        </w:rPr>
+        <w:t>reset</w:t>
       </w:r>
       <w:proofErr w:type="spellEnd"/>
+      <w:r>
+        <w:rPr>
+          <w:rFonts w:ascii="Courier New" w:eastAsia="Times New Roman" w:hAnsi="Courier New" w:cs="Courier New"/>
+          <w:sz w:val="20"/>
+          <w:szCs w:val="20"/>
+          <w:lang w:eastAsia="ru-RU"/>
+        </w:rPr>
+        <w:t>(</w:t>
+      </w:r>
       <w:proofErr w:type="gramEnd"/>
       <w:r>
         <w:rPr>
           <w:rFonts w:ascii="Courier New" w:eastAsia="Times New Roman" w:hAnsi="Courier New" w:cs="Courier New"/>
-          <w:color w:val="F8F8F2"/>
-          <w:sz w:val="20"/>
-          <w:szCs w:val="20"/>
-          <w:lang w:val="en-US" w:eastAsia="ru-RU"/>
-        </w:rPr>
-        <w:t xml:space="preserve">()); </w:t>
-      </w:r>
-      <w:r>
-        <w:rPr>
-          <w:rFonts w:ascii="Courier New" w:eastAsia="Times New Roman" w:hAnsi="Courier New" w:cs="Courier New"/>
-          <w:color w:val="D4D0AB"/>
-          <w:sz w:val="20"/>
-          <w:szCs w:val="20"/>
-          <w:lang w:val="en-US" w:eastAsia="ru-RU"/>
-        </w:rPr>
-        <w:t>// 1</w:t>
-      </w:r>
-    </w:p>
-    <w:p>
-      <w:pPr>
-        <w:shd w:val="clear" w:color="auto" w:fill="2B2B2B"/>
-        <w:tabs>
-          <w:tab w:val="left" w:pos="851"/>
+          <w:sz w:val="20"/>
+          <w:szCs w:val="20"/>
+          <w:lang w:eastAsia="ru-RU"/>
+        </w:rPr>
+        <w:t>)</w:t>
+      </w:r>
+      <w:r>
+        <w:rPr>
+          <w:rFonts w:ascii="Times New Roman" w:eastAsia="Times New Roman" w:hAnsi="Times New Roman" w:cs="Times New Roman"/>
+          <w:sz w:val="24"/>
+          <w:szCs w:val="24"/>
+          <w:lang w:eastAsia="ru-RU"/>
+        </w:rPr>
+        <w:t>.</w:t>
+      </w:r>
+    </w:p>
+    <w:p>
+      <w:pPr>
+        <w:spacing w:before="100" w:beforeAutospacing="1" w:after="100" w:afterAutospacing="1" w:line="240" w:lineRule="auto"/>
+        <w:rPr>
+          <w:rFonts w:ascii="Times New Roman" w:eastAsia="Times New Roman" w:hAnsi="Times New Roman" w:cs="Times New Roman"/>
+          <w:sz w:val="24"/>
+          <w:szCs w:val="24"/>
+          <w:lang w:eastAsia="ru-RU"/>
+        </w:rPr>
+      </w:pPr>
+      <w:r>
+        <w:rPr>
+          <w:rFonts w:ascii="Times New Roman" w:eastAsia="Times New Roman" w:hAnsi="Times New Roman" w:cs="Times New Roman"/>
+          <w:sz w:val="24"/>
+          <w:szCs w:val="24"/>
+          <w:lang w:eastAsia="ru-RU"/>
+        </w:rPr>
+        <w:t>Требования:</w:t>
+      </w:r>
+    </w:p>
+    <w:p>
+      <w:pPr>
+        <w:numPr>
+          <w:ilvl w:val="0"/>
+          <w:numId w:val="26"/>
+        </w:numPr>
+        <w:spacing w:before="100" w:beforeAutospacing="1" w:after="100" w:afterAutospacing="1" w:line="240" w:lineRule="auto"/>
+        <w:rPr>
+          <w:rFonts w:ascii="Times New Roman" w:eastAsia="Times New Roman" w:hAnsi="Times New Roman" w:cs="Times New Roman"/>
+          <w:sz w:val="24"/>
+          <w:szCs w:val="24"/>
+          <w:lang w:eastAsia="ru-RU"/>
+        </w:rPr>
+      </w:pPr>
+      <w:r>
+        <w:rPr>
+          <w:rFonts w:ascii="Times New Roman" w:eastAsia="Times New Roman" w:hAnsi="Times New Roman" w:cs="Times New Roman"/>
+          <w:sz w:val="24"/>
+          <w:szCs w:val="24"/>
+          <w:lang w:eastAsia="ru-RU"/>
+        </w:rPr>
+        <w:t>проверку новых значений выполняйте в сеттерах;</w:t>
+      </w:r>
+    </w:p>
+    <w:p>
+      <w:pPr>
+        <w:numPr>
+          <w:ilvl w:val="0"/>
+          <w:numId w:val="26"/>
+        </w:numPr>
+        <w:spacing w:before="100" w:beforeAutospacing="1" w:after="100" w:afterAutospacing="1" w:line="240" w:lineRule="auto"/>
+        <w:rPr>
+          <w:rFonts w:ascii="Times New Roman" w:eastAsia="Times New Roman" w:hAnsi="Times New Roman" w:cs="Times New Roman"/>
+          <w:sz w:val="24"/>
+          <w:szCs w:val="24"/>
+          <w:lang w:eastAsia="ru-RU"/>
+        </w:rPr>
+      </w:pPr>
+      <w:r>
+        <w:rPr>
+          <w:rFonts w:ascii="Times New Roman" w:eastAsia="Times New Roman" w:hAnsi="Times New Roman" w:cs="Times New Roman"/>
+          <w:sz w:val="24"/>
+          <w:szCs w:val="24"/>
+          <w:lang w:eastAsia="ru-RU"/>
+        </w:rPr>
+        <w:t>при некорректном значении прежняя настройка должна сохраняться;</w:t>
+      </w:r>
+    </w:p>
+    <w:p>
+      <w:pPr>
+        <w:numPr>
+          <w:ilvl w:val="0"/>
+          <w:numId w:val="26"/>
+        </w:numPr>
+        <w:spacing w:before="100" w:beforeAutospacing="1" w:after="100" w:afterAutospacing="1" w:line="240" w:lineRule="auto"/>
+        <w:rPr>
+          <w:rFonts w:ascii="Times New Roman" w:eastAsia="Times New Roman" w:hAnsi="Times New Roman" w:cs="Times New Roman"/>
+          <w:sz w:val="24"/>
+          <w:szCs w:val="24"/>
+          <w:lang w:eastAsia="ru-RU"/>
+        </w:rPr>
+      </w:pPr>
+      <w:r>
+        <w:rPr>
+          <w:rFonts w:ascii="Times New Roman" w:eastAsia="Times New Roman" w:hAnsi="Times New Roman" w:cs="Times New Roman"/>
+          <w:sz w:val="24"/>
+          <w:szCs w:val="24"/>
+          <w:lang w:eastAsia="ru-RU"/>
+        </w:rPr>
+        <w:t>геттеры не должны изменять объект;</w:t>
+      </w:r>
+    </w:p>
+    <w:p>
+      <w:pPr>
+        <w:numPr>
+          <w:ilvl w:val="0"/>
+          <w:numId w:val="26"/>
+        </w:numPr>
+        <w:spacing w:before="100" w:beforeAutospacing="1" w:after="100" w:afterAutospacing="1" w:line="240" w:lineRule="auto"/>
+        <w:rPr>
+          <w:rFonts w:ascii="Times New Roman" w:eastAsia="Times New Roman" w:hAnsi="Times New Roman" w:cs="Times New Roman"/>
+          <w:sz w:val="24"/>
+          <w:szCs w:val="24"/>
+          <w:lang w:eastAsia="ru-RU"/>
+        </w:rPr>
+      </w:pPr>
+      <w:r>
+        <w:rPr>
+          <w:rFonts w:ascii="Times New Roman" w:eastAsia="Times New Roman" w:hAnsi="Times New Roman" w:cs="Times New Roman"/>
+          <w:sz w:val="24"/>
+          <w:szCs w:val="24"/>
+          <w:lang w:eastAsia="ru-RU"/>
+        </w:rPr>
+        <w:t xml:space="preserve">метод </w:t>
+      </w:r>
+      <w:proofErr w:type="spellStart"/>
+      <w:proofErr w:type="gramStart"/>
+      <w:r>
+        <w:rPr>
+          <w:rFonts w:ascii="Courier New" w:eastAsia="Times New Roman" w:hAnsi="Courier New" w:cs="Courier New"/>
+          <w:sz w:val="20"/>
+          <w:szCs w:val="20"/>
+          <w:lang w:eastAsia="ru-RU"/>
+        </w:rPr>
+        <w:t>reset</w:t>
+      </w:r>
+      <w:proofErr w:type="spellEnd"/>
+      <w:r>
+        <w:rPr>
+          <w:rFonts w:ascii="Courier New" w:eastAsia="Times New Roman" w:hAnsi="Courier New" w:cs="Courier New"/>
+          <w:sz w:val="20"/>
+          <w:szCs w:val="20"/>
+          <w:lang w:eastAsia="ru-RU"/>
+        </w:rPr>
+        <w:t>(</w:t>
+      </w:r>
+      <w:proofErr w:type="gramEnd"/>
+      <w:r>
+        <w:rPr>
+          <w:rFonts w:ascii="Courier New" w:eastAsia="Times New Roman" w:hAnsi="Courier New" w:cs="Courier New"/>
+          <w:sz w:val="20"/>
+          <w:szCs w:val="20"/>
+          <w:lang w:eastAsia="ru-RU"/>
+        </w:rPr>
+        <w:t>)</w:t>
+      </w:r>
+      <w:r>
+        <w:rPr>
+          <w:rFonts w:ascii="Times New Roman" w:eastAsia="Times New Roman" w:hAnsi="Times New Roman" w:cs="Times New Roman"/>
+          <w:sz w:val="24"/>
+          <w:szCs w:val="24"/>
+          <w:lang w:eastAsia="ru-RU"/>
+        </w:rPr>
+        <w:t xml:space="preserve"> должен устанавливать значения через сеттеры;</w:t>
+      </w:r>
+    </w:p>
+    <w:p>
+      <w:pPr>
+        <w:numPr>
+          <w:ilvl w:val="0"/>
+          <w:numId w:val="26"/>
+        </w:numPr>
+        <w:spacing w:before="100" w:beforeAutospacing="1" w:after="100" w:afterAutospacing="1" w:line="240" w:lineRule="auto"/>
+        <w:rPr>
+          <w:rFonts w:ascii="Times New Roman" w:eastAsia="Times New Roman" w:hAnsi="Times New Roman" w:cs="Times New Roman"/>
+          <w:sz w:val="24"/>
+          <w:szCs w:val="24"/>
+          <w:lang w:eastAsia="ru-RU"/>
+        </w:rPr>
+      </w:pPr>
+      <w:r>
+        <w:rPr>
+          <w:rFonts w:ascii="Times New Roman" w:eastAsia="Times New Roman" w:hAnsi="Times New Roman" w:cs="Times New Roman"/>
+          <w:sz w:val="24"/>
+          <w:szCs w:val="24"/>
+          <w:lang w:eastAsia="ru-RU"/>
+        </w:rPr>
+        <w:t xml:space="preserve">для обращения к свойствам используйте </w:t>
+      </w:r>
+      <w:proofErr w:type="spellStart"/>
+      <w:r>
+        <w:rPr>
+          <w:rFonts w:ascii="Courier New" w:eastAsia="Times New Roman" w:hAnsi="Courier New" w:cs="Courier New"/>
+          <w:sz w:val="20"/>
+          <w:szCs w:val="20"/>
+          <w:lang w:eastAsia="ru-RU"/>
+        </w:rPr>
+        <w:t>this</w:t>
+      </w:r>
+      <w:proofErr w:type="spellEnd"/>
+      <w:r>
+        <w:rPr>
+          <w:rFonts w:ascii="Times New Roman" w:eastAsia="Times New Roman" w:hAnsi="Times New Roman" w:cs="Times New Roman"/>
+          <w:sz w:val="24"/>
+          <w:szCs w:val="24"/>
+          <w:lang w:eastAsia="ru-RU"/>
+        </w:rPr>
+        <w:t>.</w:t>
+      </w:r>
+    </w:p>
+    <w:p>
+      <w:pPr>
+        <w:spacing w:before="100" w:beforeAutospacing="1" w:after="100" w:afterAutospacing="1" w:line="240" w:lineRule="auto"/>
+        <w:outlineLvl w:val="1"/>
+        <w:rPr>
+          <w:rFonts w:ascii="Times New Roman" w:eastAsia="Times New Roman" w:hAnsi="Times New Roman" w:cs="Times New Roman"/>
+          <w:b/>
+          <w:bCs/>
+          <w:sz w:val="36"/>
+          <w:szCs w:val="36"/>
+          <w:lang w:eastAsia="ru-RU"/>
+        </w:rPr>
+      </w:pPr>
+      <w:r>
+        <w:rPr>
+          <w:rFonts w:ascii="Times New Roman" w:eastAsia="Times New Roman" w:hAnsi="Times New Roman" w:cs="Times New Roman"/>
+          <w:b/>
+          <w:bCs/>
+          <w:sz w:val="36"/>
+          <w:szCs w:val="36"/>
+          <w:lang w:eastAsia="ru-RU"/>
+        </w:rPr>
+        <w:t xml:space="preserve">Задача </w:t>
+      </w:r>
+      <w:r>
+        <w:rPr>
+          <w:rFonts w:ascii="Times New Roman" w:eastAsia="Times New Roman" w:hAnsi="Times New Roman" w:cs="Times New Roman"/>
+          <w:b/>
+          <w:bCs/>
+          <w:sz w:val="36"/>
+          <w:szCs w:val="36"/>
+          <w:lang w:eastAsia="ru-RU"/>
+        </w:rPr>
+        <w:t>5</w:t>
+      </w:r>
+      <w:r>
+        <w:rPr>
+          <w:rFonts w:ascii="Times New Roman" w:eastAsia="Times New Roman" w:hAnsi="Times New Roman" w:cs="Times New Roman"/>
+          <w:b/>
+          <w:bCs/>
+          <w:sz w:val="36"/>
+          <w:szCs w:val="36"/>
+          <w:lang w:eastAsia="ru-RU"/>
+        </w:rPr>
+        <w:t>. Музыкальный проигрыватель</w:t>
+      </w:r>
+    </w:p>
+    <w:p>
+      <w:pPr>
+        <w:spacing w:before="100" w:beforeAutospacing="1" w:after="100" w:afterAutospacing="1" w:line="240" w:lineRule="auto"/>
+        <w:rPr>
+          <w:rFonts w:ascii="Times New Roman" w:eastAsia="Times New Roman" w:hAnsi="Times New Roman" w:cs="Times New Roman"/>
+          <w:sz w:val="24"/>
+          <w:szCs w:val="24"/>
+          <w:lang w:eastAsia="ru-RU"/>
+        </w:rPr>
+      </w:pPr>
+      <w:r>
+        <w:rPr>
+          <w:rFonts w:ascii="Times New Roman" w:eastAsia="Times New Roman" w:hAnsi="Times New Roman" w:cs="Times New Roman"/>
+          <w:sz w:val="24"/>
+          <w:szCs w:val="24"/>
+          <w:lang w:eastAsia="ru-RU"/>
+        </w:rPr>
+        <w:t>Создайте объект музыкального проигрывателя:</w:t>
+      </w:r>
+    </w:p>
+    <w:p>
+      <w:pPr>
+        <w:tabs>
           <w:tab w:val="left" w:pos="916"/>
           <w:tab w:val="left" w:pos="1832"/>
           <w:tab w:val="left" w:pos="2748"/>
@@ -1200,10 +4335,8 @@
           <w:tab w:val="left" w:pos="14656"/>
         </w:tabs>
         <w:spacing w:after="0" w:line="240" w:lineRule="auto"/>
-        <w:ind w:left="567"/>
-        <w:rPr>
-          <w:rFonts w:ascii="Courier New" w:eastAsia="Times New Roman" w:hAnsi="Courier New" w:cs="Courier New"/>
-          <w:color w:val="F8F8F2"/>
+        <w:rPr>
+          <w:rFonts w:ascii="Courier New" w:eastAsia="Times New Roman" w:hAnsi="Courier New" w:cs="Courier New"/>
           <w:sz w:val="20"/>
           <w:szCs w:val="20"/>
           <w:lang w:val="en-US" w:eastAsia="ru-RU"/>
@@ -1212,63 +4345,16 @@
       <w:r>
         <w:rPr>
           <w:rFonts w:ascii="Courier New" w:eastAsia="Times New Roman" w:hAnsi="Courier New" w:cs="Courier New"/>
-          <w:color w:val="F5AB35"/>
           <w:sz w:val="20"/>
           <w:szCs w:val="20"/>
           <w:lang w:val="en-US" w:eastAsia="ru-RU"/>
         </w:rPr>
-        <w:t>console</w:t>
-      </w:r>
-      <w:r>
-        <w:rPr>
-          <w:rFonts w:ascii="Courier New" w:eastAsia="Times New Roman" w:hAnsi="Courier New" w:cs="Courier New"/>
-          <w:color w:val="F8F8F2"/>
-          <w:sz w:val="20"/>
-          <w:szCs w:val="20"/>
-          <w:lang w:val="en-US" w:eastAsia="ru-RU"/>
-        </w:rPr>
-        <w:t>.log(</w:t>
-      </w:r>
-      <w:proofErr w:type="spellStart"/>
-      <w:proofErr w:type="gramStart"/>
-      <w:r>
-        <w:rPr>
-          <w:rFonts w:ascii="Courier New" w:eastAsia="Times New Roman" w:hAnsi="Courier New" w:cs="Courier New"/>
-          <w:color w:val="F8F8F2"/>
-          <w:sz w:val="20"/>
-          <w:szCs w:val="20"/>
-          <w:lang w:val="en-US" w:eastAsia="ru-RU"/>
-        </w:rPr>
-        <w:t>counter.increment</w:t>
-      </w:r>
-      <w:proofErr w:type="spellEnd"/>
-      <w:proofErr w:type="gramEnd"/>
-      <w:r>
-        <w:rPr>
-          <w:rFonts w:ascii="Courier New" w:eastAsia="Times New Roman" w:hAnsi="Courier New" w:cs="Courier New"/>
-          <w:color w:val="F8F8F2"/>
-          <w:sz w:val="20"/>
-          <w:szCs w:val="20"/>
-          <w:lang w:val="en-US" w:eastAsia="ru-RU"/>
-        </w:rPr>
-        <w:t xml:space="preserve">()); </w:t>
-      </w:r>
-      <w:r>
-        <w:rPr>
-          <w:rFonts w:ascii="Courier New" w:eastAsia="Times New Roman" w:hAnsi="Courier New" w:cs="Courier New"/>
-          <w:color w:val="D4D0AB"/>
-          <w:sz w:val="20"/>
-          <w:szCs w:val="20"/>
-          <w:lang w:val="en-US" w:eastAsia="ru-RU"/>
-        </w:rPr>
-        <w:t>// 2</w:t>
-      </w:r>
-    </w:p>
-    <w:p>
-      <w:pPr>
-        <w:shd w:val="clear" w:color="auto" w:fill="2B2B2B"/>
-        <w:tabs>
-          <w:tab w:val="left" w:pos="851"/>
+        <w:t>const player = {</w:t>
+      </w:r>
+    </w:p>
+    <w:p>
+      <w:pPr>
+        <w:tabs>
           <w:tab w:val="left" w:pos="916"/>
           <w:tab w:val="left" w:pos="1832"/>
           <w:tab w:val="left" w:pos="2748"/>
@@ -1287,10 +4373,8 @@
           <w:tab w:val="left" w:pos="14656"/>
         </w:tabs>
         <w:spacing w:after="0" w:line="240" w:lineRule="auto"/>
-        <w:ind w:left="567"/>
-        <w:rPr>
-          <w:rFonts w:ascii="Courier New" w:eastAsia="Times New Roman" w:hAnsi="Courier New" w:cs="Courier New"/>
-          <w:color w:val="F8F8F2"/>
+        <w:rPr>
+          <w:rFonts w:ascii="Courier New" w:eastAsia="Times New Roman" w:hAnsi="Courier New" w:cs="Courier New"/>
           <w:sz w:val="20"/>
           <w:szCs w:val="20"/>
           <w:lang w:val="en-US" w:eastAsia="ru-RU"/>
@@ -1299,63 +4383,16 @@
       <w:r>
         <w:rPr>
           <w:rFonts w:ascii="Courier New" w:eastAsia="Times New Roman" w:hAnsi="Courier New" w:cs="Courier New"/>
-          <w:color w:val="F5AB35"/>
           <w:sz w:val="20"/>
           <w:szCs w:val="20"/>
           <w:lang w:val="en-US" w:eastAsia="ru-RU"/>
         </w:rPr>
-        <w:t>console</w:t>
-      </w:r>
-      <w:r>
-        <w:rPr>
-          <w:rFonts w:ascii="Courier New" w:eastAsia="Times New Roman" w:hAnsi="Courier New" w:cs="Courier New"/>
-          <w:color w:val="F8F8F2"/>
-          <w:sz w:val="20"/>
-          <w:szCs w:val="20"/>
-          <w:lang w:val="en-US" w:eastAsia="ru-RU"/>
-        </w:rPr>
-        <w:t>.log(</w:t>
-      </w:r>
-      <w:proofErr w:type="spellStart"/>
-      <w:proofErr w:type="gramStart"/>
-      <w:r>
-        <w:rPr>
-          <w:rFonts w:ascii="Courier New" w:eastAsia="Times New Roman" w:hAnsi="Courier New" w:cs="Courier New"/>
-          <w:color w:val="F8F8F2"/>
-          <w:sz w:val="20"/>
-          <w:szCs w:val="20"/>
-          <w:lang w:val="en-US" w:eastAsia="ru-RU"/>
-        </w:rPr>
-        <w:t>counter.decrement</w:t>
-      </w:r>
-      <w:proofErr w:type="spellEnd"/>
-      <w:proofErr w:type="gramEnd"/>
-      <w:r>
-        <w:rPr>
-          <w:rFonts w:ascii="Courier New" w:eastAsia="Times New Roman" w:hAnsi="Courier New" w:cs="Courier New"/>
-          <w:color w:val="F8F8F2"/>
-          <w:sz w:val="20"/>
-          <w:szCs w:val="20"/>
-          <w:lang w:val="en-US" w:eastAsia="ru-RU"/>
-        </w:rPr>
-        <w:t xml:space="preserve">()); </w:t>
-      </w:r>
-      <w:r>
-        <w:rPr>
-          <w:rFonts w:ascii="Courier New" w:eastAsia="Times New Roman" w:hAnsi="Courier New" w:cs="Courier New"/>
-          <w:color w:val="D4D0AB"/>
-          <w:sz w:val="20"/>
-          <w:szCs w:val="20"/>
-          <w:lang w:val="en-US" w:eastAsia="ru-RU"/>
-        </w:rPr>
-        <w:t>// 1</w:t>
-      </w:r>
-    </w:p>
-    <w:p>
-      <w:pPr>
-        <w:shd w:val="clear" w:color="auto" w:fill="2B2B2B"/>
-        <w:tabs>
-          <w:tab w:val="left" w:pos="851"/>
+        <w:t xml:space="preserve">  tracks: [</w:t>
+      </w:r>
+    </w:p>
+    <w:p>
+      <w:pPr>
+        <w:tabs>
           <w:tab w:val="left" w:pos="916"/>
           <w:tab w:val="left" w:pos="1832"/>
           <w:tab w:val="left" w:pos="2748"/>
@@ -1374,10 +4411,8 @@
           <w:tab w:val="left" w:pos="14656"/>
         </w:tabs>
         <w:spacing w:after="0" w:line="240" w:lineRule="auto"/>
-        <w:ind w:left="567"/>
-        <w:rPr>
-          <w:rFonts w:ascii="Courier New" w:eastAsia="Times New Roman" w:hAnsi="Courier New" w:cs="Courier New"/>
-          <w:color w:val="F8F8F2"/>
+        <w:rPr>
+          <w:rFonts w:ascii="Courier New" w:eastAsia="Times New Roman" w:hAnsi="Courier New" w:cs="Courier New"/>
           <w:sz w:val="20"/>
           <w:szCs w:val="20"/>
           <w:lang w:val="en-US" w:eastAsia="ru-RU"/>
@@ -1386,527 +4421,1624 @@
       <w:r>
         <w:rPr>
           <w:rFonts w:ascii="Courier New" w:eastAsia="Times New Roman" w:hAnsi="Courier New" w:cs="Courier New"/>
-          <w:color w:val="F5AB35"/>
           <w:sz w:val="20"/>
           <w:szCs w:val="20"/>
           <w:lang w:val="en-US" w:eastAsia="ru-RU"/>
         </w:rPr>
-        <w:t>console</w:t>
-      </w:r>
-      <w:r>
-        <w:rPr>
-          <w:rFonts w:ascii="Courier New" w:eastAsia="Times New Roman" w:hAnsi="Courier New" w:cs="Courier New"/>
-          <w:color w:val="F8F8F2"/>
+        <w:t xml:space="preserve">    {</w:t>
+      </w:r>
+    </w:p>
+    <w:p>
+      <w:pPr>
+        <w:tabs>
+          <w:tab w:val="left" w:pos="916"/>
+          <w:tab w:val="left" w:pos="1832"/>
+          <w:tab w:val="left" w:pos="2748"/>
+          <w:tab w:val="left" w:pos="3664"/>
+          <w:tab w:val="left" w:pos="4580"/>
+          <w:tab w:val="left" w:pos="5496"/>
+          <w:tab w:val="left" w:pos="6412"/>
+          <w:tab w:val="left" w:pos="7328"/>
+          <w:tab w:val="left" w:pos="8244"/>
+          <w:tab w:val="left" w:pos="9160"/>
+          <w:tab w:val="left" w:pos="10076"/>
+          <w:tab w:val="left" w:pos="10992"/>
+          <w:tab w:val="left" w:pos="11908"/>
+          <w:tab w:val="left" w:pos="12824"/>
+          <w:tab w:val="left" w:pos="13740"/>
+          <w:tab w:val="left" w:pos="14656"/>
+        </w:tabs>
+        <w:spacing w:after="0" w:line="240" w:lineRule="auto"/>
+        <w:rPr>
+          <w:rFonts w:ascii="Courier New" w:eastAsia="Times New Roman" w:hAnsi="Courier New" w:cs="Courier New"/>
           <w:sz w:val="20"/>
           <w:szCs w:val="20"/>
           <w:lang w:val="en-US" w:eastAsia="ru-RU"/>
         </w:rPr>
-        <w:t>.log(</w:t>
+      </w:pPr>
+      <w:r>
+        <w:rPr>
+          <w:rFonts w:ascii="Courier New" w:eastAsia="Times New Roman" w:hAnsi="Courier New" w:cs="Courier New"/>
+          <w:sz w:val="20"/>
+          <w:szCs w:val="20"/>
+          <w:lang w:val="en-US" w:eastAsia="ru-RU"/>
+        </w:rPr>
+        <w:t xml:space="preserve">      id: 1,</w:t>
+      </w:r>
+    </w:p>
+    <w:p>
+      <w:pPr>
+        <w:tabs>
+          <w:tab w:val="left" w:pos="916"/>
+          <w:tab w:val="left" w:pos="1832"/>
+          <w:tab w:val="left" w:pos="2748"/>
+          <w:tab w:val="left" w:pos="3664"/>
+          <w:tab w:val="left" w:pos="4580"/>
+          <w:tab w:val="left" w:pos="5496"/>
+          <w:tab w:val="left" w:pos="6412"/>
+          <w:tab w:val="left" w:pos="7328"/>
+          <w:tab w:val="left" w:pos="8244"/>
+          <w:tab w:val="left" w:pos="9160"/>
+          <w:tab w:val="left" w:pos="10076"/>
+          <w:tab w:val="left" w:pos="10992"/>
+          <w:tab w:val="left" w:pos="11908"/>
+          <w:tab w:val="left" w:pos="12824"/>
+          <w:tab w:val="left" w:pos="13740"/>
+          <w:tab w:val="left" w:pos="14656"/>
+        </w:tabs>
+        <w:spacing w:after="0" w:line="240" w:lineRule="auto"/>
+        <w:rPr>
+          <w:rFonts w:ascii="Courier New" w:eastAsia="Times New Roman" w:hAnsi="Courier New" w:cs="Courier New"/>
+          <w:sz w:val="20"/>
+          <w:szCs w:val="20"/>
+          <w:lang w:val="en-US" w:eastAsia="ru-RU"/>
+        </w:rPr>
+      </w:pPr>
+      <w:r>
+        <w:rPr>
+          <w:rFonts w:ascii="Courier New" w:eastAsia="Times New Roman" w:hAnsi="Courier New" w:cs="Courier New"/>
+          <w:sz w:val="20"/>
+          <w:szCs w:val="20"/>
+          <w:lang w:val="en-US" w:eastAsia="ru-RU"/>
+        </w:rPr>
+        <w:t xml:space="preserve">      title: 'Midnight City',</w:t>
+      </w:r>
+    </w:p>
+    <w:p>
+      <w:pPr>
+        <w:tabs>
+          <w:tab w:val="left" w:pos="916"/>
+          <w:tab w:val="left" w:pos="1832"/>
+          <w:tab w:val="left" w:pos="2748"/>
+          <w:tab w:val="left" w:pos="3664"/>
+          <w:tab w:val="left" w:pos="4580"/>
+          <w:tab w:val="left" w:pos="5496"/>
+          <w:tab w:val="left" w:pos="6412"/>
+          <w:tab w:val="left" w:pos="7328"/>
+          <w:tab w:val="left" w:pos="8244"/>
+          <w:tab w:val="left" w:pos="9160"/>
+          <w:tab w:val="left" w:pos="10076"/>
+          <w:tab w:val="left" w:pos="10992"/>
+          <w:tab w:val="left" w:pos="11908"/>
+          <w:tab w:val="left" w:pos="12824"/>
+          <w:tab w:val="left" w:pos="13740"/>
+          <w:tab w:val="left" w:pos="14656"/>
+        </w:tabs>
+        <w:spacing w:after="0" w:line="240" w:lineRule="auto"/>
+        <w:rPr>
+          <w:rFonts w:ascii="Courier New" w:eastAsia="Times New Roman" w:hAnsi="Courier New" w:cs="Courier New"/>
+          <w:sz w:val="20"/>
+          <w:szCs w:val="20"/>
+          <w:lang w:val="en-US" w:eastAsia="ru-RU"/>
+        </w:rPr>
+      </w:pPr>
+      <w:r>
+        <w:rPr>
+          <w:rFonts w:ascii="Courier New" w:eastAsia="Times New Roman" w:hAnsi="Courier New" w:cs="Courier New"/>
+          <w:sz w:val="20"/>
+          <w:szCs w:val="20"/>
+          <w:lang w:val="en-US" w:eastAsia="ru-RU"/>
+        </w:rPr>
+        <w:t xml:space="preserve">      artist: 'M83',</w:t>
+      </w:r>
+    </w:p>
+    <w:p>
+      <w:pPr>
+        <w:tabs>
+          <w:tab w:val="left" w:pos="916"/>
+          <w:tab w:val="left" w:pos="1832"/>
+          <w:tab w:val="left" w:pos="2748"/>
+          <w:tab w:val="left" w:pos="3664"/>
+          <w:tab w:val="left" w:pos="4580"/>
+          <w:tab w:val="left" w:pos="5496"/>
+          <w:tab w:val="left" w:pos="6412"/>
+          <w:tab w:val="left" w:pos="7328"/>
+          <w:tab w:val="left" w:pos="8244"/>
+          <w:tab w:val="left" w:pos="9160"/>
+          <w:tab w:val="left" w:pos="10076"/>
+          <w:tab w:val="left" w:pos="10992"/>
+          <w:tab w:val="left" w:pos="11908"/>
+          <w:tab w:val="left" w:pos="12824"/>
+          <w:tab w:val="left" w:pos="13740"/>
+          <w:tab w:val="left" w:pos="14656"/>
+        </w:tabs>
+        <w:spacing w:after="0" w:line="240" w:lineRule="auto"/>
+        <w:rPr>
+          <w:rFonts w:ascii="Courier New" w:eastAsia="Times New Roman" w:hAnsi="Courier New" w:cs="Courier New"/>
+          <w:sz w:val="20"/>
+          <w:szCs w:val="20"/>
+          <w:lang w:val="en-US" w:eastAsia="ru-RU"/>
+        </w:rPr>
+      </w:pPr>
+      <w:r>
+        <w:rPr>
+          <w:rFonts w:ascii="Courier New" w:eastAsia="Times New Roman" w:hAnsi="Courier New" w:cs="Courier New"/>
+          <w:sz w:val="20"/>
+          <w:szCs w:val="20"/>
+          <w:lang w:val="en-US" w:eastAsia="ru-RU"/>
+        </w:rPr>
+        <w:t xml:space="preserve">    },</w:t>
+      </w:r>
+    </w:p>
+    <w:p>
+      <w:pPr>
+        <w:tabs>
+          <w:tab w:val="left" w:pos="916"/>
+          <w:tab w:val="left" w:pos="1832"/>
+          <w:tab w:val="left" w:pos="2748"/>
+          <w:tab w:val="left" w:pos="3664"/>
+          <w:tab w:val="left" w:pos="4580"/>
+          <w:tab w:val="left" w:pos="5496"/>
+          <w:tab w:val="left" w:pos="6412"/>
+          <w:tab w:val="left" w:pos="7328"/>
+          <w:tab w:val="left" w:pos="8244"/>
+          <w:tab w:val="left" w:pos="9160"/>
+          <w:tab w:val="left" w:pos="10076"/>
+          <w:tab w:val="left" w:pos="10992"/>
+          <w:tab w:val="left" w:pos="11908"/>
+          <w:tab w:val="left" w:pos="12824"/>
+          <w:tab w:val="left" w:pos="13740"/>
+          <w:tab w:val="left" w:pos="14656"/>
+        </w:tabs>
+        <w:spacing w:after="0" w:line="240" w:lineRule="auto"/>
+        <w:rPr>
+          <w:rFonts w:ascii="Courier New" w:eastAsia="Times New Roman" w:hAnsi="Courier New" w:cs="Courier New"/>
+          <w:sz w:val="20"/>
+          <w:szCs w:val="20"/>
+          <w:lang w:val="en-US" w:eastAsia="ru-RU"/>
+        </w:rPr>
+      </w:pPr>
+      <w:r>
+        <w:rPr>
+          <w:rFonts w:ascii="Courier New" w:eastAsia="Times New Roman" w:hAnsi="Courier New" w:cs="Courier New"/>
+          <w:sz w:val="20"/>
+          <w:szCs w:val="20"/>
+          <w:lang w:val="en-US" w:eastAsia="ru-RU"/>
+        </w:rPr>
+        <w:t xml:space="preserve">    {</w:t>
+      </w:r>
+    </w:p>
+    <w:p>
+      <w:pPr>
+        <w:tabs>
+          <w:tab w:val="left" w:pos="916"/>
+          <w:tab w:val="left" w:pos="1832"/>
+          <w:tab w:val="left" w:pos="2748"/>
+          <w:tab w:val="left" w:pos="3664"/>
+          <w:tab w:val="left" w:pos="4580"/>
+          <w:tab w:val="left" w:pos="5496"/>
+          <w:tab w:val="left" w:pos="6412"/>
+          <w:tab w:val="left" w:pos="7328"/>
+          <w:tab w:val="left" w:pos="8244"/>
+          <w:tab w:val="left" w:pos="9160"/>
+          <w:tab w:val="left" w:pos="10076"/>
+          <w:tab w:val="left" w:pos="10992"/>
+          <w:tab w:val="left" w:pos="11908"/>
+          <w:tab w:val="left" w:pos="12824"/>
+          <w:tab w:val="left" w:pos="13740"/>
+          <w:tab w:val="left" w:pos="14656"/>
+        </w:tabs>
+        <w:spacing w:after="0" w:line="240" w:lineRule="auto"/>
+        <w:rPr>
+          <w:rFonts w:ascii="Courier New" w:eastAsia="Times New Roman" w:hAnsi="Courier New" w:cs="Courier New"/>
+          <w:sz w:val="20"/>
+          <w:szCs w:val="20"/>
+          <w:lang w:val="en-US" w:eastAsia="ru-RU"/>
+        </w:rPr>
+      </w:pPr>
+      <w:r>
+        <w:rPr>
+          <w:rFonts w:ascii="Courier New" w:eastAsia="Times New Roman" w:hAnsi="Courier New" w:cs="Courier New"/>
+          <w:sz w:val="20"/>
+          <w:szCs w:val="20"/>
+          <w:lang w:val="en-US" w:eastAsia="ru-RU"/>
+        </w:rPr>
+        <w:t xml:space="preserve">      id: 2,</w:t>
+      </w:r>
+    </w:p>
+    <w:p>
+      <w:pPr>
+        <w:tabs>
+          <w:tab w:val="left" w:pos="916"/>
+          <w:tab w:val="left" w:pos="1832"/>
+          <w:tab w:val="left" w:pos="2748"/>
+          <w:tab w:val="left" w:pos="3664"/>
+          <w:tab w:val="left" w:pos="4580"/>
+          <w:tab w:val="left" w:pos="5496"/>
+          <w:tab w:val="left" w:pos="6412"/>
+          <w:tab w:val="left" w:pos="7328"/>
+          <w:tab w:val="left" w:pos="8244"/>
+          <w:tab w:val="left" w:pos="9160"/>
+          <w:tab w:val="left" w:pos="10076"/>
+          <w:tab w:val="left" w:pos="10992"/>
+          <w:tab w:val="left" w:pos="11908"/>
+          <w:tab w:val="left" w:pos="12824"/>
+          <w:tab w:val="left" w:pos="13740"/>
+          <w:tab w:val="left" w:pos="14656"/>
+        </w:tabs>
+        <w:spacing w:after="0" w:line="240" w:lineRule="auto"/>
+        <w:rPr>
+          <w:rFonts w:ascii="Courier New" w:eastAsia="Times New Roman" w:hAnsi="Courier New" w:cs="Courier New"/>
+          <w:sz w:val="20"/>
+          <w:szCs w:val="20"/>
+          <w:lang w:val="en-US" w:eastAsia="ru-RU"/>
+        </w:rPr>
+      </w:pPr>
+      <w:r>
+        <w:rPr>
+          <w:rFonts w:ascii="Courier New" w:eastAsia="Times New Roman" w:hAnsi="Courier New" w:cs="Courier New"/>
+          <w:sz w:val="20"/>
+          <w:szCs w:val="20"/>
+          <w:lang w:val="en-US" w:eastAsia="ru-RU"/>
+        </w:rPr>
+        <w:t xml:space="preserve">      title: 'Instant Crush',</w:t>
+      </w:r>
+    </w:p>
+    <w:p>
+      <w:pPr>
+        <w:tabs>
+          <w:tab w:val="left" w:pos="916"/>
+          <w:tab w:val="left" w:pos="1832"/>
+          <w:tab w:val="left" w:pos="2748"/>
+          <w:tab w:val="left" w:pos="3664"/>
+          <w:tab w:val="left" w:pos="4580"/>
+          <w:tab w:val="left" w:pos="5496"/>
+          <w:tab w:val="left" w:pos="6412"/>
+          <w:tab w:val="left" w:pos="7328"/>
+          <w:tab w:val="left" w:pos="8244"/>
+          <w:tab w:val="left" w:pos="9160"/>
+          <w:tab w:val="left" w:pos="10076"/>
+          <w:tab w:val="left" w:pos="10992"/>
+          <w:tab w:val="left" w:pos="11908"/>
+          <w:tab w:val="left" w:pos="12824"/>
+          <w:tab w:val="left" w:pos="13740"/>
+          <w:tab w:val="left" w:pos="14656"/>
+        </w:tabs>
+        <w:spacing w:after="0" w:line="240" w:lineRule="auto"/>
+        <w:rPr>
+          <w:rFonts w:ascii="Courier New" w:eastAsia="Times New Roman" w:hAnsi="Courier New" w:cs="Courier New"/>
+          <w:sz w:val="20"/>
+          <w:szCs w:val="20"/>
+          <w:lang w:val="en-US" w:eastAsia="ru-RU"/>
+        </w:rPr>
+      </w:pPr>
+      <w:r>
+        <w:rPr>
+          <w:rFonts w:ascii="Courier New" w:eastAsia="Times New Roman" w:hAnsi="Courier New" w:cs="Courier New"/>
+          <w:sz w:val="20"/>
+          <w:szCs w:val="20"/>
+          <w:lang w:val="en-US" w:eastAsia="ru-RU"/>
+        </w:rPr>
+        <w:t xml:space="preserve">      artist: 'Daft Punk',</w:t>
+      </w:r>
+    </w:p>
+    <w:p>
+      <w:pPr>
+        <w:tabs>
+          <w:tab w:val="left" w:pos="916"/>
+          <w:tab w:val="left" w:pos="1832"/>
+          <w:tab w:val="left" w:pos="2748"/>
+          <w:tab w:val="left" w:pos="3664"/>
+          <w:tab w:val="left" w:pos="4580"/>
+          <w:tab w:val="left" w:pos="5496"/>
+          <w:tab w:val="left" w:pos="6412"/>
+          <w:tab w:val="left" w:pos="7328"/>
+          <w:tab w:val="left" w:pos="8244"/>
+          <w:tab w:val="left" w:pos="9160"/>
+          <w:tab w:val="left" w:pos="10076"/>
+          <w:tab w:val="left" w:pos="10992"/>
+          <w:tab w:val="left" w:pos="11908"/>
+          <w:tab w:val="left" w:pos="12824"/>
+          <w:tab w:val="left" w:pos="13740"/>
+          <w:tab w:val="left" w:pos="14656"/>
+        </w:tabs>
+        <w:spacing w:after="0" w:line="240" w:lineRule="auto"/>
+        <w:rPr>
+          <w:rFonts w:ascii="Courier New" w:eastAsia="Times New Roman" w:hAnsi="Courier New" w:cs="Courier New"/>
+          <w:sz w:val="20"/>
+          <w:szCs w:val="20"/>
+          <w:lang w:val="en-US" w:eastAsia="ru-RU"/>
+        </w:rPr>
+      </w:pPr>
+      <w:r>
+        <w:rPr>
+          <w:rFonts w:ascii="Courier New" w:eastAsia="Times New Roman" w:hAnsi="Courier New" w:cs="Courier New"/>
+          <w:sz w:val="20"/>
+          <w:szCs w:val="20"/>
+          <w:lang w:val="en-US" w:eastAsia="ru-RU"/>
+        </w:rPr>
+        <w:t xml:space="preserve">    },</w:t>
+      </w:r>
+    </w:p>
+    <w:p>
+      <w:pPr>
+        <w:tabs>
+          <w:tab w:val="left" w:pos="916"/>
+          <w:tab w:val="left" w:pos="1832"/>
+          <w:tab w:val="left" w:pos="2748"/>
+          <w:tab w:val="left" w:pos="3664"/>
+          <w:tab w:val="left" w:pos="4580"/>
+          <w:tab w:val="left" w:pos="5496"/>
+          <w:tab w:val="left" w:pos="6412"/>
+          <w:tab w:val="left" w:pos="7328"/>
+          <w:tab w:val="left" w:pos="8244"/>
+          <w:tab w:val="left" w:pos="9160"/>
+          <w:tab w:val="left" w:pos="10076"/>
+          <w:tab w:val="left" w:pos="10992"/>
+          <w:tab w:val="left" w:pos="11908"/>
+          <w:tab w:val="left" w:pos="12824"/>
+          <w:tab w:val="left" w:pos="13740"/>
+          <w:tab w:val="left" w:pos="14656"/>
+        </w:tabs>
+        <w:spacing w:after="0" w:line="240" w:lineRule="auto"/>
+        <w:rPr>
+          <w:rFonts w:ascii="Courier New" w:eastAsia="Times New Roman" w:hAnsi="Courier New" w:cs="Courier New"/>
+          <w:sz w:val="20"/>
+          <w:szCs w:val="20"/>
+          <w:lang w:val="en-US" w:eastAsia="ru-RU"/>
+        </w:rPr>
+      </w:pPr>
+      <w:r>
+        <w:rPr>
+          <w:rFonts w:ascii="Courier New" w:eastAsia="Times New Roman" w:hAnsi="Courier New" w:cs="Courier New"/>
+          <w:sz w:val="20"/>
+          <w:szCs w:val="20"/>
+          <w:lang w:val="en-US" w:eastAsia="ru-RU"/>
+        </w:rPr>
+        <w:t xml:space="preserve">    {</w:t>
+      </w:r>
+    </w:p>
+    <w:p>
+      <w:pPr>
+        <w:tabs>
+          <w:tab w:val="left" w:pos="916"/>
+          <w:tab w:val="left" w:pos="1832"/>
+          <w:tab w:val="left" w:pos="2748"/>
+          <w:tab w:val="left" w:pos="3664"/>
+          <w:tab w:val="left" w:pos="4580"/>
+          <w:tab w:val="left" w:pos="5496"/>
+          <w:tab w:val="left" w:pos="6412"/>
+          <w:tab w:val="left" w:pos="7328"/>
+          <w:tab w:val="left" w:pos="8244"/>
+          <w:tab w:val="left" w:pos="9160"/>
+          <w:tab w:val="left" w:pos="10076"/>
+          <w:tab w:val="left" w:pos="10992"/>
+          <w:tab w:val="left" w:pos="11908"/>
+          <w:tab w:val="left" w:pos="12824"/>
+          <w:tab w:val="left" w:pos="13740"/>
+          <w:tab w:val="left" w:pos="14656"/>
+        </w:tabs>
+        <w:spacing w:after="0" w:line="240" w:lineRule="auto"/>
+        <w:rPr>
+          <w:rFonts w:ascii="Courier New" w:eastAsia="Times New Roman" w:hAnsi="Courier New" w:cs="Courier New"/>
+          <w:sz w:val="20"/>
+          <w:szCs w:val="20"/>
+          <w:lang w:val="en-US" w:eastAsia="ru-RU"/>
+        </w:rPr>
+      </w:pPr>
+      <w:r>
+        <w:rPr>
+          <w:rFonts w:ascii="Courier New" w:eastAsia="Times New Roman" w:hAnsi="Courier New" w:cs="Courier New"/>
+          <w:sz w:val="20"/>
+          <w:szCs w:val="20"/>
+          <w:lang w:val="en-US" w:eastAsia="ru-RU"/>
+        </w:rPr>
+        <w:t xml:space="preserve">      id: 3,</w:t>
+      </w:r>
+    </w:p>
+    <w:p>
+      <w:pPr>
+        <w:tabs>
+          <w:tab w:val="left" w:pos="916"/>
+          <w:tab w:val="left" w:pos="1832"/>
+          <w:tab w:val="left" w:pos="2748"/>
+          <w:tab w:val="left" w:pos="3664"/>
+          <w:tab w:val="left" w:pos="4580"/>
+          <w:tab w:val="left" w:pos="5496"/>
+          <w:tab w:val="left" w:pos="6412"/>
+          <w:tab w:val="left" w:pos="7328"/>
+          <w:tab w:val="left" w:pos="8244"/>
+          <w:tab w:val="left" w:pos="9160"/>
+          <w:tab w:val="left" w:pos="10076"/>
+          <w:tab w:val="left" w:pos="10992"/>
+          <w:tab w:val="left" w:pos="11908"/>
+          <w:tab w:val="left" w:pos="12824"/>
+          <w:tab w:val="left" w:pos="13740"/>
+          <w:tab w:val="left" w:pos="14656"/>
+        </w:tabs>
+        <w:spacing w:after="0" w:line="240" w:lineRule="auto"/>
+        <w:rPr>
+          <w:rFonts w:ascii="Courier New" w:eastAsia="Times New Roman" w:hAnsi="Courier New" w:cs="Courier New"/>
+          <w:sz w:val="20"/>
+          <w:szCs w:val="20"/>
+          <w:lang w:val="en-US" w:eastAsia="ru-RU"/>
+        </w:rPr>
+      </w:pPr>
+      <w:r>
+        <w:rPr>
+          <w:rFonts w:ascii="Courier New" w:eastAsia="Times New Roman" w:hAnsi="Courier New" w:cs="Courier New"/>
+          <w:sz w:val="20"/>
+          <w:szCs w:val="20"/>
+          <w:lang w:val="en-US" w:eastAsia="ru-RU"/>
+        </w:rPr>
+        <w:t xml:space="preserve">      title: 'Intro',</w:t>
+      </w:r>
+    </w:p>
+    <w:p>
+      <w:pPr>
+        <w:tabs>
+          <w:tab w:val="left" w:pos="916"/>
+          <w:tab w:val="left" w:pos="1832"/>
+          <w:tab w:val="left" w:pos="2748"/>
+          <w:tab w:val="left" w:pos="3664"/>
+          <w:tab w:val="left" w:pos="4580"/>
+          <w:tab w:val="left" w:pos="5496"/>
+          <w:tab w:val="left" w:pos="6412"/>
+          <w:tab w:val="left" w:pos="7328"/>
+          <w:tab w:val="left" w:pos="8244"/>
+          <w:tab w:val="left" w:pos="9160"/>
+          <w:tab w:val="left" w:pos="10076"/>
+          <w:tab w:val="left" w:pos="10992"/>
+          <w:tab w:val="left" w:pos="11908"/>
+          <w:tab w:val="left" w:pos="12824"/>
+          <w:tab w:val="left" w:pos="13740"/>
+          <w:tab w:val="left" w:pos="14656"/>
+        </w:tabs>
+        <w:spacing w:after="0" w:line="240" w:lineRule="auto"/>
+        <w:rPr>
+          <w:rFonts w:ascii="Courier New" w:eastAsia="Times New Roman" w:hAnsi="Courier New" w:cs="Courier New"/>
+          <w:sz w:val="20"/>
+          <w:szCs w:val="20"/>
+          <w:lang w:val="en-US" w:eastAsia="ru-RU"/>
+        </w:rPr>
+      </w:pPr>
+      <w:r>
+        <w:rPr>
+          <w:rFonts w:ascii="Courier New" w:eastAsia="Times New Roman" w:hAnsi="Courier New" w:cs="Courier New"/>
+          <w:sz w:val="20"/>
+          <w:szCs w:val="20"/>
+          <w:lang w:val="en-US" w:eastAsia="ru-RU"/>
+        </w:rPr>
+        <w:t xml:space="preserve">      artist: 'The xx',</w:t>
+      </w:r>
+    </w:p>
+    <w:p>
+      <w:pPr>
+        <w:tabs>
+          <w:tab w:val="left" w:pos="916"/>
+          <w:tab w:val="left" w:pos="1832"/>
+          <w:tab w:val="left" w:pos="2748"/>
+          <w:tab w:val="left" w:pos="3664"/>
+          <w:tab w:val="left" w:pos="4580"/>
+          <w:tab w:val="left" w:pos="5496"/>
+          <w:tab w:val="left" w:pos="6412"/>
+          <w:tab w:val="left" w:pos="7328"/>
+          <w:tab w:val="left" w:pos="8244"/>
+          <w:tab w:val="left" w:pos="9160"/>
+          <w:tab w:val="left" w:pos="10076"/>
+          <w:tab w:val="left" w:pos="10992"/>
+          <w:tab w:val="left" w:pos="11908"/>
+          <w:tab w:val="left" w:pos="12824"/>
+          <w:tab w:val="left" w:pos="13740"/>
+          <w:tab w:val="left" w:pos="14656"/>
+        </w:tabs>
+        <w:spacing w:after="0" w:line="240" w:lineRule="auto"/>
+        <w:rPr>
+          <w:rFonts w:ascii="Courier New" w:eastAsia="Times New Roman" w:hAnsi="Courier New" w:cs="Courier New"/>
+          <w:sz w:val="20"/>
+          <w:szCs w:val="20"/>
+          <w:lang w:val="en-US" w:eastAsia="ru-RU"/>
+        </w:rPr>
+      </w:pPr>
+      <w:r>
+        <w:rPr>
+          <w:rFonts w:ascii="Courier New" w:eastAsia="Times New Roman" w:hAnsi="Courier New" w:cs="Courier New"/>
+          <w:sz w:val="20"/>
+          <w:szCs w:val="20"/>
+          <w:lang w:val="en-US" w:eastAsia="ru-RU"/>
+        </w:rPr>
+        <w:t xml:space="preserve">    },</w:t>
+      </w:r>
+    </w:p>
+    <w:p>
+      <w:pPr>
+        <w:tabs>
+          <w:tab w:val="left" w:pos="916"/>
+          <w:tab w:val="left" w:pos="1832"/>
+          <w:tab w:val="left" w:pos="2748"/>
+          <w:tab w:val="left" w:pos="3664"/>
+          <w:tab w:val="left" w:pos="4580"/>
+          <w:tab w:val="left" w:pos="5496"/>
+          <w:tab w:val="left" w:pos="6412"/>
+          <w:tab w:val="left" w:pos="7328"/>
+          <w:tab w:val="left" w:pos="8244"/>
+          <w:tab w:val="left" w:pos="9160"/>
+          <w:tab w:val="left" w:pos="10076"/>
+          <w:tab w:val="left" w:pos="10992"/>
+          <w:tab w:val="left" w:pos="11908"/>
+          <w:tab w:val="left" w:pos="12824"/>
+          <w:tab w:val="left" w:pos="13740"/>
+          <w:tab w:val="left" w:pos="14656"/>
+        </w:tabs>
+        <w:spacing w:after="0" w:line="240" w:lineRule="auto"/>
+        <w:rPr>
+          <w:rFonts w:ascii="Courier New" w:eastAsia="Times New Roman" w:hAnsi="Courier New" w:cs="Courier New"/>
+          <w:sz w:val="20"/>
+          <w:szCs w:val="20"/>
+          <w:lang w:val="en-US" w:eastAsia="ru-RU"/>
+        </w:rPr>
+      </w:pPr>
+      <w:r>
+        <w:rPr>
+          <w:rFonts w:ascii="Courier New" w:eastAsia="Times New Roman" w:hAnsi="Courier New" w:cs="Courier New"/>
+          <w:sz w:val="20"/>
+          <w:szCs w:val="20"/>
+          <w:lang w:val="en-US" w:eastAsia="ru-RU"/>
+        </w:rPr>
+        <w:t xml:space="preserve">  ],</w:t>
+      </w:r>
+    </w:p>
+    <w:p>
+      <w:pPr>
+        <w:tabs>
+          <w:tab w:val="left" w:pos="916"/>
+          <w:tab w:val="left" w:pos="1832"/>
+          <w:tab w:val="left" w:pos="2748"/>
+          <w:tab w:val="left" w:pos="3664"/>
+          <w:tab w:val="left" w:pos="4580"/>
+          <w:tab w:val="left" w:pos="5496"/>
+          <w:tab w:val="left" w:pos="6412"/>
+          <w:tab w:val="left" w:pos="7328"/>
+          <w:tab w:val="left" w:pos="8244"/>
+          <w:tab w:val="left" w:pos="9160"/>
+          <w:tab w:val="left" w:pos="10076"/>
+          <w:tab w:val="left" w:pos="10992"/>
+          <w:tab w:val="left" w:pos="11908"/>
+          <w:tab w:val="left" w:pos="12824"/>
+          <w:tab w:val="left" w:pos="13740"/>
+          <w:tab w:val="left" w:pos="14656"/>
+        </w:tabs>
+        <w:spacing w:after="0" w:line="240" w:lineRule="auto"/>
+        <w:rPr>
+          <w:rFonts w:ascii="Courier New" w:eastAsia="Times New Roman" w:hAnsi="Courier New" w:cs="Courier New"/>
+          <w:sz w:val="20"/>
+          <w:szCs w:val="20"/>
+          <w:lang w:val="en-US" w:eastAsia="ru-RU"/>
+        </w:rPr>
+      </w:pPr>
+      <w:r>
+        <w:rPr>
+          <w:rFonts w:ascii="Courier New" w:eastAsia="Times New Roman" w:hAnsi="Courier New" w:cs="Courier New"/>
+          <w:sz w:val="20"/>
+          <w:szCs w:val="20"/>
+          <w:lang w:val="en-US" w:eastAsia="ru-RU"/>
+        </w:rPr>
+        <w:t xml:space="preserve">  _</w:t>
+      </w:r>
+      <w:proofErr w:type="spellStart"/>
+      <w:r>
+        <w:rPr>
+          <w:rFonts w:ascii="Courier New" w:eastAsia="Times New Roman" w:hAnsi="Courier New" w:cs="Courier New"/>
+          <w:sz w:val="20"/>
+          <w:szCs w:val="20"/>
+          <w:lang w:val="en-US" w:eastAsia="ru-RU"/>
+        </w:rPr>
+        <w:t>currentTrackIndex</w:t>
+      </w:r>
+      <w:proofErr w:type="spellEnd"/>
+      <w:r>
+        <w:rPr>
+          <w:rFonts w:ascii="Courier New" w:eastAsia="Times New Roman" w:hAnsi="Courier New" w:cs="Courier New"/>
+          <w:sz w:val="20"/>
+          <w:szCs w:val="20"/>
+          <w:lang w:val="en-US" w:eastAsia="ru-RU"/>
+        </w:rPr>
+        <w:t>: 0,</w:t>
+      </w:r>
+    </w:p>
+    <w:p>
+      <w:pPr>
+        <w:tabs>
+          <w:tab w:val="left" w:pos="916"/>
+          <w:tab w:val="left" w:pos="1832"/>
+          <w:tab w:val="left" w:pos="2748"/>
+          <w:tab w:val="left" w:pos="3664"/>
+          <w:tab w:val="left" w:pos="4580"/>
+          <w:tab w:val="left" w:pos="5496"/>
+          <w:tab w:val="left" w:pos="6412"/>
+          <w:tab w:val="left" w:pos="7328"/>
+          <w:tab w:val="left" w:pos="8244"/>
+          <w:tab w:val="left" w:pos="9160"/>
+          <w:tab w:val="left" w:pos="10076"/>
+          <w:tab w:val="left" w:pos="10992"/>
+          <w:tab w:val="left" w:pos="11908"/>
+          <w:tab w:val="left" w:pos="12824"/>
+          <w:tab w:val="left" w:pos="13740"/>
+          <w:tab w:val="left" w:pos="14656"/>
+        </w:tabs>
+        <w:spacing w:after="0" w:line="240" w:lineRule="auto"/>
+        <w:rPr>
+          <w:rFonts w:ascii="Courier New" w:eastAsia="Times New Roman" w:hAnsi="Courier New" w:cs="Courier New"/>
+          <w:sz w:val="20"/>
+          <w:szCs w:val="20"/>
+          <w:lang w:val="en-US" w:eastAsia="ru-RU"/>
+        </w:rPr>
+      </w:pPr>
+      <w:r>
+        <w:rPr>
+          <w:rFonts w:ascii="Courier New" w:eastAsia="Times New Roman" w:hAnsi="Courier New" w:cs="Courier New"/>
+          <w:sz w:val="20"/>
+          <w:szCs w:val="20"/>
+          <w:lang w:val="en-US" w:eastAsia="ru-RU"/>
+        </w:rPr>
+        <w:t xml:space="preserve">  _volume: 50,</w:t>
+      </w:r>
+    </w:p>
+    <w:p>
+      <w:pPr>
+        <w:tabs>
+          <w:tab w:val="left" w:pos="916"/>
+          <w:tab w:val="left" w:pos="1832"/>
+          <w:tab w:val="left" w:pos="2748"/>
+          <w:tab w:val="left" w:pos="3664"/>
+          <w:tab w:val="left" w:pos="4580"/>
+          <w:tab w:val="left" w:pos="5496"/>
+          <w:tab w:val="left" w:pos="6412"/>
+          <w:tab w:val="left" w:pos="7328"/>
+          <w:tab w:val="left" w:pos="8244"/>
+          <w:tab w:val="left" w:pos="9160"/>
+          <w:tab w:val="left" w:pos="10076"/>
+          <w:tab w:val="left" w:pos="10992"/>
+          <w:tab w:val="left" w:pos="11908"/>
+          <w:tab w:val="left" w:pos="12824"/>
+          <w:tab w:val="left" w:pos="13740"/>
+          <w:tab w:val="left" w:pos="14656"/>
+        </w:tabs>
+        <w:spacing w:after="0" w:line="240" w:lineRule="auto"/>
+        <w:rPr>
+          <w:rFonts w:ascii="Courier New" w:eastAsia="Times New Roman" w:hAnsi="Courier New" w:cs="Courier New"/>
+          <w:sz w:val="20"/>
+          <w:szCs w:val="20"/>
+          <w:lang w:eastAsia="ru-RU"/>
+        </w:rPr>
+      </w:pPr>
+      <w:r>
+        <w:rPr>
+          <w:rFonts w:ascii="Courier New" w:eastAsia="Times New Roman" w:hAnsi="Courier New" w:cs="Courier New"/>
+          <w:sz w:val="20"/>
+          <w:szCs w:val="20"/>
+          <w:lang w:val="en-US" w:eastAsia="ru-RU"/>
+        </w:rPr>
+        <w:t xml:space="preserve">  </w:t>
+      </w:r>
+      <w:proofErr w:type="spellStart"/>
+      <w:r>
+        <w:rPr>
+          <w:rFonts w:ascii="Courier New" w:eastAsia="Times New Roman" w:hAnsi="Courier New" w:cs="Courier New"/>
+          <w:sz w:val="20"/>
+          <w:szCs w:val="20"/>
+          <w:lang w:eastAsia="ru-RU"/>
+        </w:rPr>
+        <w:t>isPlaying</w:t>
+      </w:r>
+      <w:proofErr w:type="spellEnd"/>
+      <w:r>
+        <w:rPr>
+          <w:rFonts w:ascii="Courier New" w:eastAsia="Times New Roman" w:hAnsi="Courier New" w:cs="Courier New"/>
+          <w:sz w:val="20"/>
+          <w:szCs w:val="20"/>
+          <w:lang w:eastAsia="ru-RU"/>
+        </w:rPr>
+        <w:t xml:space="preserve">: </w:t>
+      </w:r>
+      <w:proofErr w:type="spellStart"/>
+      <w:r>
+        <w:rPr>
+          <w:rFonts w:ascii="Courier New" w:eastAsia="Times New Roman" w:hAnsi="Courier New" w:cs="Courier New"/>
+          <w:sz w:val="20"/>
+          <w:szCs w:val="20"/>
+          <w:lang w:eastAsia="ru-RU"/>
+        </w:rPr>
+        <w:t>false</w:t>
+      </w:r>
+      <w:proofErr w:type="spellEnd"/>
+      <w:r>
+        <w:rPr>
+          <w:rFonts w:ascii="Courier New" w:eastAsia="Times New Roman" w:hAnsi="Courier New" w:cs="Courier New"/>
+          <w:sz w:val="20"/>
+          <w:szCs w:val="20"/>
+          <w:lang w:eastAsia="ru-RU"/>
+        </w:rPr>
+        <w:t>,</w:t>
+      </w:r>
+    </w:p>
+    <w:p>
+      <w:pPr>
+        <w:tabs>
+          <w:tab w:val="left" w:pos="916"/>
+          <w:tab w:val="left" w:pos="1832"/>
+          <w:tab w:val="left" w:pos="2748"/>
+          <w:tab w:val="left" w:pos="3664"/>
+          <w:tab w:val="left" w:pos="4580"/>
+          <w:tab w:val="left" w:pos="5496"/>
+          <w:tab w:val="left" w:pos="6412"/>
+          <w:tab w:val="left" w:pos="7328"/>
+          <w:tab w:val="left" w:pos="8244"/>
+          <w:tab w:val="left" w:pos="9160"/>
+          <w:tab w:val="left" w:pos="10076"/>
+          <w:tab w:val="left" w:pos="10992"/>
+          <w:tab w:val="left" w:pos="11908"/>
+          <w:tab w:val="left" w:pos="12824"/>
+          <w:tab w:val="left" w:pos="13740"/>
+          <w:tab w:val="left" w:pos="14656"/>
+        </w:tabs>
+        <w:spacing w:after="0" w:line="240" w:lineRule="auto"/>
+        <w:rPr>
+          <w:rFonts w:ascii="Courier New" w:eastAsia="Times New Roman" w:hAnsi="Courier New" w:cs="Courier New"/>
+          <w:sz w:val="20"/>
+          <w:szCs w:val="20"/>
+          <w:lang w:eastAsia="ru-RU"/>
+        </w:rPr>
+      </w:pPr>
+      <w:r>
+        <w:rPr>
+          <w:rFonts w:ascii="Courier New" w:eastAsia="Times New Roman" w:hAnsi="Courier New" w:cs="Courier New"/>
+          <w:sz w:val="20"/>
+          <w:szCs w:val="20"/>
+          <w:lang w:eastAsia="ru-RU"/>
+        </w:rPr>
+        <w:t>};</w:t>
+      </w:r>
+    </w:p>
+    <w:p>
+      <w:pPr>
+        <w:spacing w:before="100" w:beforeAutospacing="1" w:after="100" w:afterAutospacing="1" w:line="240" w:lineRule="auto"/>
+        <w:rPr>
+          <w:rFonts w:ascii="Times New Roman" w:eastAsia="Times New Roman" w:hAnsi="Times New Roman" w:cs="Times New Roman"/>
+          <w:sz w:val="24"/>
+          <w:szCs w:val="24"/>
+          <w:lang w:eastAsia="ru-RU"/>
+        </w:rPr>
+      </w:pPr>
+      <w:r>
+        <w:rPr>
+          <w:rFonts w:ascii="Times New Roman" w:eastAsia="Times New Roman" w:hAnsi="Times New Roman" w:cs="Times New Roman"/>
+          <w:sz w:val="24"/>
+          <w:szCs w:val="24"/>
+          <w:lang w:eastAsia="ru-RU"/>
+        </w:rPr>
+        <w:t>Добавьте:</w:t>
+      </w:r>
+    </w:p>
+    <w:p>
+      <w:pPr>
+        <w:numPr>
+          <w:ilvl w:val="0"/>
+          <w:numId w:val="27"/>
+        </w:numPr>
+        <w:spacing w:before="100" w:beforeAutospacing="1" w:after="100" w:afterAutospacing="1" w:line="240" w:lineRule="auto"/>
+        <w:rPr>
+          <w:rFonts w:ascii="Times New Roman" w:eastAsia="Times New Roman" w:hAnsi="Times New Roman" w:cs="Times New Roman"/>
+          <w:sz w:val="24"/>
+          <w:szCs w:val="24"/>
+          <w:lang w:eastAsia="ru-RU"/>
+        </w:rPr>
+      </w:pPr>
+      <w:r>
+        <w:rPr>
+          <w:rFonts w:ascii="Times New Roman" w:eastAsia="Times New Roman" w:hAnsi="Times New Roman" w:cs="Times New Roman"/>
+          <w:sz w:val="24"/>
+          <w:szCs w:val="24"/>
+          <w:lang w:eastAsia="ru-RU"/>
+        </w:rPr>
+        <w:t xml:space="preserve">геттер </w:t>
+      </w:r>
+      <w:proofErr w:type="spellStart"/>
+      <w:r>
+        <w:rPr>
+          <w:rFonts w:ascii="Courier New" w:eastAsia="Times New Roman" w:hAnsi="Courier New" w:cs="Courier New"/>
+          <w:sz w:val="20"/>
+          <w:szCs w:val="20"/>
+          <w:lang w:eastAsia="ru-RU"/>
+        </w:rPr>
+        <w:t>currentTrack</w:t>
+      </w:r>
+      <w:proofErr w:type="spellEnd"/>
+      <w:r>
+        <w:rPr>
+          <w:rFonts w:ascii="Courier New" w:eastAsia="Times New Roman" w:hAnsi="Courier New" w:cs="Courier New"/>
+          <w:sz w:val="20"/>
+          <w:szCs w:val="20"/>
+          <w:lang w:eastAsia="ru-RU"/>
+        </w:rPr>
+        <w:t xml:space="preserve"> - </w:t>
+      </w:r>
+      <w:r>
+        <w:rPr>
+          <w:rFonts w:ascii="Times New Roman" w:eastAsia="Times New Roman" w:hAnsi="Times New Roman" w:cs="Times New Roman"/>
+          <w:sz w:val="24"/>
+          <w:szCs w:val="24"/>
+          <w:lang w:eastAsia="ru-RU"/>
+        </w:rPr>
+        <w:t>должен возвращать текущую композицию</w:t>
+      </w:r>
+      <w:r>
+        <w:rPr>
+          <w:rFonts w:ascii="Times New Roman" w:eastAsia="Times New Roman" w:hAnsi="Times New Roman" w:cs="Times New Roman"/>
+          <w:sz w:val="24"/>
+          <w:szCs w:val="24"/>
+          <w:lang w:eastAsia="ru-RU"/>
+        </w:rPr>
+        <w:t>;</w:t>
+      </w:r>
+    </w:p>
+    <w:p>
+      <w:pPr>
+        <w:numPr>
+          <w:ilvl w:val="0"/>
+          <w:numId w:val="27"/>
+        </w:numPr>
+        <w:spacing w:before="100" w:beforeAutospacing="1" w:after="100" w:afterAutospacing="1" w:line="240" w:lineRule="auto"/>
+        <w:rPr>
+          <w:rFonts w:ascii="Times New Roman" w:eastAsia="Times New Roman" w:hAnsi="Times New Roman" w:cs="Times New Roman"/>
+          <w:sz w:val="24"/>
+          <w:szCs w:val="24"/>
+          <w:lang w:eastAsia="ru-RU"/>
+        </w:rPr>
+      </w:pPr>
+      <w:r>
+        <w:rPr>
+          <w:rFonts w:ascii="Times New Roman" w:eastAsia="Times New Roman" w:hAnsi="Times New Roman" w:cs="Times New Roman"/>
+          <w:sz w:val="24"/>
+          <w:szCs w:val="24"/>
+          <w:lang w:eastAsia="ru-RU"/>
+        </w:rPr>
+        <w:t xml:space="preserve">геттер и сеттер </w:t>
+      </w:r>
+      <w:proofErr w:type="spellStart"/>
+      <w:r>
+        <w:rPr>
+          <w:rFonts w:ascii="Courier New" w:eastAsia="Times New Roman" w:hAnsi="Courier New" w:cs="Courier New"/>
+          <w:sz w:val="20"/>
+          <w:szCs w:val="20"/>
+          <w:lang w:eastAsia="ru-RU"/>
+        </w:rPr>
+        <w:t>volume</w:t>
+      </w:r>
+      <w:proofErr w:type="spellEnd"/>
+      <w:r>
+        <w:rPr>
+          <w:rFonts w:ascii="Courier New" w:eastAsia="Times New Roman" w:hAnsi="Courier New" w:cs="Courier New"/>
+          <w:sz w:val="20"/>
+          <w:szCs w:val="20"/>
+          <w:lang w:eastAsia="ru-RU"/>
+        </w:rPr>
+        <w:t xml:space="preserve"> - </w:t>
+      </w:r>
+      <w:r>
+        <w:rPr>
+          <w:rFonts w:ascii="Times New Roman" w:eastAsia="Times New Roman" w:hAnsi="Times New Roman" w:cs="Times New Roman"/>
+          <w:sz w:val="24"/>
+          <w:szCs w:val="24"/>
+          <w:lang w:eastAsia="ru-RU"/>
+        </w:rPr>
+        <w:t>должен принимать целое число от 0 до 100</w:t>
+      </w:r>
+      <w:r>
+        <w:rPr>
+          <w:rFonts w:ascii="Times New Roman" w:eastAsia="Times New Roman" w:hAnsi="Times New Roman" w:cs="Times New Roman"/>
+          <w:sz w:val="24"/>
+          <w:szCs w:val="24"/>
+          <w:lang w:eastAsia="ru-RU"/>
+        </w:rPr>
+        <w:t>;</w:t>
+      </w:r>
+    </w:p>
+    <w:p>
+      <w:pPr>
+        <w:numPr>
+          <w:ilvl w:val="0"/>
+          <w:numId w:val="27"/>
+        </w:numPr>
+        <w:spacing w:before="100" w:beforeAutospacing="1" w:after="100" w:afterAutospacing="1" w:line="240" w:lineRule="auto"/>
+        <w:rPr>
+          <w:rFonts w:ascii="Times New Roman" w:eastAsia="Times New Roman" w:hAnsi="Times New Roman" w:cs="Times New Roman"/>
+          <w:sz w:val="24"/>
+          <w:szCs w:val="24"/>
+          <w:lang w:eastAsia="ru-RU"/>
+        </w:rPr>
+      </w:pPr>
+      <w:r>
+        <w:rPr>
+          <w:rFonts w:ascii="Times New Roman" w:eastAsia="Times New Roman" w:hAnsi="Times New Roman" w:cs="Times New Roman"/>
+          <w:sz w:val="24"/>
+          <w:szCs w:val="24"/>
+          <w:lang w:eastAsia="ru-RU"/>
+        </w:rPr>
+        <w:t xml:space="preserve">геттер </w:t>
+      </w:r>
+      <w:proofErr w:type="spellStart"/>
+      <w:r>
+        <w:rPr>
+          <w:rFonts w:ascii="Courier New" w:eastAsia="Times New Roman" w:hAnsi="Courier New" w:cs="Courier New"/>
+          <w:sz w:val="20"/>
+          <w:szCs w:val="20"/>
+          <w:lang w:eastAsia="ru-RU"/>
+        </w:rPr>
+        <w:t>status</w:t>
+      </w:r>
+      <w:proofErr w:type="spellEnd"/>
+      <w:r>
+        <w:rPr>
+          <w:rFonts w:ascii="Courier New" w:eastAsia="Times New Roman" w:hAnsi="Courier New" w:cs="Courier New"/>
+          <w:sz w:val="20"/>
+          <w:szCs w:val="20"/>
+          <w:lang w:eastAsia="ru-RU"/>
+        </w:rPr>
+        <w:t xml:space="preserve"> - </w:t>
+      </w:r>
+      <w:r>
+        <w:rPr>
+          <w:rFonts w:ascii="Times New Roman" w:eastAsia="Times New Roman" w:hAnsi="Times New Roman" w:cs="Times New Roman"/>
+          <w:sz w:val="24"/>
+          <w:szCs w:val="24"/>
+          <w:lang w:eastAsia="ru-RU"/>
+        </w:rPr>
+        <w:t>возвращает строку с текущим состоянием проигрывателя, названием композиции, исполнителем и громкостью</w:t>
+      </w:r>
+      <w:r>
+        <w:rPr>
+          <w:rFonts w:ascii="Times New Roman" w:eastAsia="Times New Roman" w:hAnsi="Times New Roman" w:cs="Times New Roman"/>
+          <w:sz w:val="24"/>
+          <w:szCs w:val="24"/>
+          <w:lang w:eastAsia="ru-RU"/>
+        </w:rPr>
+        <w:t>;</w:t>
+      </w:r>
+    </w:p>
+    <w:p>
+      <w:pPr>
+        <w:numPr>
+          <w:ilvl w:val="0"/>
+          <w:numId w:val="27"/>
+        </w:numPr>
+        <w:spacing w:before="100" w:beforeAutospacing="1" w:after="100" w:afterAutospacing="1" w:line="240" w:lineRule="auto"/>
+        <w:rPr>
+          <w:rFonts w:ascii="Times New Roman" w:eastAsia="Times New Roman" w:hAnsi="Times New Roman" w:cs="Times New Roman"/>
+          <w:sz w:val="24"/>
+          <w:szCs w:val="24"/>
+          <w:lang w:eastAsia="ru-RU"/>
+        </w:rPr>
+      </w:pPr>
+      <w:r>
+        <w:rPr>
+          <w:rFonts w:ascii="Times New Roman" w:eastAsia="Times New Roman" w:hAnsi="Times New Roman" w:cs="Times New Roman"/>
+          <w:sz w:val="24"/>
+          <w:szCs w:val="24"/>
+          <w:lang w:eastAsia="ru-RU"/>
+        </w:rPr>
+        <w:t xml:space="preserve">метод </w:t>
       </w:r>
       <w:proofErr w:type="spellStart"/>
       <w:proofErr w:type="gramStart"/>
       <w:r>
         <w:rPr>
           <w:rFonts w:ascii="Courier New" w:eastAsia="Times New Roman" w:hAnsi="Courier New" w:cs="Courier New"/>
-          <w:color w:val="F8F8F2"/>
-          <w:sz w:val="20"/>
-          <w:szCs w:val="20"/>
-          <w:lang w:val="en-US" w:eastAsia="ru-RU"/>
-        </w:rPr>
-        <w:t>counter.getCount</w:t>
+          <w:sz w:val="20"/>
+          <w:szCs w:val="20"/>
+          <w:lang w:eastAsia="ru-RU"/>
+        </w:rPr>
+        <w:t>play</w:t>
       </w:r>
       <w:proofErr w:type="spellEnd"/>
+      <w:r>
+        <w:rPr>
+          <w:rFonts w:ascii="Courier New" w:eastAsia="Times New Roman" w:hAnsi="Courier New" w:cs="Courier New"/>
+          <w:sz w:val="20"/>
+          <w:szCs w:val="20"/>
+          <w:lang w:eastAsia="ru-RU"/>
+        </w:rPr>
+        <w:t>(</w:t>
+      </w:r>
       <w:proofErr w:type="gramEnd"/>
       <w:r>
         <w:rPr>
           <w:rFonts w:ascii="Courier New" w:eastAsia="Times New Roman" w:hAnsi="Courier New" w:cs="Courier New"/>
-          <w:color w:val="F8F8F2"/>
-          <w:sz w:val="20"/>
-          <w:szCs w:val="20"/>
-          <w:lang w:val="en-US" w:eastAsia="ru-RU"/>
-        </w:rPr>
-        <w:t xml:space="preserve">()); </w:t>
-      </w:r>
-      <w:r>
-        <w:rPr>
-          <w:rFonts w:ascii="Courier New" w:eastAsia="Times New Roman" w:hAnsi="Courier New" w:cs="Courier New"/>
-          <w:color w:val="D4D0AB"/>
-          <w:sz w:val="20"/>
-          <w:szCs w:val="20"/>
-          <w:lang w:val="en-US" w:eastAsia="ru-RU"/>
-        </w:rPr>
-        <w:t>// 1</w:t>
-      </w:r>
-    </w:p>
-    <w:p>
-      <w:pPr>
-        <w:pStyle w:val="a4"/>
+          <w:sz w:val="20"/>
+          <w:szCs w:val="20"/>
+          <w:lang w:eastAsia="ru-RU"/>
+        </w:rPr>
+        <w:t>)</w:t>
+      </w:r>
+      <w:r>
+        <w:rPr>
+          <w:rFonts w:ascii="Courier New" w:eastAsia="Times New Roman" w:hAnsi="Courier New" w:cs="Courier New"/>
+          <w:sz w:val="20"/>
+          <w:szCs w:val="20"/>
+          <w:lang w:eastAsia="ru-RU"/>
+        </w:rPr>
+        <w:t xml:space="preserve"> - </w:t>
+      </w:r>
+      <w:r>
+        <w:rPr>
+          <w:rFonts w:ascii="Times New Roman" w:eastAsia="Times New Roman" w:hAnsi="Times New Roman" w:cs="Times New Roman"/>
+          <w:sz w:val="24"/>
+          <w:szCs w:val="24"/>
+          <w:lang w:eastAsia="ru-RU"/>
+        </w:rPr>
+        <w:t>должен запускать воспроизведение</w:t>
+      </w:r>
+      <w:r>
+        <w:rPr>
+          <w:rFonts w:ascii="Times New Roman" w:eastAsia="Times New Roman" w:hAnsi="Times New Roman" w:cs="Times New Roman"/>
+          <w:sz w:val="24"/>
+          <w:szCs w:val="24"/>
+          <w:lang w:eastAsia="ru-RU"/>
+        </w:rPr>
+        <w:t>;</w:t>
+      </w:r>
+    </w:p>
+    <w:p>
+      <w:pPr>
+        <w:numPr>
+          <w:ilvl w:val="0"/>
+          <w:numId w:val="27"/>
+        </w:numPr>
+        <w:spacing w:before="100" w:beforeAutospacing="1" w:after="100" w:afterAutospacing="1" w:line="240" w:lineRule="auto"/>
+        <w:rPr>
+          <w:rFonts w:ascii="Times New Roman" w:eastAsia="Times New Roman" w:hAnsi="Times New Roman" w:cs="Times New Roman"/>
+          <w:sz w:val="24"/>
+          <w:szCs w:val="24"/>
+          <w:lang w:eastAsia="ru-RU"/>
+        </w:rPr>
+      </w:pPr>
+      <w:r>
+        <w:rPr>
+          <w:rFonts w:ascii="Times New Roman" w:eastAsia="Times New Roman" w:hAnsi="Times New Roman" w:cs="Times New Roman"/>
+          <w:sz w:val="24"/>
+          <w:szCs w:val="24"/>
+          <w:lang w:eastAsia="ru-RU"/>
+        </w:rPr>
+        <w:t xml:space="preserve">метод </w:t>
+      </w:r>
+      <w:proofErr w:type="spellStart"/>
+      <w:proofErr w:type="gramStart"/>
+      <w:r>
+        <w:rPr>
+          <w:rFonts w:ascii="Courier New" w:eastAsia="Times New Roman" w:hAnsi="Courier New" w:cs="Courier New"/>
+          <w:sz w:val="20"/>
+          <w:szCs w:val="20"/>
+          <w:lang w:eastAsia="ru-RU"/>
+        </w:rPr>
+        <w:t>pause</w:t>
+      </w:r>
+      <w:proofErr w:type="spellEnd"/>
+      <w:r>
+        <w:rPr>
+          <w:rFonts w:ascii="Courier New" w:eastAsia="Times New Roman" w:hAnsi="Courier New" w:cs="Courier New"/>
+          <w:sz w:val="20"/>
+          <w:szCs w:val="20"/>
+          <w:lang w:eastAsia="ru-RU"/>
+        </w:rPr>
+        <w:t>(</w:t>
+      </w:r>
+      <w:proofErr w:type="gramEnd"/>
+      <w:r>
+        <w:rPr>
+          <w:rFonts w:ascii="Courier New" w:eastAsia="Times New Roman" w:hAnsi="Courier New" w:cs="Courier New"/>
+          <w:sz w:val="20"/>
+          <w:szCs w:val="20"/>
+          <w:lang w:eastAsia="ru-RU"/>
+        </w:rPr>
+        <w:t>)</w:t>
+      </w:r>
+      <w:r>
+        <w:rPr>
+          <w:rFonts w:ascii="Courier New" w:eastAsia="Times New Roman" w:hAnsi="Courier New" w:cs="Courier New"/>
+          <w:sz w:val="20"/>
+          <w:szCs w:val="20"/>
+          <w:lang w:eastAsia="ru-RU"/>
+        </w:rPr>
+        <w:t xml:space="preserve">- </w:t>
+      </w:r>
+      <w:r>
+        <w:rPr>
+          <w:rFonts w:ascii="Times New Roman" w:eastAsia="Times New Roman" w:hAnsi="Times New Roman" w:cs="Times New Roman"/>
+          <w:sz w:val="24"/>
+          <w:szCs w:val="24"/>
+          <w:lang w:eastAsia="ru-RU"/>
+        </w:rPr>
+        <w:t>приостанавливает воспроизведение</w:t>
+      </w:r>
+      <w:r>
+        <w:rPr>
+          <w:rFonts w:ascii="Times New Roman" w:eastAsia="Times New Roman" w:hAnsi="Times New Roman" w:cs="Times New Roman"/>
+          <w:sz w:val="24"/>
+          <w:szCs w:val="24"/>
+          <w:lang w:eastAsia="ru-RU"/>
+        </w:rPr>
+        <w:t>;</w:t>
+      </w:r>
+    </w:p>
+    <w:p>
+      <w:pPr>
+        <w:numPr>
+          <w:ilvl w:val="0"/>
+          <w:numId w:val="27"/>
+        </w:numPr>
+        <w:spacing w:before="100" w:beforeAutospacing="1" w:after="100" w:afterAutospacing="1" w:line="240" w:lineRule="auto"/>
+        <w:rPr>
+          <w:rFonts w:ascii="Times New Roman" w:eastAsia="Times New Roman" w:hAnsi="Times New Roman" w:cs="Times New Roman"/>
+          <w:sz w:val="24"/>
+          <w:szCs w:val="24"/>
+          <w:lang w:eastAsia="ru-RU"/>
+        </w:rPr>
+      </w:pPr>
+      <w:r>
+        <w:rPr>
+          <w:rFonts w:ascii="Times New Roman" w:eastAsia="Times New Roman" w:hAnsi="Times New Roman" w:cs="Times New Roman"/>
+          <w:sz w:val="24"/>
+          <w:szCs w:val="24"/>
+          <w:lang w:eastAsia="ru-RU"/>
+        </w:rPr>
+        <w:t xml:space="preserve">метод </w:t>
+      </w:r>
+      <w:proofErr w:type="spellStart"/>
+      <w:proofErr w:type="gramStart"/>
+      <w:r>
+        <w:rPr>
+          <w:rFonts w:ascii="Courier New" w:eastAsia="Times New Roman" w:hAnsi="Courier New" w:cs="Courier New"/>
+          <w:sz w:val="20"/>
+          <w:szCs w:val="20"/>
+          <w:lang w:eastAsia="ru-RU"/>
+        </w:rPr>
+        <w:t>next</w:t>
+      </w:r>
+      <w:proofErr w:type="spellEnd"/>
+      <w:r>
+        <w:rPr>
+          <w:rFonts w:ascii="Courier New" w:eastAsia="Times New Roman" w:hAnsi="Courier New" w:cs="Courier New"/>
+          <w:sz w:val="20"/>
+          <w:szCs w:val="20"/>
+          <w:lang w:eastAsia="ru-RU"/>
+        </w:rPr>
+        <w:t>(</w:t>
+      </w:r>
+      <w:proofErr w:type="gramEnd"/>
+      <w:r>
+        <w:rPr>
+          <w:rFonts w:ascii="Courier New" w:eastAsia="Times New Roman" w:hAnsi="Courier New" w:cs="Courier New"/>
+          <w:sz w:val="20"/>
+          <w:szCs w:val="20"/>
+          <w:lang w:eastAsia="ru-RU"/>
+        </w:rPr>
+        <w:t>)</w:t>
+      </w:r>
+      <w:r>
+        <w:rPr>
+          <w:rFonts w:ascii="Courier New" w:eastAsia="Times New Roman" w:hAnsi="Courier New" w:cs="Courier New"/>
+          <w:sz w:val="20"/>
+          <w:szCs w:val="20"/>
+          <w:lang w:eastAsia="ru-RU"/>
+        </w:rPr>
+        <w:t xml:space="preserve"> - </w:t>
+      </w:r>
+      <w:r>
+        <w:rPr>
+          <w:rFonts w:ascii="Times New Roman" w:eastAsia="Times New Roman" w:hAnsi="Times New Roman" w:cs="Times New Roman"/>
+          <w:sz w:val="24"/>
+          <w:szCs w:val="24"/>
+          <w:lang w:eastAsia="ru-RU"/>
+        </w:rPr>
+        <w:t>должен переходить к следующей композиции. Если текущая композиция последняя, проигрыватель должен перейти к первой</w:t>
+      </w:r>
+      <w:r>
+        <w:rPr>
+          <w:rFonts w:ascii="Times New Roman" w:eastAsia="Times New Roman" w:hAnsi="Times New Roman" w:cs="Times New Roman"/>
+          <w:sz w:val="24"/>
+          <w:szCs w:val="24"/>
+          <w:lang w:eastAsia="ru-RU"/>
+        </w:rPr>
+        <w:t>;</w:t>
+      </w:r>
+    </w:p>
+    <w:p>
+      <w:pPr>
+        <w:numPr>
+          <w:ilvl w:val="0"/>
+          <w:numId w:val="27"/>
+        </w:numPr>
+        <w:spacing w:before="100" w:beforeAutospacing="1" w:after="100" w:afterAutospacing="1" w:line="240" w:lineRule="auto"/>
+        <w:rPr>
+          <w:rFonts w:ascii="Times New Roman" w:eastAsia="Times New Roman" w:hAnsi="Times New Roman" w:cs="Times New Roman"/>
+          <w:sz w:val="24"/>
+          <w:szCs w:val="24"/>
+          <w:lang w:eastAsia="ru-RU"/>
+        </w:rPr>
+      </w:pPr>
+      <w:r>
+        <w:rPr>
+          <w:rFonts w:ascii="Times New Roman" w:eastAsia="Times New Roman" w:hAnsi="Times New Roman" w:cs="Times New Roman"/>
+          <w:sz w:val="24"/>
+          <w:szCs w:val="24"/>
+          <w:lang w:eastAsia="ru-RU"/>
+        </w:rPr>
+        <w:lastRenderedPageBreak/>
+        <w:t xml:space="preserve">метод </w:t>
+      </w:r>
+      <w:proofErr w:type="spellStart"/>
+      <w:proofErr w:type="gramStart"/>
+      <w:r>
+        <w:rPr>
+          <w:rFonts w:ascii="Courier New" w:eastAsia="Times New Roman" w:hAnsi="Courier New" w:cs="Courier New"/>
+          <w:sz w:val="20"/>
+          <w:szCs w:val="20"/>
+          <w:lang w:eastAsia="ru-RU"/>
+        </w:rPr>
+        <w:t>previous</w:t>
+      </w:r>
+      <w:proofErr w:type="spellEnd"/>
+      <w:r>
+        <w:rPr>
+          <w:rFonts w:ascii="Courier New" w:eastAsia="Times New Roman" w:hAnsi="Courier New" w:cs="Courier New"/>
+          <w:sz w:val="20"/>
+          <w:szCs w:val="20"/>
+          <w:lang w:eastAsia="ru-RU"/>
+        </w:rPr>
+        <w:t>(</w:t>
+      </w:r>
+      <w:proofErr w:type="gramEnd"/>
+      <w:r>
+        <w:rPr>
+          <w:rFonts w:ascii="Courier New" w:eastAsia="Times New Roman" w:hAnsi="Courier New" w:cs="Courier New"/>
+          <w:sz w:val="20"/>
+          <w:szCs w:val="20"/>
+          <w:lang w:eastAsia="ru-RU"/>
+        </w:rPr>
+        <w:t>)</w:t>
+      </w:r>
+      <w:r>
+        <w:rPr>
+          <w:rFonts w:ascii="Courier New" w:eastAsia="Times New Roman" w:hAnsi="Courier New" w:cs="Courier New"/>
+          <w:sz w:val="20"/>
+          <w:szCs w:val="20"/>
+          <w:lang w:eastAsia="ru-RU"/>
+        </w:rPr>
+        <w:t xml:space="preserve"> - </w:t>
+      </w:r>
+      <w:r>
+        <w:rPr>
+          <w:rFonts w:ascii="Times New Roman" w:eastAsia="Times New Roman" w:hAnsi="Times New Roman" w:cs="Times New Roman"/>
+          <w:sz w:val="24"/>
+          <w:szCs w:val="24"/>
+          <w:lang w:eastAsia="ru-RU"/>
+        </w:rPr>
+        <w:t>должен переходить к предыдущей композиции. Если текущая композиция первая, проигрыватель должен перейти к последней</w:t>
+      </w:r>
+      <w:r>
+        <w:rPr>
+          <w:rFonts w:ascii="Times New Roman" w:eastAsia="Times New Roman" w:hAnsi="Times New Roman" w:cs="Times New Roman"/>
+          <w:sz w:val="24"/>
+          <w:szCs w:val="24"/>
+          <w:lang w:eastAsia="ru-RU"/>
+        </w:rPr>
+        <w:t>.</w:t>
+      </w:r>
+    </w:p>
+    <w:p>
+      <w:pPr>
+        <w:spacing w:before="100" w:beforeAutospacing="1" w:after="100" w:afterAutospacing="1" w:line="240" w:lineRule="auto"/>
+        <w:rPr>
+          <w:rFonts w:ascii="Times New Roman" w:eastAsia="Times New Roman" w:hAnsi="Times New Roman" w:cs="Times New Roman"/>
+          <w:sz w:val="24"/>
+          <w:szCs w:val="24"/>
+          <w:lang w:eastAsia="ru-RU"/>
+        </w:rPr>
+      </w:pPr>
+      <w:r>
+        <w:rPr>
+          <w:rFonts w:ascii="Times New Roman" w:eastAsia="Times New Roman" w:hAnsi="Times New Roman" w:cs="Times New Roman"/>
+          <w:sz w:val="24"/>
+          <w:szCs w:val="24"/>
+          <w:lang w:eastAsia="ru-RU"/>
+        </w:rPr>
+        <w:t>Требования:</w:t>
+      </w:r>
+    </w:p>
+    <w:p>
+      <w:pPr>
+        <w:numPr>
+          <w:ilvl w:val="0"/>
+          <w:numId w:val="28"/>
+        </w:numPr>
+        <w:spacing w:before="100" w:beforeAutospacing="1" w:after="100" w:afterAutospacing="1" w:line="240" w:lineRule="auto"/>
+        <w:rPr>
+          <w:rFonts w:ascii="Times New Roman" w:eastAsia="Times New Roman" w:hAnsi="Times New Roman" w:cs="Times New Roman"/>
+          <w:sz w:val="24"/>
+          <w:szCs w:val="24"/>
+          <w:lang w:eastAsia="ru-RU"/>
+        </w:rPr>
+      </w:pPr>
+      <w:r>
+        <w:rPr>
+          <w:rFonts w:ascii="Times New Roman" w:eastAsia="Times New Roman" w:hAnsi="Times New Roman" w:cs="Times New Roman"/>
+          <w:sz w:val="24"/>
+          <w:szCs w:val="24"/>
+          <w:lang w:eastAsia="ru-RU"/>
+        </w:rPr>
+        <w:t>текущее состояние храните в свойствах объекта;</w:t>
+      </w:r>
+    </w:p>
+    <w:p>
+      <w:pPr>
+        <w:numPr>
+          <w:ilvl w:val="0"/>
+          <w:numId w:val="28"/>
+        </w:numPr>
+        <w:spacing w:before="100" w:beforeAutospacing="1" w:after="100" w:afterAutospacing="1" w:line="240" w:lineRule="auto"/>
+        <w:rPr>
+          <w:rFonts w:ascii="Times New Roman" w:eastAsia="Times New Roman" w:hAnsi="Times New Roman" w:cs="Times New Roman"/>
+          <w:sz w:val="24"/>
+          <w:szCs w:val="24"/>
+          <w:lang w:eastAsia="ru-RU"/>
+        </w:rPr>
+      </w:pPr>
+      <w:r>
+        <w:rPr>
+          <w:rFonts w:ascii="Times New Roman" w:eastAsia="Times New Roman" w:hAnsi="Times New Roman" w:cs="Times New Roman"/>
+          <w:sz w:val="24"/>
+          <w:szCs w:val="24"/>
+          <w:lang w:eastAsia="ru-RU"/>
+        </w:rPr>
+        <w:t xml:space="preserve">для доступа к данным используйте </w:t>
+      </w:r>
+      <w:proofErr w:type="spellStart"/>
+      <w:r>
+        <w:rPr>
+          <w:rFonts w:ascii="Courier New" w:eastAsia="Times New Roman" w:hAnsi="Courier New" w:cs="Courier New"/>
+          <w:sz w:val="20"/>
+          <w:szCs w:val="20"/>
+          <w:lang w:eastAsia="ru-RU"/>
+        </w:rPr>
+        <w:t>this</w:t>
+      </w:r>
+      <w:proofErr w:type="spellEnd"/>
+      <w:r>
+        <w:rPr>
+          <w:rFonts w:ascii="Times New Roman" w:eastAsia="Times New Roman" w:hAnsi="Times New Roman" w:cs="Times New Roman"/>
+          <w:sz w:val="24"/>
+          <w:szCs w:val="24"/>
+          <w:lang w:eastAsia="ru-RU"/>
+        </w:rPr>
+        <w:t>;</w:t>
+      </w:r>
+    </w:p>
+    <w:p>
+      <w:pPr>
+        <w:numPr>
+          <w:ilvl w:val="0"/>
+          <w:numId w:val="28"/>
+        </w:numPr>
+        <w:spacing w:before="100" w:beforeAutospacing="1" w:after="100" w:afterAutospacing="1" w:line="240" w:lineRule="auto"/>
+        <w:rPr>
+          <w:rFonts w:ascii="Times New Roman" w:eastAsia="Times New Roman" w:hAnsi="Times New Roman" w:cs="Times New Roman"/>
+          <w:sz w:val="24"/>
+          <w:szCs w:val="24"/>
+          <w:lang w:eastAsia="ru-RU"/>
+        </w:rPr>
+      </w:pPr>
+      <w:proofErr w:type="spellStart"/>
+      <w:r>
+        <w:rPr>
+          <w:rFonts w:ascii="Courier New" w:eastAsia="Times New Roman" w:hAnsi="Courier New" w:cs="Courier New"/>
+          <w:sz w:val="20"/>
+          <w:szCs w:val="20"/>
+          <w:lang w:eastAsia="ru-RU"/>
+        </w:rPr>
+        <w:t>currentTrack</w:t>
+      </w:r>
+      <w:proofErr w:type="spellEnd"/>
+      <w:r>
+        <w:rPr>
+          <w:rFonts w:ascii="Times New Roman" w:eastAsia="Times New Roman" w:hAnsi="Times New Roman" w:cs="Times New Roman"/>
+          <w:sz w:val="24"/>
+          <w:szCs w:val="24"/>
+          <w:lang w:eastAsia="ru-RU"/>
+        </w:rPr>
+        <w:t xml:space="preserve"> и </w:t>
+      </w:r>
+      <w:proofErr w:type="spellStart"/>
+      <w:r>
+        <w:rPr>
+          <w:rFonts w:ascii="Courier New" w:eastAsia="Times New Roman" w:hAnsi="Courier New" w:cs="Courier New"/>
+          <w:sz w:val="20"/>
+          <w:szCs w:val="20"/>
+          <w:lang w:eastAsia="ru-RU"/>
+        </w:rPr>
+        <w:t>status</w:t>
+      </w:r>
+      <w:proofErr w:type="spellEnd"/>
+      <w:r>
+        <w:rPr>
+          <w:rFonts w:ascii="Times New Roman" w:eastAsia="Times New Roman" w:hAnsi="Times New Roman" w:cs="Times New Roman"/>
+          <w:sz w:val="24"/>
+          <w:szCs w:val="24"/>
+          <w:lang w:eastAsia="ru-RU"/>
+        </w:rPr>
+        <w:t xml:space="preserve"> реализуйте как геттеры;</w:t>
+      </w:r>
+    </w:p>
+    <w:p>
+      <w:pPr>
+        <w:numPr>
+          <w:ilvl w:val="0"/>
+          <w:numId w:val="28"/>
+        </w:numPr>
+        <w:spacing w:before="100" w:beforeAutospacing="1" w:after="100" w:afterAutospacing="1" w:line="240" w:lineRule="auto"/>
+        <w:rPr>
+          <w:rFonts w:ascii="Times New Roman" w:eastAsia="Times New Roman" w:hAnsi="Times New Roman" w:cs="Times New Roman"/>
+          <w:sz w:val="24"/>
+          <w:szCs w:val="24"/>
+          <w:lang w:eastAsia="ru-RU"/>
+        </w:rPr>
+      </w:pPr>
+      <w:r>
+        <w:rPr>
+          <w:rFonts w:ascii="Times New Roman" w:eastAsia="Times New Roman" w:hAnsi="Times New Roman" w:cs="Times New Roman"/>
+          <w:sz w:val="24"/>
+          <w:szCs w:val="24"/>
+          <w:lang w:eastAsia="ru-RU"/>
+        </w:rPr>
+        <w:t xml:space="preserve">при переключении композиции массив </w:t>
+      </w:r>
+      <w:proofErr w:type="spellStart"/>
+      <w:r>
+        <w:rPr>
+          <w:rFonts w:ascii="Courier New" w:eastAsia="Times New Roman" w:hAnsi="Courier New" w:cs="Courier New"/>
+          <w:sz w:val="20"/>
+          <w:szCs w:val="20"/>
+          <w:lang w:eastAsia="ru-RU"/>
+        </w:rPr>
+        <w:t>tracks</w:t>
+      </w:r>
+      <w:proofErr w:type="spellEnd"/>
+      <w:r>
+        <w:rPr>
+          <w:rFonts w:ascii="Times New Roman" w:eastAsia="Times New Roman" w:hAnsi="Times New Roman" w:cs="Times New Roman"/>
+          <w:sz w:val="24"/>
+          <w:szCs w:val="24"/>
+          <w:lang w:eastAsia="ru-RU"/>
+        </w:rPr>
+        <w:t xml:space="preserve"> не должен изменяться;</w:t>
+      </w:r>
+    </w:p>
+    <w:p>
+      <w:pPr>
+        <w:numPr>
+          <w:ilvl w:val="0"/>
+          <w:numId w:val="28"/>
+        </w:numPr>
+        <w:spacing w:before="100" w:beforeAutospacing="1" w:after="100" w:afterAutospacing="1" w:line="240" w:lineRule="auto"/>
+        <w:rPr>
+          <w:rFonts w:ascii="Times New Roman" w:eastAsia="Times New Roman" w:hAnsi="Times New Roman" w:cs="Times New Roman"/>
+          <w:sz w:val="24"/>
+          <w:szCs w:val="24"/>
+          <w:lang w:eastAsia="ru-RU"/>
+        </w:rPr>
+      </w:pPr>
+      <w:r>
+        <w:rPr>
+          <w:rFonts w:ascii="Times New Roman" w:eastAsia="Times New Roman" w:hAnsi="Times New Roman" w:cs="Times New Roman"/>
+          <w:sz w:val="24"/>
+          <w:szCs w:val="24"/>
+          <w:lang w:eastAsia="ru-RU"/>
+        </w:rPr>
+        <w:t>индекс текущей композиции не должен выходить за границы массива;</w:t>
+      </w:r>
+    </w:p>
+    <w:p>
+      <w:pPr>
+        <w:numPr>
+          <w:ilvl w:val="0"/>
+          <w:numId w:val="28"/>
+        </w:numPr>
+        <w:spacing w:before="100" w:beforeAutospacing="1" w:after="100" w:afterAutospacing="1" w:line="240" w:lineRule="auto"/>
+        <w:rPr>
+          <w:rFonts w:ascii="Times New Roman" w:eastAsia="Times New Roman" w:hAnsi="Times New Roman" w:cs="Times New Roman"/>
+          <w:sz w:val="24"/>
+          <w:szCs w:val="24"/>
+          <w:lang w:eastAsia="ru-RU"/>
+        </w:rPr>
+      </w:pPr>
+      <w:r>
+        <w:rPr>
+          <w:rFonts w:ascii="Times New Roman" w:eastAsia="Times New Roman" w:hAnsi="Times New Roman" w:cs="Times New Roman"/>
+          <w:sz w:val="24"/>
+          <w:szCs w:val="24"/>
+          <w:lang w:eastAsia="ru-RU"/>
+        </w:rPr>
+        <w:t xml:space="preserve">изменение громкости выполняйте только </w:t>
+      </w:r>
+      <w:proofErr w:type="gramStart"/>
+      <w:r>
+        <w:rPr>
+          <w:rFonts w:ascii="Times New Roman" w:eastAsia="Times New Roman" w:hAnsi="Times New Roman" w:cs="Times New Roman"/>
+          <w:sz w:val="24"/>
+          <w:szCs w:val="24"/>
+          <w:lang w:eastAsia="ru-RU"/>
+        </w:rPr>
+        <w:t>через сеттер</w:t>
+      </w:r>
+      <w:proofErr w:type="gramEnd"/>
+      <w:r>
+        <w:rPr>
+          <w:rFonts w:ascii="Times New Roman" w:eastAsia="Times New Roman" w:hAnsi="Times New Roman" w:cs="Times New Roman"/>
+          <w:sz w:val="24"/>
+          <w:szCs w:val="24"/>
+          <w:lang w:eastAsia="ru-RU"/>
+        </w:rPr>
+        <w:t>;</w:t>
+      </w:r>
+    </w:p>
+    <w:p>
+      <w:pPr>
+        <w:numPr>
+          <w:ilvl w:val="0"/>
+          <w:numId w:val="28"/>
+        </w:numPr>
+        <w:spacing w:before="100" w:beforeAutospacing="1" w:after="100" w:afterAutospacing="1" w:line="240" w:lineRule="auto"/>
+        <w:rPr>
+          <w:rFonts w:ascii="Times New Roman" w:eastAsia="Times New Roman" w:hAnsi="Times New Roman" w:cs="Times New Roman"/>
+          <w:sz w:val="24"/>
+          <w:szCs w:val="24"/>
+          <w:lang w:eastAsia="ru-RU"/>
+        </w:rPr>
+      </w:pPr>
+      <w:r>
+        <w:rPr>
+          <w:rFonts w:ascii="Times New Roman" w:eastAsia="Times New Roman" w:hAnsi="Times New Roman" w:cs="Times New Roman"/>
+          <w:sz w:val="24"/>
+          <w:szCs w:val="24"/>
+          <w:lang w:eastAsia="ru-RU"/>
+        </w:rPr>
+        <w:t>геттеры вызывайте без круглых скобок:</w:t>
+      </w:r>
+    </w:p>
+    <w:p>
+      <w:pPr>
+        <w:pStyle w:val="a3"/>
         <w:tabs>
           <w:tab w:val="left" w:pos="851"/>
         </w:tabs>
+        <w:spacing w:before="100" w:beforeAutospacing="1" w:after="100" w:afterAutospacing="1" w:line="240" w:lineRule="auto"/>
         <w:ind w:left="567"/>
         <w:jc w:val="both"/>
-        <w:rPr>
-          <w:sz w:val="26"/>
-          <w:szCs w:val="26"/>
-        </w:rPr>
-      </w:pPr>
-      <w:r>
-        <w:rPr>
-          <w:sz w:val="26"/>
-          <w:szCs w:val="26"/>
-        </w:rPr>
-        <w:t xml:space="preserve">6. Создайте объект </w:t>
-      </w:r>
-      <w:r>
         <w:rPr>
           <w:sz w:val="26"/>
           <w:szCs w:val="26"/>
           <w:lang w:val="en-US"/>
         </w:rPr>
-        <w:t>item</w:t>
-      </w:r>
-      <w:r>
-        <w:rPr>
-          <w:sz w:val="26"/>
-          <w:szCs w:val="26"/>
-        </w:rPr>
-        <w:t xml:space="preserve"> со свойством </w:t>
-      </w:r>
-      <w:r>
-        <w:rPr>
-          <w:sz w:val="26"/>
-          <w:szCs w:val="26"/>
-          <w:lang w:val="en-US"/>
-        </w:rPr>
-        <w:t>price</w:t>
-      </w:r>
-      <w:r>
-        <w:rPr>
-          <w:sz w:val="26"/>
-          <w:szCs w:val="26"/>
-        </w:rPr>
-        <w:t>. Сначала определите его с параметрами, разрешающими изменение и удаление. Затем переопределите дескрипторы так, чтобы свойство стало неизменяемым.</w:t>
-      </w:r>
-    </w:p>
-    <w:p>
-      <w:pPr>
-        <w:pStyle w:val="a4"/>
-        <w:tabs>
-          <w:tab w:val="left" w:pos="851"/>
-        </w:tabs>
-        <w:ind w:left="567"/>
-        <w:jc w:val="both"/>
-        <w:rPr>
-          <w:sz w:val="26"/>
-          <w:szCs w:val="26"/>
-        </w:rPr>
-      </w:pPr>
-      <w:r>
-        <w:rPr>
-          <w:bCs/>
-          <w:sz w:val="26"/>
-          <w:szCs w:val="26"/>
-        </w:rPr>
-        <w:t xml:space="preserve">7. </w:t>
-      </w:r>
-      <w:r>
-        <w:rPr>
-          <w:sz w:val="26"/>
-          <w:szCs w:val="26"/>
-        </w:rPr>
-        <w:t xml:space="preserve">Создайте объект </w:t>
-      </w:r>
-      <w:proofErr w:type="spellStart"/>
-      <w:r>
-        <w:rPr>
-          <w:rStyle w:val="HTML"/>
-          <w:sz w:val="26"/>
-          <w:szCs w:val="26"/>
-        </w:rPr>
-        <w:t>circle</w:t>
-      </w:r>
-      <w:proofErr w:type="spellEnd"/>
-      <w:r>
-        <w:rPr>
-          <w:sz w:val="26"/>
-          <w:szCs w:val="26"/>
-        </w:rPr>
-        <w:t xml:space="preserve">, который имеет свойство </w:t>
-      </w:r>
-      <w:proofErr w:type="spellStart"/>
-      <w:r>
-        <w:rPr>
-          <w:rStyle w:val="HTML"/>
-          <w:sz w:val="26"/>
-          <w:szCs w:val="26"/>
-        </w:rPr>
-        <w:t>radius</w:t>
-      </w:r>
-      <w:proofErr w:type="spellEnd"/>
-      <w:r>
-        <w:rPr>
-          <w:sz w:val="26"/>
-          <w:szCs w:val="26"/>
-        </w:rPr>
-        <w:t>. Добавьте геттер для вычисления площади круга на основе радиуса</w:t>
-      </w:r>
-      <w:r>
-        <w:rPr>
-          <w:sz w:val="26"/>
-          <w:szCs w:val="26"/>
-        </w:rPr>
-        <w:t>,</w:t>
-      </w:r>
-      <w:r>
-        <w:rPr>
-          <w:sz w:val="26"/>
-          <w:szCs w:val="26"/>
-        </w:rPr>
-        <w:t xml:space="preserve"> </w:t>
-      </w:r>
-      <w:r>
-        <w:rPr>
-          <w:sz w:val="26"/>
-          <w:szCs w:val="26"/>
-        </w:rPr>
-        <w:t xml:space="preserve">геттер и </w:t>
-      </w:r>
-      <w:r>
-        <w:rPr>
-          <w:sz w:val="26"/>
-          <w:szCs w:val="26"/>
-        </w:rPr>
-        <w:t>сеттер для изменения радиуса.</w:t>
-      </w:r>
-    </w:p>
-    <w:p>
-      <w:pPr>
-        <w:pStyle w:val="a4"/>
-        <w:tabs>
-          <w:tab w:val="left" w:pos="851"/>
-        </w:tabs>
-        <w:ind w:left="567"/>
-        <w:jc w:val="both"/>
-        <w:rPr>
-          <w:sz w:val="26"/>
-          <w:szCs w:val="26"/>
-        </w:rPr>
-      </w:pPr>
-      <w:r>
-        <w:rPr>
-          <w:bCs/>
-          <w:sz w:val="26"/>
-          <w:szCs w:val="26"/>
-        </w:rPr>
-        <w:t xml:space="preserve">8. </w:t>
-      </w:r>
-      <w:r>
-        <w:rPr>
-          <w:sz w:val="26"/>
-          <w:szCs w:val="26"/>
-        </w:rPr>
-        <w:t xml:space="preserve">Создайте объект </w:t>
-      </w:r>
-      <w:proofErr w:type="spellStart"/>
-      <w:r>
-        <w:rPr>
-          <w:rStyle w:val="HTML"/>
-          <w:sz w:val="26"/>
-          <w:szCs w:val="26"/>
-        </w:rPr>
-        <w:t>car</w:t>
-      </w:r>
-      <w:proofErr w:type="spellEnd"/>
-      <w:r>
-        <w:rPr>
-          <w:sz w:val="26"/>
-          <w:szCs w:val="26"/>
-        </w:rPr>
-        <w:t xml:space="preserve"> с тремя свойствами: </w:t>
-      </w:r>
-      <w:proofErr w:type="spellStart"/>
-      <w:r>
-        <w:rPr>
-          <w:rStyle w:val="HTML"/>
-          <w:sz w:val="26"/>
-          <w:szCs w:val="26"/>
-        </w:rPr>
-        <w:t>make</w:t>
-      </w:r>
-      <w:proofErr w:type="spellEnd"/>
-      <w:r>
-        <w:rPr>
-          <w:sz w:val="26"/>
-          <w:szCs w:val="26"/>
-        </w:rPr>
-        <w:t xml:space="preserve">, </w:t>
-      </w:r>
-      <w:proofErr w:type="spellStart"/>
-      <w:r>
-        <w:rPr>
-          <w:rStyle w:val="HTML"/>
-          <w:sz w:val="26"/>
-          <w:szCs w:val="26"/>
-        </w:rPr>
-        <w:t>model</w:t>
-      </w:r>
-      <w:proofErr w:type="spellEnd"/>
-      <w:r>
-        <w:rPr>
-          <w:sz w:val="26"/>
-          <w:szCs w:val="26"/>
-        </w:rPr>
-        <w:t xml:space="preserve">, и </w:t>
-      </w:r>
-      <w:proofErr w:type="spellStart"/>
-      <w:r>
-        <w:rPr>
-          <w:rStyle w:val="HTML"/>
-          <w:sz w:val="26"/>
-          <w:szCs w:val="26"/>
-        </w:rPr>
-        <w:t>year</w:t>
-      </w:r>
-      <w:proofErr w:type="spellEnd"/>
-      <w:r>
-        <w:rPr>
-          <w:sz w:val="26"/>
-          <w:szCs w:val="26"/>
-        </w:rPr>
-        <w:t>. Сначала определите их с параметрами, разрешающими изменение и удаление. Затем переопределите дескрипторы, чтобы все свойства стали неизменяемыми.</w:t>
-      </w:r>
-    </w:p>
-    <w:p>
-      <w:pPr>
-        <w:pStyle w:val="a4"/>
-        <w:tabs>
-          <w:tab w:val="left" w:pos="851"/>
-        </w:tabs>
-        <w:ind w:left="567"/>
-        <w:jc w:val="both"/>
-        <w:rPr>
-          <w:sz w:val="26"/>
-          <w:szCs w:val="26"/>
-        </w:rPr>
-      </w:pPr>
-      <w:r>
-        <w:rPr>
-          <w:sz w:val="26"/>
-          <w:szCs w:val="26"/>
-        </w:rPr>
-        <w:t xml:space="preserve">9. Создайте массив, в котором будет три числа. Используя </w:t>
-      </w:r>
-      <w:proofErr w:type="spellStart"/>
-      <w:r>
-        <w:rPr>
-          <w:rStyle w:val="HTML"/>
-          <w:sz w:val="26"/>
-          <w:szCs w:val="26"/>
-        </w:rPr>
-        <w:t>Object.defineProperty</w:t>
-      </w:r>
-      <w:proofErr w:type="spellEnd"/>
-      <w:r>
-        <w:rPr>
-          <w:sz w:val="26"/>
-          <w:szCs w:val="26"/>
-        </w:rPr>
-        <w:t xml:space="preserve">, добавьте свойство </w:t>
-      </w:r>
-      <w:proofErr w:type="spellStart"/>
-      <w:r>
-        <w:rPr>
-          <w:rStyle w:val="HTML"/>
-          <w:sz w:val="26"/>
-          <w:szCs w:val="26"/>
-        </w:rPr>
-        <w:t>sum</w:t>
-      </w:r>
-      <w:proofErr w:type="spellEnd"/>
-      <w:r>
-        <w:rPr>
-          <w:rStyle w:val="HTML"/>
-          <w:sz w:val="26"/>
-          <w:szCs w:val="26"/>
-        </w:rPr>
-        <w:t xml:space="preserve"> (геттер)</w:t>
-      </w:r>
-      <w:r>
-        <w:rPr>
-          <w:sz w:val="26"/>
-          <w:szCs w:val="26"/>
-        </w:rPr>
-        <w:t>, которое будет возвращать сумму всех элементов массива. Сделайте это свойство доступным только для чтения.</w:t>
-      </w:r>
-    </w:p>
-    <w:p>
-      <w:pPr>
-        <w:pStyle w:val="a4"/>
-        <w:tabs>
-          <w:tab w:val="left" w:pos="851"/>
-        </w:tabs>
-        <w:ind w:left="567"/>
-        <w:jc w:val="both"/>
-        <w:rPr>
-          <w:sz w:val="26"/>
-          <w:szCs w:val="26"/>
-        </w:rPr>
-      </w:pPr>
-      <w:r>
-        <w:rPr>
-          <w:bCs/>
-          <w:sz w:val="26"/>
-          <w:szCs w:val="26"/>
-        </w:rPr>
-        <w:lastRenderedPageBreak/>
-        <w:t xml:space="preserve">10. </w:t>
-      </w:r>
-      <w:r>
-        <w:rPr>
-          <w:sz w:val="26"/>
-          <w:szCs w:val="26"/>
-        </w:rPr>
-        <w:t xml:space="preserve">Создайте объект </w:t>
-      </w:r>
-      <w:proofErr w:type="spellStart"/>
-      <w:r>
-        <w:rPr>
-          <w:rStyle w:val="HTML"/>
-          <w:sz w:val="26"/>
-          <w:szCs w:val="26"/>
-        </w:rPr>
-        <w:t>rectangle</w:t>
-      </w:r>
-      <w:proofErr w:type="spellEnd"/>
-      <w:r>
-        <w:rPr>
-          <w:sz w:val="26"/>
-          <w:szCs w:val="26"/>
-        </w:rPr>
-        <w:t xml:space="preserve">, который имеет свойства </w:t>
-      </w:r>
-      <w:proofErr w:type="spellStart"/>
-      <w:r>
-        <w:rPr>
-          <w:rStyle w:val="HTML"/>
-          <w:sz w:val="26"/>
-          <w:szCs w:val="26"/>
-        </w:rPr>
-        <w:t>width</w:t>
-      </w:r>
-      <w:proofErr w:type="spellEnd"/>
-      <w:r>
-        <w:rPr>
-          <w:sz w:val="26"/>
-          <w:szCs w:val="26"/>
-        </w:rPr>
-        <w:t xml:space="preserve"> и </w:t>
-      </w:r>
-      <w:proofErr w:type="spellStart"/>
-      <w:r>
-        <w:rPr>
-          <w:rStyle w:val="HTML"/>
-          <w:sz w:val="26"/>
-          <w:szCs w:val="26"/>
-        </w:rPr>
-        <w:t>height</w:t>
-      </w:r>
-      <w:proofErr w:type="spellEnd"/>
-      <w:r>
-        <w:rPr>
-          <w:sz w:val="26"/>
-          <w:szCs w:val="26"/>
-        </w:rPr>
-        <w:t>. Добавьте геттер для вычисления площади прямоугольника, геттеры и сеттеры для ширины и высоты.</w:t>
-      </w:r>
-      <w:r>
-        <w:rPr>
-          <w:sz w:val="26"/>
-          <w:szCs w:val="26"/>
-        </w:rPr>
-        <w:t xml:space="preserve"> </w:t>
-      </w:r>
-    </w:p>
-    <w:p>
-      <w:pPr>
-        <w:pStyle w:val="a4"/>
-        <w:tabs>
-          <w:tab w:val="left" w:pos="851"/>
-        </w:tabs>
-        <w:ind w:left="567"/>
-        <w:jc w:val="both"/>
-        <w:rPr>
-          <w:sz w:val="26"/>
-          <w:szCs w:val="26"/>
-        </w:rPr>
-      </w:pPr>
-      <w:r>
-        <w:rPr>
-          <w:bCs/>
-          <w:sz w:val="26"/>
-          <w:szCs w:val="26"/>
-        </w:rPr>
-        <w:t xml:space="preserve">11. </w:t>
-      </w:r>
-      <w:r>
-        <w:rPr>
-          <w:sz w:val="26"/>
-          <w:szCs w:val="26"/>
-        </w:rPr>
-        <w:t xml:space="preserve">Создайте объект </w:t>
-      </w:r>
-      <w:proofErr w:type="spellStart"/>
-      <w:r>
-        <w:rPr>
-          <w:rStyle w:val="HTML"/>
-          <w:sz w:val="26"/>
-          <w:szCs w:val="26"/>
-        </w:rPr>
-        <w:t>user</w:t>
-      </w:r>
-      <w:proofErr w:type="spellEnd"/>
-      <w:r>
-        <w:rPr>
-          <w:sz w:val="26"/>
-          <w:szCs w:val="26"/>
-        </w:rPr>
-        <w:t xml:space="preserve">, который имеет свойства </w:t>
-      </w:r>
-      <w:proofErr w:type="spellStart"/>
-      <w:r>
-        <w:rPr>
-          <w:rStyle w:val="HTML"/>
-          <w:sz w:val="26"/>
-          <w:szCs w:val="26"/>
-        </w:rPr>
-        <w:t>firstName</w:t>
-      </w:r>
-      <w:proofErr w:type="spellEnd"/>
-      <w:r>
-        <w:rPr>
-          <w:sz w:val="26"/>
-          <w:szCs w:val="26"/>
-        </w:rPr>
-        <w:t xml:space="preserve"> и </w:t>
-      </w:r>
-      <w:proofErr w:type="spellStart"/>
-      <w:r>
-        <w:rPr>
-          <w:rStyle w:val="HTML"/>
-          <w:sz w:val="26"/>
-          <w:szCs w:val="26"/>
-        </w:rPr>
-        <w:t>lastName</w:t>
-      </w:r>
-      <w:proofErr w:type="spellEnd"/>
-      <w:r>
-        <w:rPr>
-          <w:sz w:val="26"/>
-          <w:szCs w:val="26"/>
-        </w:rPr>
-        <w:t>. Добавьте геттер для получения полного имени и сеттер для изменения полного имени.</w:t>
-      </w:r>
+      </w:pPr>
     </w:p>
     <w:sectPr>
       <w:pgSz w:w="11906" w:h="16838"/>
@@ -1919,7 +6051,7 @@
 </file>
 
 <file path=word/endnotes.xml><?xml version="1.0" encoding="utf-8"?>
-<w:endnotes xmlns:wpc="http://schemas.microsoft.com/office/word/2010/wordprocessingCanvas" xmlns:cx="http://schemas.microsoft.com/office/drawing/2014/chartex" xmlns:cx1="http://schemas.microsoft.com/office/drawing/2015/9/8/chartex" xmlns:cx2="http://schemas.microsoft.com/office/drawing/2015/10/21/chartex" xmlns:cx3="http://schemas.microsoft.com/office/drawing/2016/5/9/chartex" xmlns:cx4="http://schemas.microsoft.com/office/drawing/2016/5/10/chartex" xmlns:cx5="http://schemas.microsoft.com/office/drawing/2016/5/11/chartex" xmlns:cx6="http://schemas.microsoft.com/office/drawing/2016/5/12/chartex" xmlns:cx7="http://schemas.microsoft.com/office/drawing/2016/5/13/chartex" xmlns:cx8="http://schemas.microsoft.com/office/drawing/2016/5/14/chartex" xmlns:mc="http://schemas.openxmlformats.org/markup-compatibility/2006" xmlns:aink="http://schemas.microsoft.com/office/drawing/2016/ink" xmlns:am3d="http://schemas.microsoft.com/office/drawing/2017/model3d" xmlns:o="urn:schemas-microsoft-com:office:office" xmlns:r="http://schemas.openxmlformats.org/officeDocument/2006/relationships" xmlns:m="http://schemas.openxmlformats.org/officeDocument/2006/math" xmlns:v="urn:schemas-microsoft-com:vml" xmlns:wp14="http://schemas.microsoft.com/office/word/2010/wordprocessingDrawing" xmlns:wp="http://schemas.openxmlformats.org/drawingml/2006/wordprocessingDrawing" xmlns:w10="urn:schemas-microsoft-com:office:word" xmlns:w="http://schemas.openxmlformats.org/wordprocessingml/2006/main" xmlns:w14="http://schemas.microsoft.com/office/word/2010/wordml" xmlns:w15="http://schemas.microsoft.com/office/word/2012/wordml" xmlns:w16cex="http://schemas.microsoft.com/office/word/2018/wordml/cex" xmlns:w16cid="http://schemas.microsoft.com/office/word/2016/wordml/cid" xmlns:w16="http://schemas.microsoft.com/office/word/2018/wordml" xmlns:w16se="http://schemas.microsoft.com/office/word/2015/wordml/symex" xmlns:wpg="http://schemas.microsoft.com/office/word/2010/wordprocessingGroup" xmlns:wpi="http://schemas.microsoft.com/office/word/2010/wordprocessingInk" xmlns:wne="http://schemas.microsoft.com/office/word/2006/wordml" xmlns:wps="http://schemas.microsoft.com/office/word/2010/wordprocessingShape" mc:Ignorable="w14 w15 w16se w16cid w16 w16cex wp14">
+<w:endnotes xmlns:wpc="http://schemas.microsoft.com/office/word/2010/wordprocessingCanvas" xmlns:cx="http://schemas.microsoft.com/office/drawing/2014/chartex" xmlns:cx1="http://schemas.microsoft.com/office/drawing/2015/9/8/chartex" xmlns:cx2="http://schemas.microsoft.com/office/drawing/2015/10/21/chartex" xmlns:cx3="http://schemas.microsoft.com/office/drawing/2016/5/9/chartex" xmlns:cx4="http://schemas.microsoft.com/office/drawing/2016/5/10/chartex" xmlns:cx5="http://schemas.microsoft.com/office/drawing/2016/5/11/chartex" xmlns:cx6="http://schemas.microsoft.com/office/drawing/2016/5/12/chartex" xmlns:cx7="http://schemas.microsoft.com/office/drawing/2016/5/13/chartex" xmlns:cx8="http://schemas.microsoft.com/office/drawing/2016/5/14/chartex" xmlns:mc="http://schemas.openxmlformats.org/markup-compatibility/2006" xmlns:aink="http://schemas.microsoft.com/office/drawing/2016/ink" xmlns:am3d="http://schemas.microsoft.com/office/drawing/2017/model3d" xmlns:o="urn:schemas-microsoft-com:office:office" xmlns:oel="http://schemas.microsoft.com/office/2019/extlst" xmlns:r="http://schemas.openxmlformats.org/officeDocument/2006/relationships" xmlns:m="http://schemas.openxmlformats.org/officeDocument/2006/math" xmlns:v="urn:schemas-microsoft-com:vml" xmlns:wp14="http://schemas.microsoft.com/office/word/2010/wordprocessingDrawing" xmlns:wp="http://schemas.openxmlformats.org/drawingml/2006/wordprocessingDrawing" xmlns:w10="urn:schemas-microsoft-com:office:word" xmlns:w="http://schemas.openxmlformats.org/wordprocessingml/2006/main" xmlns:w14="http://schemas.microsoft.com/office/word/2010/wordml" xmlns:w15="http://schemas.microsoft.com/office/word/2012/wordml" xmlns:w16cex="http://schemas.microsoft.com/office/word/2018/wordml/cex" xmlns:w16cid="http://schemas.microsoft.com/office/word/2016/wordml/cid" xmlns:w16="http://schemas.microsoft.com/office/word/2018/wordml" xmlns:w16du="http://schemas.microsoft.com/office/word/2023/wordml/word16du" xmlns:w16sdtdh="http://schemas.microsoft.com/office/word/2020/wordml/sdtdatahash" xmlns:w16sdtfl="http://schemas.microsoft.com/office/word/2024/wordml/sdtformatlock" xmlns:w16se="http://schemas.microsoft.com/office/word/2015/wordml/symex" xmlns:wpg="http://schemas.microsoft.com/office/word/2010/wordprocessingGroup" xmlns:wpi="http://schemas.microsoft.com/office/word/2010/wordprocessingInk" xmlns:wne="http://schemas.microsoft.com/office/word/2006/wordml" xmlns:wps="http://schemas.microsoft.com/office/word/2010/wordprocessingShape" mc:Ignorable="w14 w15 w16se w16cid w16 w16cex w16sdtdh w16sdtfl w16du wp14">
   <w:endnote w:type="separator" w:id="-1">
     <w:p>
       <w:pPr>
@@ -1944,7 +6076,7 @@
 </file>
 
 <file path=word/footnotes.xml><?xml version="1.0" encoding="utf-8"?>
-<w:footnotes xmlns:wpc="http://schemas.microsoft.com/office/word/2010/wordprocessingCanvas" xmlns:cx="http://schemas.microsoft.com/office/drawing/2014/chartex" xmlns:cx1="http://schemas.microsoft.com/office/drawing/2015/9/8/chartex" xmlns:cx2="http://schemas.microsoft.com/office/drawing/2015/10/21/chartex" xmlns:cx3="http://schemas.microsoft.com/office/drawing/2016/5/9/chartex" xmlns:cx4="http://schemas.microsoft.com/office/drawing/2016/5/10/chartex" xmlns:cx5="http://schemas.microsoft.com/office/drawing/2016/5/11/chartex" xmlns:cx6="http://schemas.microsoft.com/office/drawing/2016/5/12/chartex" xmlns:cx7="http://schemas.microsoft.com/office/drawing/2016/5/13/chartex" xmlns:cx8="http://schemas.microsoft.com/office/drawing/2016/5/14/chartex" xmlns:mc="http://schemas.openxmlformats.org/markup-compatibility/2006" xmlns:aink="http://schemas.microsoft.com/office/drawing/2016/ink" xmlns:am3d="http://schemas.microsoft.com/office/drawing/2017/model3d" xmlns:o="urn:schemas-microsoft-com:office:office" xmlns:r="http://schemas.openxmlformats.org/officeDocument/2006/relationships" xmlns:m="http://schemas.openxmlformats.org/officeDocument/2006/math" xmlns:v="urn:schemas-microsoft-com:vml" xmlns:wp14="http://schemas.microsoft.com/office/word/2010/wordprocessingDrawing" xmlns:wp="http://schemas.openxmlformats.org/drawingml/2006/wordprocessingDrawing" xmlns:w10="urn:schemas-microsoft-com:office:word" xmlns:w="http://schemas.openxmlformats.org/wordprocessingml/2006/main" xmlns:w14="http://schemas.microsoft.com/office/word/2010/wordml" xmlns:w15="http://schemas.microsoft.com/office/word/2012/wordml" xmlns:w16cex="http://schemas.microsoft.com/office/word/2018/wordml/cex" xmlns:w16cid="http://schemas.microsoft.com/office/word/2016/wordml/cid" xmlns:w16="http://schemas.microsoft.com/office/word/2018/wordml" xmlns:w16se="http://schemas.microsoft.com/office/word/2015/wordml/symex" xmlns:wpg="http://schemas.microsoft.com/office/word/2010/wordprocessingGroup" xmlns:wpi="http://schemas.microsoft.com/office/word/2010/wordprocessingInk" xmlns:wne="http://schemas.microsoft.com/office/word/2006/wordml" xmlns:wps="http://schemas.microsoft.com/office/word/2010/wordprocessingShape" mc:Ignorable="w14 w15 w16se w16cid w16 w16cex wp14">
+<w:footnotes xmlns:wpc="http://schemas.microsoft.com/office/word/2010/wordprocessingCanvas" xmlns:cx="http://schemas.microsoft.com/office/drawing/2014/chartex" xmlns:cx1="http://schemas.microsoft.com/office/drawing/2015/9/8/chartex" xmlns:cx2="http://schemas.microsoft.com/office/drawing/2015/10/21/chartex" xmlns:cx3="http://schemas.microsoft.com/office/drawing/2016/5/9/chartex" xmlns:cx4="http://schemas.microsoft.com/office/drawing/2016/5/10/chartex" xmlns:cx5="http://schemas.microsoft.com/office/drawing/2016/5/11/chartex" xmlns:cx6="http://schemas.microsoft.com/office/drawing/2016/5/12/chartex" xmlns:cx7="http://schemas.microsoft.com/office/drawing/2016/5/13/chartex" xmlns:cx8="http://schemas.microsoft.com/office/drawing/2016/5/14/chartex" xmlns:mc="http://schemas.openxmlformats.org/markup-compatibility/2006" xmlns:aink="http://schemas.microsoft.com/office/drawing/2016/ink" xmlns:am3d="http://schemas.microsoft.com/office/drawing/2017/model3d" xmlns:o="urn:schemas-microsoft-com:office:office" xmlns:oel="http://schemas.microsoft.com/office/2019/extlst" xmlns:r="http://schemas.openxmlformats.org/officeDocument/2006/relationships" xmlns:m="http://schemas.openxmlformats.org/officeDocument/2006/math" xmlns:v="urn:schemas-microsoft-com:vml" xmlns:wp14="http://schemas.microsoft.com/office/word/2010/wordprocessingDrawing" xmlns:wp="http://schemas.openxmlformats.org/drawingml/2006/wordprocessingDrawing" xmlns:w10="urn:schemas-microsoft-com:office:word" xmlns:w="http://schemas.openxmlformats.org/wordprocessingml/2006/main" xmlns:w14="http://schemas.microsoft.com/office/word/2010/wordml" xmlns:w15="http://schemas.microsoft.com/office/word/2012/wordml" xmlns:w16cex="http://schemas.microsoft.com/office/word/2018/wordml/cex" xmlns:w16cid="http://schemas.microsoft.com/office/word/2016/wordml/cid" xmlns:w16="http://schemas.microsoft.com/office/word/2018/wordml" xmlns:w16du="http://schemas.microsoft.com/office/word/2023/wordml/word16du" xmlns:w16sdtdh="http://schemas.microsoft.com/office/word/2020/wordml/sdtdatahash" xmlns:w16sdtfl="http://schemas.microsoft.com/office/word/2024/wordml/sdtformatlock" xmlns:w16se="http://schemas.microsoft.com/office/word/2015/wordml/symex" xmlns:wpg="http://schemas.microsoft.com/office/word/2010/wordprocessingGroup" xmlns:wpi="http://schemas.microsoft.com/office/word/2010/wordprocessingInk" xmlns:wne="http://schemas.microsoft.com/office/word/2006/wordml" xmlns:wps="http://schemas.microsoft.com/office/word/2010/wordprocessingShape" mc:Ignorable="w14 w15 w16se w16cid w16 w16cex w16sdtdh w16sdtfl w16du wp14">
   <w:footnote w:type="separator" w:id="-1">
     <w:p>
       <w:pPr>
@@ -1969,7 +6101,7 @@
 </file>
 
 <file path=word/numbering.xml><?xml version="1.0" encoding="utf-8"?>
-<w:numbering xmlns:wpc="http://schemas.microsoft.com/office/word/2010/wordprocessingCanvas" xmlns:cx="http://schemas.microsoft.com/office/drawing/2014/chartex" xmlns:cx1="http://schemas.microsoft.com/office/drawing/2015/9/8/chartex" xmlns:cx2="http://schemas.microsoft.com/office/drawing/2015/10/21/chartex" xmlns:cx3="http://schemas.microsoft.com/office/drawing/2016/5/9/chartex" xmlns:cx4="http://schemas.microsoft.com/office/drawing/2016/5/10/chartex" xmlns:cx5="http://schemas.microsoft.com/office/drawing/2016/5/11/chartex" xmlns:cx6="http://schemas.microsoft.com/office/drawing/2016/5/12/chartex" xmlns:cx7="http://schemas.microsoft.com/office/drawing/2016/5/13/chartex" xmlns:cx8="http://schemas.microsoft.com/office/drawing/2016/5/14/chartex" xmlns:mc="http://schemas.openxmlformats.org/markup-compatibility/2006" xmlns:aink="http://schemas.microsoft.com/office/drawing/2016/ink" xmlns:am3d="http://schemas.microsoft.com/office/drawing/2017/model3d" xmlns:o="urn:schemas-microsoft-com:office:office" xmlns:r="http://schemas.openxmlformats.org/officeDocument/2006/relationships" xmlns:m="http://schemas.openxmlformats.org/officeDocument/2006/math" xmlns:v="urn:schemas-microsoft-com:vml" xmlns:wp14="http://schemas.microsoft.com/office/word/2010/wordprocessingDrawing" xmlns:wp="http://schemas.openxmlformats.org/drawingml/2006/wordprocessingDrawing" xmlns:w10="urn:schemas-microsoft-com:office:word" xmlns:w="http://schemas.openxmlformats.org/wordprocessingml/2006/main" xmlns:w14="http://schemas.microsoft.com/office/word/2010/wordml" xmlns:w15="http://schemas.microsoft.com/office/word/2012/wordml" xmlns:w16cex="http://schemas.microsoft.com/office/word/2018/wordml/cex" xmlns:w16cid="http://schemas.microsoft.com/office/word/2016/wordml/cid" xmlns:w16="http://schemas.microsoft.com/office/word/2018/wordml" xmlns:w16se="http://schemas.microsoft.com/office/word/2015/wordml/symex" xmlns:wpg="http://schemas.microsoft.com/office/word/2010/wordprocessingGroup" xmlns:wpi="http://schemas.microsoft.com/office/word/2010/wordprocessingInk" xmlns:wne="http://schemas.microsoft.com/office/word/2006/wordml" xmlns:wps="http://schemas.microsoft.com/office/word/2010/wordprocessingShape" mc:Ignorable="w14 w15 w16se w16cid w16 w16cex wp14">
+<w:numbering xmlns:wpc="http://schemas.microsoft.com/office/word/2010/wordprocessingCanvas" xmlns:cx="http://schemas.microsoft.com/office/drawing/2014/chartex" xmlns:cx1="http://schemas.microsoft.com/office/drawing/2015/9/8/chartex" xmlns:cx2="http://schemas.microsoft.com/office/drawing/2015/10/21/chartex" xmlns:cx3="http://schemas.microsoft.com/office/drawing/2016/5/9/chartex" xmlns:cx4="http://schemas.microsoft.com/office/drawing/2016/5/10/chartex" xmlns:cx5="http://schemas.microsoft.com/office/drawing/2016/5/11/chartex" xmlns:cx6="http://schemas.microsoft.com/office/drawing/2016/5/12/chartex" xmlns:cx7="http://schemas.microsoft.com/office/drawing/2016/5/13/chartex" xmlns:cx8="http://schemas.microsoft.com/office/drawing/2016/5/14/chartex" xmlns:mc="http://schemas.openxmlformats.org/markup-compatibility/2006" xmlns:aink="http://schemas.microsoft.com/office/drawing/2016/ink" xmlns:am3d="http://schemas.microsoft.com/office/drawing/2017/model3d" xmlns:o="urn:schemas-microsoft-com:office:office" xmlns:oel="http://schemas.microsoft.com/office/2019/extlst" xmlns:r="http://schemas.openxmlformats.org/officeDocument/2006/relationships" xmlns:m="http://schemas.openxmlformats.org/officeDocument/2006/math" xmlns:v="urn:schemas-microsoft-com:vml" xmlns:wp14="http://schemas.microsoft.com/office/word/2010/wordprocessingDrawing" xmlns:wp="http://schemas.openxmlformats.org/drawingml/2006/wordprocessingDrawing" xmlns:w10="urn:schemas-microsoft-com:office:word" xmlns:w="http://schemas.openxmlformats.org/wordprocessingml/2006/main" xmlns:w14="http://schemas.microsoft.com/office/word/2010/wordml" xmlns:w15="http://schemas.microsoft.com/office/word/2012/wordml" xmlns:w16cex="http://schemas.microsoft.com/office/word/2018/wordml/cex" xmlns:w16cid="http://schemas.microsoft.com/office/word/2016/wordml/cid" xmlns:w16="http://schemas.microsoft.com/office/word/2018/wordml" xmlns:w16du="http://schemas.microsoft.com/office/word/2023/wordml/word16du" xmlns:w16sdtdh="http://schemas.microsoft.com/office/word/2020/wordml/sdtdatahash" xmlns:w16sdtfl="http://schemas.microsoft.com/office/word/2024/wordml/sdtformatlock" xmlns:w16se="http://schemas.microsoft.com/office/word/2015/wordml/symex" xmlns:wpg="http://schemas.microsoft.com/office/word/2010/wordprocessingGroup" xmlns:wpi="http://schemas.microsoft.com/office/word/2010/wordprocessingInk" xmlns:wne="http://schemas.microsoft.com/office/word/2006/wordml" xmlns:wps="http://schemas.microsoft.com/office/word/2010/wordprocessingShape" mc:Ignorable="w14 w15 w16se w16cid w16 w16cex w16sdtdh w16sdtfl w16du wp14">
   <w:abstractNum w:abstractNumId="0" w15:restartNumberingAfterBreak="0">
     <w:nsid w:val="008C3324"/>
     <w:multiLevelType w:val="hybridMultilevel"/>
@@ -2084,6 +6216,155 @@
     </w:lvl>
   </w:abstractNum>
   <w:abstractNum w:abstractNumId="1" w15:restartNumberingAfterBreak="0">
+    <w:nsid w:val="05013696"/>
+    <w:multiLevelType w:val="multilevel"/>
+    <w:tmpl w:val="8DE408A4"/>
+    <w:lvl w:ilvl="0">
+      <w:start w:val="1"/>
+      <w:numFmt w:val="bullet"/>
+      <w:lvlText w:val=""/>
+      <w:lvlJc w:val="left"/>
+      <w:pPr>
+        <w:tabs>
+          <w:tab w:val="num" w:pos="720"/>
+        </w:tabs>
+        <w:ind w:left="720" w:hanging="360"/>
+      </w:pPr>
+      <w:rPr>
+        <w:rFonts w:ascii="Symbol" w:hAnsi="Symbol" w:hint="default"/>
+        <w:sz w:val="20"/>
+      </w:rPr>
+    </w:lvl>
+    <w:lvl w:ilvl="1" w:tentative="1">
+      <w:start w:val="1"/>
+      <w:numFmt w:val="bullet"/>
+      <w:lvlText w:val="o"/>
+      <w:lvlJc w:val="left"/>
+      <w:pPr>
+        <w:tabs>
+          <w:tab w:val="num" w:pos="1440"/>
+        </w:tabs>
+        <w:ind w:left="1440" w:hanging="360"/>
+      </w:pPr>
+      <w:rPr>
+        <w:rFonts w:ascii="Courier New" w:hAnsi="Courier New" w:hint="default"/>
+        <w:sz w:val="20"/>
+      </w:rPr>
+    </w:lvl>
+    <w:lvl w:ilvl="2" w:tentative="1">
+      <w:start w:val="1"/>
+      <w:numFmt w:val="bullet"/>
+      <w:lvlText w:val=""/>
+      <w:lvlJc w:val="left"/>
+      <w:pPr>
+        <w:tabs>
+          <w:tab w:val="num" w:pos="2160"/>
+        </w:tabs>
+        <w:ind w:left="2160" w:hanging="360"/>
+      </w:pPr>
+      <w:rPr>
+        <w:rFonts w:ascii="Wingdings" w:hAnsi="Wingdings" w:hint="default"/>
+        <w:sz w:val="20"/>
+      </w:rPr>
+    </w:lvl>
+    <w:lvl w:ilvl="3" w:tentative="1">
+      <w:start w:val="1"/>
+      <w:numFmt w:val="bullet"/>
+      <w:lvlText w:val=""/>
+      <w:lvlJc w:val="left"/>
+      <w:pPr>
+        <w:tabs>
+          <w:tab w:val="num" w:pos="2880"/>
+        </w:tabs>
+        <w:ind w:left="2880" w:hanging="360"/>
+      </w:pPr>
+      <w:rPr>
+        <w:rFonts w:ascii="Wingdings" w:hAnsi="Wingdings" w:hint="default"/>
+        <w:sz w:val="20"/>
+      </w:rPr>
+    </w:lvl>
+    <w:lvl w:ilvl="4" w:tentative="1">
+      <w:start w:val="1"/>
+      <w:numFmt w:val="bullet"/>
+      <w:lvlText w:val=""/>
+      <w:lvlJc w:val="left"/>
+      <w:pPr>
+        <w:tabs>
+          <w:tab w:val="num" w:pos="3600"/>
+        </w:tabs>
+        <w:ind w:left="3600" w:hanging="360"/>
+      </w:pPr>
+      <w:rPr>
+        <w:rFonts w:ascii="Wingdings" w:hAnsi="Wingdings" w:hint="default"/>
+        <w:sz w:val="20"/>
+      </w:rPr>
+    </w:lvl>
+    <w:lvl w:ilvl="5" w:tentative="1">
+      <w:start w:val="1"/>
+      <w:numFmt w:val="bullet"/>
+      <w:lvlText w:val=""/>
+      <w:lvlJc w:val="left"/>
+      <w:pPr>
+        <w:tabs>
+          <w:tab w:val="num" w:pos="4320"/>
+        </w:tabs>
+        <w:ind w:left="4320" w:hanging="360"/>
+      </w:pPr>
+      <w:rPr>
+        <w:rFonts w:ascii="Wingdings" w:hAnsi="Wingdings" w:hint="default"/>
+        <w:sz w:val="20"/>
+      </w:rPr>
+    </w:lvl>
+    <w:lvl w:ilvl="6" w:tentative="1">
+      <w:start w:val="1"/>
+      <w:numFmt w:val="bullet"/>
+      <w:lvlText w:val=""/>
+      <w:lvlJc w:val="left"/>
+      <w:pPr>
+        <w:tabs>
+          <w:tab w:val="num" w:pos="5040"/>
+        </w:tabs>
+        <w:ind w:left="5040" w:hanging="360"/>
+      </w:pPr>
+      <w:rPr>
+        <w:rFonts w:ascii="Wingdings" w:hAnsi="Wingdings" w:hint="default"/>
+        <w:sz w:val="20"/>
+      </w:rPr>
+    </w:lvl>
+    <w:lvl w:ilvl="7" w:tentative="1">
+      <w:start w:val="1"/>
+      <w:numFmt w:val="bullet"/>
+      <w:lvlText w:val=""/>
+      <w:lvlJc w:val="left"/>
+      <w:pPr>
+        <w:tabs>
+          <w:tab w:val="num" w:pos="5760"/>
+        </w:tabs>
+        <w:ind w:left="5760" w:hanging="360"/>
+      </w:pPr>
+      <w:rPr>
+        <w:rFonts w:ascii="Wingdings" w:hAnsi="Wingdings" w:hint="default"/>
+        <w:sz w:val="20"/>
+      </w:rPr>
+    </w:lvl>
+    <w:lvl w:ilvl="8" w:tentative="1">
+      <w:start w:val="1"/>
+      <w:numFmt w:val="bullet"/>
+      <w:lvlText w:val=""/>
+      <w:lvlJc w:val="left"/>
+      <w:pPr>
+        <w:tabs>
+          <w:tab w:val="num" w:pos="6480"/>
+        </w:tabs>
+        <w:ind w:left="6480" w:hanging="360"/>
+      </w:pPr>
+      <w:rPr>
+        <w:rFonts w:ascii="Wingdings" w:hAnsi="Wingdings" w:hint="default"/>
+        <w:sz w:val="20"/>
+      </w:rPr>
+    </w:lvl>
+  </w:abstractNum>
+  <w:abstractNum w:abstractNumId="2" w15:restartNumberingAfterBreak="0">
     <w:nsid w:val="08F016E5"/>
     <w:multiLevelType w:val="multilevel"/>
     <w:tmpl w:val="20688244"/>
@@ -2196,7 +6477,156 @@
       </w:pPr>
     </w:lvl>
   </w:abstractNum>
-  <w:abstractNum w:abstractNumId="2" w15:restartNumberingAfterBreak="0">
+  <w:abstractNum w:abstractNumId="3" w15:restartNumberingAfterBreak="0">
+    <w:nsid w:val="0A6D3424"/>
+    <w:multiLevelType w:val="multilevel"/>
+    <w:tmpl w:val="05A867BE"/>
+    <w:lvl w:ilvl="0">
+      <w:start w:val="1"/>
+      <w:numFmt w:val="bullet"/>
+      <w:lvlText w:val=""/>
+      <w:lvlJc w:val="left"/>
+      <w:pPr>
+        <w:tabs>
+          <w:tab w:val="num" w:pos="720"/>
+        </w:tabs>
+        <w:ind w:left="720" w:hanging="360"/>
+      </w:pPr>
+      <w:rPr>
+        <w:rFonts w:ascii="Symbol" w:hAnsi="Symbol" w:hint="default"/>
+        <w:sz w:val="20"/>
+      </w:rPr>
+    </w:lvl>
+    <w:lvl w:ilvl="1" w:tentative="1">
+      <w:start w:val="1"/>
+      <w:numFmt w:val="bullet"/>
+      <w:lvlText w:val="o"/>
+      <w:lvlJc w:val="left"/>
+      <w:pPr>
+        <w:tabs>
+          <w:tab w:val="num" w:pos="1440"/>
+        </w:tabs>
+        <w:ind w:left="1440" w:hanging="360"/>
+      </w:pPr>
+      <w:rPr>
+        <w:rFonts w:ascii="Courier New" w:hAnsi="Courier New" w:hint="default"/>
+        <w:sz w:val="20"/>
+      </w:rPr>
+    </w:lvl>
+    <w:lvl w:ilvl="2" w:tentative="1">
+      <w:start w:val="1"/>
+      <w:numFmt w:val="bullet"/>
+      <w:lvlText w:val=""/>
+      <w:lvlJc w:val="left"/>
+      <w:pPr>
+        <w:tabs>
+          <w:tab w:val="num" w:pos="2160"/>
+        </w:tabs>
+        <w:ind w:left="2160" w:hanging="360"/>
+      </w:pPr>
+      <w:rPr>
+        <w:rFonts w:ascii="Wingdings" w:hAnsi="Wingdings" w:hint="default"/>
+        <w:sz w:val="20"/>
+      </w:rPr>
+    </w:lvl>
+    <w:lvl w:ilvl="3" w:tentative="1">
+      <w:start w:val="1"/>
+      <w:numFmt w:val="bullet"/>
+      <w:lvlText w:val=""/>
+      <w:lvlJc w:val="left"/>
+      <w:pPr>
+        <w:tabs>
+          <w:tab w:val="num" w:pos="2880"/>
+        </w:tabs>
+        <w:ind w:left="2880" w:hanging="360"/>
+      </w:pPr>
+      <w:rPr>
+        <w:rFonts w:ascii="Wingdings" w:hAnsi="Wingdings" w:hint="default"/>
+        <w:sz w:val="20"/>
+      </w:rPr>
+    </w:lvl>
+    <w:lvl w:ilvl="4" w:tentative="1">
+      <w:start w:val="1"/>
+      <w:numFmt w:val="bullet"/>
+      <w:lvlText w:val=""/>
+      <w:lvlJc w:val="left"/>
+      <w:pPr>
+        <w:tabs>
+          <w:tab w:val="num" w:pos="3600"/>
+        </w:tabs>
+        <w:ind w:left="3600" w:hanging="360"/>
+      </w:pPr>
+      <w:rPr>
+        <w:rFonts w:ascii="Wingdings" w:hAnsi="Wingdings" w:hint="default"/>
+        <w:sz w:val="20"/>
+      </w:rPr>
+    </w:lvl>
+    <w:lvl w:ilvl="5" w:tentative="1">
+      <w:start w:val="1"/>
+      <w:numFmt w:val="bullet"/>
+      <w:lvlText w:val=""/>
+      <w:lvlJc w:val="left"/>
+      <w:pPr>
+        <w:tabs>
+          <w:tab w:val="num" w:pos="4320"/>
+        </w:tabs>
+        <w:ind w:left="4320" w:hanging="360"/>
+      </w:pPr>
+      <w:rPr>
+        <w:rFonts w:ascii="Wingdings" w:hAnsi="Wingdings" w:hint="default"/>
+        <w:sz w:val="20"/>
+      </w:rPr>
+    </w:lvl>
+    <w:lvl w:ilvl="6" w:tentative="1">
+      <w:start w:val="1"/>
+      <w:numFmt w:val="bullet"/>
+      <w:lvlText w:val=""/>
+      <w:lvlJc w:val="left"/>
+      <w:pPr>
+        <w:tabs>
+          <w:tab w:val="num" w:pos="5040"/>
+        </w:tabs>
+        <w:ind w:left="5040" w:hanging="360"/>
+      </w:pPr>
+      <w:rPr>
+        <w:rFonts w:ascii="Wingdings" w:hAnsi="Wingdings" w:hint="default"/>
+        <w:sz w:val="20"/>
+      </w:rPr>
+    </w:lvl>
+    <w:lvl w:ilvl="7" w:tentative="1">
+      <w:start w:val="1"/>
+      <w:numFmt w:val="bullet"/>
+      <w:lvlText w:val=""/>
+      <w:lvlJc w:val="left"/>
+      <w:pPr>
+        <w:tabs>
+          <w:tab w:val="num" w:pos="5760"/>
+        </w:tabs>
+        <w:ind w:left="5760" w:hanging="360"/>
+      </w:pPr>
+      <w:rPr>
+        <w:rFonts w:ascii="Wingdings" w:hAnsi="Wingdings" w:hint="default"/>
+        <w:sz w:val="20"/>
+      </w:rPr>
+    </w:lvl>
+    <w:lvl w:ilvl="8" w:tentative="1">
+      <w:start w:val="1"/>
+      <w:numFmt w:val="bullet"/>
+      <w:lvlText w:val=""/>
+      <w:lvlJc w:val="left"/>
+      <w:pPr>
+        <w:tabs>
+          <w:tab w:val="num" w:pos="6480"/>
+        </w:tabs>
+        <w:ind w:left="6480" w:hanging="360"/>
+      </w:pPr>
+      <w:rPr>
+        <w:rFonts w:ascii="Wingdings" w:hAnsi="Wingdings" w:hint="default"/>
+        <w:sz w:val="20"/>
+      </w:rPr>
+    </w:lvl>
+  </w:abstractNum>
+  <w:abstractNum w:abstractNumId="4" w15:restartNumberingAfterBreak="0">
     <w:nsid w:val="120277A4"/>
     <w:multiLevelType w:val="hybridMultilevel"/>
     <w:tmpl w:val="CC626CB4"/>
@@ -2285,7 +6715,454 @@
       </w:pPr>
     </w:lvl>
   </w:abstractNum>
-  <w:abstractNum w:abstractNumId="3" w15:restartNumberingAfterBreak="0">
+  <w:abstractNum w:abstractNumId="5" w15:restartNumberingAfterBreak="0">
+    <w:nsid w:val="12656420"/>
+    <w:multiLevelType w:val="multilevel"/>
+    <w:tmpl w:val="FE0008A2"/>
+    <w:lvl w:ilvl="0">
+      <w:start w:val="1"/>
+      <w:numFmt w:val="bullet"/>
+      <w:lvlText w:val=""/>
+      <w:lvlJc w:val="left"/>
+      <w:pPr>
+        <w:tabs>
+          <w:tab w:val="num" w:pos="720"/>
+        </w:tabs>
+        <w:ind w:left="720" w:hanging="360"/>
+      </w:pPr>
+      <w:rPr>
+        <w:rFonts w:ascii="Symbol" w:hAnsi="Symbol" w:hint="default"/>
+        <w:sz w:val="20"/>
+      </w:rPr>
+    </w:lvl>
+    <w:lvl w:ilvl="1" w:tentative="1">
+      <w:start w:val="1"/>
+      <w:numFmt w:val="bullet"/>
+      <w:lvlText w:val="o"/>
+      <w:lvlJc w:val="left"/>
+      <w:pPr>
+        <w:tabs>
+          <w:tab w:val="num" w:pos="1440"/>
+        </w:tabs>
+        <w:ind w:left="1440" w:hanging="360"/>
+      </w:pPr>
+      <w:rPr>
+        <w:rFonts w:ascii="Courier New" w:hAnsi="Courier New" w:hint="default"/>
+        <w:sz w:val="20"/>
+      </w:rPr>
+    </w:lvl>
+    <w:lvl w:ilvl="2" w:tentative="1">
+      <w:start w:val="1"/>
+      <w:numFmt w:val="bullet"/>
+      <w:lvlText w:val=""/>
+      <w:lvlJc w:val="left"/>
+      <w:pPr>
+        <w:tabs>
+          <w:tab w:val="num" w:pos="2160"/>
+        </w:tabs>
+        <w:ind w:left="2160" w:hanging="360"/>
+      </w:pPr>
+      <w:rPr>
+        <w:rFonts w:ascii="Wingdings" w:hAnsi="Wingdings" w:hint="default"/>
+        <w:sz w:val="20"/>
+      </w:rPr>
+    </w:lvl>
+    <w:lvl w:ilvl="3" w:tentative="1">
+      <w:start w:val="1"/>
+      <w:numFmt w:val="bullet"/>
+      <w:lvlText w:val=""/>
+      <w:lvlJc w:val="left"/>
+      <w:pPr>
+        <w:tabs>
+          <w:tab w:val="num" w:pos="2880"/>
+        </w:tabs>
+        <w:ind w:left="2880" w:hanging="360"/>
+      </w:pPr>
+      <w:rPr>
+        <w:rFonts w:ascii="Wingdings" w:hAnsi="Wingdings" w:hint="default"/>
+        <w:sz w:val="20"/>
+      </w:rPr>
+    </w:lvl>
+    <w:lvl w:ilvl="4" w:tentative="1">
+      <w:start w:val="1"/>
+      <w:numFmt w:val="bullet"/>
+      <w:lvlText w:val=""/>
+      <w:lvlJc w:val="left"/>
+      <w:pPr>
+        <w:tabs>
+          <w:tab w:val="num" w:pos="3600"/>
+        </w:tabs>
+        <w:ind w:left="3600" w:hanging="360"/>
+      </w:pPr>
+      <w:rPr>
+        <w:rFonts w:ascii="Wingdings" w:hAnsi="Wingdings" w:hint="default"/>
+        <w:sz w:val="20"/>
+      </w:rPr>
+    </w:lvl>
+    <w:lvl w:ilvl="5" w:tentative="1">
+      <w:start w:val="1"/>
+      <w:numFmt w:val="bullet"/>
+      <w:lvlText w:val=""/>
+      <w:lvlJc w:val="left"/>
+      <w:pPr>
+        <w:tabs>
+          <w:tab w:val="num" w:pos="4320"/>
+        </w:tabs>
+        <w:ind w:left="4320" w:hanging="360"/>
+      </w:pPr>
+      <w:rPr>
+        <w:rFonts w:ascii="Wingdings" w:hAnsi="Wingdings" w:hint="default"/>
+        <w:sz w:val="20"/>
+      </w:rPr>
+    </w:lvl>
+    <w:lvl w:ilvl="6" w:tentative="1">
+      <w:start w:val="1"/>
+      <w:numFmt w:val="bullet"/>
+      <w:lvlText w:val=""/>
+      <w:lvlJc w:val="left"/>
+      <w:pPr>
+        <w:tabs>
+          <w:tab w:val="num" w:pos="5040"/>
+        </w:tabs>
+        <w:ind w:left="5040" w:hanging="360"/>
+      </w:pPr>
+      <w:rPr>
+        <w:rFonts w:ascii="Wingdings" w:hAnsi="Wingdings" w:hint="default"/>
+        <w:sz w:val="20"/>
+      </w:rPr>
+    </w:lvl>
+    <w:lvl w:ilvl="7" w:tentative="1">
+      <w:start w:val="1"/>
+      <w:numFmt w:val="bullet"/>
+      <w:lvlText w:val=""/>
+      <w:lvlJc w:val="left"/>
+      <w:pPr>
+        <w:tabs>
+          <w:tab w:val="num" w:pos="5760"/>
+        </w:tabs>
+        <w:ind w:left="5760" w:hanging="360"/>
+      </w:pPr>
+      <w:rPr>
+        <w:rFonts w:ascii="Wingdings" w:hAnsi="Wingdings" w:hint="default"/>
+        <w:sz w:val="20"/>
+      </w:rPr>
+    </w:lvl>
+    <w:lvl w:ilvl="8" w:tentative="1">
+      <w:start w:val="1"/>
+      <w:numFmt w:val="bullet"/>
+      <w:lvlText w:val=""/>
+      <w:lvlJc w:val="left"/>
+      <w:pPr>
+        <w:tabs>
+          <w:tab w:val="num" w:pos="6480"/>
+        </w:tabs>
+        <w:ind w:left="6480" w:hanging="360"/>
+      </w:pPr>
+      <w:rPr>
+        <w:rFonts w:ascii="Wingdings" w:hAnsi="Wingdings" w:hint="default"/>
+        <w:sz w:val="20"/>
+      </w:rPr>
+    </w:lvl>
+  </w:abstractNum>
+  <w:abstractNum w:abstractNumId="6" w15:restartNumberingAfterBreak="0">
+    <w:nsid w:val="13C21FAD"/>
+    <w:multiLevelType w:val="multilevel"/>
+    <w:tmpl w:val="F0D6C0A8"/>
+    <w:lvl w:ilvl="0">
+      <w:start w:val="1"/>
+      <w:numFmt w:val="bullet"/>
+      <w:lvlText w:val=""/>
+      <w:lvlJc w:val="left"/>
+      <w:pPr>
+        <w:tabs>
+          <w:tab w:val="num" w:pos="720"/>
+        </w:tabs>
+        <w:ind w:left="720" w:hanging="360"/>
+      </w:pPr>
+      <w:rPr>
+        <w:rFonts w:ascii="Symbol" w:hAnsi="Symbol" w:hint="default"/>
+        <w:sz w:val="20"/>
+      </w:rPr>
+    </w:lvl>
+    <w:lvl w:ilvl="1" w:tentative="1">
+      <w:start w:val="1"/>
+      <w:numFmt w:val="bullet"/>
+      <w:lvlText w:val="o"/>
+      <w:lvlJc w:val="left"/>
+      <w:pPr>
+        <w:tabs>
+          <w:tab w:val="num" w:pos="1440"/>
+        </w:tabs>
+        <w:ind w:left="1440" w:hanging="360"/>
+      </w:pPr>
+      <w:rPr>
+        <w:rFonts w:ascii="Courier New" w:hAnsi="Courier New" w:hint="default"/>
+        <w:sz w:val="20"/>
+      </w:rPr>
+    </w:lvl>
+    <w:lvl w:ilvl="2" w:tentative="1">
+      <w:start w:val="1"/>
+      <w:numFmt w:val="bullet"/>
+      <w:lvlText w:val=""/>
+      <w:lvlJc w:val="left"/>
+      <w:pPr>
+        <w:tabs>
+          <w:tab w:val="num" w:pos="2160"/>
+        </w:tabs>
+        <w:ind w:left="2160" w:hanging="360"/>
+      </w:pPr>
+      <w:rPr>
+        <w:rFonts w:ascii="Wingdings" w:hAnsi="Wingdings" w:hint="default"/>
+        <w:sz w:val="20"/>
+      </w:rPr>
+    </w:lvl>
+    <w:lvl w:ilvl="3" w:tentative="1">
+      <w:start w:val="1"/>
+      <w:numFmt w:val="bullet"/>
+      <w:lvlText w:val=""/>
+      <w:lvlJc w:val="left"/>
+      <w:pPr>
+        <w:tabs>
+          <w:tab w:val="num" w:pos="2880"/>
+        </w:tabs>
+        <w:ind w:left="2880" w:hanging="360"/>
+      </w:pPr>
+      <w:rPr>
+        <w:rFonts w:ascii="Wingdings" w:hAnsi="Wingdings" w:hint="default"/>
+        <w:sz w:val="20"/>
+      </w:rPr>
+    </w:lvl>
+    <w:lvl w:ilvl="4" w:tentative="1">
+      <w:start w:val="1"/>
+      <w:numFmt w:val="bullet"/>
+      <w:lvlText w:val=""/>
+      <w:lvlJc w:val="left"/>
+      <w:pPr>
+        <w:tabs>
+          <w:tab w:val="num" w:pos="3600"/>
+        </w:tabs>
+        <w:ind w:left="3600" w:hanging="360"/>
+      </w:pPr>
+      <w:rPr>
+        <w:rFonts w:ascii="Wingdings" w:hAnsi="Wingdings" w:hint="default"/>
+        <w:sz w:val="20"/>
+      </w:rPr>
+    </w:lvl>
+    <w:lvl w:ilvl="5" w:tentative="1">
+      <w:start w:val="1"/>
+      <w:numFmt w:val="bullet"/>
+      <w:lvlText w:val=""/>
+      <w:lvlJc w:val="left"/>
+      <w:pPr>
+        <w:tabs>
+          <w:tab w:val="num" w:pos="4320"/>
+        </w:tabs>
+        <w:ind w:left="4320" w:hanging="360"/>
+      </w:pPr>
+      <w:rPr>
+        <w:rFonts w:ascii="Wingdings" w:hAnsi="Wingdings" w:hint="default"/>
+        <w:sz w:val="20"/>
+      </w:rPr>
+    </w:lvl>
+    <w:lvl w:ilvl="6" w:tentative="1">
+      <w:start w:val="1"/>
+      <w:numFmt w:val="bullet"/>
+      <w:lvlText w:val=""/>
+      <w:lvlJc w:val="left"/>
+      <w:pPr>
+        <w:tabs>
+          <w:tab w:val="num" w:pos="5040"/>
+        </w:tabs>
+        <w:ind w:left="5040" w:hanging="360"/>
+      </w:pPr>
+      <w:rPr>
+        <w:rFonts w:ascii="Wingdings" w:hAnsi="Wingdings" w:hint="default"/>
+        <w:sz w:val="20"/>
+      </w:rPr>
+    </w:lvl>
+    <w:lvl w:ilvl="7" w:tentative="1">
+      <w:start w:val="1"/>
+      <w:numFmt w:val="bullet"/>
+      <w:lvlText w:val=""/>
+      <w:lvlJc w:val="left"/>
+      <w:pPr>
+        <w:tabs>
+          <w:tab w:val="num" w:pos="5760"/>
+        </w:tabs>
+        <w:ind w:left="5760" w:hanging="360"/>
+      </w:pPr>
+      <w:rPr>
+        <w:rFonts w:ascii="Wingdings" w:hAnsi="Wingdings" w:hint="default"/>
+        <w:sz w:val="20"/>
+      </w:rPr>
+    </w:lvl>
+    <w:lvl w:ilvl="8" w:tentative="1">
+      <w:start w:val="1"/>
+      <w:numFmt w:val="bullet"/>
+      <w:lvlText w:val=""/>
+      <w:lvlJc w:val="left"/>
+      <w:pPr>
+        <w:tabs>
+          <w:tab w:val="num" w:pos="6480"/>
+        </w:tabs>
+        <w:ind w:left="6480" w:hanging="360"/>
+      </w:pPr>
+      <w:rPr>
+        <w:rFonts w:ascii="Wingdings" w:hAnsi="Wingdings" w:hint="default"/>
+        <w:sz w:val="20"/>
+      </w:rPr>
+    </w:lvl>
+  </w:abstractNum>
+  <w:abstractNum w:abstractNumId="7" w15:restartNumberingAfterBreak="0">
+    <w:nsid w:val="16A02141"/>
+    <w:multiLevelType w:val="multilevel"/>
+    <w:tmpl w:val="DC2ABC26"/>
+    <w:lvl w:ilvl="0">
+      <w:start w:val="1"/>
+      <w:numFmt w:val="bullet"/>
+      <w:lvlText w:val=""/>
+      <w:lvlJc w:val="left"/>
+      <w:pPr>
+        <w:tabs>
+          <w:tab w:val="num" w:pos="720"/>
+        </w:tabs>
+        <w:ind w:left="720" w:hanging="360"/>
+      </w:pPr>
+      <w:rPr>
+        <w:rFonts w:ascii="Symbol" w:hAnsi="Symbol" w:hint="default"/>
+        <w:sz w:val="20"/>
+      </w:rPr>
+    </w:lvl>
+    <w:lvl w:ilvl="1" w:tentative="1">
+      <w:start w:val="1"/>
+      <w:numFmt w:val="bullet"/>
+      <w:lvlText w:val="o"/>
+      <w:lvlJc w:val="left"/>
+      <w:pPr>
+        <w:tabs>
+          <w:tab w:val="num" w:pos="1440"/>
+        </w:tabs>
+        <w:ind w:left="1440" w:hanging="360"/>
+      </w:pPr>
+      <w:rPr>
+        <w:rFonts w:ascii="Courier New" w:hAnsi="Courier New" w:hint="default"/>
+        <w:sz w:val="20"/>
+      </w:rPr>
+    </w:lvl>
+    <w:lvl w:ilvl="2" w:tentative="1">
+      <w:start w:val="1"/>
+      <w:numFmt w:val="bullet"/>
+      <w:lvlText w:val=""/>
+      <w:lvlJc w:val="left"/>
+      <w:pPr>
+        <w:tabs>
+          <w:tab w:val="num" w:pos="2160"/>
+        </w:tabs>
+        <w:ind w:left="2160" w:hanging="360"/>
+      </w:pPr>
+      <w:rPr>
+        <w:rFonts w:ascii="Wingdings" w:hAnsi="Wingdings" w:hint="default"/>
+        <w:sz w:val="20"/>
+      </w:rPr>
+    </w:lvl>
+    <w:lvl w:ilvl="3" w:tentative="1">
+      <w:start w:val="1"/>
+      <w:numFmt w:val="bullet"/>
+      <w:lvlText w:val=""/>
+      <w:lvlJc w:val="left"/>
+      <w:pPr>
+        <w:tabs>
+          <w:tab w:val="num" w:pos="2880"/>
+        </w:tabs>
+        <w:ind w:left="2880" w:hanging="360"/>
+      </w:pPr>
+      <w:rPr>
+        <w:rFonts w:ascii="Wingdings" w:hAnsi="Wingdings" w:hint="default"/>
+        <w:sz w:val="20"/>
+      </w:rPr>
+    </w:lvl>
+    <w:lvl w:ilvl="4" w:tentative="1">
+      <w:start w:val="1"/>
+      <w:numFmt w:val="bullet"/>
+      <w:lvlText w:val=""/>
+      <w:lvlJc w:val="left"/>
+      <w:pPr>
+        <w:tabs>
+          <w:tab w:val="num" w:pos="3600"/>
+        </w:tabs>
+        <w:ind w:left="3600" w:hanging="360"/>
+      </w:pPr>
+      <w:rPr>
+        <w:rFonts w:ascii="Wingdings" w:hAnsi="Wingdings" w:hint="default"/>
+        <w:sz w:val="20"/>
+      </w:rPr>
+    </w:lvl>
+    <w:lvl w:ilvl="5" w:tentative="1">
+      <w:start w:val="1"/>
+      <w:numFmt w:val="bullet"/>
+      <w:lvlText w:val=""/>
+      <w:lvlJc w:val="left"/>
+      <w:pPr>
+        <w:tabs>
+          <w:tab w:val="num" w:pos="4320"/>
+        </w:tabs>
+        <w:ind w:left="4320" w:hanging="360"/>
+      </w:pPr>
+      <w:rPr>
+        <w:rFonts w:ascii="Wingdings" w:hAnsi="Wingdings" w:hint="default"/>
+        <w:sz w:val="20"/>
+      </w:rPr>
+    </w:lvl>
+    <w:lvl w:ilvl="6" w:tentative="1">
+      <w:start w:val="1"/>
+      <w:numFmt w:val="bullet"/>
+      <w:lvlText w:val=""/>
+      <w:lvlJc w:val="left"/>
+      <w:pPr>
+        <w:tabs>
+          <w:tab w:val="num" w:pos="5040"/>
+        </w:tabs>
+        <w:ind w:left="5040" w:hanging="360"/>
+      </w:pPr>
+      <w:rPr>
+        <w:rFonts w:ascii="Wingdings" w:hAnsi="Wingdings" w:hint="default"/>
+        <w:sz w:val="20"/>
+      </w:rPr>
+    </w:lvl>
+    <w:lvl w:ilvl="7" w:tentative="1">
+      <w:start w:val="1"/>
+      <w:numFmt w:val="bullet"/>
+      <w:lvlText w:val=""/>
+      <w:lvlJc w:val="left"/>
+      <w:pPr>
+        <w:tabs>
+          <w:tab w:val="num" w:pos="5760"/>
+        </w:tabs>
+        <w:ind w:left="5760" w:hanging="360"/>
+      </w:pPr>
+      <w:rPr>
+        <w:rFonts w:ascii="Wingdings" w:hAnsi="Wingdings" w:hint="default"/>
+        <w:sz w:val="20"/>
+      </w:rPr>
+    </w:lvl>
+    <w:lvl w:ilvl="8" w:tentative="1">
+      <w:start w:val="1"/>
+      <w:numFmt w:val="bullet"/>
+      <w:lvlText w:val=""/>
+      <w:lvlJc w:val="left"/>
+      <w:pPr>
+        <w:tabs>
+          <w:tab w:val="num" w:pos="6480"/>
+        </w:tabs>
+        <w:ind w:left="6480" w:hanging="360"/>
+      </w:pPr>
+      <w:rPr>
+        <w:rFonts w:ascii="Wingdings" w:hAnsi="Wingdings" w:hint="default"/>
+        <w:sz w:val="20"/>
+      </w:rPr>
+    </w:lvl>
+  </w:abstractNum>
+  <w:abstractNum w:abstractNumId="8" w15:restartNumberingAfterBreak="0">
     <w:nsid w:val="1A3B7155"/>
     <w:multiLevelType w:val="multilevel"/>
     <w:tmpl w:val="20688244"/>
@@ -2398,7 +7275,156 @@
       </w:pPr>
     </w:lvl>
   </w:abstractNum>
-  <w:abstractNum w:abstractNumId="4" w15:restartNumberingAfterBreak="0">
+  <w:abstractNum w:abstractNumId="9" w15:restartNumberingAfterBreak="0">
+    <w:nsid w:val="24714CBF"/>
+    <w:multiLevelType w:val="multilevel"/>
+    <w:tmpl w:val="FF8C5200"/>
+    <w:lvl w:ilvl="0">
+      <w:start w:val="1"/>
+      <w:numFmt w:val="bullet"/>
+      <w:lvlText w:val=""/>
+      <w:lvlJc w:val="left"/>
+      <w:pPr>
+        <w:tabs>
+          <w:tab w:val="num" w:pos="720"/>
+        </w:tabs>
+        <w:ind w:left="720" w:hanging="360"/>
+      </w:pPr>
+      <w:rPr>
+        <w:rFonts w:ascii="Symbol" w:hAnsi="Symbol" w:hint="default"/>
+        <w:sz w:val="20"/>
+      </w:rPr>
+    </w:lvl>
+    <w:lvl w:ilvl="1" w:tentative="1">
+      <w:start w:val="1"/>
+      <w:numFmt w:val="bullet"/>
+      <w:lvlText w:val="o"/>
+      <w:lvlJc w:val="left"/>
+      <w:pPr>
+        <w:tabs>
+          <w:tab w:val="num" w:pos="1440"/>
+        </w:tabs>
+        <w:ind w:left="1440" w:hanging="360"/>
+      </w:pPr>
+      <w:rPr>
+        <w:rFonts w:ascii="Courier New" w:hAnsi="Courier New" w:hint="default"/>
+        <w:sz w:val="20"/>
+      </w:rPr>
+    </w:lvl>
+    <w:lvl w:ilvl="2" w:tentative="1">
+      <w:start w:val="1"/>
+      <w:numFmt w:val="bullet"/>
+      <w:lvlText w:val=""/>
+      <w:lvlJc w:val="left"/>
+      <w:pPr>
+        <w:tabs>
+          <w:tab w:val="num" w:pos="2160"/>
+        </w:tabs>
+        <w:ind w:left="2160" w:hanging="360"/>
+      </w:pPr>
+      <w:rPr>
+        <w:rFonts w:ascii="Wingdings" w:hAnsi="Wingdings" w:hint="default"/>
+        <w:sz w:val="20"/>
+      </w:rPr>
+    </w:lvl>
+    <w:lvl w:ilvl="3" w:tentative="1">
+      <w:start w:val="1"/>
+      <w:numFmt w:val="bullet"/>
+      <w:lvlText w:val=""/>
+      <w:lvlJc w:val="left"/>
+      <w:pPr>
+        <w:tabs>
+          <w:tab w:val="num" w:pos="2880"/>
+        </w:tabs>
+        <w:ind w:left="2880" w:hanging="360"/>
+      </w:pPr>
+      <w:rPr>
+        <w:rFonts w:ascii="Wingdings" w:hAnsi="Wingdings" w:hint="default"/>
+        <w:sz w:val="20"/>
+      </w:rPr>
+    </w:lvl>
+    <w:lvl w:ilvl="4" w:tentative="1">
+      <w:start w:val="1"/>
+      <w:numFmt w:val="bullet"/>
+      <w:lvlText w:val=""/>
+      <w:lvlJc w:val="left"/>
+      <w:pPr>
+        <w:tabs>
+          <w:tab w:val="num" w:pos="3600"/>
+        </w:tabs>
+        <w:ind w:left="3600" w:hanging="360"/>
+      </w:pPr>
+      <w:rPr>
+        <w:rFonts w:ascii="Wingdings" w:hAnsi="Wingdings" w:hint="default"/>
+        <w:sz w:val="20"/>
+      </w:rPr>
+    </w:lvl>
+    <w:lvl w:ilvl="5" w:tentative="1">
+      <w:start w:val="1"/>
+      <w:numFmt w:val="bullet"/>
+      <w:lvlText w:val=""/>
+      <w:lvlJc w:val="left"/>
+      <w:pPr>
+        <w:tabs>
+          <w:tab w:val="num" w:pos="4320"/>
+        </w:tabs>
+        <w:ind w:left="4320" w:hanging="360"/>
+      </w:pPr>
+      <w:rPr>
+        <w:rFonts w:ascii="Wingdings" w:hAnsi="Wingdings" w:hint="default"/>
+        <w:sz w:val="20"/>
+      </w:rPr>
+    </w:lvl>
+    <w:lvl w:ilvl="6" w:tentative="1">
+      <w:start w:val="1"/>
+      <w:numFmt w:val="bullet"/>
+      <w:lvlText w:val=""/>
+      <w:lvlJc w:val="left"/>
+      <w:pPr>
+        <w:tabs>
+          <w:tab w:val="num" w:pos="5040"/>
+        </w:tabs>
+        <w:ind w:left="5040" w:hanging="360"/>
+      </w:pPr>
+      <w:rPr>
+        <w:rFonts w:ascii="Wingdings" w:hAnsi="Wingdings" w:hint="default"/>
+        <w:sz w:val="20"/>
+      </w:rPr>
+    </w:lvl>
+    <w:lvl w:ilvl="7" w:tentative="1">
+      <w:start w:val="1"/>
+      <w:numFmt w:val="bullet"/>
+      <w:lvlText w:val=""/>
+      <w:lvlJc w:val="left"/>
+      <w:pPr>
+        <w:tabs>
+          <w:tab w:val="num" w:pos="5760"/>
+        </w:tabs>
+        <w:ind w:left="5760" w:hanging="360"/>
+      </w:pPr>
+      <w:rPr>
+        <w:rFonts w:ascii="Wingdings" w:hAnsi="Wingdings" w:hint="default"/>
+        <w:sz w:val="20"/>
+      </w:rPr>
+    </w:lvl>
+    <w:lvl w:ilvl="8" w:tentative="1">
+      <w:start w:val="1"/>
+      <w:numFmt w:val="bullet"/>
+      <w:lvlText w:val=""/>
+      <w:lvlJc w:val="left"/>
+      <w:pPr>
+        <w:tabs>
+          <w:tab w:val="num" w:pos="6480"/>
+        </w:tabs>
+        <w:ind w:left="6480" w:hanging="360"/>
+      </w:pPr>
+      <w:rPr>
+        <w:rFonts w:ascii="Wingdings" w:hAnsi="Wingdings" w:hint="default"/>
+        <w:sz w:val="20"/>
+      </w:rPr>
+    </w:lvl>
+  </w:abstractNum>
+  <w:abstractNum w:abstractNumId="10" w15:restartNumberingAfterBreak="0">
     <w:nsid w:val="25107D8E"/>
     <w:multiLevelType w:val="hybridMultilevel"/>
     <w:tmpl w:val="57E68284"/>
@@ -2487,7 +7513,156 @@
       </w:pPr>
     </w:lvl>
   </w:abstractNum>
-  <w:abstractNum w:abstractNumId="5" w15:restartNumberingAfterBreak="0">
+  <w:abstractNum w:abstractNumId="11" w15:restartNumberingAfterBreak="0">
+    <w:nsid w:val="2C935131"/>
+    <w:multiLevelType w:val="multilevel"/>
+    <w:tmpl w:val="14F0B3D2"/>
+    <w:lvl w:ilvl="0">
+      <w:start w:val="1"/>
+      <w:numFmt w:val="bullet"/>
+      <w:lvlText w:val=""/>
+      <w:lvlJc w:val="left"/>
+      <w:pPr>
+        <w:tabs>
+          <w:tab w:val="num" w:pos="720"/>
+        </w:tabs>
+        <w:ind w:left="720" w:hanging="360"/>
+      </w:pPr>
+      <w:rPr>
+        <w:rFonts w:ascii="Symbol" w:hAnsi="Symbol" w:hint="default"/>
+        <w:sz w:val="20"/>
+      </w:rPr>
+    </w:lvl>
+    <w:lvl w:ilvl="1" w:tentative="1">
+      <w:start w:val="1"/>
+      <w:numFmt w:val="bullet"/>
+      <w:lvlText w:val="o"/>
+      <w:lvlJc w:val="left"/>
+      <w:pPr>
+        <w:tabs>
+          <w:tab w:val="num" w:pos="1440"/>
+        </w:tabs>
+        <w:ind w:left="1440" w:hanging="360"/>
+      </w:pPr>
+      <w:rPr>
+        <w:rFonts w:ascii="Courier New" w:hAnsi="Courier New" w:hint="default"/>
+        <w:sz w:val="20"/>
+      </w:rPr>
+    </w:lvl>
+    <w:lvl w:ilvl="2" w:tentative="1">
+      <w:start w:val="1"/>
+      <w:numFmt w:val="bullet"/>
+      <w:lvlText w:val=""/>
+      <w:lvlJc w:val="left"/>
+      <w:pPr>
+        <w:tabs>
+          <w:tab w:val="num" w:pos="2160"/>
+        </w:tabs>
+        <w:ind w:left="2160" w:hanging="360"/>
+      </w:pPr>
+      <w:rPr>
+        <w:rFonts w:ascii="Wingdings" w:hAnsi="Wingdings" w:hint="default"/>
+        <w:sz w:val="20"/>
+      </w:rPr>
+    </w:lvl>
+    <w:lvl w:ilvl="3" w:tentative="1">
+      <w:start w:val="1"/>
+      <w:numFmt w:val="bullet"/>
+      <w:lvlText w:val=""/>
+      <w:lvlJc w:val="left"/>
+      <w:pPr>
+        <w:tabs>
+          <w:tab w:val="num" w:pos="2880"/>
+        </w:tabs>
+        <w:ind w:left="2880" w:hanging="360"/>
+      </w:pPr>
+      <w:rPr>
+        <w:rFonts w:ascii="Wingdings" w:hAnsi="Wingdings" w:hint="default"/>
+        <w:sz w:val="20"/>
+      </w:rPr>
+    </w:lvl>
+    <w:lvl w:ilvl="4" w:tentative="1">
+      <w:start w:val="1"/>
+      <w:numFmt w:val="bullet"/>
+      <w:lvlText w:val=""/>
+      <w:lvlJc w:val="left"/>
+      <w:pPr>
+        <w:tabs>
+          <w:tab w:val="num" w:pos="3600"/>
+        </w:tabs>
+        <w:ind w:left="3600" w:hanging="360"/>
+      </w:pPr>
+      <w:rPr>
+        <w:rFonts w:ascii="Wingdings" w:hAnsi="Wingdings" w:hint="default"/>
+        <w:sz w:val="20"/>
+      </w:rPr>
+    </w:lvl>
+    <w:lvl w:ilvl="5" w:tentative="1">
+      <w:start w:val="1"/>
+      <w:numFmt w:val="bullet"/>
+      <w:lvlText w:val=""/>
+      <w:lvlJc w:val="left"/>
+      <w:pPr>
+        <w:tabs>
+          <w:tab w:val="num" w:pos="4320"/>
+        </w:tabs>
+        <w:ind w:left="4320" w:hanging="360"/>
+      </w:pPr>
+      <w:rPr>
+        <w:rFonts w:ascii="Wingdings" w:hAnsi="Wingdings" w:hint="default"/>
+        <w:sz w:val="20"/>
+      </w:rPr>
+    </w:lvl>
+    <w:lvl w:ilvl="6" w:tentative="1">
+      <w:start w:val="1"/>
+      <w:numFmt w:val="bullet"/>
+      <w:lvlText w:val=""/>
+      <w:lvlJc w:val="left"/>
+      <w:pPr>
+        <w:tabs>
+          <w:tab w:val="num" w:pos="5040"/>
+        </w:tabs>
+        <w:ind w:left="5040" w:hanging="360"/>
+      </w:pPr>
+      <w:rPr>
+        <w:rFonts w:ascii="Wingdings" w:hAnsi="Wingdings" w:hint="default"/>
+        <w:sz w:val="20"/>
+      </w:rPr>
+    </w:lvl>
+    <w:lvl w:ilvl="7" w:tentative="1">
+      <w:start w:val="1"/>
+      <w:numFmt w:val="bullet"/>
+      <w:lvlText w:val=""/>
+      <w:lvlJc w:val="left"/>
+      <w:pPr>
+        <w:tabs>
+          <w:tab w:val="num" w:pos="5760"/>
+        </w:tabs>
+        <w:ind w:left="5760" w:hanging="360"/>
+      </w:pPr>
+      <w:rPr>
+        <w:rFonts w:ascii="Wingdings" w:hAnsi="Wingdings" w:hint="default"/>
+        <w:sz w:val="20"/>
+      </w:rPr>
+    </w:lvl>
+    <w:lvl w:ilvl="8" w:tentative="1">
+      <w:start w:val="1"/>
+      <w:numFmt w:val="bullet"/>
+      <w:lvlText w:val=""/>
+      <w:lvlJc w:val="left"/>
+      <w:pPr>
+        <w:tabs>
+          <w:tab w:val="num" w:pos="6480"/>
+        </w:tabs>
+        <w:ind w:left="6480" w:hanging="360"/>
+      </w:pPr>
+      <w:rPr>
+        <w:rFonts w:ascii="Wingdings" w:hAnsi="Wingdings" w:hint="default"/>
+        <w:sz w:val="20"/>
+      </w:rPr>
+    </w:lvl>
+  </w:abstractNum>
+  <w:abstractNum w:abstractNumId="12" w15:restartNumberingAfterBreak="0">
     <w:nsid w:val="2C975273"/>
     <w:multiLevelType w:val="multilevel"/>
     <w:tmpl w:val="B652DF1C"/>
@@ -2636,7 +7811,7 @@
       </w:rPr>
     </w:lvl>
   </w:abstractNum>
-  <w:abstractNum w:abstractNumId="6" w15:restartNumberingAfterBreak="0">
+  <w:abstractNum w:abstractNumId="13" w15:restartNumberingAfterBreak="0">
     <w:nsid w:val="2F730DA8"/>
     <w:multiLevelType w:val="hybridMultilevel"/>
     <w:tmpl w:val="3EF49C9E"/>
@@ -2722,7 +7897,7 @@
       </w:pPr>
     </w:lvl>
   </w:abstractNum>
-  <w:abstractNum w:abstractNumId="7" w15:restartNumberingAfterBreak="0">
+  <w:abstractNum w:abstractNumId="14" w15:restartNumberingAfterBreak="0">
     <w:nsid w:val="36CD1216"/>
     <w:multiLevelType w:val="hybridMultilevel"/>
     <w:tmpl w:val="A296010A"/>
@@ -2811,7 +7986,7 @@
       </w:pPr>
     </w:lvl>
   </w:abstractNum>
-  <w:abstractNum w:abstractNumId="8" w15:restartNumberingAfterBreak="0">
+  <w:abstractNum w:abstractNumId="15" w15:restartNumberingAfterBreak="0">
     <w:nsid w:val="3ACC6247"/>
     <w:multiLevelType w:val="multilevel"/>
     <w:tmpl w:val="142C2164"/>
@@ -2960,7 +8135,7 @@
       </w:rPr>
     </w:lvl>
   </w:abstractNum>
-  <w:abstractNum w:abstractNumId="9" w15:restartNumberingAfterBreak="0">
+  <w:abstractNum w:abstractNumId="16" w15:restartNumberingAfterBreak="0">
     <w:nsid w:val="3AD83BAB"/>
     <w:multiLevelType w:val="hybridMultilevel"/>
     <w:tmpl w:val="E6F28DCA"/>
@@ -3049,7 +8224,305 @@
       </w:pPr>
     </w:lvl>
   </w:abstractNum>
-  <w:abstractNum w:abstractNumId="10" w15:restartNumberingAfterBreak="0">
+  <w:abstractNum w:abstractNumId="17" w15:restartNumberingAfterBreak="0">
+    <w:nsid w:val="41935A1A"/>
+    <w:multiLevelType w:val="multilevel"/>
+    <w:tmpl w:val="DD6C079A"/>
+    <w:lvl w:ilvl="0">
+      <w:start w:val="1"/>
+      <w:numFmt w:val="bullet"/>
+      <w:lvlText w:val=""/>
+      <w:lvlJc w:val="left"/>
+      <w:pPr>
+        <w:tabs>
+          <w:tab w:val="num" w:pos="720"/>
+        </w:tabs>
+        <w:ind w:left="720" w:hanging="360"/>
+      </w:pPr>
+      <w:rPr>
+        <w:rFonts w:ascii="Symbol" w:hAnsi="Symbol" w:hint="default"/>
+        <w:sz w:val="20"/>
+      </w:rPr>
+    </w:lvl>
+    <w:lvl w:ilvl="1" w:tentative="1">
+      <w:start w:val="1"/>
+      <w:numFmt w:val="bullet"/>
+      <w:lvlText w:val="o"/>
+      <w:lvlJc w:val="left"/>
+      <w:pPr>
+        <w:tabs>
+          <w:tab w:val="num" w:pos="1440"/>
+        </w:tabs>
+        <w:ind w:left="1440" w:hanging="360"/>
+      </w:pPr>
+      <w:rPr>
+        <w:rFonts w:ascii="Courier New" w:hAnsi="Courier New" w:hint="default"/>
+        <w:sz w:val="20"/>
+      </w:rPr>
+    </w:lvl>
+    <w:lvl w:ilvl="2" w:tentative="1">
+      <w:start w:val="1"/>
+      <w:numFmt w:val="bullet"/>
+      <w:lvlText w:val=""/>
+      <w:lvlJc w:val="left"/>
+      <w:pPr>
+        <w:tabs>
+          <w:tab w:val="num" w:pos="2160"/>
+        </w:tabs>
+        <w:ind w:left="2160" w:hanging="360"/>
+      </w:pPr>
+      <w:rPr>
+        <w:rFonts w:ascii="Wingdings" w:hAnsi="Wingdings" w:hint="default"/>
+        <w:sz w:val="20"/>
+      </w:rPr>
+    </w:lvl>
+    <w:lvl w:ilvl="3" w:tentative="1">
+      <w:start w:val="1"/>
+      <w:numFmt w:val="bullet"/>
+      <w:lvlText w:val=""/>
+      <w:lvlJc w:val="left"/>
+      <w:pPr>
+        <w:tabs>
+          <w:tab w:val="num" w:pos="2880"/>
+        </w:tabs>
+        <w:ind w:left="2880" w:hanging="360"/>
+      </w:pPr>
+      <w:rPr>
+        <w:rFonts w:ascii="Wingdings" w:hAnsi="Wingdings" w:hint="default"/>
+        <w:sz w:val="20"/>
+      </w:rPr>
+    </w:lvl>
+    <w:lvl w:ilvl="4" w:tentative="1">
+      <w:start w:val="1"/>
+      <w:numFmt w:val="bullet"/>
+      <w:lvlText w:val=""/>
+      <w:lvlJc w:val="left"/>
+      <w:pPr>
+        <w:tabs>
+          <w:tab w:val="num" w:pos="3600"/>
+        </w:tabs>
+        <w:ind w:left="3600" w:hanging="360"/>
+      </w:pPr>
+      <w:rPr>
+        <w:rFonts w:ascii="Wingdings" w:hAnsi="Wingdings" w:hint="default"/>
+        <w:sz w:val="20"/>
+      </w:rPr>
+    </w:lvl>
+    <w:lvl w:ilvl="5" w:tentative="1">
+      <w:start w:val="1"/>
+      <w:numFmt w:val="bullet"/>
+      <w:lvlText w:val=""/>
+      <w:lvlJc w:val="left"/>
+      <w:pPr>
+        <w:tabs>
+          <w:tab w:val="num" w:pos="4320"/>
+        </w:tabs>
+        <w:ind w:left="4320" w:hanging="360"/>
+      </w:pPr>
+      <w:rPr>
+        <w:rFonts w:ascii="Wingdings" w:hAnsi="Wingdings" w:hint="default"/>
+        <w:sz w:val="20"/>
+      </w:rPr>
+    </w:lvl>
+    <w:lvl w:ilvl="6" w:tentative="1">
+      <w:start w:val="1"/>
+      <w:numFmt w:val="bullet"/>
+      <w:lvlText w:val=""/>
+      <w:lvlJc w:val="left"/>
+      <w:pPr>
+        <w:tabs>
+          <w:tab w:val="num" w:pos="5040"/>
+        </w:tabs>
+        <w:ind w:left="5040" w:hanging="360"/>
+      </w:pPr>
+      <w:rPr>
+        <w:rFonts w:ascii="Wingdings" w:hAnsi="Wingdings" w:hint="default"/>
+        <w:sz w:val="20"/>
+      </w:rPr>
+    </w:lvl>
+    <w:lvl w:ilvl="7" w:tentative="1">
+      <w:start w:val="1"/>
+      <w:numFmt w:val="bullet"/>
+      <w:lvlText w:val=""/>
+      <w:lvlJc w:val="left"/>
+      <w:pPr>
+        <w:tabs>
+          <w:tab w:val="num" w:pos="5760"/>
+        </w:tabs>
+        <w:ind w:left="5760" w:hanging="360"/>
+      </w:pPr>
+      <w:rPr>
+        <w:rFonts w:ascii="Wingdings" w:hAnsi="Wingdings" w:hint="default"/>
+        <w:sz w:val="20"/>
+      </w:rPr>
+    </w:lvl>
+    <w:lvl w:ilvl="8" w:tentative="1">
+      <w:start w:val="1"/>
+      <w:numFmt w:val="bullet"/>
+      <w:lvlText w:val=""/>
+      <w:lvlJc w:val="left"/>
+      <w:pPr>
+        <w:tabs>
+          <w:tab w:val="num" w:pos="6480"/>
+        </w:tabs>
+        <w:ind w:left="6480" w:hanging="360"/>
+      </w:pPr>
+      <w:rPr>
+        <w:rFonts w:ascii="Wingdings" w:hAnsi="Wingdings" w:hint="default"/>
+        <w:sz w:val="20"/>
+      </w:rPr>
+    </w:lvl>
+  </w:abstractNum>
+  <w:abstractNum w:abstractNumId="18" w15:restartNumberingAfterBreak="0">
+    <w:nsid w:val="462B2F3B"/>
+    <w:multiLevelType w:val="multilevel"/>
+    <w:tmpl w:val="6FE88CB0"/>
+    <w:lvl w:ilvl="0">
+      <w:start w:val="1"/>
+      <w:numFmt w:val="bullet"/>
+      <w:lvlText w:val=""/>
+      <w:lvlJc w:val="left"/>
+      <w:pPr>
+        <w:tabs>
+          <w:tab w:val="num" w:pos="720"/>
+        </w:tabs>
+        <w:ind w:left="720" w:hanging="360"/>
+      </w:pPr>
+      <w:rPr>
+        <w:rFonts w:ascii="Symbol" w:hAnsi="Symbol" w:hint="default"/>
+        <w:sz w:val="20"/>
+      </w:rPr>
+    </w:lvl>
+    <w:lvl w:ilvl="1" w:tentative="1">
+      <w:start w:val="1"/>
+      <w:numFmt w:val="bullet"/>
+      <w:lvlText w:val="o"/>
+      <w:lvlJc w:val="left"/>
+      <w:pPr>
+        <w:tabs>
+          <w:tab w:val="num" w:pos="1440"/>
+        </w:tabs>
+        <w:ind w:left="1440" w:hanging="360"/>
+      </w:pPr>
+      <w:rPr>
+        <w:rFonts w:ascii="Courier New" w:hAnsi="Courier New" w:hint="default"/>
+        <w:sz w:val="20"/>
+      </w:rPr>
+    </w:lvl>
+    <w:lvl w:ilvl="2" w:tentative="1">
+      <w:start w:val="1"/>
+      <w:numFmt w:val="bullet"/>
+      <w:lvlText w:val=""/>
+      <w:lvlJc w:val="left"/>
+      <w:pPr>
+        <w:tabs>
+          <w:tab w:val="num" w:pos="2160"/>
+        </w:tabs>
+        <w:ind w:left="2160" w:hanging="360"/>
+      </w:pPr>
+      <w:rPr>
+        <w:rFonts w:ascii="Wingdings" w:hAnsi="Wingdings" w:hint="default"/>
+        <w:sz w:val="20"/>
+      </w:rPr>
+    </w:lvl>
+    <w:lvl w:ilvl="3" w:tentative="1">
+      <w:start w:val="1"/>
+      <w:numFmt w:val="bullet"/>
+      <w:lvlText w:val=""/>
+      <w:lvlJc w:val="left"/>
+      <w:pPr>
+        <w:tabs>
+          <w:tab w:val="num" w:pos="2880"/>
+        </w:tabs>
+        <w:ind w:left="2880" w:hanging="360"/>
+      </w:pPr>
+      <w:rPr>
+        <w:rFonts w:ascii="Wingdings" w:hAnsi="Wingdings" w:hint="default"/>
+        <w:sz w:val="20"/>
+      </w:rPr>
+    </w:lvl>
+    <w:lvl w:ilvl="4" w:tentative="1">
+      <w:start w:val="1"/>
+      <w:numFmt w:val="bullet"/>
+      <w:lvlText w:val=""/>
+      <w:lvlJc w:val="left"/>
+      <w:pPr>
+        <w:tabs>
+          <w:tab w:val="num" w:pos="3600"/>
+        </w:tabs>
+        <w:ind w:left="3600" w:hanging="360"/>
+      </w:pPr>
+      <w:rPr>
+        <w:rFonts w:ascii="Wingdings" w:hAnsi="Wingdings" w:hint="default"/>
+        <w:sz w:val="20"/>
+      </w:rPr>
+    </w:lvl>
+    <w:lvl w:ilvl="5" w:tentative="1">
+      <w:start w:val="1"/>
+      <w:numFmt w:val="bullet"/>
+      <w:lvlText w:val=""/>
+      <w:lvlJc w:val="left"/>
+      <w:pPr>
+        <w:tabs>
+          <w:tab w:val="num" w:pos="4320"/>
+        </w:tabs>
+        <w:ind w:left="4320" w:hanging="360"/>
+      </w:pPr>
+      <w:rPr>
+        <w:rFonts w:ascii="Wingdings" w:hAnsi="Wingdings" w:hint="default"/>
+        <w:sz w:val="20"/>
+      </w:rPr>
+    </w:lvl>
+    <w:lvl w:ilvl="6" w:tentative="1">
+      <w:start w:val="1"/>
+      <w:numFmt w:val="bullet"/>
+      <w:lvlText w:val=""/>
+      <w:lvlJc w:val="left"/>
+      <w:pPr>
+        <w:tabs>
+          <w:tab w:val="num" w:pos="5040"/>
+        </w:tabs>
+        <w:ind w:left="5040" w:hanging="360"/>
+      </w:pPr>
+      <w:rPr>
+        <w:rFonts w:ascii="Wingdings" w:hAnsi="Wingdings" w:hint="default"/>
+        <w:sz w:val="20"/>
+      </w:rPr>
+    </w:lvl>
+    <w:lvl w:ilvl="7" w:tentative="1">
+      <w:start w:val="1"/>
+      <w:numFmt w:val="bullet"/>
+      <w:lvlText w:val=""/>
+      <w:lvlJc w:val="left"/>
+      <w:pPr>
+        <w:tabs>
+          <w:tab w:val="num" w:pos="5760"/>
+        </w:tabs>
+        <w:ind w:left="5760" w:hanging="360"/>
+      </w:pPr>
+      <w:rPr>
+        <w:rFonts w:ascii="Wingdings" w:hAnsi="Wingdings" w:hint="default"/>
+        <w:sz w:val="20"/>
+      </w:rPr>
+    </w:lvl>
+    <w:lvl w:ilvl="8" w:tentative="1">
+      <w:start w:val="1"/>
+      <w:numFmt w:val="bullet"/>
+      <w:lvlText w:val=""/>
+      <w:lvlJc w:val="left"/>
+      <w:pPr>
+        <w:tabs>
+          <w:tab w:val="num" w:pos="6480"/>
+        </w:tabs>
+        <w:ind w:left="6480" w:hanging="360"/>
+      </w:pPr>
+      <w:rPr>
+        <w:rFonts w:ascii="Wingdings" w:hAnsi="Wingdings" w:hint="default"/>
+        <w:sz w:val="20"/>
+      </w:rPr>
+    </w:lvl>
+  </w:abstractNum>
+  <w:abstractNum w:abstractNumId="19" w15:restartNumberingAfterBreak="0">
     <w:nsid w:val="492A2286"/>
     <w:multiLevelType w:val="hybridMultilevel"/>
     <w:tmpl w:val="470E5DF4"/>
@@ -3135,7 +8608,305 @@
       </w:pPr>
     </w:lvl>
   </w:abstractNum>
-  <w:abstractNum w:abstractNumId="11" w15:restartNumberingAfterBreak="0">
+  <w:abstractNum w:abstractNumId="20" w15:restartNumberingAfterBreak="0">
+    <w:nsid w:val="56B406C5"/>
+    <w:multiLevelType w:val="multilevel"/>
+    <w:tmpl w:val="B7B65766"/>
+    <w:lvl w:ilvl="0">
+      <w:start w:val="1"/>
+      <w:numFmt w:val="bullet"/>
+      <w:lvlText w:val=""/>
+      <w:lvlJc w:val="left"/>
+      <w:pPr>
+        <w:tabs>
+          <w:tab w:val="num" w:pos="720"/>
+        </w:tabs>
+        <w:ind w:left="720" w:hanging="360"/>
+      </w:pPr>
+      <w:rPr>
+        <w:rFonts w:ascii="Symbol" w:hAnsi="Symbol" w:hint="default"/>
+        <w:sz w:val="20"/>
+      </w:rPr>
+    </w:lvl>
+    <w:lvl w:ilvl="1" w:tentative="1">
+      <w:start w:val="1"/>
+      <w:numFmt w:val="bullet"/>
+      <w:lvlText w:val="o"/>
+      <w:lvlJc w:val="left"/>
+      <w:pPr>
+        <w:tabs>
+          <w:tab w:val="num" w:pos="1440"/>
+        </w:tabs>
+        <w:ind w:left="1440" w:hanging="360"/>
+      </w:pPr>
+      <w:rPr>
+        <w:rFonts w:ascii="Courier New" w:hAnsi="Courier New" w:hint="default"/>
+        <w:sz w:val="20"/>
+      </w:rPr>
+    </w:lvl>
+    <w:lvl w:ilvl="2" w:tentative="1">
+      <w:start w:val="1"/>
+      <w:numFmt w:val="bullet"/>
+      <w:lvlText w:val=""/>
+      <w:lvlJc w:val="left"/>
+      <w:pPr>
+        <w:tabs>
+          <w:tab w:val="num" w:pos="2160"/>
+        </w:tabs>
+        <w:ind w:left="2160" w:hanging="360"/>
+      </w:pPr>
+      <w:rPr>
+        <w:rFonts w:ascii="Wingdings" w:hAnsi="Wingdings" w:hint="default"/>
+        <w:sz w:val="20"/>
+      </w:rPr>
+    </w:lvl>
+    <w:lvl w:ilvl="3" w:tentative="1">
+      <w:start w:val="1"/>
+      <w:numFmt w:val="bullet"/>
+      <w:lvlText w:val=""/>
+      <w:lvlJc w:val="left"/>
+      <w:pPr>
+        <w:tabs>
+          <w:tab w:val="num" w:pos="2880"/>
+        </w:tabs>
+        <w:ind w:left="2880" w:hanging="360"/>
+      </w:pPr>
+      <w:rPr>
+        <w:rFonts w:ascii="Wingdings" w:hAnsi="Wingdings" w:hint="default"/>
+        <w:sz w:val="20"/>
+      </w:rPr>
+    </w:lvl>
+    <w:lvl w:ilvl="4" w:tentative="1">
+      <w:start w:val="1"/>
+      <w:numFmt w:val="bullet"/>
+      <w:lvlText w:val=""/>
+      <w:lvlJc w:val="left"/>
+      <w:pPr>
+        <w:tabs>
+          <w:tab w:val="num" w:pos="3600"/>
+        </w:tabs>
+        <w:ind w:left="3600" w:hanging="360"/>
+      </w:pPr>
+      <w:rPr>
+        <w:rFonts w:ascii="Wingdings" w:hAnsi="Wingdings" w:hint="default"/>
+        <w:sz w:val="20"/>
+      </w:rPr>
+    </w:lvl>
+    <w:lvl w:ilvl="5" w:tentative="1">
+      <w:start w:val="1"/>
+      <w:numFmt w:val="bullet"/>
+      <w:lvlText w:val=""/>
+      <w:lvlJc w:val="left"/>
+      <w:pPr>
+        <w:tabs>
+          <w:tab w:val="num" w:pos="4320"/>
+        </w:tabs>
+        <w:ind w:left="4320" w:hanging="360"/>
+      </w:pPr>
+      <w:rPr>
+        <w:rFonts w:ascii="Wingdings" w:hAnsi="Wingdings" w:hint="default"/>
+        <w:sz w:val="20"/>
+      </w:rPr>
+    </w:lvl>
+    <w:lvl w:ilvl="6" w:tentative="1">
+      <w:start w:val="1"/>
+      <w:numFmt w:val="bullet"/>
+      <w:lvlText w:val=""/>
+      <w:lvlJc w:val="left"/>
+      <w:pPr>
+        <w:tabs>
+          <w:tab w:val="num" w:pos="5040"/>
+        </w:tabs>
+        <w:ind w:left="5040" w:hanging="360"/>
+      </w:pPr>
+      <w:rPr>
+        <w:rFonts w:ascii="Wingdings" w:hAnsi="Wingdings" w:hint="default"/>
+        <w:sz w:val="20"/>
+      </w:rPr>
+    </w:lvl>
+    <w:lvl w:ilvl="7" w:tentative="1">
+      <w:start w:val="1"/>
+      <w:numFmt w:val="bullet"/>
+      <w:lvlText w:val=""/>
+      <w:lvlJc w:val="left"/>
+      <w:pPr>
+        <w:tabs>
+          <w:tab w:val="num" w:pos="5760"/>
+        </w:tabs>
+        <w:ind w:left="5760" w:hanging="360"/>
+      </w:pPr>
+      <w:rPr>
+        <w:rFonts w:ascii="Wingdings" w:hAnsi="Wingdings" w:hint="default"/>
+        <w:sz w:val="20"/>
+      </w:rPr>
+    </w:lvl>
+    <w:lvl w:ilvl="8" w:tentative="1">
+      <w:start w:val="1"/>
+      <w:numFmt w:val="bullet"/>
+      <w:lvlText w:val=""/>
+      <w:lvlJc w:val="left"/>
+      <w:pPr>
+        <w:tabs>
+          <w:tab w:val="num" w:pos="6480"/>
+        </w:tabs>
+        <w:ind w:left="6480" w:hanging="360"/>
+      </w:pPr>
+      <w:rPr>
+        <w:rFonts w:ascii="Wingdings" w:hAnsi="Wingdings" w:hint="default"/>
+        <w:sz w:val="20"/>
+      </w:rPr>
+    </w:lvl>
+  </w:abstractNum>
+  <w:abstractNum w:abstractNumId="21" w15:restartNumberingAfterBreak="0">
+    <w:nsid w:val="5A7055B3"/>
+    <w:multiLevelType w:val="multilevel"/>
+    <w:tmpl w:val="EF4CC9EE"/>
+    <w:lvl w:ilvl="0">
+      <w:start w:val="1"/>
+      <w:numFmt w:val="bullet"/>
+      <w:lvlText w:val=""/>
+      <w:lvlJc w:val="left"/>
+      <w:pPr>
+        <w:tabs>
+          <w:tab w:val="num" w:pos="720"/>
+        </w:tabs>
+        <w:ind w:left="720" w:hanging="360"/>
+      </w:pPr>
+      <w:rPr>
+        <w:rFonts w:ascii="Symbol" w:hAnsi="Symbol" w:hint="default"/>
+        <w:sz w:val="20"/>
+      </w:rPr>
+    </w:lvl>
+    <w:lvl w:ilvl="1" w:tentative="1">
+      <w:start w:val="1"/>
+      <w:numFmt w:val="bullet"/>
+      <w:lvlText w:val="o"/>
+      <w:lvlJc w:val="left"/>
+      <w:pPr>
+        <w:tabs>
+          <w:tab w:val="num" w:pos="1440"/>
+        </w:tabs>
+        <w:ind w:left="1440" w:hanging="360"/>
+      </w:pPr>
+      <w:rPr>
+        <w:rFonts w:ascii="Courier New" w:hAnsi="Courier New" w:hint="default"/>
+        <w:sz w:val="20"/>
+      </w:rPr>
+    </w:lvl>
+    <w:lvl w:ilvl="2" w:tentative="1">
+      <w:start w:val="1"/>
+      <w:numFmt w:val="bullet"/>
+      <w:lvlText w:val=""/>
+      <w:lvlJc w:val="left"/>
+      <w:pPr>
+        <w:tabs>
+          <w:tab w:val="num" w:pos="2160"/>
+        </w:tabs>
+        <w:ind w:left="2160" w:hanging="360"/>
+      </w:pPr>
+      <w:rPr>
+        <w:rFonts w:ascii="Wingdings" w:hAnsi="Wingdings" w:hint="default"/>
+        <w:sz w:val="20"/>
+      </w:rPr>
+    </w:lvl>
+    <w:lvl w:ilvl="3" w:tentative="1">
+      <w:start w:val="1"/>
+      <w:numFmt w:val="bullet"/>
+      <w:lvlText w:val=""/>
+      <w:lvlJc w:val="left"/>
+      <w:pPr>
+        <w:tabs>
+          <w:tab w:val="num" w:pos="2880"/>
+        </w:tabs>
+        <w:ind w:left="2880" w:hanging="360"/>
+      </w:pPr>
+      <w:rPr>
+        <w:rFonts w:ascii="Wingdings" w:hAnsi="Wingdings" w:hint="default"/>
+        <w:sz w:val="20"/>
+      </w:rPr>
+    </w:lvl>
+    <w:lvl w:ilvl="4" w:tentative="1">
+      <w:start w:val="1"/>
+      <w:numFmt w:val="bullet"/>
+      <w:lvlText w:val=""/>
+      <w:lvlJc w:val="left"/>
+      <w:pPr>
+        <w:tabs>
+          <w:tab w:val="num" w:pos="3600"/>
+        </w:tabs>
+        <w:ind w:left="3600" w:hanging="360"/>
+      </w:pPr>
+      <w:rPr>
+        <w:rFonts w:ascii="Wingdings" w:hAnsi="Wingdings" w:hint="default"/>
+        <w:sz w:val="20"/>
+      </w:rPr>
+    </w:lvl>
+    <w:lvl w:ilvl="5" w:tentative="1">
+      <w:start w:val="1"/>
+      <w:numFmt w:val="bullet"/>
+      <w:lvlText w:val=""/>
+      <w:lvlJc w:val="left"/>
+      <w:pPr>
+        <w:tabs>
+          <w:tab w:val="num" w:pos="4320"/>
+        </w:tabs>
+        <w:ind w:left="4320" w:hanging="360"/>
+      </w:pPr>
+      <w:rPr>
+        <w:rFonts w:ascii="Wingdings" w:hAnsi="Wingdings" w:hint="default"/>
+        <w:sz w:val="20"/>
+      </w:rPr>
+    </w:lvl>
+    <w:lvl w:ilvl="6" w:tentative="1">
+      <w:start w:val="1"/>
+      <w:numFmt w:val="bullet"/>
+      <w:lvlText w:val=""/>
+      <w:lvlJc w:val="left"/>
+      <w:pPr>
+        <w:tabs>
+          <w:tab w:val="num" w:pos="5040"/>
+        </w:tabs>
+        <w:ind w:left="5040" w:hanging="360"/>
+      </w:pPr>
+      <w:rPr>
+        <w:rFonts w:ascii="Wingdings" w:hAnsi="Wingdings" w:hint="default"/>
+        <w:sz w:val="20"/>
+      </w:rPr>
+    </w:lvl>
+    <w:lvl w:ilvl="7" w:tentative="1">
+      <w:start w:val="1"/>
+      <w:numFmt w:val="bullet"/>
+      <w:lvlText w:val=""/>
+      <w:lvlJc w:val="left"/>
+      <w:pPr>
+        <w:tabs>
+          <w:tab w:val="num" w:pos="5760"/>
+        </w:tabs>
+        <w:ind w:left="5760" w:hanging="360"/>
+      </w:pPr>
+      <w:rPr>
+        <w:rFonts w:ascii="Wingdings" w:hAnsi="Wingdings" w:hint="default"/>
+        <w:sz w:val="20"/>
+      </w:rPr>
+    </w:lvl>
+    <w:lvl w:ilvl="8" w:tentative="1">
+      <w:start w:val="1"/>
+      <w:numFmt w:val="bullet"/>
+      <w:lvlText w:val=""/>
+      <w:lvlJc w:val="left"/>
+      <w:pPr>
+        <w:tabs>
+          <w:tab w:val="num" w:pos="6480"/>
+        </w:tabs>
+        <w:ind w:left="6480" w:hanging="360"/>
+      </w:pPr>
+      <w:rPr>
+        <w:rFonts w:ascii="Wingdings" w:hAnsi="Wingdings" w:hint="default"/>
+        <w:sz w:val="20"/>
+      </w:rPr>
+    </w:lvl>
+  </w:abstractNum>
+  <w:abstractNum w:abstractNumId="22" w15:restartNumberingAfterBreak="0">
     <w:nsid w:val="5EB57FBA"/>
     <w:multiLevelType w:val="multilevel"/>
     <w:tmpl w:val="20688244"/>
@@ -3248,7 +9019,7 @@
       </w:pPr>
     </w:lvl>
   </w:abstractNum>
-  <w:abstractNum w:abstractNumId="12" w15:restartNumberingAfterBreak="0">
+  <w:abstractNum w:abstractNumId="23" w15:restartNumberingAfterBreak="0">
     <w:nsid w:val="641D7DCC"/>
     <w:multiLevelType w:val="hybridMultilevel"/>
     <w:tmpl w:val="38AED3A2"/>
@@ -3337,7 +9108,7 @@
       </w:pPr>
     </w:lvl>
   </w:abstractNum>
-  <w:abstractNum w:abstractNumId="13" w15:restartNumberingAfterBreak="0">
+  <w:abstractNum w:abstractNumId="24" w15:restartNumberingAfterBreak="0">
     <w:nsid w:val="6707321B"/>
     <w:multiLevelType w:val="hybridMultilevel"/>
     <w:tmpl w:val="57E68284"/>
@@ -3426,7 +9197,305 @@
       </w:pPr>
     </w:lvl>
   </w:abstractNum>
-  <w:abstractNum w:abstractNumId="14" w15:restartNumberingAfterBreak="0">
+  <w:abstractNum w:abstractNumId="25" w15:restartNumberingAfterBreak="0">
+    <w:nsid w:val="726F6092"/>
+    <w:multiLevelType w:val="multilevel"/>
+    <w:tmpl w:val="3BAC7F42"/>
+    <w:lvl w:ilvl="0">
+      <w:start w:val="1"/>
+      <w:numFmt w:val="bullet"/>
+      <w:lvlText w:val=""/>
+      <w:lvlJc w:val="left"/>
+      <w:pPr>
+        <w:tabs>
+          <w:tab w:val="num" w:pos="720"/>
+        </w:tabs>
+        <w:ind w:left="720" w:hanging="360"/>
+      </w:pPr>
+      <w:rPr>
+        <w:rFonts w:ascii="Symbol" w:hAnsi="Symbol" w:hint="default"/>
+        <w:sz w:val="20"/>
+      </w:rPr>
+    </w:lvl>
+    <w:lvl w:ilvl="1" w:tentative="1">
+      <w:start w:val="1"/>
+      <w:numFmt w:val="bullet"/>
+      <w:lvlText w:val="o"/>
+      <w:lvlJc w:val="left"/>
+      <w:pPr>
+        <w:tabs>
+          <w:tab w:val="num" w:pos="1440"/>
+        </w:tabs>
+        <w:ind w:left="1440" w:hanging="360"/>
+      </w:pPr>
+      <w:rPr>
+        <w:rFonts w:ascii="Courier New" w:hAnsi="Courier New" w:hint="default"/>
+        <w:sz w:val="20"/>
+      </w:rPr>
+    </w:lvl>
+    <w:lvl w:ilvl="2" w:tentative="1">
+      <w:start w:val="1"/>
+      <w:numFmt w:val="bullet"/>
+      <w:lvlText w:val=""/>
+      <w:lvlJc w:val="left"/>
+      <w:pPr>
+        <w:tabs>
+          <w:tab w:val="num" w:pos="2160"/>
+        </w:tabs>
+        <w:ind w:left="2160" w:hanging="360"/>
+      </w:pPr>
+      <w:rPr>
+        <w:rFonts w:ascii="Wingdings" w:hAnsi="Wingdings" w:hint="default"/>
+        <w:sz w:val="20"/>
+      </w:rPr>
+    </w:lvl>
+    <w:lvl w:ilvl="3" w:tentative="1">
+      <w:start w:val="1"/>
+      <w:numFmt w:val="bullet"/>
+      <w:lvlText w:val=""/>
+      <w:lvlJc w:val="left"/>
+      <w:pPr>
+        <w:tabs>
+          <w:tab w:val="num" w:pos="2880"/>
+        </w:tabs>
+        <w:ind w:left="2880" w:hanging="360"/>
+      </w:pPr>
+      <w:rPr>
+        <w:rFonts w:ascii="Wingdings" w:hAnsi="Wingdings" w:hint="default"/>
+        <w:sz w:val="20"/>
+      </w:rPr>
+    </w:lvl>
+    <w:lvl w:ilvl="4" w:tentative="1">
+      <w:start w:val="1"/>
+      <w:numFmt w:val="bullet"/>
+      <w:lvlText w:val=""/>
+      <w:lvlJc w:val="left"/>
+      <w:pPr>
+        <w:tabs>
+          <w:tab w:val="num" w:pos="3600"/>
+        </w:tabs>
+        <w:ind w:left="3600" w:hanging="360"/>
+      </w:pPr>
+      <w:rPr>
+        <w:rFonts w:ascii="Wingdings" w:hAnsi="Wingdings" w:hint="default"/>
+        <w:sz w:val="20"/>
+      </w:rPr>
+    </w:lvl>
+    <w:lvl w:ilvl="5" w:tentative="1">
+      <w:start w:val="1"/>
+      <w:numFmt w:val="bullet"/>
+      <w:lvlText w:val=""/>
+      <w:lvlJc w:val="left"/>
+      <w:pPr>
+        <w:tabs>
+          <w:tab w:val="num" w:pos="4320"/>
+        </w:tabs>
+        <w:ind w:left="4320" w:hanging="360"/>
+      </w:pPr>
+      <w:rPr>
+        <w:rFonts w:ascii="Wingdings" w:hAnsi="Wingdings" w:hint="default"/>
+        <w:sz w:val="20"/>
+      </w:rPr>
+    </w:lvl>
+    <w:lvl w:ilvl="6" w:tentative="1">
+      <w:start w:val="1"/>
+      <w:numFmt w:val="bullet"/>
+      <w:lvlText w:val=""/>
+      <w:lvlJc w:val="left"/>
+      <w:pPr>
+        <w:tabs>
+          <w:tab w:val="num" w:pos="5040"/>
+        </w:tabs>
+        <w:ind w:left="5040" w:hanging="360"/>
+      </w:pPr>
+      <w:rPr>
+        <w:rFonts w:ascii="Wingdings" w:hAnsi="Wingdings" w:hint="default"/>
+        <w:sz w:val="20"/>
+      </w:rPr>
+    </w:lvl>
+    <w:lvl w:ilvl="7" w:tentative="1">
+      <w:start w:val="1"/>
+      <w:numFmt w:val="bullet"/>
+      <w:lvlText w:val=""/>
+      <w:lvlJc w:val="left"/>
+      <w:pPr>
+        <w:tabs>
+          <w:tab w:val="num" w:pos="5760"/>
+        </w:tabs>
+        <w:ind w:left="5760" w:hanging="360"/>
+      </w:pPr>
+      <w:rPr>
+        <w:rFonts w:ascii="Wingdings" w:hAnsi="Wingdings" w:hint="default"/>
+        <w:sz w:val="20"/>
+      </w:rPr>
+    </w:lvl>
+    <w:lvl w:ilvl="8" w:tentative="1">
+      <w:start w:val="1"/>
+      <w:numFmt w:val="bullet"/>
+      <w:lvlText w:val=""/>
+      <w:lvlJc w:val="left"/>
+      <w:pPr>
+        <w:tabs>
+          <w:tab w:val="num" w:pos="6480"/>
+        </w:tabs>
+        <w:ind w:left="6480" w:hanging="360"/>
+      </w:pPr>
+      <w:rPr>
+        <w:rFonts w:ascii="Wingdings" w:hAnsi="Wingdings" w:hint="default"/>
+        <w:sz w:val="20"/>
+      </w:rPr>
+    </w:lvl>
+  </w:abstractNum>
+  <w:abstractNum w:abstractNumId="26" w15:restartNumberingAfterBreak="0">
+    <w:nsid w:val="73FC5032"/>
+    <w:multiLevelType w:val="multilevel"/>
+    <w:tmpl w:val="BDE6A0CE"/>
+    <w:lvl w:ilvl="0">
+      <w:start w:val="1"/>
+      <w:numFmt w:val="bullet"/>
+      <w:lvlText w:val=""/>
+      <w:lvlJc w:val="left"/>
+      <w:pPr>
+        <w:tabs>
+          <w:tab w:val="num" w:pos="720"/>
+        </w:tabs>
+        <w:ind w:left="720" w:hanging="360"/>
+      </w:pPr>
+      <w:rPr>
+        <w:rFonts w:ascii="Symbol" w:hAnsi="Symbol" w:hint="default"/>
+        <w:sz w:val="20"/>
+      </w:rPr>
+    </w:lvl>
+    <w:lvl w:ilvl="1" w:tentative="1">
+      <w:start w:val="1"/>
+      <w:numFmt w:val="bullet"/>
+      <w:lvlText w:val="o"/>
+      <w:lvlJc w:val="left"/>
+      <w:pPr>
+        <w:tabs>
+          <w:tab w:val="num" w:pos="1440"/>
+        </w:tabs>
+        <w:ind w:left="1440" w:hanging="360"/>
+      </w:pPr>
+      <w:rPr>
+        <w:rFonts w:ascii="Courier New" w:hAnsi="Courier New" w:hint="default"/>
+        <w:sz w:val="20"/>
+      </w:rPr>
+    </w:lvl>
+    <w:lvl w:ilvl="2" w:tentative="1">
+      <w:start w:val="1"/>
+      <w:numFmt w:val="bullet"/>
+      <w:lvlText w:val=""/>
+      <w:lvlJc w:val="left"/>
+      <w:pPr>
+        <w:tabs>
+          <w:tab w:val="num" w:pos="2160"/>
+        </w:tabs>
+        <w:ind w:left="2160" w:hanging="360"/>
+      </w:pPr>
+      <w:rPr>
+        <w:rFonts w:ascii="Wingdings" w:hAnsi="Wingdings" w:hint="default"/>
+        <w:sz w:val="20"/>
+      </w:rPr>
+    </w:lvl>
+    <w:lvl w:ilvl="3" w:tentative="1">
+      <w:start w:val="1"/>
+      <w:numFmt w:val="bullet"/>
+      <w:lvlText w:val=""/>
+      <w:lvlJc w:val="left"/>
+      <w:pPr>
+        <w:tabs>
+          <w:tab w:val="num" w:pos="2880"/>
+        </w:tabs>
+        <w:ind w:left="2880" w:hanging="360"/>
+      </w:pPr>
+      <w:rPr>
+        <w:rFonts w:ascii="Wingdings" w:hAnsi="Wingdings" w:hint="default"/>
+        <w:sz w:val="20"/>
+      </w:rPr>
+    </w:lvl>
+    <w:lvl w:ilvl="4" w:tentative="1">
+      <w:start w:val="1"/>
+      <w:numFmt w:val="bullet"/>
+      <w:lvlText w:val=""/>
+      <w:lvlJc w:val="left"/>
+      <w:pPr>
+        <w:tabs>
+          <w:tab w:val="num" w:pos="3600"/>
+        </w:tabs>
+        <w:ind w:left="3600" w:hanging="360"/>
+      </w:pPr>
+      <w:rPr>
+        <w:rFonts w:ascii="Wingdings" w:hAnsi="Wingdings" w:hint="default"/>
+        <w:sz w:val="20"/>
+      </w:rPr>
+    </w:lvl>
+    <w:lvl w:ilvl="5" w:tentative="1">
+      <w:start w:val="1"/>
+      <w:numFmt w:val="bullet"/>
+      <w:lvlText w:val=""/>
+      <w:lvlJc w:val="left"/>
+      <w:pPr>
+        <w:tabs>
+          <w:tab w:val="num" w:pos="4320"/>
+        </w:tabs>
+        <w:ind w:left="4320" w:hanging="360"/>
+      </w:pPr>
+      <w:rPr>
+        <w:rFonts w:ascii="Wingdings" w:hAnsi="Wingdings" w:hint="default"/>
+        <w:sz w:val="20"/>
+      </w:rPr>
+    </w:lvl>
+    <w:lvl w:ilvl="6" w:tentative="1">
+      <w:start w:val="1"/>
+      <w:numFmt w:val="bullet"/>
+      <w:lvlText w:val=""/>
+      <w:lvlJc w:val="left"/>
+      <w:pPr>
+        <w:tabs>
+          <w:tab w:val="num" w:pos="5040"/>
+        </w:tabs>
+        <w:ind w:left="5040" w:hanging="360"/>
+      </w:pPr>
+      <w:rPr>
+        <w:rFonts w:ascii="Wingdings" w:hAnsi="Wingdings" w:hint="default"/>
+        <w:sz w:val="20"/>
+      </w:rPr>
+    </w:lvl>
+    <w:lvl w:ilvl="7" w:tentative="1">
+      <w:start w:val="1"/>
+      <w:numFmt w:val="bullet"/>
+      <w:lvlText w:val=""/>
+      <w:lvlJc w:val="left"/>
+      <w:pPr>
+        <w:tabs>
+          <w:tab w:val="num" w:pos="5760"/>
+        </w:tabs>
+        <w:ind w:left="5760" w:hanging="360"/>
+      </w:pPr>
+      <w:rPr>
+        <w:rFonts w:ascii="Wingdings" w:hAnsi="Wingdings" w:hint="default"/>
+        <w:sz w:val="20"/>
+      </w:rPr>
+    </w:lvl>
+    <w:lvl w:ilvl="8" w:tentative="1">
+      <w:start w:val="1"/>
+      <w:numFmt w:val="bullet"/>
+      <w:lvlText w:val=""/>
+      <w:lvlJc w:val="left"/>
+      <w:pPr>
+        <w:tabs>
+          <w:tab w:val="num" w:pos="6480"/>
+        </w:tabs>
+        <w:ind w:left="6480" w:hanging="360"/>
+      </w:pPr>
+      <w:rPr>
+        <w:rFonts w:ascii="Wingdings" w:hAnsi="Wingdings" w:hint="default"/>
+        <w:sz w:val="20"/>
+      </w:rPr>
+    </w:lvl>
+  </w:abstractNum>
+  <w:abstractNum w:abstractNumId="27" w15:restartNumberingAfterBreak="0">
     <w:nsid w:val="788B4D28"/>
     <w:multiLevelType w:val="hybridMultilevel"/>
     <w:tmpl w:val="61BCE392"/>
@@ -3512,56 +9581,95 @@
       </w:pPr>
     </w:lvl>
   </w:abstractNum>
-  <w:num w:numId="1">
+  <w:num w:numId="1" w16cid:durableId="930433851">
+    <w:abstractNumId w:val="16"/>
+  </w:num>
+  <w:num w:numId="2" w16cid:durableId="893585637">
+    <w:abstractNumId w:val="15"/>
+  </w:num>
+  <w:num w:numId="3" w16cid:durableId="1590851743">
+    <w:abstractNumId w:val="23"/>
+  </w:num>
+  <w:num w:numId="4" w16cid:durableId="1601644272">
+    <w:abstractNumId w:val="19"/>
+  </w:num>
+  <w:num w:numId="5" w16cid:durableId="234780866">
+    <w:abstractNumId w:val="10"/>
+  </w:num>
+  <w:num w:numId="6" w16cid:durableId="1404336371">
+    <w:abstractNumId w:val="22"/>
+  </w:num>
+  <w:num w:numId="7" w16cid:durableId="1018703693">
+    <w:abstractNumId w:val="2"/>
+  </w:num>
+  <w:num w:numId="8" w16cid:durableId="130946360">
+    <w:abstractNumId w:val="12"/>
+  </w:num>
+  <w:num w:numId="9" w16cid:durableId="296759630">
+    <w:abstractNumId w:val="8"/>
+  </w:num>
+  <w:num w:numId="10" w16cid:durableId="1798916855">
+    <w:abstractNumId w:val="24"/>
+  </w:num>
+  <w:num w:numId="11" w16cid:durableId="1412123617">
+    <w:abstractNumId w:val="13"/>
+  </w:num>
+  <w:num w:numId="12" w16cid:durableId="821893213">
+    <w:abstractNumId w:val="0"/>
+  </w:num>
+  <w:num w:numId="13" w16cid:durableId="1578442763">
+    <w:abstractNumId w:val="27"/>
+  </w:num>
+  <w:num w:numId="14" w16cid:durableId="1038624101">
+    <w:abstractNumId w:val="14"/>
+  </w:num>
+  <w:num w:numId="15" w16cid:durableId="423845880">
+    <w:abstractNumId w:val="4"/>
+  </w:num>
+  <w:num w:numId="16" w16cid:durableId="290939079">
+    <w:abstractNumId w:val="17"/>
+  </w:num>
+  <w:num w:numId="17" w16cid:durableId="958412771">
+    <w:abstractNumId w:val="25"/>
+  </w:num>
+  <w:num w:numId="18" w16cid:durableId="2008901190">
+    <w:abstractNumId w:val="11"/>
+  </w:num>
+  <w:num w:numId="19" w16cid:durableId="1347092743">
+    <w:abstractNumId w:val="26"/>
+  </w:num>
+  <w:num w:numId="20" w16cid:durableId="2080056251">
+    <w:abstractNumId w:val="1"/>
+  </w:num>
+  <w:num w:numId="21" w16cid:durableId="633171166">
+    <w:abstractNumId w:val="21"/>
+  </w:num>
+  <w:num w:numId="22" w16cid:durableId="1409842778">
+    <w:abstractNumId w:val="18"/>
+  </w:num>
+  <w:num w:numId="23" w16cid:durableId="1251819020">
+    <w:abstractNumId w:val="7"/>
+  </w:num>
+  <w:num w:numId="24" w16cid:durableId="1228761320">
+    <w:abstractNumId w:val="6"/>
+  </w:num>
+  <w:num w:numId="25" w16cid:durableId="1211966171">
+    <w:abstractNumId w:val="5"/>
+  </w:num>
+  <w:num w:numId="26" w16cid:durableId="654527252">
+    <w:abstractNumId w:val="20"/>
+  </w:num>
+  <w:num w:numId="27" w16cid:durableId="592973120">
     <w:abstractNumId w:val="9"/>
   </w:num>
-  <w:num w:numId="2">
-    <w:abstractNumId w:val="8"/>
-  </w:num>
-  <w:num w:numId="3">
-    <w:abstractNumId w:val="12"/>
-  </w:num>
-  <w:num w:numId="4">
-    <w:abstractNumId w:val="10"/>
-  </w:num>
-  <w:num w:numId="5">
-    <w:abstractNumId w:val="4"/>
-  </w:num>
-  <w:num w:numId="6">
-    <w:abstractNumId w:val="11"/>
-  </w:num>
-  <w:num w:numId="7">
-    <w:abstractNumId w:val="1"/>
-  </w:num>
-  <w:num w:numId="8">
-    <w:abstractNumId w:val="5"/>
-  </w:num>
-  <w:num w:numId="9">
+  <w:num w:numId="28" w16cid:durableId="930042254">
     <w:abstractNumId w:val="3"/>
-  </w:num>
-  <w:num w:numId="10">
-    <w:abstractNumId w:val="13"/>
-  </w:num>
-  <w:num w:numId="11">
-    <w:abstractNumId w:val="6"/>
-  </w:num>
-  <w:num w:numId="12">
-    <w:abstractNumId w:val="0"/>
-  </w:num>
-  <w:num w:numId="13">
-    <w:abstractNumId w:val="14"/>
-  </w:num>
-  <w:num w:numId="14">
-    <w:abstractNumId w:val="7"/>
-  </w:num>
-  <w:num w:numId="15">
-    <w:abstractNumId w:val="2"/>
   </w:num>
 </w:numbering>
 </file>
 
 <file path=word/styles.xml><?xml version="1.0" encoding="utf-8"?>
-<w:styles xmlns:mc="http://schemas.openxmlformats.org/markup-compatibility/2006" xmlns:r="http://schemas.openxmlformats.org/officeDocument/2006/relationships" xmlns:w="http://schemas.openxmlformats.org/wordprocessingml/2006/main" xmlns:w14="http://schemas.microsoft.com/office/word/2010/wordml" xmlns:w15="http://schemas.microsoft.com/office/word/2012/wordml" xmlns:w16cex="http://schemas.microsoft.com/office/word/2018/wordml/cex" xmlns:w16cid="http://schemas.microsoft.com/office/word/2016/wordml/cid" xmlns:w16="http://schemas.microsoft.com/office/word/2018/wordml" xmlns:w16se="http://schemas.microsoft.com/office/word/2015/wordml/symex" mc:Ignorable="w14 w15 w16se w16cid w16 w16cex">
+<w:styles xmlns:mc="http://schemas.openxmlformats.org/markup-compatibility/2006" xmlns:r="http://schemas.openxmlformats.org/officeDocument/2006/relationships" xmlns:w="http://schemas.openxmlformats.org/wordprocessingml/2006/main" xmlns:w14="http://schemas.microsoft.com/office/word/2010/wordml" xmlns:w15="http://schemas.microsoft.com/office/word/2012/wordml" xmlns:w16cex="http://schemas.microsoft.com/office/word/2018/wordml/cex" xmlns:w16cid="http://schemas.microsoft.com/office/word/2016/wordml/cid" xmlns:w16="http://schemas.microsoft.com/office/word/2018/wordml" xmlns:w16du="http://schemas.microsoft.com/office/word/2023/wordml/word16du" xmlns:w16sdtdh="http://schemas.microsoft.com/office/word/2020/wordml/sdtdatahash" xmlns:w16sdtfl="http://schemas.microsoft.com/office/word/2024/wordml/sdtformatlock" xmlns:w16se="http://schemas.microsoft.com/office/word/2015/wordml/symex" mc:Ignorable="w14 w15 w16se w16cid w16 w16cex w16sdtdh w16sdtfl w16du">
   <w:docDefaults>
     <w:rPrDefault>
       <w:rPr>
